--- a/graduate-research-handbook/downloads/complete-book.docx
+++ b/graduate-research-handbook/downloads/complete-book.docx
@@ -30535,6 +30535,2520 @@
       </w:pPr>
       <w:r>
         <w:t>——《从读研到做研究》全书初稿完</w:t>
+      </w:r>
+    </w:p>
+    <w:p/>
+    <w:p>
+      <w:pPr>
+        <w:pStyle w:val="Heading1"/>
+      </w:pPr>
+      <w:r>
+        <w:t>附录A　从研究问题到学位论文：完整的科研实践路线</w:t>
+      </w:r>
+    </w:p>
+    <w:p>
+      <w:pPr>
+        <w:jc w:val="both"/>
+      </w:pPr>
+      <w:r>
+        <w:t>本附录不设定所有学科都必须遵守的唯一工作流，而是提供一套可调整、可复核的训练路径。使用前必须明确自己正在开展的研究类型、资料权限及所在单位的正式培养要求。实验、计算、人文与社会科学研究可保留共同的证据逻辑，同时采用不同的专业方法。</w:t>
+      </w:r>
+    </w:p>
+    <w:p>
+      <w:pPr>
+        <w:pStyle w:val="Heading2"/>
+      </w:pPr>
+      <w:r>
+        <w:t>A.1 问题识别</w:t>
+      </w:r>
+    </w:p>
+    <w:p>
+      <w:pPr>
+        <w:jc w:val="both"/>
+      </w:pPr>
+      <w:r>
+        <w:t>从实际问题或证据冲突出发，写出研究对象、现有认识与最重要的不确定性。不要把使用某个先进工具本身当作研究贡献。 研究者应同时讨论当前方案能够支持哪些推断，以及哪些结果仍需额外证据。对于首次参与研究的学生，可以先在公开教学材料上练习流程，再逐步承担具有实际安全和伦理要求的工作。</w:t>
+      </w:r>
+    </w:p>
+    <w:p>
+      <w:pPr>
+        <w:jc w:val="both"/>
+      </w:pPr>
+      <w:r>
+        <w:t>**本阶段交付：**一页研究问题卡；两至五项直接文献；仍需查证的事实清单。 合作时标注负责人、核查日期和必要的正式来源。不能以研究成果的外观代替内容审查。</w:t>
+      </w:r>
+    </w:p>
+    <w:p>
+      <w:pPr>
+        <w:pStyle w:val="Heading2"/>
+      </w:pPr>
+      <w:r>
+        <w:t>A.2 初步检索</w:t>
+      </w:r>
+    </w:p>
+    <w:p>
+      <w:pPr>
+        <w:jc w:val="both"/>
+      </w:pPr>
+      <w:r>
+        <w:t>拆分概念，选择学科适用的数据库；保存检索日期、完整表达式、筛选依据和来源版本。检查重要论文是否已经有更正或后续独立验证。 研究者应同时讨论当前方案能够支持哪些推断，以及哪些结果仍需额外证据。对于首次参与研究的学生，可以先在公开教学材料上练习流程，再逐步承担具有实际安全和伦理要求的工作。</w:t>
+      </w:r>
+    </w:p>
+    <w:p>
+      <w:pPr>
+        <w:jc w:val="both"/>
+      </w:pPr>
+      <w:r>
+        <w:t>**本阶段交付：**可重复的检索日志、文献证据矩阵与核心术语表。 合作时标注负责人、核查日期和必要的正式来源。不能以研究成果的外观代替内容审查。</w:t>
+      </w:r>
+    </w:p>
+    <w:p>
+      <w:pPr>
+        <w:pStyle w:val="Heading2"/>
+      </w:pPr>
+      <w:r>
+        <w:t>A.3 设计与授权</w:t>
+      </w:r>
+    </w:p>
+    <w:p>
+      <w:pPr>
+        <w:jc w:val="both"/>
+      </w:pPr>
+      <w:r>
+        <w:t>确定样本单位、对照或比较策略、主要测量、可能的偏倚与资源条件。需要伦理审批或数据许可的工作，在取得必要权限前不得正式开展。 研究者应同时讨论当前方案能够支持哪些推断，以及哪些结果仍需额外证据。对于首次参与研究的学生，可以先在公开教学材料上练习流程，再逐步承担具有实际安全和伦理要求的工作。</w:t>
+      </w:r>
+    </w:p>
+    <w:p>
+      <w:pPr>
+        <w:jc w:val="both"/>
+      </w:pPr>
+      <w:r>
+        <w:t>**本阶段交付：**研究设计书、变量字典、伦理与安全清单、风险备选计划。 合作时标注负责人、核查日期和必要的正式来源。不能以研究成果的外观代替内容审查。</w:t>
+      </w:r>
+    </w:p>
+    <w:p>
+      <w:pPr>
+        <w:pStyle w:val="Heading2"/>
+      </w:pPr>
+      <w:r>
+        <w:t>A.4 预实验与质量检查</w:t>
+      </w:r>
+    </w:p>
+    <w:p>
+      <w:pPr>
+        <w:jc w:val="both"/>
+      </w:pPr>
+      <w:r>
+        <w:t>用必要的预实验或公开教学数据确认关键测量和分析流程能否实现；记录不稳定因素，不以积极结果为唯一的可行性标准。 研究者应同时讨论当前方案能够支持哪些推断，以及哪些结果仍需额外证据。对于首次参与研究的学生，可以先在公开教学材料上练习流程，再逐步承担具有实际安全和伦理要求的工作。</w:t>
+      </w:r>
+    </w:p>
+    <w:p>
+      <w:pPr>
+        <w:jc w:val="both"/>
+      </w:pPr>
+      <w:r>
+        <w:t>**本阶段交付：**预实验记录、质控条件和正式实施前检查表。 合作时标注负责人、核查日期和必要的正式来源。不能以研究成果的外观代替内容审查。</w:t>
+      </w:r>
+    </w:p>
+    <w:p>
+      <w:pPr>
+        <w:pStyle w:val="Heading2"/>
+      </w:pPr>
+      <w:r>
+        <w:t>A.5 数据与实验实施</w:t>
+      </w:r>
+    </w:p>
+    <w:p>
+      <w:pPr>
+        <w:jc w:val="both"/>
+      </w:pPr>
+      <w:r>
+        <w:t>保留原始记录和操作时间线，清楚区分实验单位、技术重复、受试者与多次测量。重要偏离按规定记录，不因结果不符合预期而自行删除。 研究者应同时讨论当前方案能够支持哪些推断，以及哪些结果仍需额外证据。对于首次参与研究的学生，可以先在公开教学材料上练习流程，再逐步承担具有实际安全和伦理要求的工作。</w:t>
+      </w:r>
+    </w:p>
+    <w:p>
+      <w:pPr>
+        <w:jc w:val="both"/>
+      </w:pPr>
+      <w:r>
+        <w:t>**本阶段交付：**可追溯的原始资料、操作日志和样本流程图。 合作时标注负责人、核查日期和必要的正式来源。不能以研究成果的外观代替内容审查。</w:t>
+      </w:r>
+    </w:p>
+    <w:p>
+      <w:pPr>
+        <w:pStyle w:val="Heading2"/>
+      </w:pPr>
+      <w:r>
+        <w:t>A.6 数据处理与分析</w:t>
+      </w:r>
+    </w:p>
+    <w:p>
+      <w:pPr>
+        <w:jc w:val="both"/>
+      </w:pPr>
+      <w:r>
+        <w:t>依据研究问题选择分析方法，检查变量类型、缺失、批次和模型假设；训练、调参与独立评价之间保持合理分离。 研究者应同时讨论当前方案能够支持哪些推断，以及哪些结果仍需额外证据。对于首次参与研究的学生，可以先在公开教学材料上练习流程，再逐步承担具有实际安全和伦理要求的工作。</w:t>
+      </w:r>
+    </w:p>
+    <w:p>
+      <w:pPr>
+        <w:jc w:val="both"/>
+      </w:pPr>
+      <w:r>
+        <w:t>**本阶段交付：**完整脚本、统计分析计划、主要估计及质量报告。 合作时标注负责人、核查日期和必要的正式来源。不能以研究成果的外观代替内容审查。</w:t>
+      </w:r>
+    </w:p>
+    <w:p>
+      <w:pPr>
+        <w:pStyle w:val="Heading2"/>
+      </w:pPr>
+      <w:r>
+        <w:t>A.7 可靠性与验证</w:t>
+      </w:r>
+    </w:p>
+    <w:p>
+      <w:pPr>
+        <w:jc w:val="both"/>
+      </w:pPr>
+      <w:r>
+        <w:t>对预先明确的主要结果报告效应大小与不确定性，开展必要的敏感性检查，适当情况下使用真正独立的数据或定向实验。 研究者应同时讨论当前方案能够支持哪些推断，以及哪些结果仍需额外证据。对于首次参与研究的学生，可以先在公开教学材料上练习流程，再逐步承担具有实际安全和伦理要求的工作。</w:t>
+      </w:r>
+    </w:p>
+    <w:p>
+      <w:pPr>
+        <w:jc w:val="both"/>
+      </w:pPr>
+      <w:r>
+        <w:t>**本阶段交付：**证据—检查—局限对照表和验证记录。 合作时标注负责人、核查日期和必要的正式来源。不能以研究成果的外观代替内容审查。</w:t>
+      </w:r>
+    </w:p>
+    <w:p>
+      <w:pPr>
+        <w:pStyle w:val="Heading2"/>
+      </w:pPr>
+      <w:r>
+        <w:t>A.8 论文写作与修改</w:t>
+      </w:r>
+    </w:p>
+    <w:p>
+      <w:pPr>
+        <w:jc w:val="both"/>
+      </w:pPr>
+      <w:r>
+        <w:t>将研究问题与直接证据一一对应，Methods忠实反映执行过程，Results报告主要观察，Discussion再讨论解释、意义和限制。 研究者应同时讨论当前方案能够支持哪些推断，以及哪些结果仍需额外证据。对于首次参与研究的学生，可以先在公开教学材料上练习流程，再逐步承担具有实际安全和伦理要求的工作。</w:t>
+      </w:r>
+    </w:p>
+    <w:p>
+      <w:pPr>
+        <w:jc w:val="both"/>
+      </w:pPr>
+      <w:r>
+        <w:t>**本阶段交付：**论文初稿、图表与图注、方法一致性核查表。 合作时标注负责人、核查日期和必要的正式来源。不能以研究成果的外观代替内容审查。</w:t>
+      </w:r>
+    </w:p>
+    <w:p>
+      <w:pPr>
+        <w:pStyle w:val="Heading2"/>
+      </w:pPr>
+      <w:r>
+        <w:t>A.9 投稿与专业讨论</w:t>
+      </w:r>
+    </w:p>
+    <w:p>
+      <w:pPr>
+        <w:jc w:val="both"/>
+      </w:pPr>
+      <w:r>
+        <w:t>按研究主题和期刊规范选择投稿渠道，准确填写作者贡献和伦理声明；对审稿意见逐条回应，不声称已完成实际未执行的研究。 研究者应同时讨论当前方案能够支持哪些推断，以及哪些结果仍需额外证据。对于首次参与研究的学生，可以先在公开教学材料上练习流程，再逐步承担具有实际安全和伦理要求的工作。</w:t>
+      </w:r>
+    </w:p>
+    <w:p>
+      <w:pPr>
+        <w:jc w:val="both"/>
+      </w:pPr>
+      <w:r>
+        <w:t>**本阶段交付：**投稿材料、修订记录、可核查的审稿回复。 合作时标注负责人、核查日期和必要的正式来源。不能以研究成果的外观代替内容审查。</w:t>
+      </w:r>
+    </w:p>
+    <w:p>
+      <w:pPr>
+        <w:pStyle w:val="Heading2"/>
+      </w:pPr>
+      <w:r>
+        <w:t>A.10 学位论文与研究归档</w:t>
+      </w:r>
+    </w:p>
+    <w:p>
+      <w:pPr>
+        <w:jc w:val="both"/>
+      </w:pPr>
+      <w:r>
+        <w:t>依据正式培养要求组织学位论文，说明各研究章节如何共同回答总体问题；妥善保存资料、代码和必要记录。 研究者应同时讨论当前方案能够支持哪些推断，以及哪些结果仍需额外证据。对于首次参与研究的学生，可以先在公开教学材料上练习流程，再逐步承担具有实际安全和伦理要求的工作。</w:t>
+      </w:r>
+    </w:p>
+    <w:p>
+      <w:pPr>
+        <w:jc w:val="both"/>
+      </w:pPr>
+      <w:r>
+        <w:t>**本阶段交付：**学位论文、答辩材料、最终研究档案和职业作品集。 合作时标注负责人、核查日期和必要的正式来源。不能以研究成果的外观代替内容审查。</w:t>
+      </w:r>
+    </w:p>
+    <w:p>
+      <w:pPr>
+        <w:pStyle w:val="Heading1"/>
+      </w:pPr>
+      <w:r>
+        <w:t>附录B　研究生常用方法与学术术语表</w:t>
+      </w:r>
+    </w:p>
+    <w:p>
+      <w:pPr>
+        <w:jc w:val="both"/>
+      </w:pPr>
+      <w:r>
+        <w:t>术语的含义可能随学科、方法和研究问题而有所不同。下表提供的是初学者理解科研论文时可以使用的简明解释，并不代替完整的专业教材或正式方法规范。遇到具体研究，应继续查看原始方法文献。</w:t>
+      </w:r>
+    </w:p>
+    <w:tbl>
+      <w:tblPr>
+        <w:tblStyle w:val="TableGrid"/>
+        <w:tblW w:type="auto" w:w="0"/>
+        <w:tblLook w:firstColumn="1" w:firstRow="1" w:lastColumn="0" w:lastRow="0" w:noHBand="0" w:noVBand="1" w:val="04A0"/>
+      </w:tblPr>
+      <w:tblGrid>
+        <w:gridCol w:w="3260"/>
+        <w:gridCol w:w="3260"/>
+      </w:tblGrid>
+      <w:tr>
+        <w:tc>
+          <w:tcPr>
+            <w:tcW w:type="dxa" w:w="3260"/>
+          </w:tcPr>
+          <w:p>
+            <w:r>
+              <w:t>术语</w:t>
+            </w:r>
+          </w:p>
+        </w:tc>
+        <w:tc>
+          <w:tcPr>
+            <w:tcW w:type="dxa" w:w="3260"/>
+          </w:tcPr>
+          <w:p>
+            <w:r>
+              <w:t>基本含义与使用边界</w:t>
+            </w:r>
+          </w:p>
+        </w:tc>
+      </w:tr>
+      <w:tr>
+        <w:tc>
+          <w:tcPr>
+            <w:tcW w:type="dxa" w:w="3260"/>
+          </w:tcPr>
+          <w:p>
+            <w:r>
+              <w:t>研究问题</w:t>
+            </w:r>
+          </w:p>
+        </w:tc>
+        <w:tc>
+          <w:tcPr>
+            <w:tcW w:type="dxa" w:w="3260"/>
+          </w:tcPr>
+          <w:p>
+            <w:r>
+              <w:t>希望通过证据回答的明确疑问，需对应对象、变量和适用范围。</w:t>
+            </w:r>
+          </w:p>
+        </w:tc>
+      </w:tr>
+      <w:tr>
+        <w:tc>
+          <w:tcPr>
+            <w:tcW w:type="dxa" w:w="3260"/>
+          </w:tcPr>
+          <w:p>
+            <w:r>
+              <w:t>研究假设</w:t>
+            </w:r>
+          </w:p>
+        </w:tc>
+        <w:tc>
+          <w:tcPr>
+            <w:tcW w:type="dxa" w:w="3260"/>
+          </w:tcPr>
+          <w:p>
+            <w:r>
+              <w:t>在特定理论或背景下提出、可通过合理证据检验的命题。</w:t>
+            </w:r>
+          </w:p>
+        </w:tc>
+      </w:tr>
+      <w:tr>
+        <w:tc>
+          <w:tcPr>
+            <w:tcW w:type="dxa" w:w="3260"/>
+          </w:tcPr>
+          <w:p>
+            <w:r>
+              <w:t>目标总体</w:t>
+            </w:r>
+          </w:p>
+        </w:tc>
+        <w:tc>
+          <w:tcPr>
+            <w:tcW w:type="dxa" w:w="3260"/>
+          </w:tcPr>
+          <w:p>
+            <w:r>
+              <w:t>研究者希望结论涉及的完整人群或对象范围。</w:t>
+            </w:r>
+          </w:p>
+        </w:tc>
+      </w:tr>
+      <w:tr>
+        <w:tc>
+          <w:tcPr>
+            <w:tcW w:type="dxa" w:w="3260"/>
+          </w:tcPr>
+          <w:p>
+            <w:r>
+              <w:t>研究样本</w:t>
+            </w:r>
+          </w:p>
+        </w:tc>
+        <w:tc>
+          <w:tcPr>
+            <w:tcW w:type="dxa" w:w="3260"/>
+          </w:tcPr>
+          <w:p>
+            <w:r>
+              <w:t>实际纳入研究并产生观察资料的对象或单位。</w:t>
+            </w:r>
+          </w:p>
+        </w:tc>
+      </w:tr>
+      <w:tr>
+        <w:tc>
+          <w:tcPr>
+            <w:tcW w:type="dxa" w:w="3260"/>
+          </w:tcPr>
+          <w:p>
+            <w:r>
+              <w:t>分析单位</w:t>
+            </w:r>
+          </w:p>
+        </w:tc>
+        <w:tc>
+          <w:tcPr>
+            <w:tcW w:type="dxa" w:w="3260"/>
+          </w:tcPr>
+          <w:p>
+            <w:r>
+              <w:t>统计中作为一个独立或相关观察单位的对象，未必等于表格行数。</w:t>
+            </w:r>
+          </w:p>
+        </w:tc>
+      </w:tr>
+      <w:tr>
+        <w:tc>
+          <w:tcPr>
+            <w:tcW w:type="dxa" w:w="3260"/>
+          </w:tcPr>
+          <w:p>
+            <w:r>
+              <w:t>实验单位</w:t>
+            </w:r>
+          </w:p>
+        </w:tc>
+        <w:tc>
+          <w:tcPr>
+            <w:tcW w:type="dxa" w:w="3260"/>
+          </w:tcPr>
+          <w:p>
+            <w:r>
+              <w:t>被独立分配某种处理或条件的最小单位，决定重复的性质。</w:t>
+            </w:r>
+          </w:p>
+        </w:tc>
+      </w:tr>
+      <w:tr>
+        <w:tc>
+          <w:tcPr>
+            <w:tcW w:type="dxa" w:w="3260"/>
+          </w:tcPr>
+          <w:p>
+            <w:r>
+              <w:t>独立重复</w:t>
+            </w:r>
+          </w:p>
+        </w:tc>
+        <w:tc>
+          <w:tcPr>
+            <w:tcW w:type="dxa" w:w="3260"/>
+          </w:tcPr>
+          <w:p>
+            <w:r>
+              <w:t>可以提供相对独立信息的样本或实验单位。</w:t>
+            </w:r>
+          </w:p>
+        </w:tc>
+      </w:tr>
+      <w:tr>
+        <w:tc>
+          <w:tcPr>
+            <w:tcW w:type="dxa" w:w="3260"/>
+          </w:tcPr>
+          <w:p>
+            <w:r>
+              <w:t>技术重复</w:t>
+            </w:r>
+          </w:p>
+        </w:tc>
+        <w:tc>
+          <w:tcPr>
+            <w:tcW w:type="dxa" w:w="3260"/>
+          </w:tcPr>
+          <w:p>
+            <w:r>
+              <w:t>对同一对象或样品的重复检测，通常不能冒充独立生物学样本。</w:t>
+            </w:r>
+          </w:p>
+        </w:tc>
+      </w:tr>
+      <w:tr>
+        <w:tc>
+          <w:tcPr>
+            <w:tcW w:type="dxa" w:w="3260"/>
+          </w:tcPr>
+          <w:p>
+            <w:r>
+              <w:t>总体参数</w:t>
+            </w:r>
+          </w:p>
+        </w:tc>
+        <w:tc>
+          <w:tcPr>
+            <w:tcW w:type="dxa" w:w="3260"/>
+          </w:tcPr>
+          <w:p>
+            <w:r>
+              <w:t>用于描述目标总体某种性质的未知数值。</w:t>
+            </w:r>
+          </w:p>
+        </w:tc>
+      </w:tr>
+      <w:tr>
+        <w:tc>
+          <w:tcPr>
+            <w:tcW w:type="dxa" w:w="3260"/>
+          </w:tcPr>
+          <w:p>
+            <w:r>
+              <w:t>样本统计量</w:t>
+            </w:r>
+          </w:p>
+        </w:tc>
+        <w:tc>
+          <w:tcPr>
+            <w:tcW w:type="dxa" w:w="3260"/>
+          </w:tcPr>
+          <w:p>
+            <w:r>
+              <w:t>根据观察数据计算出的统计描述或估计。</w:t>
+            </w:r>
+          </w:p>
+        </w:tc>
+      </w:tr>
+      <w:tr>
+        <w:tc>
+          <w:tcPr>
+            <w:tcW w:type="dxa" w:w="3260"/>
+          </w:tcPr>
+          <w:p>
+            <w:r>
+              <w:t>描述性统计</w:t>
+            </w:r>
+          </w:p>
+        </w:tc>
+        <w:tc>
+          <w:tcPr>
+            <w:tcW w:type="dxa" w:w="3260"/>
+          </w:tcPr>
+          <w:p>
+            <w:r>
+              <w:t>对样本中的位置、离散、分布或频数进行总结。</w:t>
+            </w:r>
+          </w:p>
+        </w:tc>
+      </w:tr>
+      <w:tr>
+        <w:tc>
+          <w:tcPr>
+            <w:tcW w:type="dxa" w:w="3260"/>
+          </w:tcPr>
+          <w:p>
+            <w:r>
+              <w:t>均值</w:t>
+            </w:r>
+          </w:p>
+        </w:tc>
+        <w:tc>
+          <w:tcPr>
+            <w:tcW w:type="dxa" w:w="3260"/>
+          </w:tcPr>
+          <w:p>
+            <w:r>
+              <w:t>观测数值总和除以观察数的算术平均。</w:t>
+            </w:r>
+          </w:p>
+        </w:tc>
+      </w:tr>
+      <w:tr>
+        <w:tc>
+          <w:tcPr>
+            <w:tcW w:type="dxa" w:w="3260"/>
+          </w:tcPr>
+          <w:p>
+            <w:r>
+              <w:t>中位数</w:t>
+            </w:r>
+          </w:p>
+        </w:tc>
+        <w:tc>
+          <w:tcPr>
+            <w:tcW w:type="dxa" w:w="3260"/>
+          </w:tcPr>
+          <w:p>
+            <w:r>
+              <w:t>排序后居中的数值，通常较少受极端值影响。</w:t>
+            </w:r>
+          </w:p>
+        </w:tc>
+      </w:tr>
+      <w:tr>
+        <w:tc>
+          <w:tcPr>
+            <w:tcW w:type="dxa" w:w="3260"/>
+          </w:tcPr>
+          <w:p>
+            <w:r>
+              <w:t>标准差</w:t>
+            </w:r>
+          </w:p>
+        </w:tc>
+        <w:tc>
+          <w:tcPr>
+            <w:tcW w:type="dxa" w:w="3260"/>
+          </w:tcPr>
+          <w:p>
+            <w:r>
+              <w:t>观察值围绕样本均值的离散程度描述。</w:t>
+            </w:r>
+          </w:p>
+        </w:tc>
+      </w:tr>
+      <w:tr>
+        <w:tc>
+          <w:tcPr>
+            <w:tcW w:type="dxa" w:w="3260"/>
+          </w:tcPr>
+          <w:p>
+            <w:r>
+              <w:t>标准误</w:t>
+            </w:r>
+          </w:p>
+        </w:tc>
+        <w:tc>
+          <w:tcPr>
+            <w:tcW w:type="dxa" w:w="3260"/>
+          </w:tcPr>
+          <w:p>
+            <w:r>
+              <w:t>统计估计量在相应抽样和模型框架下的不确定性描述。</w:t>
+            </w:r>
+          </w:p>
+        </w:tc>
+      </w:tr>
+      <w:tr>
+        <w:tc>
+          <w:tcPr>
+            <w:tcW w:type="dxa" w:w="3260"/>
+          </w:tcPr>
+          <w:p>
+            <w:r>
+              <w:t>置信区间</w:t>
+            </w:r>
+          </w:p>
+        </w:tc>
+        <w:tc>
+          <w:tcPr>
+            <w:tcW w:type="dxa" w:w="3260"/>
+          </w:tcPr>
+          <w:p>
+            <w:r>
+              <w:t>按特定频率学派方法构造、在重复抽样下具有规定覆盖性质的区间。</w:t>
+            </w:r>
+          </w:p>
+        </w:tc>
+      </w:tr>
+      <w:tr>
+        <w:tc>
+          <w:tcPr>
+            <w:tcW w:type="dxa" w:w="3260"/>
+          </w:tcPr>
+          <w:p>
+            <w:r>
+              <w:t>P值</w:t>
+            </w:r>
+          </w:p>
+        </w:tc>
+        <w:tc>
+          <w:tcPr>
+            <w:tcW w:type="dxa" w:w="3260"/>
+          </w:tcPr>
+          <w:p>
+            <w:r>
+              <w:t>在特定零假设和模型条件下获得当前或更极端统计结果的概率。</w:t>
+            </w:r>
+          </w:p>
+        </w:tc>
+      </w:tr>
+      <w:tr>
+        <w:tc>
+          <w:tcPr>
+            <w:tcW w:type="dxa" w:w="3260"/>
+          </w:tcPr>
+          <w:p>
+            <w:r>
+              <w:t>效应量</w:t>
+            </w:r>
+          </w:p>
+        </w:tc>
+        <w:tc>
+          <w:tcPr>
+            <w:tcW w:type="dxa" w:w="3260"/>
+          </w:tcPr>
+          <w:p>
+            <w:r>
+              <w:t>描述差异、关联或其他研究效应大小的数值。</w:t>
+            </w:r>
+          </w:p>
+        </w:tc>
+      </w:tr>
+      <w:tr>
+        <w:tc>
+          <w:tcPr>
+            <w:tcW w:type="dxa" w:w="3260"/>
+          </w:tcPr>
+          <w:p>
+            <w:r>
+              <w:t>统计功效</w:t>
+            </w:r>
+          </w:p>
+        </w:tc>
+        <w:tc>
+          <w:tcPr>
+            <w:tcW w:type="dxa" w:w="3260"/>
+          </w:tcPr>
+          <w:p>
+            <w:r>
+              <w:t>在特定真实效应和检验条件下发现相应统计证据的概率。</w:t>
+            </w:r>
+          </w:p>
+        </w:tc>
+      </w:tr>
+      <w:tr>
+        <w:tc>
+          <w:tcPr>
+            <w:tcW w:type="dxa" w:w="3260"/>
+          </w:tcPr>
+          <w:p>
+            <w:r>
+              <w:t>多重检验</w:t>
+            </w:r>
+          </w:p>
+        </w:tc>
+        <w:tc>
+          <w:tcPr>
+            <w:tcW w:type="dxa" w:w="3260"/>
+          </w:tcPr>
+          <w:p>
+            <w:r>
+              <w:t>同时评价多项假设时，需要考虑错误发现数量或比例的问题。</w:t>
+            </w:r>
+          </w:p>
+        </w:tc>
+      </w:tr>
+      <w:tr>
+        <w:tc>
+          <w:tcPr>
+            <w:tcW w:type="dxa" w:w="3260"/>
+          </w:tcPr>
+          <w:p>
+            <w:r>
+              <w:t>家族错误率</w:t>
+            </w:r>
+          </w:p>
+        </w:tc>
+        <w:tc>
+          <w:tcPr>
+            <w:tcW w:type="dxa" w:w="3260"/>
+          </w:tcPr>
+          <w:p>
+            <w:r>
+              <w:t>一组被考虑的检验中出现至少一次I类错误的概率。</w:t>
+            </w:r>
+          </w:p>
+        </w:tc>
+      </w:tr>
+      <w:tr>
+        <w:tc>
+          <w:tcPr>
+            <w:tcW w:type="dxa" w:w="3260"/>
+          </w:tcPr>
+          <w:p>
+            <w:r>
+              <w:t>假发现率</w:t>
+            </w:r>
+          </w:p>
+        </w:tc>
+        <w:tc>
+          <w:tcPr>
+            <w:tcW w:type="dxa" w:w="3260"/>
+          </w:tcPr>
+          <w:p>
+            <w:r>
+              <w:t>被判定为发现的结果中错误发现比例的期望，依赖相应条件。</w:t>
+            </w:r>
+          </w:p>
+        </w:tc>
+      </w:tr>
+      <w:tr>
+        <w:tc>
+          <w:tcPr>
+            <w:tcW w:type="dxa" w:w="3260"/>
+          </w:tcPr>
+          <w:p>
+            <w:r>
+              <w:t>混杂因素</w:t>
+            </w:r>
+          </w:p>
+        </w:tc>
+        <w:tc>
+          <w:tcPr>
+            <w:tcW w:type="dxa" w:w="3260"/>
+          </w:tcPr>
+          <w:p>
+            <w:r>
+              <w:t>可能使目标暴露和结局的关联受到第三方共同原因影响的变量。</w:t>
+            </w:r>
+          </w:p>
+        </w:tc>
+      </w:tr>
+      <w:tr>
+        <w:tc>
+          <w:tcPr>
+            <w:tcW w:type="dxa" w:w="3260"/>
+          </w:tcPr>
+          <w:p>
+            <w:r>
+              <w:t>选择偏倚</w:t>
+            </w:r>
+          </w:p>
+        </w:tc>
+        <w:tc>
+          <w:tcPr>
+            <w:tcW w:type="dxa" w:w="3260"/>
+          </w:tcPr>
+          <w:p>
+            <w:r>
+              <w:t>研究对象被纳入或保留的机制导致估计偏离目标关系的风险。</w:t>
+            </w:r>
+          </w:p>
+        </w:tc>
+      </w:tr>
+      <w:tr>
+        <w:tc>
+          <w:tcPr>
+            <w:tcW w:type="dxa" w:w="3260"/>
+          </w:tcPr>
+          <w:p>
+            <w:r>
+              <w:t>信息偏倚</w:t>
+            </w:r>
+          </w:p>
+        </w:tc>
+        <w:tc>
+          <w:tcPr>
+            <w:tcW w:type="dxa" w:w="3260"/>
+          </w:tcPr>
+          <w:p>
+            <w:r>
+              <w:t>测量、分类或数据收集错误造成系统性偏差。</w:t>
+            </w:r>
+          </w:p>
+        </w:tc>
+      </w:tr>
+      <w:tr>
+        <w:tc>
+          <w:tcPr>
+            <w:tcW w:type="dxa" w:w="3260"/>
+          </w:tcPr>
+          <w:p>
+            <w:r>
+              <w:t>批次效应</w:t>
+            </w:r>
+          </w:p>
+        </w:tc>
+        <w:tc>
+          <w:tcPr>
+            <w:tcW w:type="dxa" w:w="3260"/>
+          </w:tcPr>
+          <w:p>
+            <w:r>
+              <w:t>不同实验、采样或技术批次引入的系统性测量差异。</w:t>
+            </w:r>
+          </w:p>
+        </w:tc>
+      </w:tr>
+      <w:tr>
+        <w:tc>
+          <w:tcPr>
+            <w:tcW w:type="dxa" w:w="3260"/>
+          </w:tcPr>
+          <w:p>
+            <w:r>
+              <w:t>残余混杂</w:t>
+            </w:r>
+          </w:p>
+        </w:tc>
+        <w:tc>
+          <w:tcPr>
+            <w:tcW w:type="dxa" w:w="3260"/>
+          </w:tcPr>
+          <w:p>
+            <w:r>
+              <w:t>设计或统计调整后仍未充分排除的混杂影响。</w:t>
+            </w:r>
+          </w:p>
+        </w:tc>
+      </w:tr>
+      <w:tr>
+        <w:tc>
+          <w:tcPr>
+            <w:tcW w:type="dxa" w:w="3260"/>
+          </w:tcPr>
+          <w:p>
+            <w:r>
+              <w:t>相关性</w:t>
+            </w:r>
+          </w:p>
+        </w:tc>
+        <w:tc>
+          <w:tcPr>
+            <w:tcW w:type="dxa" w:w="3260"/>
+          </w:tcPr>
+          <w:p>
+            <w:r>
+              <w:t>变量共同变化的统计关系，本身不说明因果方向。</w:t>
+            </w:r>
+          </w:p>
+        </w:tc>
+      </w:tr>
+      <w:tr>
+        <w:tc>
+          <w:tcPr>
+            <w:tcW w:type="dxa" w:w="3260"/>
+          </w:tcPr>
+          <w:p>
+            <w:r>
+              <w:t>因果推断</w:t>
+            </w:r>
+          </w:p>
+        </w:tc>
+        <w:tc>
+          <w:tcPr>
+            <w:tcW w:type="dxa" w:w="3260"/>
+          </w:tcPr>
+          <w:p>
+            <w:r>
+              <w:t>在明确设计和假设下评价某种改变会对结果造成什么影响。</w:t>
+            </w:r>
+          </w:p>
+        </w:tc>
+      </w:tr>
+      <w:tr>
+        <w:tc>
+          <w:tcPr>
+            <w:tcW w:type="dxa" w:w="3260"/>
+          </w:tcPr>
+          <w:p>
+            <w:r>
+              <w:t>横断面研究</w:t>
+            </w:r>
+          </w:p>
+        </w:tc>
+        <w:tc>
+          <w:tcPr>
+            <w:tcW w:type="dxa" w:w="3260"/>
+          </w:tcPr>
+          <w:p>
+            <w:r>
+              <w:t>在某个时间范围内观察对象及变量的研究设计。</w:t>
+            </w:r>
+          </w:p>
+        </w:tc>
+      </w:tr>
+      <w:tr>
+        <w:tc>
+          <w:tcPr>
+            <w:tcW w:type="dxa" w:w="3260"/>
+          </w:tcPr>
+          <w:p>
+            <w:r>
+              <w:t>队列研究</w:t>
+            </w:r>
+          </w:p>
+        </w:tc>
+        <w:tc>
+          <w:tcPr>
+            <w:tcW w:type="dxa" w:w="3260"/>
+          </w:tcPr>
+          <w:p>
+            <w:r>
+              <w:t>按照特定对象和时间过程进行观察、可以包含随访的研究。</w:t>
+            </w:r>
+          </w:p>
+        </w:tc>
+      </w:tr>
+      <w:tr>
+        <w:tc>
+          <w:tcPr>
+            <w:tcW w:type="dxa" w:w="3260"/>
+          </w:tcPr>
+          <w:p>
+            <w:r>
+              <w:t>病例对照研究</w:t>
+            </w:r>
+          </w:p>
+        </w:tc>
+        <w:tc>
+          <w:tcPr>
+            <w:tcW w:type="dxa" w:w="3260"/>
+          </w:tcPr>
+          <w:p>
+            <w:r>
+              <w:t>依据结局状态选取对象并比较相关暴露信息的研究设计。</w:t>
+            </w:r>
+          </w:p>
+        </w:tc>
+      </w:tr>
+      <w:tr>
+        <w:tc>
+          <w:tcPr>
+            <w:tcW w:type="dxa" w:w="3260"/>
+          </w:tcPr>
+          <w:p>
+            <w:r>
+              <w:t>随机对照试验</w:t>
+            </w:r>
+          </w:p>
+        </w:tc>
+        <w:tc>
+          <w:tcPr>
+            <w:tcW w:type="dxa" w:w="3260"/>
+          </w:tcPr>
+          <w:p>
+            <w:r>
+              <w:t>通过适当随机分配和对照比较干预结果的实验性设计。</w:t>
+            </w:r>
+          </w:p>
+        </w:tc>
+      </w:tr>
+      <w:tr>
+        <w:tc>
+          <w:tcPr>
+            <w:tcW w:type="dxa" w:w="3260"/>
+          </w:tcPr>
+          <w:p>
+            <w:r>
+              <w:t>盲法</w:t>
+            </w:r>
+          </w:p>
+        </w:tc>
+        <w:tc>
+          <w:tcPr>
+            <w:tcW w:type="dxa" w:w="3260"/>
+          </w:tcPr>
+          <w:p>
+            <w:r>
+              <w:t>在适用条件下，使部分参与者或评估者不知道分组信息的偏倚控制策略。</w:t>
+            </w:r>
+          </w:p>
+        </w:tc>
+      </w:tr>
+      <w:tr>
+        <w:tc>
+          <w:tcPr>
+            <w:tcW w:type="dxa" w:w="3260"/>
+          </w:tcPr>
+          <w:p>
+            <w:r>
+              <w:t>失访</w:t>
+            </w:r>
+          </w:p>
+        </w:tc>
+        <w:tc>
+          <w:tcPr>
+            <w:tcW w:type="dxa" w:w="3260"/>
+          </w:tcPr>
+          <w:p>
+            <w:r>
+              <w:t>研究参与者未完成后续预定观察，可能影响样本和估计。</w:t>
+            </w:r>
+          </w:p>
+        </w:tc>
+      </w:tr>
+      <w:tr>
+        <w:tc>
+          <w:tcPr>
+            <w:tcW w:type="dxa" w:w="3260"/>
+          </w:tcPr>
+          <w:p>
+            <w:r>
+              <w:t>数据字典</w:t>
+            </w:r>
+          </w:p>
+        </w:tc>
+        <w:tc>
+          <w:tcPr>
+            <w:tcW w:type="dxa" w:w="3260"/>
+          </w:tcPr>
+          <w:p>
+            <w:r>
+              <w:t>记录变量名称、含义、编码、单位、缺失和来源的说明文件。</w:t>
+            </w:r>
+          </w:p>
+        </w:tc>
+      </w:tr>
+      <w:tr>
+        <w:tc>
+          <w:tcPr>
+            <w:tcW w:type="dxa" w:w="3260"/>
+          </w:tcPr>
+          <w:p>
+            <w:r>
+              <w:t>预注册</w:t>
+            </w:r>
+          </w:p>
+        </w:tc>
+        <w:tc>
+          <w:tcPr>
+            <w:tcW w:type="dxa" w:w="3260"/>
+          </w:tcPr>
+          <w:p>
+            <w:r>
+              <w:t>在获得相应结果前公开或登记研究目标和分析方案的做法。</w:t>
+            </w:r>
+          </w:p>
+        </w:tc>
+      </w:tr>
+      <w:tr>
+        <w:tc>
+          <w:tcPr>
+            <w:tcW w:type="dxa" w:w="3260"/>
+          </w:tcPr>
+          <w:p>
+            <w:r>
+              <w:t>探索性分析</w:t>
+            </w:r>
+          </w:p>
+        </w:tc>
+        <w:tc>
+          <w:tcPr>
+            <w:tcW w:type="dxa" w:w="3260"/>
+          </w:tcPr>
+          <w:p>
+            <w:r>
+              <w:t>以发现模式、提出假设或检查数据为主要目的的分析。</w:t>
+            </w:r>
+          </w:p>
+        </w:tc>
+      </w:tr>
+      <w:tr>
+        <w:tc>
+          <w:tcPr>
+            <w:tcW w:type="dxa" w:w="3260"/>
+          </w:tcPr>
+          <w:p>
+            <w:r>
+              <w:t>验证性分析</w:t>
+            </w:r>
+          </w:p>
+        </w:tc>
+        <w:tc>
+          <w:tcPr>
+            <w:tcW w:type="dxa" w:w="3260"/>
+          </w:tcPr>
+          <w:p>
+            <w:r>
+              <w:t>按照事先明确的目标和规则开展的假设检验或评价。</w:t>
+            </w:r>
+          </w:p>
+        </w:tc>
+      </w:tr>
+      <w:tr>
+        <w:tc>
+          <w:tcPr>
+            <w:tcW w:type="dxa" w:w="3260"/>
+          </w:tcPr>
+          <w:p>
+            <w:r>
+              <w:t>敏感性分析</w:t>
+            </w:r>
+          </w:p>
+        </w:tc>
+        <w:tc>
+          <w:tcPr>
+            <w:tcW w:type="dxa" w:w="3260"/>
+          </w:tcPr>
+          <w:p>
+            <w:r>
+              <w:t>评价结论对合理的模型选择或处理假设变化是否敏感。</w:t>
+            </w:r>
+          </w:p>
+        </w:tc>
+      </w:tr>
+      <w:tr>
+        <w:tc>
+          <w:tcPr>
+            <w:tcW w:type="dxa" w:w="3260"/>
+          </w:tcPr>
+          <w:p>
+            <w:r>
+              <w:t>内部验证</w:t>
+            </w:r>
+          </w:p>
+        </w:tc>
+        <w:tc>
+          <w:tcPr>
+            <w:tcW w:type="dxa" w:w="3260"/>
+          </w:tcPr>
+          <w:p>
+            <w:r>
+              <w:t>在开发相关数据范围内进行模型或方法评价的策略。</w:t>
+            </w:r>
+          </w:p>
+        </w:tc>
+      </w:tr>
+      <w:tr>
+        <w:tc>
+          <w:tcPr>
+            <w:tcW w:type="dxa" w:w="3260"/>
+          </w:tcPr>
+          <w:p>
+            <w:r>
+              <w:t>外部验证</w:t>
+            </w:r>
+          </w:p>
+        </w:tc>
+        <w:tc>
+          <w:tcPr>
+            <w:tcW w:type="dxa" w:w="3260"/>
+          </w:tcPr>
+          <w:p>
+            <w:r>
+              <w:t>在未参与相关开发过程的独立数据条件下评价方法表现。</w:t>
+            </w:r>
+          </w:p>
+        </w:tc>
+      </w:tr>
+      <w:tr>
+        <w:tc>
+          <w:tcPr>
+            <w:tcW w:type="dxa" w:w="3260"/>
+          </w:tcPr>
+          <w:p>
+            <w:r>
+              <w:t>交叉验证</w:t>
+            </w:r>
+          </w:p>
+        </w:tc>
+        <w:tc>
+          <w:tcPr>
+            <w:tcW w:type="dxa" w:w="3260"/>
+          </w:tcPr>
+          <w:p>
+            <w:r>
+              <w:t>反复划分数据以评价模型表现的一类重采样方法。</w:t>
+            </w:r>
+          </w:p>
+        </w:tc>
+      </w:tr>
+      <w:tr>
+        <w:tc>
+          <w:tcPr>
+            <w:tcW w:type="dxa" w:w="3260"/>
+          </w:tcPr>
+          <w:p>
+            <w:r>
+              <w:t>嵌套交叉验证</w:t>
+            </w:r>
+          </w:p>
+        </w:tc>
+        <w:tc>
+          <w:tcPr>
+            <w:tcW w:type="dxa" w:w="3260"/>
+          </w:tcPr>
+          <w:p>
+            <w:r>
+              <w:t>通过内外层不同任务的重采样减少调参与评价混合的风险。</w:t>
+            </w:r>
+          </w:p>
+        </w:tc>
+      </w:tr>
+      <w:tr>
+        <w:tc>
+          <w:tcPr>
+            <w:tcW w:type="dxa" w:w="3260"/>
+          </w:tcPr>
+          <w:p>
+            <w:r>
+              <w:t>数据泄漏</w:t>
+            </w:r>
+          </w:p>
+        </w:tc>
+        <w:tc>
+          <w:tcPr>
+            <w:tcW w:type="dxa" w:w="3260"/>
+          </w:tcPr>
+          <w:p>
+            <w:r>
+              <w:t>评估数据的信息以不恰当方式进入模型开发或参数选择。</w:t>
+            </w:r>
+          </w:p>
+        </w:tc>
+      </w:tr>
+      <w:tr>
+        <w:tc>
+          <w:tcPr>
+            <w:tcW w:type="dxa" w:w="3260"/>
+          </w:tcPr>
+          <w:p>
+            <w:r>
+              <w:t>过拟合</w:t>
+            </w:r>
+          </w:p>
+        </w:tc>
+        <w:tc>
+          <w:tcPr>
+            <w:tcW w:type="dxa" w:w="3260"/>
+          </w:tcPr>
+          <w:p>
+            <w:r>
+              <w:t>方法学习到样本特有噪声或偶然模式，以致泛化不良。</w:t>
+            </w:r>
+          </w:p>
+        </w:tc>
+      </w:tr>
+      <w:tr>
+        <w:tc>
+          <w:tcPr>
+            <w:tcW w:type="dxa" w:w="3260"/>
+          </w:tcPr>
+          <w:p>
+            <w:r>
+              <w:t>训练集</w:t>
+            </w:r>
+          </w:p>
+        </w:tc>
+        <w:tc>
+          <w:tcPr>
+            <w:tcW w:type="dxa" w:w="3260"/>
+          </w:tcPr>
+          <w:p>
+            <w:r>
+              <w:t>用于模型参数学习的数据。</w:t>
+            </w:r>
+          </w:p>
+        </w:tc>
+      </w:tr>
+      <w:tr>
+        <w:tc>
+          <w:tcPr>
+            <w:tcW w:type="dxa" w:w="3260"/>
+          </w:tcPr>
+          <w:p>
+            <w:r>
+              <w:t>验证集</w:t>
+            </w:r>
+          </w:p>
+        </w:tc>
+        <w:tc>
+          <w:tcPr>
+            <w:tcW w:type="dxa" w:w="3260"/>
+          </w:tcPr>
+          <w:p>
+            <w:r>
+              <w:t>在模型开发阶段用于调参、选择或检查的数据。</w:t>
+            </w:r>
+          </w:p>
+        </w:tc>
+      </w:tr>
+      <w:tr>
+        <w:tc>
+          <w:tcPr>
+            <w:tcW w:type="dxa" w:w="3260"/>
+          </w:tcPr>
+          <w:p>
+            <w:r>
+              <w:t>独立测试集</w:t>
+            </w:r>
+          </w:p>
+        </w:tc>
+        <w:tc>
+          <w:tcPr>
+            <w:tcW w:type="dxa" w:w="3260"/>
+          </w:tcPr>
+          <w:p>
+            <w:r>
+              <w:t>不参与模型开发或选择、用于较独立评价的数据。</w:t>
+            </w:r>
+          </w:p>
+        </w:tc>
+      </w:tr>
+      <w:tr>
+        <w:tc>
+          <w:tcPr>
+            <w:tcW w:type="dxa" w:w="3260"/>
+          </w:tcPr>
+          <w:p>
+            <w:r>
+              <w:t>AUC</w:t>
+            </w:r>
+          </w:p>
+        </w:tc>
+        <w:tc>
+          <w:tcPr>
+            <w:tcW w:type="dxa" w:w="3260"/>
+          </w:tcPr>
+          <w:p>
+            <w:r>
+              <w:t>分类模型在不同阈值下的某种判别能力摘要指标，需说明ROC或PR等定义。</w:t>
+            </w:r>
+          </w:p>
+        </w:tc>
+      </w:tr>
+      <w:tr>
+        <w:tc>
+          <w:tcPr>
+            <w:tcW w:type="dxa" w:w="3260"/>
+          </w:tcPr>
+          <w:p>
+            <w:r>
+              <w:t>校准</w:t>
+            </w:r>
+          </w:p>
+        </w:tc>
+        <w:tc>
+          <w:tcPr>
+            <w:tcW w:type="dxa" w:w="3260"/>
+          </w:tcPr>
+          <w:p>
+            <w:r>
+              <w:t>预测概率与实际结局频率在相应条件下的吻合程度。</w:t>
+            </w:r>
+          </w:p>
+        </w:tc>
+      </w:tr>
+      <w:tr>
+        <w:tc>
+          <w:tcPr>
+            <w:tcW w:type="dxa" w:w="3260"/>
+          </w:tcPr>
+          <w:p>
+            <w:r>
+              <w:t>模型泛化</w:t>
+            </w:r>
+          </w:p>
+        </w:tc>
+        <w:tc>
+          <w:tcPr>
+            <w:tcW w:type="dxa" w:w="3260"/>
+          </w:tcPr>
+          <w:p>
+            <w:r>
+              <w:t>模型在未用于开发的新样本、场景或条件下保持表现的能力。</w:t>
+            </w:r>
+          </w:p>
+        </w:tc>
+      </w:tr>
+      <w:tr>
+        <w:tc>
+          <w:tcPr>
+            <w:tcW w:type="dxa" w:w="3260"/>
+          </w:tcPr>
+          <w:p>
+            <w:r>
+              <w:t>特征选择</w:t>
+            </w:r>
+          </w:p>
+        </w:tc>
+        <w:tc>
+          <w:tcPr>
+            <w:tcW w:type="dxa" w:w="3260"/>
+          </w:tcPr>
+          <w:p>
+            <w:r>
+              <w:t>在多个候选变量中选择进入模型或进一步研究特征的过程。</w:t>
+            </w:r>
+          </w:p>
+        </w:tc>
+      </w:tr>
+      <w:tr>
+        <w:tc>
+          <w:tcPr>
+            <w:tcW w:type="dxa" w:w="3260"/>
+          </w:tcPr>
+          <w:p>
+            <w:r>
+              <w:t>标准化</w:t>
+            </w:r>
+          </w:p>
+        </w:tc>
+        <w:tc>
+          <w:tcPr>
+            <w:tcW w:type="dxa" w:w="3260"/>
+          </w:tcPr>
+          <w:p>
+            <w:r>
+              <w:t>按照明确规则调整变量尺度或分布的处理，不自动消除全部偏倚。</w:t>
+            </w:r>
+          </w:p>
+        </w:tc>
+      </w:tr>
+      <w:tr>
+        <w:tc>
+          <w:tcPr>
+            <w:tcW w:type="dxa" w:w="3260"/>
+          </w:tcPr>
+          <w:p>
+            <w:r>
+              <w:t>缺失机制</w:t>
+            </w:r>
+          </w:p>
+        </w:tc>
+        <w:tc>
+          <w:tcPr>
+            <w:tcW w:type="dxa" w:w="3260"/>
+          </w:tcPr>
+          <w:p>
+            <w:r>
+              <w:t>数据为什么缺少某些观察，及其与已知或未知信息的关系。</w:t>
+            </w:r>
+          </w:p>
+        </w:tc>
+      </w:tr>
+      <w:tr>
+        <w:tc>
+          <w:tcPr>
+            <w:tcW w:type="dxa" w:w="3260"/>
+          </w:tcPr>
+          <w:p>
+            <w:r>
+              <w:t>可重复分析</w:t>
+            </w:r>
+          </w:p>
+        </w:tc>
+        <w:tc>
+          <w:tcPr>
+            <w:tcW w:type="dxa" w:w="3260"/>
+          </w:tcPr>
+          <w:p>
+            <w:r>
+              <w:t>凭借规定的输入、软件和步骤重新获得计算结果的能力。</w:t>
+            </w:r>
+          </w:p>
+        </w:tc>
+      </w:tr>
+      <w:tr>
+        <w:tc>
+          <w:tcPr>
+            <w:tcW w:type="dxa" w:w="3260"/>
+          </w:tcPr>
+          <w:p>
+            <w:r>
+              <w:t>科研复现</w:t>
+            </w:r>
+          </w:p>
+        </w:tc>
+        <w:tc>
+          <w:tcPr>
+            <w:tcW w:type="dxa" w:w="3260"/>
+          </w:tcPr>
+          <w:p>
+            <w:r>
+              <w:t>在相同或独立研究条件下检验已有研究发现能否再次得到支持。</w:t>
+            </w:r>
+          </w:p>
+        </w:tc>
+      </w:tr>
+      <w:tr>
+        <w:tc>
+          <w:tcPr>
+            <w:tcW w:type="dxa" w:w="3260"/>
+          </w:tcPr>
+          <w:p>
+            <w:r>
+              <w:t>数据来源追溯</w:t>
+            </w:r>
+          </w:p>
+        </w:tc>
+        <w:tc>
+          <w:tcPr>
+            <w:tcW w:type="dxa" w:w="3260"/>
+          </w:tcPr>
+          <w:p>
+            <w:r>
+              <w:t>能够辨认数据从采集到处理、分析的主要路径和变更。</w:t>
+            </w:r>
+          </w:p>
+        </w:tc>
+      </w:tr>
+      <w:tr>
+        <w:tc>
+          <w:tcPr>
+            <w:tcW w:type="dxa" w:w="3260"/>
+          </w:tcPr>
+          <w:p>
+            <w:r>
+              <w:t>开放科学</w:t>
+            </w:r>
+          </w:p>
+        </w:tc>
+        <w:tc>
+          <w:tcPr>
+            <w:tcW w:type="dxa" w:w="3260"/>
+          </w:tcPr>
+          <w:p>
+            <w:r>
+              <w:t>在伦理、法律和授权范围内提高研究过程与成果透明性的一系列实践。</w:t>
+            </w:r>
+          </w:p>
+        </w:tc>
+      </w:tr>
+      <w:tr>
+        <w:tc>
+          <w:tcPr>
+            <w:tcW w:type="dxa" w:w="3260"/>
+          </w:tcPr>
+          <w:p>
+            <w:r>
+              <w:t>预印本</w:t>
+            </w:r>
+          </w:p>
+        </w:tc>
+        <w:tc>
+          <w:tcPr>
+            <w:tcW w:type="dxa" w:w="3260"/>
+          </w:tcPr>
+          <w:p>
+            <w:r>
+              <w:t>在正式期刊同行评议前或之外公开传播的论文版本。</w:t>
+            </w:r>
+          </w:p>
+        </w:tc>
+      </w:tr>
+      <w:tr>
+        <w:tc>
+          <w:tcPr>
+            <w:tcW w:type="dxa" w:w="3260"/>
+          </w:tcPr>
+          <w:p>
+            <w:r>
+              <w:t>同行评议</w:t>
+            </w:r>
+          </w:p>
+        </w:tc>
+        <w:tc>
+          <w:tcPr>
+            <w:tcW w:type="dxa" w:w="3260"/>
+          </w:tcPr>
+          <w:p>
+            <w:r>
+              <w:t>由相关领域人员对稿件或成果进行专业评价的过程。</w:t>
+            </w:r>
+          </w:p>
+        </w:tc>
+      </w:tr>
+      <w:tr>
+        <w:tc>
+          <w:tcPr>
+            <w:tcW w:type="dxa" w:w="3260"/>
+          </w:tcPr>
+          <w:p>
+            <w:r>
+              <w:t>系统综述</w:t>
+            </w:r>
+          </w:p>
+        </w:tc>
+        <w:tc>
+          <w:tcPr>
+            <w:tcW w:type="dxa" w:w="3260"/>
+          </w:tcPr>
+          <w:p>
+            <w:r>
+              <w:t>按明确问题和系统方法检索、选择、评价与综合证据的研究。</w:t>
+            </w:r>
+          </w:p>
+        </w:tc>
+      </w:tr>
+      <w:tr>
+        <w:tc>
+          <w:tcPr>
+            <w:tcW w:type="dxa" w:w="3260"/>
+          </w:tcPr>
+          <w:p>
+            <w:r>
+              <w:t>范围综述</w:t>
+            </w:r>
+          </w:p>
+        </w:tc>
+        <w:tc>
+          <w:tcPr>
+            <w:tcW w:type="dxa" w:w="3260"/>
+          </w:tcPr>
+          <w:p>
+            <w:r>
+              <w:t>以描述领域研究分布、概念与证据版图为主要目标的综述类型。</w:t>
+            </w:r>
+          </w:p>
+        </w:tc>
+      </w:tr>
+      <w:tr>
+        <w:tc>
+          <w:tcPr>
+            <w:tcW w:type="dxa" w:w="3260"/>
+          </w:tcPr>
+          <w:p>
+            <w:r>
+              <w:t>Meta分析</w:t>
+            </w:r>
+          </w:p>
+        </w:tc>
+        <w:tc>
+          <w:tcPr>
+            <w:tcW w:type="dxa" w:w="3260"/>
+          </w:tcPr>
+          <w:p>
+            <w:r>
+              <w:t>在可比条件下定量综合多个研究效应或结果的方法。</w:t>
+            </w:r>
+          </w:p>
+        </w:tc>
+      </w:tr>
+      <w:tr>
+        <w:tc>
+          <w:tcPr>
+            <w:tcW w:type="dxa" w:w="3260"/>
+          </w:tcPr>
+          <w:p>
+            <w:r>
+              <w:t>报告指南</w:t>
+            </w:r>
+          </w:p>
+        </w:tc>
+        <w:tc>
+          <w:tcPr>
+            <w:tcW w:type="dxa" w:w="3260"/>
+          </w:tcPr>
+          <w:p>
+            <w:r>
+              <w:t>帮助完整透明报告研究的清单和说明，不是自动的质量认证。</w:t>
+            </w:r>
+          </w:p>
+        </w:tc>
+      </w:tr>
+      <w:tr>
+        <w:tc>
+          <w:tcPr>
+            <w:tcW w:type="dxa" w:w="3260"/>
+          </w:tcPr>
+          <w:p>
+            <w:r>
+              <w:t>利益冲突</w:t>
+            </w:r>
+          </w:p>
+        </w:tc>
+        <w:tc>
+          <w:tcPr>
+            <w:tcW w:type="dxa" w:w="3260"/>
+          </w:tcPr>
+          <w:p>
+            <w:r>
+              <w:t>可能影响研究判断或其感知独立性的相关利益关系。</w:t>
+            </w:r>
+          </w:p>
+        </w:tc>
+      </w:tr>
+      <w:tr>
+        <w:tc>
+          <w:tcPr>
+            <w:tcW w:type="dxa" w:w="3260"/>
+          </w:tcPr>
+          <w:p>
+            <w:r>
+              <w:t>作者贡献</w:t>
+            </w:r>
+          </w:p>
+        </w:tc>
+        <w:tc>
+          <w:tcPr>
+            <w:tcW w:type="dxa" w:w="3260"/>
+          </w:tcPr>
+          <w:p>
+            <w:r>
+              <w:t>研究人员在构想、实施、分析、解释及写作等方面的实际工作。</w:t>
+            </w:r>
+          </w:p>
+        </w:tc>
+      </w:tr>
+      <w:tr>
+        <w:tc>
+          <w:tcPr>
+            <w:tcW w:type="dxa" w:w="3260"/>
+          </w:tcPr>
+          <w:p>
+            <w:r>
+              <w:t>学位论文</w:t>
+            </w:r>
+          </w:p>
+        </w:tc>
+        <w:tc>
+          <w:tcPr>
+            <w:tcW w:type="dxa" w:w="3260"/>
+          </w:tcPr>
+          <w:p>
+            <w:r>
+              <w:t>为符合相应学位要求而提交的系统性研究或专业成果文件。</w:t>
+            </w:r>
+          </w:p>
+        </w:tc>
+      </w:tr>
+      <w:tr>
+        <w:tc>
+          <w:tcPr>
+            <w:tcW w:type="dxa" w:w="3260"/>
+          </w:tcPr>
+          <w:p>
+            <w:r>
+              <w:t>研究数据管理</w:t>
+            </w:r>
+          </w:p>
+        </w:tc>
+        <w:tc>
+          <w:tcPr>
+            <w:tcW w:type="dxa" w:w="3260"/>
+          </w:tcPr>
+          <w:p>
+            <w:r>
+              <w:t>围绕资料产生、存储、权限、备份、保存和共享的规范安排。</w:t>
+            </w:r>
+          </w:p>
+        </w:tc>
+      </w:tr>
+      <w:tr>
+        <w:tc>
+          <w:tcPr>
+            <w:tcW w:type="dxa" w:w="3260"/>
+          </w:tcPr>
+          <w:p>
+            <w:r>
+              <w:t>可追溯决策</w:t>
+            </w:r>
+          </w:p>
+        </w:tc>
+        <w:tc>
+          <w:tcPr>
+            <w:tcW w:type="dxa" w:w="3260"/>
+          </w:tcPr>
+          <w:p>
+            <w:r>
+              <w:t>能够用日期、依据和实际处理记录解释研究方法变化。</w:t>
+            </w:r>
+          </w:p>
+        </w:tc>
+      </w:tr>
+      <w:tr>
+        <w:tc>
+          <w:tcPr>
+            <w:tcW w:type="dxa" w:w="3260"/>
+          </w:tcPr>
+          <w:p>
+            <w:r>
+              <w:t>伦理审批</w:t>
+            </w:r>
+          </w:p>
+        </w:tc>
+        <w:tc>
+          <w:tcPr>
+            <w:tcW w:type="dxa" w:w="3260"/>
+          </w:tcPr>
+          <w:p>
+            <w:r>
+              <w:t>对涉及规定研究对象或风险的研究，按适用程序进行独立审查。</w:t>
+            </w:r>
+          </w:p>
+        </w:tc>
+      </w:tr>
+      <w:tr>
+        <w:tc>
+          <w:tcPr>
+            <w:tcW w:type="dxa" w:w="3260"/>
+          </w:tcPr>
+          <w:p>
+            <w:r>
+              <w:t>科学不确定性</w:t>
+            </w:r>
+          </w:p>
+        </w:tc>
+        <w:tc>
+          <w:tcPr>
+            <w:tcW w:type="dxa" w:w="3260"/>
+          </w:tcPr>
+          <w:p>
+            <w:r>
+              <w:t>研究证据尚不能完全区分不同解释或给出高精度判断的状态。</w:t>
+            </w:r>
+          </w:p>
+        </w:tc>
+      </w:tr>
+    </w:tbl>
+    <w:p>
+      <w:pPr>
+        <w:pStyle w:val="Heading1"/>
+      </w:pPr>
+      <w:r>
+        <w:t>附录C　正式规则、文献检索与科研报告规范核验入口</w:t>
+      </w:r>
+    </w:p>
+    <w:p>
+      <w:pPr>
+        <w:jc w:val="both"/>
+      </w:pPr>
+      <w:r>
+        <w:rPr>
+          <w:b/>
+        </w:rPr>
+        <w:t>最后核验日期：2026年10月16日。</w:t>
+      </w:r>
+      <w:r>
+        <w:t xml:space="preserve"> 以下链接用于读者进一步查阅原始来源，不意味着本书已对全部可能适用的招生、法律、伦理与出版规则完成无遗漏的出版级核验。正式申请或投稿前，应重新检查适用年度、机构和期刊的最新版本。</w:t>
+      </w:r>
+    </w:p>
+    <w:tbl>
+      <w:tblPr>
+        <w:tblStyle w:val="TableGrid"/>
+        <w:tblW w:type="auto" w:w="0"/>
+        <w:tblLook w:firstColumn="1" w:firstRow="1" w:lastColumn="0" w:lastRow="0" w:noHBand="0" w:noVBand="1" w:val="04A0"/>
+      </w:tblPr>
+      <w:tblGrid>
+        <w:gridCol w:w="2173"/>
+        <w:gridCol w:w="2173"/>
+        <w:gridCol w:w="2173"/>
+      </w:tblGrid>
+      <w:tr>
+        <w:tc>
+          <w:tcPr>
+            <w:tcW w:type="dxa" w:w="2173"/>
+          </w:tcPr>
+          <w:p>
+            <w:r>
+              <w:t>来源与规范</w:t>
+            </w:r>
+          </w:p>
+        </w:tc>
+        <w:tc>
+          <w:tcPr>
+            <w:tcW w:type="dxa" w:w="2173"/>
+          </w:tcPr>
+          <w:p>
+            <w:r>
+              <w:t>发布机构及核验入口</w:t>
+            </w:r>
+          </w:p>
+        </w:tc>
+        <w:tc>
+          <w:tcPr>
+            <w:tcW w:type="dxa" w:w="2173"/>
+          </w:tcPr>
+          <w:p>
+            <w:r>
+              <w:t>主要用途与注意事项</w:t>
+            </w:r>
+          </w:p>
+        </w:tc>
+      </w:tr>
+      <w:tr>
+        <w:tc>
+          <w:tcPr>
+            <w:tcW w:type="dxa" w:w="2173"/>
+          </w:tcPr>
+          <w:p>
+            <w:r>
+              <w:t>2027年全国硕士研究生招生工作管理规定</w:t>
+            </w:r>
+          </w:p>
+        </w:tc>
+        <w:tc>
+          <w:tcPr>
+            <w:tcW w:type="dxa" w:w="2173"/>
+          </w:tcPr>
+          <w:p>
+            <w:r>
+              <w:t>教育部</w:t>
+            </w:r>
+          </w:p>
+        </w:tc>
+        <w:tc>
+          <w:tcPr>
+            <w:tcW w:type="dxa" w:w="2173"/>
+          </w:tcPr>
+          <w:p>
+            <w:r>
+              <w:t>用于了解2027年度全国硕士招生的正式规则；未来年度须重新核查。</w:t>
+            </w:r>
+          </w:p>
+        </w:tc>
+      </w:tr>
+      <w:tr>
+        <w:tc>
+          <w:tcPr>
+            <w:tcW w:type="dxa" w:w="2173"/>
+          </w:tcPr>
+          <w:p>
+            <w:r>
+              <w:t>2027年全国硕士研究生招生考试公告</w:t>
+            </w:r>
+          </w:p>
+        </w:tc>
+        <w:tc>
+          <w:tcPr>
+            <w:tcW w:type="dxa" w:w="2173"/>
+          </w:tcPr>
+          <w:p>
+            <w:r>
+              <w:t>研招网</w:t>
+            </w:r>
+          </w:p>
+        </w:tc>
+        <w:tc>
+          <w:tcPr>
+            <w:tcW w:type="dxa" w:w="2173"/>
+          </w:tcPr>
+          <w:p>
+            <w:r>
+              <w:t>明确2026年10月15—24日等2027年度报名安排，不是永久适用的时间表。</w:t>
+            </w:r>
+          </w:p>
+        </w:tc>
+      </w:tr>
+      <w:tr>
+        <w:tc>
+          <w:tcPr>
+            <w:tcW w:type="dxa" w:w="2173"/>
+          </w:tcPr>
+          <w:p>
+            <w:r>
+              <w:t>PubMed User Guide</w:t>
+            </w:r>
+          </w:p>
+        </w:tc>
+        <w:tc>
+          <w:tcPr>
+            <w:tcW w:type="dxa" w:w="2173"/>
+          </w:tcPr>
+          <w:p>
+            <w:r>
+              <w:t>美国国家医学图书馆</w:t>
+            </w:r>
+          </w:p>
+        </w:tc>
+        <w:tc>
+          <w:tcPr>
+            <w:tcW w:type="dxa" w:w="2173"/>
+          </w:tcPr>
+          <w:p>
+            <w:r>
+              <w:t>核对检索语法、字段、主题词、布尔检索与搜索详情。</w:t>
+            </w:r>
+          </w:p>
+        </w:tc>
+      </w:tr>
+      <w:tr>
+        <w:tc>
+          <w:tcPr>
+            <w:tcW w:type="dxa" w:w="2173"/>
+          </w:tcPr>
+          <w:p>
+            <w:r>
+              <w:t>MeSH Database</w:t>
+            </w:r>
+          </w:p>
+        </w:tc>
+        <w:tc>
+          <w:tcPr>
+            <w:tcW w:type="dxa" w:w="2173"/>
+          </w:tcPr>
+          <w:p>
+            <w:r>
+              <w:t>美国国家医学图书馆</w:t>
+            </w:r>
+          </w:p>
+        </w:tc>
+        <w:tc>
+          <w:tcPr>
+            <w:tcW w:type="dxa" w:w="2173"/>
+          </w:tcPr>
+          <w:p>
+            <w:r>
+              <w:t>核对生物医学受控主题词与概念关系。</w:t>
+            </w:r>
+          </w:p>
+        </w:tc>
+      </w:tr>
+      <w:tr>
+        <w:tc>
+          <w:tcPr>
+            <w:tcW w:type="dxa" w:w="2173"/>
+          </w:tcPr>
+          <w:p>
+            <w:r>
+              <w:t>STROBE Statement</w:t>
+            </w:r>
+          </w:p>
+        </w:tc>
+        <w:tc>
+          <w:tcPr>
+            <w:tcW w:type="dxa" w:w="2173"/>
+          </w:tcPr>
+          <w:p>
+            <w:r>
+              <w:t>EQUATOR Network</w:t>
+            </w:r>
+          </w:p>
+        </w:tc>
+        <w:tc>
+          <w:tcPr>
+            <w:tcW w:type="dxa" w:w="2173"/>
+          </w:tcPr>
+          <w:p>
+            <w:r>
+              <w:t>用于观察性队列、病例对照与横断面研究的报告完整性，不替代研究设计评审。</w:t>
+            </w:r>
+          </w:p>
+        </w:tc>
+      </w:tr>
+      <w:tr>
+        <w:tc>
+          <w:tcPr>
+            <w:tcW w:type="dxa" w:w="2173"/>
+          </w:tcPr>
+          <w:p>
+            <w:r>
+              <w:t>CONSORT 2025</w:t>
+            </w:r>
+          </w:p>
+        </w:tc>
+        <w:tc>
+          <w:tcPr>
+            <w:tcW w:type="dxa" w:w="2173"/>
+          </w:tcPr>
+          <w:p>
+            <w:r>
+              <w:t>EQUATOR Network</w:t>
+            </w:r>
+          </w:p>
+        </w:tc>
+        <w:tc>
+          <w:tcPr>
+            <w:tcW w:type="dxa" w:w="2173"/>
+          </w:tcPr>
+          <w:p>
+            <w:r>
+              <w:t>用于随机对照试验报告，注意2025主声明和可能适用的扩展指南。</w:t>
+            </w:r>
+          </w:p>
+        </w:tc>
+      </w:tr>
+      <w:tr>
+        <w:tc>
+          <w:tcPr>
+            <w:tcW w:type="dxa" w:w="2173"/>
+          </w:tcPr>
+          <w:p>
+            <w:r>
+              <w:t>TRIPOD+AI</w:t>
+            </w:r>
+          </w:p>
+        </w:tc>
+        <w:tc>
+          <w:tcPr>
+            <w:tcW w:type="dxa" w:w="2173"/>
+          </w:tcPr>
+          <w:p>
+            <w:r>
+              <w:t>EQUATOR Network</w:t>
+            </w:r>
+          </w:p>
+        </w:tc>
+        <w:tc>
+          <w:tcPr>
+            <w:tcW w:type="dxa" w:w="2173"/>
+          </w:tcPr>
+          <w:p>
+            <w:r>
+              <w:t>针对临床预测模型开发与评价的报告规范，需核实具体适用范围。</w:t>
+            </w:r>
+          </w:p>
+        </w:tc>
+      </w:tr>
+      <w:tr>
+        <w:tc>
+          <w:tcPr>
+            <w:tcW w:type="dxa" w:w="2173"/>
+          </w:tcPr>
+          <w:p>
+            <w:r>
+              <w:t>PRISMA 2020</w:t>
+            </w:r>
+          </w:p>
+        </w:tc>
+        <w:tc>
+          <w:tcPr>
+            <w:tcW w:type="dxa" w:w="2173"/>
+          </w:tcPr>
+          <w:p>
+            <w:r>
+              <w:t>PRISMA Statement</w:t>
+            </w:r>
+          </w:p>
+        </w:tc>
+        <w:tc>
+          <w:tcPr>
+            <w:tcW w:type="dxa" w:w="2173"/>
+          </w:tcPr>
+          <w:p>
+            <w:r>
+              <w:t>用于系统综述的透明报告，不应把清单视为完成系统性方法的证明。</w:t>
+            </w:r>
+          </w:p>
+        </w:tc>
+      </w:tr>
+      <w:tr>
+        <w:tc>
+          <w:tcPr>
+            <w:tcW w:type="dxa" w:w="2173"/>
+          </w:tcPr>
+          <w:p>
+            <w:r>
+              <w:t>ICMJE Recommendations</w:t>
+            </w:r>
+          </w:p>
+        </w:tc>
+        <w:tc>
+          <w:tcPr>
+            <w:tcW w:type="dxa" w:w="2173"/>
+          </w:tcPr>
+          <w:p>
+            <w:r>
+              <w:t>国际医学期刊编辑委员会</w:t>
+            </w:r>
+          </w:p>
+        </w:tc>
+        <w:tc>
+          <w:tcPr>
+            <w:tcW w:type="dxa" w:w="2173"/>
+          </w:tcPr>
+          <w:p>
+            <w:r>
+              <w:t>核对医学期刊作者责任、稿件准备、数据及出版规范。</w:t>
+            </w:r>
+          </w:p>
+        </w:tc>
+      </w:tr>
+      <w:tr>
+        <w:tc>
+          <w:tcPr>
+            <w:tcW w:type="dxa" w:w="2173"/>
+          </w:tcPr>
+          <w:p>
+            <w:r>
+              <w:t>ICMJE AI in Publishing</w:t>
+            </w:r>
+          </w:p>
+        </w:tc>
+        <w:tc>
+          <w:tcPr>
+            <w:tcW w:type="dxa" w:w="2173"/>
+          </w:tcPr>
+          <w:p>
+            <w:r>
+              <w:t>国际医学期刊编辑委员会</w:t>
+            </w:r>
+          </w:p>
+        </w:tc>
+        <w:tc>
+          <w:tcPr>
+            <w:tcW w:type="dxa" w:w="2173"/>
+          </w:tcPr>
+          <w:p>
+            <w:r>
+              <w:t>核对2026年对AI辅助科研出版的透明披露、核验和保密责任。</w:t>
+            </w:r>
+          </w:p>
+        </w:tc>
+      </w:tr>
+      <w:tr>
+        <w:tc>
+          <w:tcPr>
+            <w:tcW w:type="dxa" w:w="2173"/>
+          </w:tcPr>
+          <w:p>
+            <w:r>
+              <w:t>COPE Publication Ethics</w:t>
+            </w:r>
+          </w:p>
+        </w:tc>
+        <w:tc>
+          <w:tcPr>
+            <w:tcW w:type="dxa" w:w="2173"/>
+          </w:tcPr>
+          <w:p>
+            <w:r>
+              <w:t>出版伦理委员会</w:t>
+            </w:r>
+          </w:p>
+        </w:tc>
+        <w:tc>
+          <w:tcPr>
+            <w:tcW w:type="dxa" w:w="2173"/>
+          </w:tcPr>
+          <w:p>
+            <w:r>
+              <w:t>查找更正、撤稿、作者资格与出版伦理资源。</w:t>
+            </w:r>
+          </w:p>
+        </w:tc>
+      </w:tr>
+      <w:tr>
+        <w:tc>
+          <w:tcPr>
+            <w:tcW w:type="dxa" w:w="2173"/>
+          </w:tcPr>
+          <w:p>
+            <w:r>
+              <w:t>Cochrane Handbook</w:t>
+            </w:r>
+          </w:p>
+        </w:tc>
+        <w:tc>
+          <w:tcPr>
+            <w:tcW w:type="dxa" w:w="2173"/>
+          </w:tcPr>
+          <w:p>
+            <w:r>
+              <w:t>Cochrane</w:t>
+            </w:r>
+          </w:p>
+        </w:tc>
+        <w:tc>
+          <w:tcPr>
+            <w:tcW w:type="dxa" w:w="2173"/>
+          </w:tcPr>
+          <w:p>
+            <w:r>
+              <w:t>学习适用系统综述的研究问题、偏倚评价和证据综合方法。</w:t>
+            </w:r>
+          </w:p>
+        </w:tc>
+      </w:tr>
+    </w:tbl>
+    <w:p>
+      <w:pPr>
+        <w:pStyle w:val="Heading2"/>
+      </w:pPr>
+      <w:r>
+        <w:t>C.1 如何正确使用这些规范？</w:t>
+      </w:r>
+    </w:p>
+    <w:p>
+      <w:pPr>
+        <w:jc w:val="both"/>
+      </w:pPr>
+      <w:r>
+        <w:t>招生政策应首先以教育部当年正式文件及招生单位当年具体公告为依据。不同年份的报名时间、考试安排或资格要求可能变化，研究生本人不应直接沿用其他年度截图。正式申请材料、报名状态与录取资格应在有关平台和学校要求下核实。</w:t>
+      </w:r>
+    </w:p>
+    <w:p>
+      <w:pPr>
+        <w:jc w:val="both"/>
+      </w:pPr>
+      <w:r>
+        <w:t>科研报告指南需要与研究设计相匹配。STROBE主要帮助观察性研究完整报告，CONSORT关注适用的随机试验，TRIPOD+AI帮助临床预测模型报告，PRISMA 2020主要服务于系统综述的透明性。任何清单都不能把原本设计不足的研究变成高质量研究。某项研究还可能需要领域专门扩展条目，应根据正式投稿指南进一步判断。</w:t>
+      </w:r>
+    </w:p>
+    <w:p>
+      <w:pPr>
+        <w:jc w:val="both"/>
+      </w:pPr>
+      <w:r>
+        <w:t>出版伦理与AI使用需要充分考虑作者责任、保密和来源核验。ICMJE在2026年更新了AI相关建议，但不同出版机构仍可能有具体披露方式。AI可以辅助写作和分析，却不能代替人类研究者承担对论文真实性与方法可靠性的责任。</w:t>
+      </w:r>
+    </w:p>
+    <w:p>
+      <w:pPr>
+        <w:pStyle w:val="Heading1"/>
+      </w:pPr>
+      <w:r>
+        <w:t>附录D　完成一本研究生手册后的自我考核</w:t>
+      </w:r>
+    </w:p>
+    <w:p>
+      <w:pPr>
+        <w:jc w:val="both"/>
+      </w:pPr>
+      <w:r>
+        <w:t>完成九编五十章阅读后，不必用“看完了几页”证明学习成功。更有价值的结业作品是一份能够展示研究过程的综合文件夹：从真实问题与文献检索开始，经过设计、数据字典、方法和必要的伦理核查，形成可复现分析或规范观察记录，最后用一页结果说明和局限讨论结束。</w:t>
+      </w:r>
+    </w:p>
+    <w:p>
+      <w:pPr>
+        <w:pStyle w:val="Heading2"/>
+      </w:pPr>
+      <w:r>
+        <w:t>D.1 三种具有代表性的结业作品</w:t>
+      </w:r>
+    </w:p>
+    <w:p>
+      <w:pPr>
+        <w:jc w:val="both"/>
+      </w:pPr>
+      <w:r>
+        <w:t>**研究设计型作品：**选择一个并非凭空捏造的研究问题，完成文献证据矩阵、主要目标、研究对象、主要变量、风险和可行路径。适合正在准备开题的读者，重点检查问题是否真正重要及方法是否能够回答。</w:t>
+      </w:r>
+    </w:p>
+    <w:p>
+      <w:pPr>
+        <w:jc w:val="both"/>
+      </w:pPr>
+      <w:r>
+        <w:t>**数据分析型作品：**使用合规公开或完全模拟的数据，保存原始输入、变量字典、脚本、主要图表和结果解释。适合需要补充R、Python或统计基础的读者，重点在于是否能复现以及是否恰当区分观察、关联、预测和因果。</w:t>
+      </w:r>
+    </w:p>
+    <w:p>
+      <w:pPr>
+        <w:jc w:val="both"/>
+      </w:pPr>
+      <w:r>
+        <w:t>**学术写作型作品：**选择已经完成并具有直接数据或材料支持的研究，制作论文蓝图，逐句核对标题、摘要、方法、结果与讨论之间的关系。适合准备论文和答辩的读者，重点检查引用真实、分析前后一致和结论不夸大。</w:t>
+      </w:r>
+    </w:p>
+    <w:p>
+      <w:pPr>
+        <w:pStyle w:val="Heading2"/>
+      </w:pPr>
+      <w:r>
+        <w:t>D.2 结业时可以问自己的八个问题</w:t>
+      </w:r>
+    </w:p>
+    <w:p>
+      <w:pPr>
+        <w:pStyle w:val="ListNumber"/>
+      </w:pPr>
+      <w:r>
+        <w:t>我能否用两分钟清楚说明自己的研究问题以及它的实际意义？</w:t>
+      </w:r>
+    </w:p>
+    <w:p>
+      <w:pPr>
+        <w:pStyle w:val="ListNumber"/>
+      </w:pPr>
+      <w:r>
+        <w:t>能否根据正式来源核实招生或学位要求，而不只依赖他人经验？</w:t>
+      </w:r>
+    </w:p>
+    <w:p>
+      <w:pPr>
+        <w:pStyle w:val="ListNumber"/>
+      </w:pPr>
+      <w:r>
+        <w:t>能否独立找到重要原始研究，并记录清楚的检索策略？</w:t>
+      </w:r>
+    </w:p>
+    <w:p>
+      <w:pPr>
+        <w:pStyle w:val="ListNumber"/>
+      </w:pPr>
+      <w:r>
+        <w:t>能否说明研究设计能够支持什么推断，以及主要的偏倚来源？</w:t>
+      </w:r>
+    </w:p>
+    <w:p>
+      <w:pPr>
+        <w:pStyle w:val="ListNumber"/>
+      </w:pPr>
+      <w:r>
+        <w:t>能否辨认一个数据表中真正的分析单位和关键变量含义？</w:t>
+      </w:r>
+    </w:p>
+    <w:p>
+      <w:pPr>
+        <w:pStyle w:val="ListNumber"/>
+      </w:pPr>
+      <w:r>
+        <w:t>能否在必要的安全与伦理条件下保存完整的研究记录？</w:t>
+      </w:r>
+    </w:p>
+    <w:p>
+      <w:pPr>
+        <w:pStyle w:val="ListNumber"/>
+      </w:pPr>
+      <w:r>
+        <w:t>能否使别人根据自己的说明检查重要结果与分析步骤？</w:t>
+      </w:r>
+    </w:p>
+    <w:p>
+      <w:pPr>
+        <w:pStyle w:val="ListNumber"/>
+      </w:pPr>
+      <w:r>
+        <w:t>当新证据与预期矛盾时，我是否愿意真实修订原先的判断？</w:t>
+      </w:r>
+    </w:p>
+    <w:p>
+      <w:pPr>
+        <w:jc w:val="both"/>
+      </w:pPr>
+      <w:r>
+        <w:t>如果八个问题中仍有多个不能回答，不需要把它解释为个人能力失败。重新回到相关章节，利用本书提供的模板或公开教学数据完成相应练习，更有助于建立长期可靠的研究能力。</w:t>
+      </w:r>
+    </w:p>
+    <w:p>
+      <w:pPr>
+        <w:jc w:val="both"/>
+      </w:pPr>
+      <w:r>
+        <w:rPr>
+          <w:b/>
+        </w:rPr>
+        <w:t>全书结束语。</w:t>
+      </w:r>
+      <w:r>
+        <w:t xml:space="preserve"> 一段良好的科研训练，并不要求每个人都走向同一种职业道路，也不要求每一项研究都产生积极结果。它让我们逐渐学会如何在不确定的世界中提出问题、获得证据、尊重其他研究者的工作，并在必要时修正自己的认识。这些能力不会随着某一次毕业或投稿而终止。</w:t>
       </w:r>
     </w:p>
     <w:sectPr>

--- a/graduate-research-handbook/downloads/complete-book.docx
+++ b/graduate-research-handbook/downloads/complete-book.docx
@@ -4096,10 +4096,10 @@
         <w:rPr>
           <w:b/>
         </w:rPr>
-        <w:t>内容状态：</w:t>
-      </w:r>
-      <w:r>
-        <w:t xml:space="preserve"> 本章为逐步完善中的教材初稿。案例中的人物和项目用于教学，不代表真实招生承诺。请始终以适用招生年度的官方规定与培养单位公告为准。</w:t>
+        <w:t>读者提示：</w:t>
+      </w:r>
+      <w:r>
+        <w:t xml:space="preserve"> 本章示例的招生政策与时间安排具有明确年度限制，教学人物和项目不代表真实录取承诺。报考前请重新核实教育部、研招网及目标培养单位当年的正式文件。</w:t>
       </w:r>
     </w:p>
     <w:p/>
@@ -5273,10 +5273,10 @@
         <w:rPr>
           <w:b/>
         </w:rPr>
-        <w:t>内容状态：</w:t>
-      </w:r>
-      <w:r>
-        <w:t xml:space="preserve"> 本章为逐步完善中的教材初稿。案例中的人物和项目用于教学，不代表真实招生承诺。请始终以适用招生年度的官方规定与培养单位公告为准。</w:t>
+        <w:t>读者提示：</w:t>
+      </w:r>
+      <w:r>
+        <w:t xml:space="preserve"> 本章示例的招生政策与时间安排具有明确年度限制，教学人物和项目不代表真实录取承诺。报考前请重新核实教育部、研招网及目标培养单位当年的正式文件。</w:t>
       </w:r>
     </w:p>
     <w:p/>
@@ -30534,7 +30534,7 @@
         <w:jc w:val="both"/>
       </w:pPr>
       <w:r>
-        <w:t>——《从读研到做研究》全书初稿完</w:t>
+        <w:t>——《从读研到做研究》全书正文完</w:t>
       </w:r>
     </w:p>
     <w:p/>

--- a/graduate-research-handbook/downloads/complete-book.docx
+++ b/graduate-research-handbook/downloads/complete-book.docx
@@ -399,7 +399,7 @@
         <w:jc w:val="both"/>
       </w:pPr>
       <w:r>
-        <w:t>九编五十章 · 内容编辑修订版 V2.0 · 2026年10月</w:t>
+        <w:t>九编五十章 · 内容深度修订版 V2.1 · 2026年10月</w:t>
       </w:r>
     </w:p>
     <w:p>
@@ -407,7 +407,7 @@
         <w:pStyle w:val="Quote"/>
       </w:pPr>
       <w:r>
-        <w:t>本书为持续编校中的系统教材稿，尚未完成正式出版审稿。招生政策、软件和职业资格等时效性内容，应以相应机构现行正式文件为准。</w:t>
+        <w:t>本书为持续编校中的系统教学书稿；并非出版社正式出版终审版。涉及招生、科研伦理、投稿及学位规则的时效性信息，应以对应年度与机构的正式文件为准。</w:t>
       </w:r>
     </w:p>
     <w:p/>
@@ -913,343 +913,723 @@
         <w:pStyle w:val="Quote"/>
       </w:pPr>
       <w:r>
-        <w:t>一项研究的背后，通常有机构、团队、项目、证据、同行评议与长期合作。</w:t>
-      </w:r>
-    </w:p>
-    <w:p>
-      <w:pPr>
-        <w:pStyle w:val="Heading2"/>
-      </w:pPr>
-      <w:r>
-        <w:t>从一篇论文看学术世界</w:t>
-      </w:r>
-    </w:p>
-    <w:p>
-      <w:pPr>
-        <w:jc w:val="both"/>
-      </w:pPr>
-      <w:r>
-        <w:t>当新闻报道某大学发表了一篇重要论文，我们看到的是最后形成的成果，很少看到研究设计、原始数据、实验记录、统计核查、团队讨论、退稿修改和重复验证。</w:t>
-      </w:r>
-    </w:p>
-    <w:p>
-      <w:pPr>
-        <w:jc w:val="both"/>
-      </w:pPr>
-      <w:r>
-        <w:t>大学与科研院所提供教学和研究环境，研究团队把不同专业能力联系起来，科研资助为一些研究活动提供资源，期刊、会议和数据库帮助研究成果传播与检索。学术共同体通过质疑、讨论与后续研究不断修正知识。</w:t>
-      </w:r>
-    </w:p>
-    <w:p>
-      <w:pPr>
-        <w:pStyle w:val="Heading2"/>
-      </w:pPr>
-      <w:r>
-        <w:t>学校、学院、实验室和课题组</w:t>
-      </w:r>
-    </w:p>
-    <w:p>
-      <w:pPr>
-        <w:jc w:val="both"/>
-      </w:pPr>
-      <w:r>
-        <w:t>大学通常由学院、研究院、公共平台和管理部门组成。学院围绕学科开展教学与培养；实验室多涉及研究设施与运行条件；课题组主要是围绕问题开展协作的人员组织。</w:t>
-      </w:r>
-    </w:p>
-    <w:p>
-      <w:pPr>
-        <w:jc w:val="both"/>
-      </w:pPr>
-      <w:r>
-        <w:t>例如，一名生物医学工程研究生可能在工程学院注册学籍，使用合作医院的临床数据，在公共计算平台上完成脑影像分析。了解项目时要核实实际指导关系、数据来源、使用许可及计算实验条件。</w:t>
-      </w:r>
-    </w:p>
-    <w:p>
-      <w:pPr>
-        <w:pStyle w:val="Heading2"/>
-      </w:pPr>
-      <w:r>
-        <w:t>谁在开展研究</w:t>
-      </w:r>
-    </w:p>
-    <w:p>
-      <w:pPr>
-        <w:jc w:val="both"/>
-      </w:pPr>
-      <w:r>
-        <w:t>教授、副教授和研究员等通常涉及职称或岗位；硕士与博士是学位层次；博士后通常是取得博士学位后的阶段性研究经历或岗位，并非更高一级学位。</w:t>
-      </w:r>
-    </w:p>
-    <w:p>
-      <w:pPr>
-        <w:jc w:val="both"/>
-      </w:pPr>
-      <w:r>
-        <w:t>团队中还包括科研助理、技术人员、工程师和行政协调人员。研究贡献应当根据实际工作判断，不能只凭职位头衔。研究生进入团队以后，需要学会尊重不同成员的专业经验并逐渐承担更完整的任务。</w:t>
-      </w:r>
-    </w:p>
-    <w:p>
-      <w:pPr>
-        <w:pStyle w:val="Heading2"/>
-      </w:pPr>
-      <w:r>
-        <w:t>科研项目与经费</w:t>
-      </w:r>
-    </w:p>
-    <w:p>
-      <w:pPr>
-        <w:jc w:val="both"/>
-      </w:pPr>
-      <w:r>
-        <w:t>研究经费可能来自政府科研资助、学校、公益基金和企业合作。申请团队通常需要解释研究问题的重要性、方案合理性、已有基础及实施条件，并按照项目规定完成经费、伦理和进度管理。</w:t>
-      </w:r>
-    </w:p>
-    <w:p>
-      <w:pPr>
-        <w:jc w:val="both"/>
-      </w:pPr>
-      <w:r>
-        <w:t>科研经费有明确使用用途，不等于个人可以自由支配的收入。刚入学的研究生至少应知道课题组正在参与哪些项目，自己负责什么，以及哪些记录必须按规定保存。</w:t>
-      </w:r>
-    </w:p>
-    <w:p>
-      <w:pPr>
-        <w:pStyle w:val="Heading2"/>
-      </w:pPr>
-      <w:r>
-        <w:t>一项研究怎样推进</w:t>
-      </w:r>
-    </w:p>
-    <w:p>
-      <w:pPr>
-        <w:jc w:val="both"/>
-      </w:pPr>
-      <w:r>
-        <w:t>以“医学影像模型能否跨医院预测疾病风险”为例，团队要先定义研究对象和结局，了解数据来源、采集差异及是否获得使用授权，然后制定分析与验证计划。</w:t>
-      </w:r>
-    </w:p>
-    <w:p>
-      <w:pPr>
-        <w:jc w:val="both"/>
-      </w:pPr>
-      <w:r>
-        <w:t>临床人员帮助界定医学问题，影像人员关注测量质量，算法和统计人员开展模型研究与证据评价。如果模型在独立医院表现下降，就应重新检查适用边界，不能只展示训练数据上的最佳结果。</w:t>
-      </w:r>
-    </w:p>
-    <w:p>
-      <w:pPr>
-        <w:pStyle w:val="Heading2"/>
-      </w:pPr>
-      <w:r>
-        <w:t>学术成果不只有论文</w:t>
-      </w:r>
-    </w:p>
-    <w:p>
-      <w:pPr>
-        <w:jc w:val="both"/>
-      </w:pPr>
-      <w:r>
-        <w:t>成果可能是理论证明、实验发现、技术方法、软件、长期数据资源、工程原型、专业标准、调查报告和学术专著。研究成果是产出，学术贡献是它对知识与实践的价值，毕业要求则来自具体培养制度；三者不完全等价。</w:t>
-      </w:r>
-    </w:p>
-    <w:p>
-      <w:pPr>
-        <w:pStyle w:val="Heading2"/>
-      </w:pPr>
-      <w:r>
-        <w:t>学术论文怎样发表</w:t>
-      </w:r>
-    </w:p>
-    <w:p>
-      <w:pPr>
-        <w:jc w:val="both"/>
-      </w:pPr>
-      <w:r>
-        <w:t>通常经历选期刊、准备材料、投稿、编辑初审、同行评议、修改、编辑决定和出版。同行评议可以发现问题，却不是“结论永远正确”的证明。发表后的重复检验、讨论、更正甚至撤稿，也是学术体系的一部分。</w:t>
-      </w:r>
-    </w:p>
-    <w:p>
-      <w:pPr>
-        <w:jc w:val="both"/>
-      </w:pPr>
-      <w:r>
-        <w:t>投稿前应检查期刊的范围、研究规范、出版政策、费用、伦理与数据要求。论文被拒绝不总说明研究没有价值。</w:t>
-      </w:r>
-    </w:p>
-    <w:p>
-      <w:pPr>
-        <w:pStyle w:val="Heading2"/>
-      </w:pPr>
-      <w:r>
-        <w:t>理解SCI、SSCI、EI及中文索引</w:t>
-      </w:r>
-    </w:p>
-    <w:p>
-      <w:pPr>
-        <w:jc w:val="both"/>
-      </w:pPr>
-      <w:r>
-        <w:t>SCIE和SSCI等属于相关引文索引体系，Ei Compendex是工程领域的重要检索数据库，CSSCI和CSCD分别涉及对应的中文学术引文数据。收录说明文献可在特定数据库中检索，不代表单篇论文一定可靠。</w:t>
-      </w:r>
-    </w:p>
-    <w:p>
-      <w:pPr>
-        <w:jc w:val="both"/>
-      </w:pPr>
-      <w:r>
-        <w:t>收录与期刊指标可能随时间变化，正式成果核验应依学校要求检查实际数据库记录。</w:t>
-      </w:r>
-    </w:p>
-    <w:p>
-      <w:pPr>
-        <w:pStyle w:val="Heading2"/>
-      </w:pPr>
-      <w:r>
-        <w:t>指标不是科学本身</w:t>
-      </w:r>
-    </w:p>
-    <w:p>
-      <w:pPr>
-        <w:jc w:val="both"/>
-      </w:pPr>
-      <w:r>
-        <w:t>期刊影响因子是期刊层面的引用统计，不是每一篇文章的质量分数。期刊分区受具体学科和分区规则影响；论文引用可能来自支持，也可能来自批评；H指数同样受到研究领域和职业阶段差异影响。</w:t>
-      </w:r>
-    </w:p>
-    <w:p>
-      <w:pPr>
-        <w:jc w:val="both"/>
-      </w:pPr>
-      <w:r>
-        <w:t>判断文献时，应优先评价研究问题、方法、证据与适用边界，不能让数字代替阅读和专业判断。</w:t>
-      </w:r>
-    </w:p>
-    <w:p>
-      <w:pPr>
-        <w:pStyle w:val="Heading2"/>
-      </w:pPr>
-      <w:r>
-        <w:t>实践：绘制自己的学术地图</w:t>
-      </w:r>
-    </w:p>
-    <w:p>
-      <w:pPr>
-        <w:jc w:val="both"/>
-      </w:pPr>
-      <w:r>
-        <w:t>选择一个感兴趣的研究团队，查找其所属院校、研究问题、两篇代表性论文、主要方法、合作单位和论文披露的经费来源。再用500字回答：他们在解决什么问题？为什么需要跨专业合作？如果自己加入，需要补充什么知识？</w:t>
-      </w:r>
-    </w:p>
-    <w:p>
-      <w:pPr>
-        <w:pStyle w:val="Heading2"/>
-      </w:pPr>
-      <w:r>
-        <w:t>一个完整项目怎样从问题走向论文？</w:t>
-      </w:r>
-    </w:p>
-    <w:p>
-      <w:pPr>
-        <w:jc w:val="both"/>
-      </w:pPr>
-      <w:r>
-        <w:t>设想一项材料科学研究：研究者发现某类材料在实际工作温度变化时性能不稳定，计划评价一种新的制备条件是否能够改善性能。项目开始时需要先检索已有材料体系和测量方法，说明为什么现有证据不足，然后设计合适的对照材料、测试温度与性能指标。与此同时，团队还必须判断试剂、仪器、安全和研究经费能否支持实验。</w:t>
-      </w:r>
-    </w:p>
-    <w:p>
-      <w:pPr>
-        <w:jc w:val="both"/>
-      </w:pPr>
-      <w:r>
-        <w:t>进入实施阶段后，研究人员保存每次材料制备的原始条件、仪器校准状态、批次与结果。有一批材料在较高温度下突然表现异常，并不能因为它破坏总体趋势就直接剔除。团队应先判断它是操作或设备问题，还是材料真实性能的波动；如果认为需要排除，应说明依据，保存原始记录，并检查排除是否改变主要结论。</w:t>
-      </w:r>
-    </w:p>
-    <w:p>
-      <w:pPr>
-        <w:jc w:val="both"/>
-      </w:pPr>
-      <w:r>
-        <w:t>假设结果表明新材料只在特定温度范围内优于原有方案。这不一定是令人失望的结果，因为它帮助界定了技术的适用边界。论文可以报告性能变化、重复测试与限制，而不是直接写成“全面实现突破”。其他团队随后可以进一步开展验证或改进工艺。这样的项目既涉及科学问题，也涉及研究设计、设施、人员、资源、数据分析与论文交流。</w:t>
-      </w:r>
-    </w:p>
-    <w:p>
-      <w:pPr>
-        <w:jc w:val="both"/>
-      </w:pPr>
-      <w:r>
-        <w:t>请把这个案例放回你自己的专业：如果是历史研究，原始资料的真实性和来源考证可能具有对应的重要性；如果是临床研究，研究对象的选择、伦理和随访具有关键作用；如果是计算方法研究，公平基准与独立测试则不可忽略。不同学科形式各异，但都需要将声称、证据和限制联系起来。</w:t>
-      </w:r>
-    </w:p>
-    <w:p>
-      <w:pPr>
-        <w:pStyle w:val="Heading2"/>
-      </w:pPr>
-      <w:r>
-        <w:t>学术期刊和指标，究竟应该怎样用于真实研究？</w:t>
-      </w:r>
-    </w:p>
-    <w:p>
-      <w:pPr>
-        <w:jc w:val="both"/>
-      </w:pPr>
-      <w:r>
-        <w:t>假设你正在写一篇关于疾病预测的论文，在数据库里找到两篇相关文章。第一篇发表在综合声誉较高的期刊，但研究对象与你关注的人群不同，而且主要采用内部验证；第二篇发表在规模较小的专业期刊，却采用了与你目标人群相近的设计，并包含独立验证。对于当前研究问题，第二篇可能提供更直接的方法证据。两篇文章可以同时阅读，但不应根据期刊指标替代对研究内容的判断。</w:t>
-      </w:r>
-    </w:p>
-    <w:p>
-      <w:pPr>
-        <w:jc w:val="both"/>
-      </w:pPr>
-      <w:r>
-        <w:t>正式核对文献时，先确认标题、作者、年份、文章类型以及DOI或稳定链接。然后阅读方法和主要图表，判断研究提供哪类证据，以及是否存在更正或撤稿记录。对期刊影响因子、学科分区和收录信息，要区分不同数据库、不同统计年度和不同指标体系，尤其不能将期刊层面的引用指标直接赋给每篇文章。</w:t>
-      </w:r>
-    </w:p>
-    <w:p>
-      <w:pPr>
-        <w:jc w:val="both"/>
-      </w:pPr>
-      <w:r>
-        <w:t>引用量较高也不自动代表结论可靠。一篇方法论文可能因持续受到质疑而被频繁引用；一篇近期发表、设计良好的研究则可能尚未积累很多引用。初学者应该把这些指标视为了解学术传播环境的辅助线索，而不是终止独立思考的最终裁判。</w:t>
-      </w:r>
-    </w:p>
-    <w:p>
-      <w:pPr>
-        <w:pStyle w:val="Heading2"/>
-      </w:pPr>
-      <w:r>
-        <w:t>学术地图应怎样完成：从调查到一页研究画像</w:t>
-      </w:r>
-    </w:p>
-    <w:p>
-      <w:pPr>
-        <w:jc w:val="both"/>
-      </w:pPr>
-      <w:r>
-        <w:t>完成本章实践时，建议先选择一支确实开展你感兴趣研究的团队，寻找其近年的两篇公开论文，逐一记录研究问题、作者单位、研究对象或材料、核心方法、项目资助与论文局限。你可以沿着论文的通讯作者与团队网站了解研究组织，但不要在没有作者贡献声明时擅自认定每个人具体负责哪些实验。</w:t>
-      </w:r>
-    </w:p>
-    <w:p>
-      <w:pPr>
-        <w:jc w:val="both"/>
-      </w:pPr>
-      <w:r>
-        <w:t>接下来画一张简单关系图，把“大学—学院—研究团队—研究问题—方法—合作机构—成果形式”连接起来，并把无法核实的信息单独列出。例如团队曾经使用某医院的临床数据，不意味着所有新生入学后都能够直接获得全部数据权限；网页展示某台先进仪器，也不意味着它可以未经预约或安全培训自由使用。</w:t>
-      </w:r>
-    </w:p>
-    <w:p>
-      <w:pPr>
-        <w:jc w:val="both"/>
-      </w:pPr>
-      <w:r>
-        <w:t>最后撰写500字说明，重点回答：这支团队在解决什么问题？哪一类基础能力是新生最需要补的？公开资料能证明哪些条件已经具备，又有哪些问题需要通过正式渠道继续确认？如果你能够区分事实、猜测与待核实信息，这张学术地图就具有了实际使用价值。</w:t>
-      </w:r>
-    </w:p>
-    <w:p>
-      <w:pPr>
-        <w:pStyle w:val="Heading2"/>
-      </w:pPr>
-      <w:r>
-        <w:t>本章综合实训：读懂一个课题组</w:t>
+        <w:t>本章要回答的问题是：科研成果究竟从哪里来？大学、研究团队、学术期刊和科研项目各自承担什么功能？一个刚入门的学生，如何在不迷信评价指标的前提下判断研究工作的价值？</w:t>
+      </w:r>
+    </w:p>
+    <w:p>
+      <w:pPr>
+        <w:pStyle w:val="Heading2"/>
+      </w:pPr>
+      <w:r>
+        <w:t>2.1 一篇论文背后，实际发生了什么？</w:t>
+      </w:r>
+    </w:p>
+    <w:p>
+      <w:pPr>
+        <w:jc w:val="both"/>
+      </w:pPr>
+      <w:r>
+        <w:t>新闻中最容易被注意到的，是“某大学在某期刊发表研究成果”的一句话。但研究不始于投稿，更不止于论文接收。它可能从临床工作中的一个疑问、工业生产中一个不稳定的现象、档案里几份彼此矛盾的记录，或者一项理论与实际观察之间的冲突出发。研究人员需要先弄清楚问题是什么，已有研究解决到哪一步，再判断怎样取得新的证据。</w:t>
+      </w:r>
+    </w:p>
+    <w:p>
+      <w:pPr>
+        <w:jc w:val="both"/>
+      </w:pPr>
+      <w:r>
+        <w:t>以一项虚构的医学预测研究为例。团队希望知道某种模型在不同医院能否稳定识别目标结局。临床研究人员首先要明确谁属于目标人群、结局如何测量；数据管理人员需要确认文件是否经过合法授权、不同医院的字段能否对应；统计与算法研究人员需要保证训练、调参与独立测试之间没有不恰当的信息重用。等到分析形成结果，团队还要检查各项结论是否能够直接对应图表、分析日志与原始资料。</w:t>
+      </w:r>
+    </w:p>
+    <w:p>
+      <w:pPr>
+        <w:jc w:val="both"/>
+      </w:pPr>
+      <w:r>
+        <w:t>假设模型在开发医院表现较好，却在独立医院明显下降。研究者不能只挑选较好的一组数字投稿，而应先核查数据质量和分析流程，然后讨论结果为何不同。这种不一致可能暴露模型依赖某种特定测量环境，恰好帮助领域认识技术的实际适用范围。科学研究的价值，不只是创造看起来漂亮的结果，也包括界定某种方法何时不能可靠地工作。</w:t>
+      </w:r>
+    </w:p>
+    <w:p>
+      <w:pPr>
+        <w:jc w:val="both"/>
+      </w:pPr>
+      <w:r>
+        <w:t>论文是这些工作的一种交流形式。文章的Introduction通常解释研究问题与知识缺口，Methods说明材料和操作，Results呈现直接证据，Discussion将结果与已有研究联系起来并解释局限。这种结构并不适用于所有学科的全部文章，但其背后的原则具有广泛意义：每一项重要主张都应有能够检查的依据。</w:t>
+      </w:r>
+    </w:p>
+    <w:p>
+      <w:pPr>
+        <w:pStyle w:val="Heading2"/>
+      </w:pPr>
+      <w:r>
+        <w:t>2.2 大学、学院、实验室、课题组与研究平台</w:t>
+      </w:r>
+    </w:p>
+    <w:p>
+      <w:pPr>
+        <w:jc w:val="both"/>
+      </w:pPr>
+      <w:r>
+        <w:t>很多新生把“学院”“实验室”和“课题组”理解为同一个概念，实际并非如此。大学和科研院所承担教育、研究与管理职能；学院或研究院往往围绕学科组织培养；课题组通常由研究人员与学生围绕若干科学问题开展合作；公共实验平台提供仪器、检测、计算或其他专业服务。具体的组织关系因机构而异，不能仅凭名称推断权责。</w:t>
+      </w:r>
+    </w:p>
+    <w:p>
+      <w:pPr>
+        <w:jc w:val="both"/>
+      </w:pPr>
+      <w:r>
+        <w:t>例如一名生物医学工程研究生，学籍可能属于工程学院，研究方向涉及医学影像，实际项目需要合作医院提供经过许可的临床数据，还使用学校计算平台和其他团队的统计支持。在这个例子里，学籍、直接指导关系、资料归属、科研合作和设备使用权限并不一定由同一部门决定。提前理解这些关系，可以减少很多入学后的沟通误解。</w:t>
+      </w:r>
+    </w:p>
+    <w:p>
+      <w:pPr>
+        <w:jc w:val="both"/>
+      </w:pPr>
+      <w:r>
+        <w:t>新生可以从三个具体问题认识自己的研究环境。第一，我的培养要求、课程与学位手续由哪个单位正式负责？第二，日常研究问题、进度反馈和方法讨论通常由谁指导？第三，数据、样本和仪器属于什么许可范围，需要怎样预约、培训或审批？前两项帮助你理解培养与合作，第三项关乎研究质量与安全。</w:t>
+      </w:r>
+    </w:p>
+    <w:p>
+      <w:pPr>
+        <w:jc w:val="both"/>
+      </w:pPr>
+      <w:r>
+        <w:t>团队中也存在不同的职业角色。教师、研究员、博士后、科研助理、工程师、实验技术人员和研究生可能各自承担重要工作。硕士与博士通常指学位层次，博士后则属于取得博士学位以后的研究经历或岗位，不是比博士更高的学位。尊重具体贡献而不是仅看职位名称，是跨学科合作的重要基础。</w:t>
+      </w:r>
+    </w:p>
+    <w:p>
+      <w:pPr>
+        <w:pStyle w:val="Heading2"/>
+      </w:pPr>
+      <w:r>
+        <w:t>2.3 科研项目与经费：为什么“有经费”不等于“研究一定成功”？</w:t>
+      </w:r>
+    </w:p>
+    <w:p>
+      <w:pPr>
+        <w:jc w:val="both"/>
+      </w:pPr>
+      <w:r>
+        <w:t>科研项目常需要资金、实验材料、设备、计算资源、人员与合作机构的投入。资助可能来自政府科研计划、大学、基金会或企业合作。申请团队通常必须说明研究的科学意义、实施条件、方法与风险，并根据适用规则管理预算和报告阶段进展。</w:t>
+      </w:r>
+    </w:p>
+    <w:p>
+      <w:pPr>
+        <w:jc w:val="both"/>
+      </w:pPr>
+      <w:r>
+        <w:t>假设某项材料研究计划在不同环境中测试新型传感器，项目预算可能包含测试耗材、设备使用或加工、必要的计算，以及与研究直接有关的差旅和人员支持。这些费用应当能够对应具体任务。科研经费有明确管理用途，不是负责人或学生可以自由支配的个人收入。不同资助方和单位的具体规定可能不一样，需要查阅正式文件。</w:t>
+      </w:r>
+    </w:p>
+    <w:p>
+      <w:pPr>
+        <w:jc w:val="both"/>
+      </w:pPr>
+      <w:r>
+        <w:t>研究进度也不是一张保证所有结果按期出现的时间表。科学假设可能无法得到支持，关键设备可能出现问题，合作单位的数据许可也可能需要更多核实。成熟的项目管理应当明确阶段交付，例如“完成样本质量检查报告”“锁定统计分析计划”“完成独立验证”，而不是只写“保证发现重要机制”。</w:t>
+      </w:r>
+    </w:p>
+    <w:p>
+      <w:pPr>
+        <w:jc w:val="both"/>
+      </w:pPr>
+      <w:r>
+        <w:t>对新生而言，至少应学会区分团队已有的研究基础、项目计划中的工作和已经获得的结果。网页写着“计划建设多中心队列”，不意味着你入学后已经能够使用全部资料；论文提到某台仪器，也不意味着你无需培训就可以直接操作。遇到这样的信息差，应通过正式团队沟通确认，而不是凭想象补充研究条件。</w:t>
+      </w:r>
+    </w:p>
+    <w:p>
+      <w:pPr>
+        <w:pStyle w:val="Heading2"/>
+      </w:pPr>
+      <w:r>
+        <w:t>2.4 学术成果不只有论文，论文也有不同证据性质</w:t>
+      </w:r>
+    </w:p>
+    <w:p>
+      <w:pPr>
+        <w:jc w:val="both"/>
+      </w:pPr>
+      <w:r>
+        <w:t>学术成果可以是新的理论推导、实验发现、模型、软件、可重复数据资源、工程原型、专业标准、调查报告和学术专著。不同学科有不同的交流方式。计算机领域的部分重要成果可能以同行评议的会议论文发表，工程学可能重视系统实现与测试，人文研究可能依赖长期的史料考证和专著论证。不能用单一的期刊发表方式评价所有学科的知识价值。</w:t>
+      </w:r>
+    </w:p>
+    <w:p>
+      <w:pPr>
+        <w:jc w:val="both"/>
+      </w:pPr>
+      <w:r>
+        <w:t>即使同为学术论文，也有原创研究、综述、方法论文、短篇报告与其他类型。原创研究可以产生新的观察或方法证据；综述的任务是整合评价已有知识；方法论文需要展示工具为何在明确条件下可靠。预印本能够帮助研究较早传播，但读者必须知道其是否已经经过正式同行评议，不能默认所有公开PDF具有相同出版状态。</w:t>
+      </w:r>
+    </w:p>
+    <w:p>
+      <w:pPr>
+        <w:jc w:val="both"/>
+      </w:pPr>
+      <w:r>
+        <w:t>接触一篇论文时，先问它回答的是什么问题，再看研究对象、设计与直接证据。即使发表在知名期刊，也可能只在特定样本中获得观察关联；即使期刊名气较小，只要研究设计与问题高度相关，也可能为你的研究提供关键方法细节。</w:t>
+      </w:r>
+    </w:p>
+    <w:p>
+      <w:pPr>
+        <w:jc w:val="both"/>
+      </w:pPr>
+      <w:r>
+        <w:t>研究结论与其应用价值还需要分开。一个模型在独立数据中表现较好，不自动意味着可立即用于临床；一种细胞实验现象得到重复，也不代表已经证明人体中的同一机制。科研交流应当有足够的限定，让后来研究者理解结果真正支持到哪一步。</w:t>
+      </w:r>
+    </w:p>
+    <w:p>
+      <w:pPr>
+        <w:pStyle w:val="Heading2"/>
+      </w:pPr>
+      <w:r>
+        <w:t>2.5 SCI、SSCI、EI和学术指标应该怎样理解？</w:t>
+      </w:r>
+    </w:p>
+    <w:p>
+      <w:pPr>
+        <w:jc w:val="both"/>
+      </w:pPr>
+      <w:r>
+        <w:t>研究生经常听到SCI、SSCI、EI、分区、影响因子和H指数等词语。严格来说，SCIE和SSCI等是相关引文索引体系，Ei Compendex属于工程领域的重要检索资源，不同学科还可能使用其他专业数据库。数据库收录有各自范围与规则；“被某数据库收录”本身不能证明论文的方法和结论完全可靠。</w:t>
+      </w:r>
+    </w:p>
+    <w:p>
+      <w:pPr>
+        <w:jc w:val="both"/>
+      </w:pPr>
+      <w:r>
+        <w:t>期刊影响因子主要描述期刊层面的特定引用统计，不能被直接当作每一篇文章的质量分数。分区结果依赖具体的统计年份与评价方法，也不应在不同体系之间混用。论文引用次数还可能来自支持、批评、背景介绍或方法使用，所以“引用多”等同于“结论正确”是过度简化。</w:t>
+      </w:r>
+    </w:p>
+    <w:p>
+      <w:pPr>
+        <w:jc w:val="both"/>
+      </w:pPr>
+      <w:r>
+        <w:t>假设你在检索“医学模型跨中心泛化”时找到两篇论文。第一篇发表在综合影响较大的期刊，却主要使用单中心内部评价；第二篇来自规模较小的专业期刊，但包含真正独立的外部数据。若你的研究正好需要外部验证设计，第二篇可能提供更直接的方法证据。判断应该建立在研究目的和可检查的方法上，而不是先根据期刊名排序。</w:t>
+      </w:r>
+    </w:p>
+    <w:p>
+      <w:pPr>
+        <w:jc w:val="both"/>
+      </w:pPr>
+      <w:r>
+        <w:t>如果学校需要进行正式成果统计，应查阅当年规定、数据库记录与实际文章类型，避免通过朋友圈截图核定“分区”和“收录”。这些指标能够提供一定背景，却不应取代直接阅读原文。</w:t>
+      </w:r>
+    </w:p>
+    <w:p>
+      <w:pPr>
+        <w:pStyle w:val="Heading2"/>
+      </w:pPr>
+      <w:r>
+        <w:t>2.6 学术发表、同行评议与持续纠错</w:t>
+      </w:r>
+    </w:p>
+    <w:p>
+      <w:pPr>
+        <w:jc w:val="both"/>
+      </w:pPr>
+      <w:r>
+        <w:t>学术论文通常要经历投稿、编辑初审、可能的同行评议、修改、编辑决定和出版，但不同领域和期刊的程序会有差异。评审的价值在于让工作接受专业质疑，发现设计、报告和解释中的问题；它并不保证论文的所有实验都由审稿人独立重复，也不能证明文章以后永远无需修正。</w:t>
+      </w:r>
+    </w:p>
+    <w:p>
+      <w:pPr>
+        <w:jc w:val="both"/>
+      </w:pPr>
+      <w:r>
+        <w:t>论文接收以后，其他研究可能提供不同的样本和方法证据，发现新的适用范围或暴露以往忽略的偏倚。公开更正、争议讨论和必要的撤稿，是科研记录可能经历的不同状态。发现错误不必然意味着所有作者有意违反诚信规范，具体情况应依据事实与正式程序判断。</w:t>
+      </w:r>
+    </w:p>
+    <w:p>
+      <w:pPr>
+        <w:jc w:val="both"/>
+      </w:pPr>
+      <w:r>
+        <w:t>对科研新人，一个很有价值的训练是比较原论文的结论与后续引用它的研究。某篇高度被引论文是否得到了独立复现？后来研究是否使用相同结局和统计方法？是否有人指出新的限制？这会帮助你理解“知识如何逐步被建立和修正”，而不是把期刊接收日期看成科学问题的终点。</w:t>
+      </w:r>
+    </w:p>
+    <w:p>
+      <w:pPr>
+        <w:jc w:val="both"/>
+      </w:pPr>
+      <w:r>
+        <w:t>选择期刊时，也应调查目标读者、学科范围、稿件类型、数据和伦理要求、费用及版权安排。合理的同行评议和出版透明度比“付费保证快速录用”之类承诺更重要。尤其不要把投稿时的宣传性语言当作科研质量标准。</w:t>
+      </w:r>
+    </w:p>
+    <w:p>
+      <w:pPr>
+        <w:pStyle w:val="Heading2"/>
+      </w:pPr>
+      <w:r>
+        <w:t>2.7 连续案例：一项研究如何从失败走到可信报告？</w:t>
+      </w:r>
+    </w:p>
+    <w:p>
+      <w:pPr>
+        <w:jc w:val="both"/>
+      </w:pPr>
+      <w:r>
+        <w:t>现在设想某研究团队希望改进一种材料的耐温性能。最初的实验设计包含两种制备方法，计划在多个温度条件下测量性能，并与已有材料比较。第一批数据显示，新方法在某个温度下表现显著较好，但另一个实验批次并没有得到相同结果。</w:t>
+      </w:r>
+    </w:p>
+    <w:p>
+      <w:pPr>
+        <w:jc w:val="both"/>
+      </w:pPr>
+      <w:r>
+        <w:t>如果研究者只希望得到“成功”论文，可能倾向于留下第一批数据并忽略第二批。较稳健的路径则是核查样本制备条件、仪器状态、温度和测量流程。通过记录比较，团队发现两批材料有一项保存条件不同，但仍无法完全确定它是否解释了结果。于是他们没有直接宣布保存条件造成差异，而是在合理范围内补充适当的对照并更新研究问题。</w:t>
+      </w:r>
+    </w:p>
+    <w:p>
+      <w:pPr>
+        <w:jc w:val="both"/>
+      </w:pPr>
+      <w:r>
+        <w:t>经过核查，研究可能发现新方法只在某些条件下带来改进，而不是全面优于旧材料。这样的结论虽然没有宏大宣传语，却能够帮助后续工程应用认识条件限制。论文随后需要诚实呈现所有关键结果，说明控制了哪些因素，哪些问题仍然需要独立研究。</w:t>
+      </w:r>
+    </w:p>
+    <w:p>
+      <w:pPr>
+        <w:jc w:val="both"/>
+      </w:pPr>
+      <w:r>
+        <w:t>这个案例可以迁移到其他专业：医学研究应考虑受试者来源与测量质量；算法研究应考虑开发与测试独立性；史学研究应回到史料的来源和真实性。研究对象不同，但“主张—证据—可能的替代解释—适用范围”始终是判断可靠性的关键链条。</w:t>
+      </w:r>
+    </w:p>
+    <w:p>
+      <w:pPr>
+        <w:pStyle w:val="Heading2"/>
+      </w:pPr>
+      <w:r>
+        <w:t>2.8 本章实践：绘制一张可以核验的学术生态地图</w:t>
+      </w:r>
+    </w:p>
+    <w:p>
+      <w:pPr>
+        <w:jc w:val="both"/>
+      </w:pPr>
+      <w:r>
+        <w:t>选择一所你感兴趣的高校或研究机构，以及其中一支确实开展相关研究的团队。通过公开信息查找所属单位、研究方向、两篇有代表性的原创论文、主要研究方法、合作关系和披露的经费来源。所有重要事实应保留原始网页或文献链接，不应将网上未经证实的评价当作正式信息。</w:t>
+      </w:r>
+    </w:p>
+    <w:p>
+      <w:pPr>
+        <w:jc w:val="both"/>
+      </w:pPr>
+      <w:r>
+        <w:t>然后完成两件作品。第一件是一页研究生态图，连接机构、培养单位、研究团队、研究问题、需要的专业方法和代表性成果。第二件是一份600字左右的研究画像：解释这支团队在解决什么问题，为什么需要不同专业协作，已有证据的主要限制是什么，以及你若参与相关研究最需要补充什么知识。</w:t>
+      </w:r>
+    </w:p>
+    <w:p>
+      <w:pPr>
+        <w:jc w:val="both"/>
+      </w:pPr>
+      <w:r>
+        <w:t>验收时让另一名同学根据你的材料回答四个问题：主要问题是否清楚，研究所依赖的资料从哪里来，哪些论文真正支持你的描述，哪些信息仍需向单位核实。若这些问题都能从材料中找到答案，你得到的就不是简单的学校介绍，而是一份可以服务未来学习决策的学术调查。</w:t>
+      </w:r>
+    </w:p>
+    <w:p>
+      <w:pPr>
+        <w:jc w:val="both"/>
+      </w:pPr>
+      <w:r>
+        <w:rPr>
+          <w:b/>
+        </w:rPr>
+        <w:t>本章小结。</w:t>
+      </w:r>
+      <w:r>
+        <w:t xml:space="preserve"> 学术世界不是仅由论文数量和影响因子组成的排行榜，而是研究者围绕真实问题组织资源、取得证据、交流与相互纠错的共同体。学会区分机构功能、研究主张和学术指标，是进入这个世界的重要第一步。</w:t>
+      </w:r>
+    </w:p>
+    <w:p/>
+    <w:p>
+      <w:r>
+        <w:br w:type="page"/>
+      </w:r>
+    </w:p>
+    <w:p>
+      <w:pPr>
+        <w:pStyle w:val="Heading1"/>
+      </w:pPr>
+      <w:r>
+        <w:t>第三章　认识不同类型的研究生教育</w:t>
+      </w:r>
+    </w:p>
+    <w:p>
+      <w:pPr>
+        <w:pStyle w:val="Quote"/>
+      </w:pPr>
+      <w:r>
+        <w:t>学位层次、培养类型、学习方式和入学途径是四个不同的问题。</w:t>
+      </w:r>
+    </w:p>
+    <w:p>
+      <w:pPr>
+        <w:pStyle w:val="Heading2"/>
+      </w:pPr>
+      <w:r>
+        <w:t>先分清四个维度</w:t>
+      </w:r>
+    </w:p>
+    <w:p>
+      <w:pPr>
+        <w:jc w:val="both"/>
+      </w:pPr>
+      <w:r>
+        <w:t>硕士和博士描述学位层次；学术学位与专业学位描述培养定位；全日制与非全日制主要涉及学习方式；考试、推免、直博、硕博连读或申请考核涉及不同招生和培养衔接路径。它们不能简单按高低排列。</w:t>
+      </w:r>
+    </w:p>
+    <w:p>
+      <w:pPr>
+        <w:pStyle w:val="Heading2"/>
+      </w:pPr>
+      <w:r>
+        <w:t>学术型硕士</w:t>
+      </w:r>
+    </w:p>
+    <w:p>
+      <w:pPr>
+        <w:jc w:val="both"/>
+      </w:pPr>
+      <w:r>
+        <w:t>学术型硕士通常更侧重学科理论、研究方法及学术研究能力。例如，统计学项目可能强调推断与模型，生物学项目可能包含实验与计算研究，社会学项目可能重视理论与调查方法。</w:t>
+      </w:r>
+    </w:p>
+    <w:p>
+      <w:pPr>
+        <w:jc w:val="both"/>
+      </w:pPr>
+      <w:r>
+        <w:t>学硕不意味着只学理论而不解决现实问题。判断是否适合，要看具体培养方案、研究训练与未来职业或博士项目的匹配。</w:t>
+      </w:r>
+    </w:p>
+    <w:p>
+      <w:pPr>
+        <w:pStyle w:val="Heading2"/>
+      </w:pPr>
+      <w:r>
+        <w:t>专业型硕士</w:t>
+      </w:r>
+    </w:p>
+    <w:p>
+      <w:pPr>
+        <w:jc w:val="both"/>
+      </w:pPr>
+      <w:r>
+        <w:t>专业学位硕士强调解决实际专业问题和实践创新的能力。工程、公共卫生与教育等领域可能设有行业实践、实际项目或联合培养安排。</w:t>
+      </w:r>
+    </w:p>
+    <w:p>
+      <w:pPr>
+        <w:jc w:val="both"/>
+      </w:pPr>
+      <w:r>
+        <w:t>专硕不代表没有科研，也并非一概不能读博。学生申请进一步深造时，应核实目标博士项目的招生资格、方法基础与研究经历要求。</w:t>
+      </w:r>
+    </w:p>
+    <w:p>
+      <w:pPr>
+        <w:pStyle w:val="Heading2"/>
+      </w:pPr>
+      <w:r>
+        <w:t>全日制和非全日制</w:t>
+      </w:r>
+    </w:p>
+    <w:p>
+      <w:pPr>
+        <w:jc w:val="both"/>
+      </w:pPr>
+      <w:r>
+        <w:t>这一组名称描述学习安排，而不是学位高低。非全日制也要按照项目要求完成必要课程、研究与实践，不能等同于简单的远程学习。</w:t>
+      </w:r>
+    </w:p>
+    <w:p>
+      <w:pPr>
+        <w:jc w:val="both"/>
+      </w:pPr>
+      <w:r>
+        <w:t>具体课程时间、住宿、奖助、企业实践和毕业标准需要查阅招生与培养文件，结合自己的工作和生活条件判断。</w:t>
+      </w:r>
+    </w:p>
+    <w:p>
+      <w:pPr>
+        <w:pStyle w:val="Heading2"/>
+      </w:pPr>
+      <w:r>
+        <w:t>博士教育</w:t>
+      </w:r>
+    </w:p>
+    <w:p>
+      <w:pPr>
+        <w:jc w:val="both"/>
+      </w:pPr>
+      <w:r>
+        <w:t>博士培养通常要求学生围绕具体领域进行持续而深入的研究，逐渐形成独立提出问题、设计方案、判断证据并说明原创贡献的能力。</w:t>
+      </w:r>
+    </w:p>
+    <w:p>
+      <w:pPr>
+        <w:jc w:val="both"/>
+      </w:pPr>
+      <w:r>
+        <w:t>原创性不一定是颠覆性发现。新的解释、可靠的验证、改进的测量方法或重要技术问题的解决，都可能产生符合学科规范的原创贡献。</w:t>
+      </w:r>
+    </w:p>
+    <w:p>
+      <w:pPr>
+        <w:pStyle w:val="Heading2"/>
+      </w:pPr>
+      <w:r>
+        <w:t>直博、硕博连读与博士申请</w:t>
+      </w:r>
+    </w:p>
+    <w:p>
+      <w:pPr>
+        <w:jc w:val="both"/>
+      </w:pPr>
+      <w:r>
+        <w:t>本科直博使符合条件的学生直接进入博士培养，适合研究兴趣和基础较明确的人，但也较早提出长期承诺。硕博连读通常按培养单位规定从硕士阶段衔接博士。先完成硕士再申请博士，则可能为重新选择研究方向留下更多空间。</w:t>
+      </w:r>
+    </w:p>
+    <w:p>
+      <w:pPr>
+        <w:jc w:val="both"/>
+      </w:pPr>
+      <w:r>
+        <w:t>各种路径的申请条件、培养安排和退出机制必须核实具体学校正式文件。</w:t>
+      </w:r>
+    </w:p>
+    <w:p>
+      <w:pPr>
+        <w:pStyle w:val="Heading2"/>
+      </w:pPr>
+      <w:r>
+        <w:t>海外硕士与博士</w:t>
+      </w:r>
+    </w:p>
+    <w:p>
+      <w:pPr>
+        <w:jc w:val="both"/>
+      </w:pPr>
+      <w:r>
+        <w:t>海外项目的课程型、研究型硕士和博士制度差别较大。课程、资格考核、导师确定方式、学费、奖学金或研究岗位性质，都可能因国家和学校而异。</w:t>
+      </w:r>
+    </w:p>
+    <w:p>
+      <w:pPr>
+        <w:jc w:val="both"/>
+      </w:pPr>
+      <w:r>
+        <w:t>医学、法律等专业要特别核实所获学位是否对应相关职业资格。不能只靠国家标签或大学排名代替具体项目比较。</w:t>
+      </w:r>
+    </w:p>
+    <w:p>
+      <w:pPr>
+        <w:pStyle w:val="Heading3"/>
+      </w:pPr>
+      <w:r>
+        <w:t>三位本科生的不同选择：如何避免盲目比较学历？</w:t>
+      </w:r>
+    </w:p>
+    <w:p>
+      <w:pPr>
+        <w:jc w:val="both"/>
+      </w:pPr>
+      <w:r>
+        <w:t>甲同学本科在生物学专业学习，曾经独立完成较完整的实验训练。他对于研究中的重复试验、文献争论和方法改进都很有兴趣，希望未来长期从事基础研究。在调查研究生项目时，他首先关注课程的理论深度、团队目前的核心问题和学生能够获得的学术指导，然后根据个人条件考虑学术学位硕士或符合要求的博士培养路径。</w:t>
+      </w:r>
+    </w:p>
+    <w:p>
+      <w:pPr>
+        <w:jc w:val="both"/>
+      </w:pPr>
+      <w:r>
+        <w:t>乙同学本科是机械工程专业，更喜欢把设计真正做出来，尤其愿意在实验和现场应用中不断改进设备。他调查不同项目时发现，有些专业学位硕士安排较系统的企业项目、工程验证和行业实践，可能更加适合自己的学习习惯。但他同样需要关注基础理论与研究方法，不能把专业实践理解为只需要简单完成企业任务。</w:t>
+      </w:r>
+    </w:p>
+    <w:p>
+      <w:pPr>
+        <w:jc w:val="both"/>
+      </w:pPr>
+      <w:r>
+        <w:t>丙同学本科阶段的研究经历较少，对具体科研工作并不熟悉，又希望未来有更好的职业选择。他不必仅为了符合他人的期待而直接决定读博，可以先比较硕士项目是否具有适当的研究探索机会，再通过实际训练判断后续路径。这三名学生没有谁的选择天然高于其他人。比较培养路径的真正标准，是它能否帮助不同人形成自己需要的专业能力。</w:t>
+      </w:r>
+    </w:p>
+    <w:p>
+      <w:pPr>
+        <w:pStyle w:val="Heading3"/>
+      </w:pPr>
+      <w:r>
+        <w:t>当学校声誉、培养条件和经济现实发生冲突</w:t>
+      </w:r>
+    </w:p>
+    <w:p>
+      <w:pPr>
+        <w:jc w:val="both"/>
+      </w:pPr>
+      <w:r>
+        <w:t>假设你发现一个项目的学校声誉很高，但资金支持不足、生活成本较大，而且目标研究方向只有较少的实际训练机会。另一个项目在社会上知名度较低，却有与你的专业兴趣匹配的团队与课程，并拥有更可承担的经济条件。此时可以建立一张事实表，分别记录明确的培养要求、实际研究条件、资金支持和仍需要核实的风险。</w:t>
+      </w:r>
+    </w:p>
+    <w:p>
+      <w:pPr>
+        <w:jc w:val="both"/>
+      </w:pPr>
+      <w:r>
+        <w:t>不能简单地用“学校越好未来必然越好”处理这一问题，也不能因为经济条件较好，就忽略研究方向和培养质量。不同因素的优先级应由你希望实现的目标决定。如果计划未来继续读博，研究能力和真实作品可能极其重要；如果近期经济独立具有较高优先级，稳定、透明的资助或合理的学习方式也需要认真考虑。</w:t>
+      </w:r>
+    </w:p>
+    <w:p>
+      <w:pPr>
+        <w:jc w:val="both"/>
+      </w:pPr>
+      <w:r>
+        <w:t>最后将比较结果写成一段清楚的决定说明，包括首选、理由、尚未获得的关键信息，以及哪些条件变化可能使你调整方案。这样的决策过程通常比一张没有来源的“学硕专硕优劣排行榜”更加可靠。</w:t>
+      </w:r>
+    </w:p>
+    <w:p>
+      <w:pPr>
+        <w:pStyle w:val="Heading2"/>
+      </w:pPr>
+      <w:r>
+        <w:t>怎样作出选择</w:t>
+      </w:r>
+    </w:p>
+    <w:p>
+      <w:pPr>
+        <w:jc w:val="both"/>
+      </w:pPr>
+      <w:r>
+        <w:t>设想两种项目：A偏重生物信息学理论与研究方法，B偏重生物技术研发和产业实践。希望继续攻读研究型博士的学生可能更重视A的系统科研训练，计划从事产品研发的学生可能更看重B的工程实践。但现实中的项目差异远比这两个名字复杂。</w:t>
+      </w:r>
+    </w:p>
+    <w:p>
+      <w:pPr>
+        <w:jc w:val="both"/>
+      </w:pPr>
+      <w:r>
+        <w:t>最可靠的方法，是查课程、研究团队、实践条件、费用和真实职业要求，再结合自己的能力基础判断。</w:t>
+      </w:r>
+    </w:p>
+    <w:p>
+      <w:pPr>
+        <w:pStyle w:val="Heading2"/>
+      </w:pPr>
+      <w:r>
+        <w:t>本章实践</w:t>
+      </w:r>
+    </w:p>
+    <w:p>
+      <w:pPr>
+        <w:jc w:val="both"/>
+      </w:pPr>
+      <w:r>
+        <w:t>比较三个真实培养项目，记录学校、招生专业、学位类型、核心课程、导师与团队、研究或实践安排、学制、费用及奖助。写一份800字左右的比较报告，说明当前选择和仍待核实的问题。</w:t>
+      </w:r>
+    </w:p>
+    <w:p>
+      <w:pPr>
+        <w:pStyle w:val="Heading2"/>
+      </w:pPr>
+      <w:r>
+        <w:t>完整比较案例：学硕、专硕与后续博士申请</w:t>
+      </w:r>
+    </w:p>
+    <w:p>
+      <w:pPr>
+        <w:jc w:val="both"/>
+      </w:pPr>
+      <w:r>
+        <w:t>林楠本科是生物工程专业，希望以后从事计算生物学研究。她正在比较两个虚构项目：A是重视概率统计和学术研究训练的学术学位硕士，B是重视生物技术开发和专业实践的专业学位硕士。若仅看培养类别，很容易得出“将来要读博就一定应该选择A”的结论，但这种判断忽略了具体培养环境。</w:t>
+      </w:r>
+    </w:p>
+    <w:p>
+      <w:pPr>
+        <w:jc w:val="both"/>
+      </w:pPr>
+      <w:r>
+        <w:t>进一步调查发现，A的理论课程十分系统，但其研究方向主要是一般统计方法；B有一个长期研究生物医学数据方法的团队，学生需要参与规范的数据质量控制和外部验证，并能够修读一定数量的统计与程序课程。于是林楠将“研究型训练质量”拆成可观察的内容：是否有系统的方法课程；是否能参与明确的研究问题；是否能获得持续指导；是否能够形成可解释的研究作品；是否符合未来目标博士项目的资格要求。</w:t>
+      </w:r>
+    </w:p>
+    <w:p>
+      <w:pPr>
+        <w:jc w:val="both"/>
+      </w:pPr>
+      <w:r>
+        <w:t>经过比较，她可能最终选择A，也可能因为B的实际团队更符合兴趣而选择B。两种决定都应该通过真实课程、研究任务和正式招生条件解释，而不是依靠“学硕、专硕”四个字判定高低。同样，专业学位毕业生申请博士时，仍然需要满足目标项目的规定，不应把“可以申请”误解为“必然录取”。</w:t>
+      </w:r>
+    </w:p>
+    <w:p>
+      <w:pPr>
+        <w:pStyle w:val="Heading2"/>
+      </w:pPr>
+      <w:r>
+        <w:t>直博并不是对所有优秀本科生的统一答案</w:t>
+      </w:r>
+    </w:p>
+    <w:p>
+      <w:pPr>
+        <w:jc w:val="both"/>
+      </w:pPr>
+      <w:r>
+        <w:t>陈皓在本科期间参加过完整的实验研究，对自己希望研究的理论问题已有较深入的认识，愿意接受较长周期训练。直博对他可能是值得考虑的路径，因为连续的培养过程有利于围绕同一个研究方向长期积累。但他仍应了解博士资格考核、培养年限、资助安排与方向调整机制，并认真评估自己是否喜欢科研中的不确定性。</w:t>
+      </w:r>
+    </w:p>
+    <w:p>
+      <w:pPr>
+        <w:jc w:val="both"/>
+      </w:pPr>
+      <w:r>
+        <w:t>另一位学生周颖成绩很好，但尚未体验过完整的科研项目，不清楚自己更喜欢实验还是技术开发。对她而言，先进入适合的硕士项目，通过真实研究和专业实践识别兴趣，可能更加稳健。两人选择不同的路径，并不意味着其中一个“能力更好”。</w:t>
+      </w:r>
+    </w:p>
+    <w:p>
+      <w:pPr>
+        <w:jc w:val="both"/>
+      </w:pPr>
+      <w:r>
+        <w:t>选择博士路径时，不应只计算理论上哪一种更早毕业，还要把长期研究兴趣、具体指导条件、学位制度和现实经济安排放在一起。尤其涉及中途培养安排变化时，应阅读所在学校的正式规定，不能因为网上有人分享某种经历，就认为所有学校采用相同制度。</w:t>
+      </w:r>
+    </w:p>
+    <w:p>
+      <w:pPr>
+        <w:pStyle w:val="Heading2"/>
+      </w:pPr>
+      <w:r>
+        <w:t>海外项目应先核实的五份文件</w:t>
+      </w:r>
+    </w:p>
+    <w:p>
+      <w:pPr>
+        <w:jc w:val="both"/>
+      </w:pPr>
+      <w:r>
+        <w:t>当项目位于其他国家或地区时，最好在作出决定前找到五类材料：正式录取或招生文件、培养方案或课程说明、资金支持或雇佣条件、研究团队及导师安排、适用的签证与保险信息。这里最容易出现的错误是，看到网站写着“Fully funded”，便认为所有费用都已经无条件覆盖。</w:t>
+      </w:r>
+    </w:p>
+    <w:p>
+      <w:pPr>
+        <w:jc w:val="both"/>
+      </w:pPr>
+      <w:r>
+        <w:t>实际应进一步确认资助覆盖哪些项目，发放周期多长，是否有教学或研究工作义务，学费是否另行减免，续期是否取决于考核，以及当地生活成本可能有多大变化。若项目与职业资格有关，还应核实学位是否满足目标职业所在地区的正式要求。</w:t>
+      </w:r>
+    </w:p>
+    <w:p>
+      <w:pPr>
+        <w:jc w:val="both"/>
+      </w:pPr>
+      <w:r>
+        <w:t>最终请把三个候选项目放进同一张表，分别写出已经核实的事实、仍然存在的不确定性和需要采取的下一步行动。对关系到报考资格和资金的条件，可以直接向招生单位咨询并保存正式答复。</w:t>
+      </w:r>
+    </w:p>
+    <w:p>
+      <w:pPr>
+        <w:pStyle w:val="Heading2"/>
+      </w:pPr>
+      <w:r>
+        <w:t>本章综合实训：四个维度比较培养路径</w:t>
       </w:r>
     </w:p>
     <w:p>
@@ -1263,7 +1643,7 @@
         <w:t>任务情境。</w:t>
       </w:r>
       <w:r>
-        <w:t xml:space="preserve"> 选择一个公开研究团队，查找两篇原创论文，确认人员合作、材料来源与方法分工，并标出没有公开证据的事项。不要用期刊指标代替对研究内容的理解。这一任务不要求为了展示成果而制造符合预期的结果，应当从真实的研究问题和可核验资料开始。</w:t>
+        <w:t xml:space="preserve"> 从真实招生资料中提取学位层次、学位类型、学习方式和申请途径，说明这些概念为什么不能互相替代，并比较培养目标。这一任务不要求为了展示成果而制造符合预期的结果，应当从真实的研究问题和可核验资料开始。</w:t>
       </w:r>
     </w:p>
     <w:p>
@@ -1291,7 +1671,7 @@
         <w:t>验收作品。</w:t>
       </w:r>
       <w:r>
-        <w:t xml:space="preserve"> 一页研究地图和两张论文信息卡。 最终请另一位有相应基础的同学仅凭提交的记录复述研究过程，并指出结论不能支持的部分。这项验收是教学训练，而非实际培养单位的正式考核标准。</w:t>
+        <w:t xml:space="preserve"> 两种培养项目的正式依据和适配分析。 最终请另一位有相应基础的同学仅凭提交的记录复述研究过程，并指出结论不能支持的部分。这项验收是教学训练，而非实际培养单位的正式考核标准。</w:t>
       </w:r>
     </w:p>
     <w:p>
@@ -1307,7 +1687,7 @@
         <w:jc w:val="both"/>
       </w:pPr>
       <w:r>
-        <w:t>认识学术世界，不是记住所有机构和指标，而是理解知识如何产生、传播、接受质疑，并不断被新的证据修正。</w:t>
+        <w:t>选择培养路径，不是追求一个统一的“最好”，而是找到能够提供所需训练、符合现实条件和长期目标的项目。</w:t>
       </w:r>
     </w:p>
     <w:p/>
@@ -1321,7 +1701,7 @@
         <w:pStyle w:val="Heading1"/>
       </w:pPr>
       <w:r>
-        <w:t>第三章　认识不同类型的研究生教育</w:t>
+        <w:t>第四章　如何找到适合自己的专业与研究方向？</w:t>
       </w:r>
     </w:p>
     <w:p>
@@ -1329,255 +1709,207 @@
         <w:pStyle w:val="Quote"/>
       </w:pPr>
       <w:r>
-        <w:t>学位层次、培养类型、学习方式和入学途径是四个不同的问题。</w:t>
-      </w:r>
-    </w:p>
-    <w:p>
-      <w:pPr>
-        <w:pStyle w:val="Heading2"/>
-      </w:pPr>
-      <w:r>
-        <w:t>先分清四个维度</w:t>
-      </w:r>
-    </w:p>
-    <w:p>
-      <w:pPr>
-        <w:jc w:val="both"/>
-      </w:pPr>
-      <w:r>
-        <w:t>硕士和博士描述学位层次；学术学位与专业学位描述培养定位；全日制与非全日制主要涉及学习方式；考试、推免、直博、硕博连读或申请考核涉及不同招生和培养衔接路径。它们不能简单按高低排列。</w:t>
-      </w:r>
-    </w:p>
-    <w:p>
-      <w:pPr>
-        <w:pStyle w:val="Heading2"/>
-      </w:pPr>
-      <w:r>
-        <w:t>学术型硕士</w:t>
-      </w:r>
-    </w:p>
-    <w:p>
-      <w:pPr>
-        <w:jc w:val="both"/>
-      </w:pPr>
-      <w:r>
-        <w:t>学术型硕士通常更侧重学科理论、研究方法及学术研究能力。例如，统计学项目可能强调推断与模型，生物学项目可能包含实验与计算研究，社会学项目可能重视理论与调查方法。</w:t>
-      </w:r>
-    </w:p>
-    <w:p>
-      <w:pPr>
-        <w:jc w:val="both"/>
-      </w:pPr>
-      <w:r>
-        <w:t>学硕不意味着只学理论而不解决现实问题。判断是否适合，要看具体培养方案、研究训练与未来职业或博士项目的匹配。</w:t>
-      </w:r>
-    </w:p>
-    <w:p>
-      <w:pPr>
-        <w:pStyle w:val="Heading2"/>
-      </w:pPr>
-      <w:r>
-        <w:t>专业型硕士</w:t>
-      </w:r>
-    </w:p>
-    <w:p>
-      <w:pPr>
-        <w:jc w:val="both"/>
-      </w:pPr>
-      <w:r>
-        <w:t>专业学位硕士强调解决实际专业问题和实践创新的能力。工程、公共卫生与教育等领域可能设有行业实践、实际项目或联合培养安排。</w:t>
-      </w:r>
-    </w:p>
-    <w:p>
-      <w:pPr>
-        <w:jc w:val="both"/>
-      </w:pPr>
-      <w:r>
-        <w:t>专硕不代表没有科研，也并非一概不能读博。学生申请进一步深造时，应核实目标博士项目的招生资格、方法基础与研究经历要求。</w:t>
-      </w:r>
-    </w:p>
-    <w:p>
-      <w:pPr>
-        <w:pStyle w:val="Heading2"/>
-      </w:pPr>
-      <w:r>
-        <w:t>全日制和非全日制</w:t>
-      </w:r>
-    </w:p>
-    <w:p>
-      <w:pPr>
-        <w:jc w:val="both"/>
-      </w:pPr>
-      <w:r>
-        <w:t>这一组名称描述学习安排，而不是学位高低。非全日制也要按照项目要求完成必要课程、研究与实践，不能等同于简单的远程学习。</w:t>
-      </w:r>
-    </w:p>
-    <w:p>
-      <w:pPr>
-        <w:jc w:val="both"/>
-      </w:pPr>
-      <w:r>
-        <w:t>具体课程时间、住宿、奖助、企业实践和毕业标准需要查阅招生与培养文件，结合自己的工作和生活条件判断。</w:t>
-      </w:r>
-    </w:p>
-    <w:p>
-      <w:pPr>
-        <w:pStyle w:val="Heading2"/>
-      </w:pPr>
-      <w:r>
-        <w:t>博士教育</w:t>
-      </w:r>
-    </w:p>
-    <w:p>
-      <w:pPr>
-        <w:jc w:val="both"/>
-      </w:pPr>
-      <w:r>
-        <w:t>博士培养通常要求学生围绕具体领域进行持续而深入的研究，逐渐形成独立提出问题、设计方案、判断证据并说明原创贡献的能力。</w:t>
-      </w:r>
-    </w:p>
-    <w:p>
-      <w:pPr>
-        <w:jc w:val="both"/>
-      </w:pPr>
-      <w:r>
-        <w:t>原创性不一定是颠覆性发现。新的解释、可靠的验证、改进的测量方法或重要技术问题的解决，都可能产生符合学科规范的原创贡献。</w:t>
-      </w:r>
-    </w:p>
-    <w:p>
-      <w:pPr>
-        <w:pStyle w:val="Heading2"/>
-      </w:pPr>
-      <w:r>
-        <w:t>直博、硕博连读与博士申请</w:t>
-      </w:r>
-    </w:p>
-    <w:p>
-      <w:pPr>
-        <w:jc w:val="both"/>
-      </w:pPr>
-      <w:r>
-        <w:t>本科直博使符合条件的学生直接进入博士培养，适合研究兴趣和基础较明确的人，但也较早提出长期承诺。硕博连读通常按培养单位规定从硕士阶段衔接博士。先完成硕士再申请博士，则可能为重新选择研究方向留下更多空间。</w:t>
-      </w:r>
-    </w:p>
-    <w:p>
-      <w:pPr>
-        <w:jc w:val="both"/>
-      </w:pPr>
-      <w:r>
-        <w:t>各种路径的申请条件、培养安排和退出机制必须核实具体学校正式文件。</w:t>
-      </w:r>
-    </w:p>
-    <w:p>
-      <w:pPr>
-        <w:pStyle w:val="Heading2"/>
-      </w:pPr>
-      <w:r>
-        <w:t>海外硕士与博士</w:t>
-      </w:r>
-    </w:p>
-    <w:p>
-      <w:pPr>
-        <w:jc w:val="both"/>
-      </w:pPr>
-      <w:r>
-        <w:t>海外项目的课程型、研究型硕士和博士制度差别较大。课程、资格考核、导师确定方式、学费、奖学金或研究岗位性质，都可能因国家和学校而异。</w:t>
-      </w:r>
-    </w:p>
-    <w:p>
-      <w:pPr>
-        <w:jc w:val="both"/>
-      </w:pPr>
-      <w:r>
-        <w:t>医学、法律等专业要特别核实所获学位是否对应相关职业资格。不能只靠国家标签或大学排名代替具体项目比较。</w:t>
-      </w:r>
-    </w:p>
-    <w:p>
-      <w:pPr>
-        <w:pStyle w:val="Heading3"/>
-      </w:pPr>
-      <w:r>
-        <w:t>三位本科生的不同选择：如何避免盲目比较学历？</w:t>
-      </w:r>
-    </w:p>
-    <w:p>
-      <w:pPr>
-        <w:jc w:val="both"/>
-      </w:pPr>
-      <w:r>
-        <w:t>甲同学本科在生物学专业学习，曾经独立完成较完整的实验训练。他对于研究中的重复试验、文献争论和方法改进都很有兴趣，希望未来长期从事基础研究。在调查研究生项目时，他首先关注课程的理论深度、团队目前的核心问题和学生能够获得的学术指导，然后根据个人条件考虑学术学位硕士或符合要求的博士培养路径。</w:t>
-      </w:r>
-    </w:p>
-    <w:p>
-      <w:pPr>
-        <w:jc w:val="both"/>
-      </w:pPr>
-      <w:r>
-        <w:t>乙同学本科是机械工程专业，更喜欢把设计真正做出来，尤其愿意在实验和现场应用中不断改进设备。他调查不同项目时发现，有些专业学位硕士安排较系统的企业项目、工程验证和行业实践，可能更加适合自己的学习习惯。但他同样需要关注基础理论与研究方法，不能把专业实践理解为只需要简单完成企业任务。</w:t>
-      </w:r>
-    </w:p>
-    <w:p>
-      <w:pPr>
-        <w:jc w:val="both"/>
-      </w:pPr>
-      <w:r>
-        <w:t>丙同学本科阶段的研究经历较少，对具体科研工作并不熟悉，又希望未来有更好的职业选择。他不必仅为了符合他人的期待而直接决定读博，可以先比较硕士项目是否具有适当的研究探索机会，再通过实际训练判断后续路径。这三名学生没有谁的选择天然高于其他人。比较培养路径的真正标准，是它能否帮助不同人形成自己需要的专业能力。</w:t>
-      </w:r>
-    </w:p>
-    <w:p>
-      <w:pPr>
-        <w:pStyle w:val="Heading3"/>
-      </w:pPr>
-      <w:r>
-        <w:t>当学校声誉、培养条件和经济现实发生冲突</w:t>
-      </w:r>
-    </w:p>
-    <w:p>
-      <w:pPr>
-        <w:jc w:val="both"/>
-      </w:pPr>
-      <w:r>
-        <w:t>假设你发现一个项目的学校声誉很高，但资金支持不足、生活成本较大，而且目标研究方向只有较少的实际训练机会。另一个项目在社会上知名度较低，却有与你的专业兴趣匹配的团队与课程，并拥有更可承担的经济条件。此时可以建立一张事实表，分别记录明确的培养要求、实际研究条件、资金支持和仍需要核实的风险。</w:t>
-      </w:r>
-    </w:p>
-    <w:p>
-      <w:pPr>
-        <w:jc w:val="both"/>
-      </w:pPr>
-      <w:r>
-        <w:t>不能简单地用“学校越好未来必然越好”处理这一问题，也不能因为经济条件较好，就忽略研究方向和培养质量。不同因素的优先级应由你希望实现的目标决定。如果计划未来继续读博，研究能力和真实作品可能极其重要；如果近期经济独立具有较高优先级，稳定、透明的资助或合理的学习方式也需要认真考虑。</w:t>
-      </w:r>
-    </w:p>
-    <w:p>
-      <w:pPr>
-        <w:jc w:val="both"/>
-      </w:pPr>
-      <w:r>
-        <w:t>最后将比较结果写成一段清楚的决定说明，包括首选、理由、尚未获得的关键信息，以及哪些条件变化可能使你调整方案。这样的决策过程通常比一张没有来源的“学硕专硕优劣排行榜”更加可靠。</w:t>
-      </w:r>
-    </w:p>
-    <w:p>
-      <w:pPr>
-        <w:pStyle w:val="Heading2"/>
-      </w:pPr>
-      <w:r>
-        <w:t>怎样作出选择</w:t>
-      </w:r>
-    </w:p>
-    <w:p>
-      <w:pPr>
-        <w:jc w:val="both"/>
-      </w:pPr>
-      <w:r>
-        <w:t>设想两种项目：A偏重生物信息学理论与研究方法，B偏重生物技术研发和产业实践。希望继续攻读研究型博士的学生可能更重视A的系统科研训练，计划从事产品研发的学生可能更看重B的工程实践。但现实中的项目差异远比这两个名字复杂。</w:t>
-      </w:r>
-    </w:p>
-    <w:p>
-      <w:pPr>
-        <w:jc w:val="both"/>
-      </w:pPr>
-      <w:r>
-        <w:t>最可靠的方法，是查课程、研究团队、实践条件、费用和真实职业要求，再结合自己的能力基础判断。</w:t>
+        <w:t>专业名称只是入口，研究问题、训练方法和实际工作方式才决定你未来怎样学习。</w:t>
+      </w:r>
+    </w:p>
+    <w:p>
+      <w:pPr>
+        <w:pStyle w:val="Heading2"/>
+      </w:pPr>
+      <w:r>
+        <w:t>为什么同一个方向会出现在多个专业</w:t>
+      </w:r>
+    </w:p>
+    <w:p>
+      <w:pPr>
+        <w:jc w:val="both"/>
+      </w:pPr>
+      <w:r>
+        <w:t>“AI辅助疾病诊断”可以出现在计算机科学、生物医学工程、医学、统计学和公共卫生团队。算法团队可能关心模型创新，医学团队关心临床证据，工程团队关心系统可靠性。研究对象相似，不等于所需知识和日常任务相同。</w:t>
+      </w:r>
+    </w:p>
+    <w:p>
+      <w:pPr>
+        <w:pStyle w:val="Heading2"/>
+      </w:pPr>
+      <w:r>
+        <w:t>学科、专业与课题</w:t>
+      </w:r>
+    </w:p>
+    <w:p>
+      <w:pPr>
+        <w:jc w:val="both"/>
+      </w:pPr>
+      <w:r>
+        <w:t>学科门类、一级学科和专业学位类别具有正式分类意义。学校的招生专业、研究方向和具体研究课题则可能处于不同层次。</w:t>
+      </w:r>
+    </w:p>
+    <w:p>
+      <w:pPr>
+        <w:jc w:val="both"/>
+      </w:pPr>
+      <w:r>
+        <w:t>例如“工学”是学科门类，“生物医学工程”可对应正式学科，“医学影像计算”是研究方向，“多中心脑影像模型的外部泛化能力”才更接近一个可执行的研究问题。报考时要核实招生专业代码和培养方案，不能只看关键词。</w:t>
+      </w:r>
+    </w:p>
+    <w:p>
+      <w:pPr>
+        <w:pStyle w:val="Heading2"/>
+      </w:pPr>
+      <w:r>
+        <w:t>用三个维度找到兴趣</w:t>
+      </w:r>
+    </w:p>
+    <w:p>
+      <w:pPr>
+        <w:jc w:val="both"/>
+      </w:pPr>
+      <w:r>
+        <w:t>第一是研究对象：疾病、材料、社会行为、算法或历史事件。第二是研究方法：实验、编程、统计、访谈、史料考证或理论证明。第三是应用场景：医疗、工程、教育、环境治理等。</w:t>
+      </w:r>
+    </w:p>
+    <w:p>
+      <w:pPr>
+        <w:jc w:val="both"/>
+      </w:pPr>
+      <w:r>
+        <w:t>喜欢神经科学的学生，一个可能喜欢影像建模，另一个可能喜欢行为实验。喜欢某项科学发现，与愿意每天完成产生这一发现的工作，不是一回事。</w:t>
+      </w:r>
+    </w:p>
+    <w:p>
+      <w:pPr>
+        <w:pStyle w:val="Heading2"/>
+      </w:pPr>
+      <w:r>
+        <w:t>查清专业的实际训练</w:t>
+      </w:r>
+    </w:p>
+    <w:p>
+      <w:pPr>
+        <w:jc w:val="both"/>
+      </w:pPr>
+      <w:r>
+        <w:t>首先看招生简章和专业目录，判断是否符合资格。其次看培养方案，比较课程、实践和学位要求。再次阅读团队的真实论文和项目介绍，理解日常工作与主要方法。</w:t>
+      </w:r>
+    </w:p>
+    <w:p>
+      <w:pPr>
+        <w:jc w:val="both"/>
+      </w:pPr>
+      <w:r>
+        <w:t>同样写着“人工智能与生命健康”，一个项目可能重点训练概率、优化和机器学习，另一个可能侧重临床研究、医学统计与实践应用。这些差异比宣传语更重要。</w:t>
+      </w:r>
+    </w:p>
+    <w:p>
+      <w:pPr>
+        <w:pStyle w:val="Heading2"/>
+      </w:pPr>
+      <w:r>
+        <w:t>不同学科的研究方式</w:t>
+      </w:r>
+    </w:p>
+    <w:p>
+      <w:pPr>
+        <w:jc w:val="both"/>
+      </w:pPr>
+      <w:r>
+        <w:t>理学可以通过理论、实验和计算探索规律；工学常需同时评价技术可行性与可靠性；医学研究关注疾病、人群和临床证据；计算机与统计学涉及算法、系统与推断；人文社会科学通过适合问题的调查、文本、史料和论证推进认识。</w:t>
+      </w:r>
+    </w:p>
+    <w:p>
+      <w:pPr>
+        <w:jc w:val="both"/>
+      </w:pPr>
+      <w:r>
+        <w:t>不能依据是否使用复杂算法或大型仪器，对各学科的研究价值简单排高低。</w:t>
+      </w:r>
+    </w:p>
+    <w:p>
+      <w:pPr>
+        <w:pStyle w:val="Heading2"/>
+      </w:pPr>
+      <w:r>
+        <w:t>跨专业的真实困难</w:t>
+      </w:r>
+    </w:p>
+    <w:p>
+      <w:pPr>
+        <w:jc w:val="both"/>
+      </w:pPr>
+      <w:r>
+        <w:t>生物学转向算法研发可能需要补充线性代数、概率论、优化与程序设计；计算机背景进入医学数据分析则需要理解研究对象、样本来源、伦理要求与潜在混杂。</w:t>
+      </w:r>
+    </w:p>
+    <w:p>
+      <w:pPr>
+        <w:jc w:val="both"/>
+      </w:pPr>
+      <w:r>
+        <w:t>跨专业应检查正式资格、课程基础与自主学习能力。比简单宣称热爱更有说服力的是完成一个小项目，展示自己是否愿意处理该方向的真实困难。</w:t>
+      </w:r>
+    </w:p>
+    <w:p>
+      <w:pPr>
+        <w:pStyle w:val="Heading2"/>
+      </w:pPr>
+      <w:r>
+        <w:t>判断发展前景</w:t>
+      </w:r>
+    </w:p>
+    <w:p>
+      <w:pPr>
+        <w:jc w:val="both"/>
+      </w:pPr>
+      <w:r>
+        <w:t>热门领域可能提供机会，也伴随技术变化和竞争；短期较冷的基础方向可能具有长期知识价值。建议调查十至二十个真实岗位的专业、技能与实践要求，但招聘信息不能作为确定的未来预测。</w:t>
+      </w:r>
+    </w:p>
+    <w:p>
+      <w:pPr>
+        <w:jc w:val="both"/>
+      </w:pPr>
+      <w:r>
+        <w:t>尤其应重视具有迁移性的研究设计、统计推断、实验或工程能力，而不是把所有筹码押在一个流行术语上。</w:t>
+      </w:r>
+    </w:p>
+    <w:p>
+      <w:pPr>
+        <w:pStyle w:val="Heading2"/>
+      </w:pPr>
+      <w:r>
+        <w:t>一个完整的选择案例</w:t>
+      </w:r>
+    </w:p>
+    <w:p>
+      <w:pPr>
+        <w:jc w:val="both"/>
+      </w:pPr>
+      <w:r>
+        <w:t>生物工程本科生陈舟原本想因为AI热门转入计算机。后来，他阅读算法、计算生物学和医学数据研究的代表论文，并使用公开数据进行分析，发现自己更喜欢利用计算方法回答生物问题，而不是开发通用模型。</w:t>
+      </w:r>
+    </w:p>
+    <w:p>
+      <w:pPr>
+        <w:jc w:val="both"/>
+      </w:pPr>
+      <w:r>
+        <w:t>于是，他提出了更清楚的选择条件：具有统计与编程课程、可靠的生物医学研究问题、适当的数据条件与导师指导。这比“哪个专业最火”更可执行。</w:t>
+      </w:r>
+    </w:p>
+    <w:p>
+      <w:pPr>
+        <w:pStyle w:val="Heading2"/>
+      </w:pPr>
+      <w:r>
+        <w:t>十四天专业探索</w:t>
+      </w:r>
+    </w:p>
+    <w:p>
+      <w:pPr>
+        <w:jc w:val="both"/>
+      </w:pPr>
+      <w:r>
+        <w:t>前四天查专业目录、培养方案与研究团队；第5—8天读文献并体验小任务；第9—11天检查知识差距与目标岗位；最后三天整理信息、向有经验者核实并写出专业比较报告。</w:t>
       </w:r>
     </w:p>
     <w:p>
@@ -1593,111 +1925,143 @@
         <w:jc w:val="both"/>
       </w:pPr>
       <w:r>
-        <w:t>比较三个真实培养项目，记录学校、招生专业、学位类型、核心课程、导师与团队、研究或实践安排、学制、费用及奖助。写一份800字左右的比较报告，说明当前选择和仍待核实的问题。</w:t>
-      </w:r>
-    </w:p>
-    <w:p>
-      <w:pPr>
-        <w:pStyle w:val="Heading2"/>
-      </w:pPr>
-      <w:r>
-        <w:t>完整比较案例：学硕、专硕与后续博士申请</w:t>
-      </w:r>
-    </w:p>
-    <w:p>
-      <w:pPr>
-        <w:jc w:val="both"/>
-      </w:pPr>
-      <w:r>
-        <w:t>林楠本科是生物工程专业，希望以后从事计算生物学研究。她正在比较两个虚构项目：A是重视概率统计和学术研究训练的学术学位硕士，B是重视生物技术开发和专业实践的专业学位硕士。若仅看培养类别，很容易得出“将来要读博就一定应该选择A”的结论，但这种判断忽略了具体培养环境。</w:t>
-      </w:r>
-    </w:p>
-    <w:p>
-      <w:pPr>
-        <w:jc w:val="both"/>
-      </w:pPr>
-      <w:r>
-        <w:t>进一步调查发现，A的理论课程十分系统，但其研究方向主要是一般统计方法；B有一个长期研究生物医学数据方法的团队，学生需要参与规范的数据质量控制和外部验证，并能够修读一定数量的统计与程序课程。于是林楠将“研究型训练质量”拆成可观察的内容：是否有系统的方法课程；是否能参与明确的研究问题；是否能获得持续指导；是否能够形成可解释的研究作品；是否符合未来目标博士项目的资格要求。</w:t>
-      </w:r>
-    </w:p>
-    <w:p>
-      <w:pPr>
-        <w:jc w:val="both"/>
-      </w:pPr>
-      <w:r>
-        <w:t>经过比较，她可能最终选择A，也可能因为B的实际团队更符合兴趣而选择B。两种决定都应该通过真实课程、研究任务和正式招生条件解释，而不是依靠“学硕、专硕”四个字判定高低。同样，专业学位毕业生申请博士时，仍然需要满足目标项目的规定，不应把“可以申请”误解为“必然录取”。</w:t>
-      </w:r>
-    </w:p>
-    <w:p>
-      <w:pPr>
-        <w:pStyle w:val="Heading2"/>
-      </w:pPr>
-      <w:r>
-        <w:t>直博并不是对所有优秀本科生的统一答案</w:t>
-      </w:r>
-    </w:p>
-    <w:p>
-      <w:pPr>
-        <w:jc w:val="both"/>
-      </w:pPr>
-      <w:r>
-        <w:t>陈皓在本科期间参加过完整的实验研究，对自己希望研究的理论问题已有较深入的认识，愿意接受较长周期训练。直博对他可能是值得考虑的路径，因为连续的培养过程有利于围绕同一个研究方向长期积累。但他仍应了解博士资格考核、培养年限、资助安排与方向调整机制，并认真评估自己是否喜欢科研中的不确定性。</w:t>
-      </w:r>
-    </w:p>
-    <w:p>
-      <w:pPr>
-        <w:jc w:val="both"/>
-      </w:pPr>
-      <w:r>
-        <w:t>另一位学生周颖成绩很好，但尚未体验过完整的科研项目，不清楚自己更喜欢实验还是技术开发。对她而言，先进入适合的硕士项目，通过真实研究和专业实践识别兴趣，可能更加稳健。两人选择不同的路径，并不意味着其中一个“能力更好”。</w:t>
-      </w:r>
-    </w:p>
-    <w:p>
-      <w:pPr>
-        <w:jc w:val="both"/>
-      </w:pPr>
-      <w:r>
-        <w:t>选择博士路径时，不应只计算理论上哪一种更早毕业，还要把长期研究兴趣、具体指导条件、学位制度和现实经济安排放在一起。尤其涉及中途培养安排变化时，应阅读所在学校的正式规定，不能因为网上有人分享某种经历，就认为所有学校采用相同制度。</w:t>
-      </w:r>
-    </w:p>
-    <w:p>
-      <w:pPr>
-        <w:pStyle w:val="Heading2"/>
-      </w:pPr>
-      <w:r>
-        <w:t>海外项目应先核实的五份文件</w:t>
-      </w:r>
-    </w:p>
-    <w:p>
-      <w:pPr>
-        <w:jc w:val="both"/>
-      </w:pPr>
-      <w:r>
-        <w:t>当项目位于其他国家或地区时，最好在作出决定前找到五类材料：正式录取或招生文件、培养方案或课程说明、资金支持或雇佣条件、研究团队及导师安排、适用的签证与保险信息。这里最容易出现的错误是，看到网站写着“Fully funded”，便认为所有费用都已经无条件覆盖。</w:t>
-      </w:r>
-    </w:p>
-    <w:p>
-      <w:pPr>
-        <w:jc w:val="both"/>
-      </w:pPr>
-      <w:r>
-        <w:t>实际应进一步确认资助覆盖哪些项目，发放周期多长，是否有教学或研究工作义务，学费是否另行减免，续期是否取决于考核，以及当地生活成本可能有多大变化。若项目与职业资格有关，还应核实学位是否满足目标职业所在地区的正式要求。</w:t>
-      </w:r>
-    </w:p>
-    <w:p>
-      <w:pPr>
-        <w:jc w:val="both"/>
-      </w:pPr>
-      <w:r>
-        <w:t>最终请把三个候选项目放进同一张表，分别写出已经核实的事实、仍然存在的不确定性和需要采取的下一步行动。对关系到报考资格和资金的条件，可以直接向招生单位咨询并保存正式答复。</w:t>
-      </w:r>
-    </w:p>
-    <w:p>
-      <w:pPr>
-        <w:pStyle w:val="Heading2"/>
-      </w:pPr>
-      <w:r>
-        <w:t>本章综合实训：四个维度比较培养路径</w:t>
+        <w:t>选择至少三个方向，写一份1000—1500字报告，说明研究对象、方法、所需基础、培养条件、职业联系与主要不确定性。重点回答：我是否真正了解这一方向的日常工作？</w:t>
+      </w:r>
+    </w:p>
+    <w:p>
+      <w:pPr>
+        <w:pStyle w:val="Heading2"/>
+      </w:pPr>
+      <w:r>
+        <w:t>专业选择实操一：辨认“研究对象”和“研究方法”</w:t>
+      </w:r>
+    </w:p>
+    <w:p>
+      <w:pPr>
+        <w:jc w:val="both"/>
+      </w:pPr>
+      <w:r>
+        <w:t>如果说自己喜欢脑科学，这个答案其实尚不足以决定研究生专业。你喜欢的是理解脑与认知的关系，还是使用磁共振、脑电或其他测量技术？你愿意长期设计行为任务、与受试者互动，还是更喜欢处理数据、开发算法？两名学生可能都对脑科学感兴趣，最终适合的培养路线却截然不同。</w:t>
+      </w:r>
+    </w:p>
+    <w:p>
+      <w:pPr>
+        <w:jc w:val="both"/>
+      </w:pPr>
+      <w:r>
+        <w:t>建议进行一次为期一周的“小型学术体验”。第一天，从学校培养方案中找到三个相近专业，分别列出主要课程。第二天，选择每个方向的一篇近期原创研究，记录作者使用什么数据、做了哪些关键工作。第三天，选择自己最感兴趣的一项方法，查阅权威教材或官方软件文档。第四至五天，利用公开教学数据或适当的理论材料完成一个非常小的任务。最后两天，写下哪些环节吸引自己，哪些工作不愿长期重复，以及自己尚缺少什么基础。</w:t>
+      </w:r>
+    </w:p>
+    <w:p>
+      <w:pPr>
+        <w:jc w:val="both"/>
+      </w:pPr>
+      <w:r>
+        <w:t>例如，一名本科生命科学学生阅读多组学论文以后，发现最有兴趣的不是开展动物实验，而是理解研究设计和统计模型。此时，与其盲目地更换为某个名称最热门的计算机专业，不如进一步比较计算生物学、生物统计和生物医学工程等实际培养项目。关键是了解未来每天怎样学习和研究，而不是只寻找符合兴趣的标签。</w:t>
+      </w:r>
+    </w:p>
+    <w:p>
+      <w:pPr>
+        <w:pStyle w:val="Heading2"/>
+      </w:pPr>
+      <w:r>
+        <w:t>专业选择实操二：怎样判断跨专业是否可行？</w:t>
+      </w:r>
+    </w:p>
+    <w:p>
+      <w:pPr>
+        <w:jc w:val="both"/>
+      </w:pPr>
+      <w:r>
+        <w:t>以生物工程背景申请数据科学相关项目为例，首先必须查明正式招生资格和考试要求，确认是否需要特定专业背景或先修课程。其次，将目标培养方案中的知识分为数学、概率统计、程序设计、算法及领域应用，逐项与本科课程对应。如果基础存在差距，应评估能否在合理时间内系统补齐，而不是简单声明自己学习能力强。</w:t>
+      </w:r>
+    </w:p>
+    <w:p>
+      <w:pPr>
+        <w:jc w:val="both"/>
+      </w:pPr>
+      <w:r>
+        <w:t>假设你只学习过基本编程，却希望以后从事机器学习方法研发。你可能需要先补线性代数、概率分布、回归、优化和数据结构，而不是立即学习最复杂的神经网络。反过来，具有计算机背景的学生想进入医学数据分析，也必须了解医学变量、研究对象选择、伦理与测量误差，否则可能开发出准确率很高、但实际上依赖技术偏倚的模型。</w:t>
+      </w:r>
+    </w:p>
+    <w:p>
+      <w:pPr>
+        <w:jc w:val="both"/>
+      </w:pPr>
+      <w:r>
+        <w:t>可以设计八周预备训练：前两周比较课程、确认知识差距；第三、四周补最重要的理论；第五、六周完成一个适合初学者的公开数据或方法复现；第七周阅读一篇本方向原创论文并拆解Methods；第八周提交一份研究分析报告。若结果证明基础差距过大，可以调整申请项目、准备周期或者研究方向。诚实识别能力缺口，比为了赶上热点盲目行动更有利于长期发展。</w:t>
+      </w:r>
+    </w:p>
+    <w:p>
+      <w:pPr>
+        <w:pStyle w:val="Heading2"/>
+      </w:pPr>
+      <w:r>
+        <w:t>职业前景应当怎样查，而不是靠网络预测？</w:t>
+      </w:r>
+    </w:p>
+    <w:p>
+      <w:pPr>
+        <w:jc w:val="both"/>
+      </w:pPr>
+      <w:r>
+        <w:t>假设你计划未来进入生物医学数据研发岗位，不要仅凭某篇“十大高薪专业排行榜”判断前景。可以选择十至二十份来自不同机构、不同城市的真实岗位要求，将其分类为学历与学科、主要任务、数学统计、程序技术、领域知识、软件工程与团队沟通六项。</w:t>
+      </w:r>
+    </w:p>
+    <w:p>
+      <w:pPr>
+        <w:jc w:val="both"/>
+      </w:pPr>
+      <w:r>
+        <w:t>如果多数职位明确需要独立分析数据、理解研究设计和与医学人员沟通，那么这些就是可以优先培养的能力。如果某些职位要求特定的法规、认证或临床资格，应了解相应的正规准入路径，而不是以为取得相关名称的研究生学位就自动满足。</w:t>
+      </w:r>
+    </w:p>
+    <w:p>
+      <w:pPr>
+        <w:jc w:val="both"/>
+      </w:pPr>
+      <w:r>
+        <w:t>需要警惕的是，招聘信息具有很强的时效性。某项模型名称可能随着技术迭代快速变化，而可靠的统计推断、数据治理、实验设计和沟通能力往往可以迁移到不同工作岗位。因此，判断专业的长期价值时，应同时考虑眼前岗位与可迁移基础。</w:t>
+      </w:r>
+    </w:p>
+    <w:p>
+      <w:pPr>
+        <w:pStyle w:val="Heading2"/>
+      </w:pPr>
+      <w:r>
+        <w:t>一个可直接提交的专业比较报告</w:t>
+      </w:r>
+    </w:p>
+    <w:p>
+      <w:pPr>
+        <w:jc w:val="both"/>
+      </w:pPr>
+      <w:r>
+        <w:t>报告正文可以按照“个人背景—候选方向—证据比较—关键约束—阶段结论”五部分组织。个人背景说明已经学过哪些核心课程、有哪些真实研究经历；候选方向要写出研究对象、方法和应用场景，而不是只写招生项目名称。证据比较部分应至少附上正式培养方案、两篇研究论文和一定数量的实际岗位或博士项目要求。</w:t>
+      </w:r>
+    </w:p>
+    <w:p>
+      <w:pPr>
+        <w:jc w:val="both"/>
+      </w:pPr>
+      <w:r>
+        <w:t>关键约束部分需要诚实写出数学、专业基础、经济成本和地域安排等限制。阶段结论不应该是“某专业绝对最好”，而是说明目前更倾向哪一类研究训练、为什么，以及哪项新信息会使自己重新考虑选择。</w:t>
+      </w:r>
+    </w:p>
+    <w:p>
+      <w:pPr>
+        <w:jc w:val="both"/>
+      </w:pPr>
+      <w:r>
+        <w:t>若无法独立解释某个候选方向每天究竟需要做什么，就说明调查尚未完成。选择专业的意义，不是一次性决定未来全部道路，而是为下一阶段学习寻找有充分依据的起点。</w:t>
+      </w:r>
+    </w:p>
+    <w:p>
+      <w:pPr>
+        <w:pStyle w:val="Heading2"/>
+      </w:pPr>
+      <w:r>
+        <w:t>本章综合实训：兴趣转化为专业选择</w:t>
       </w:r>
     </w:p>
     <w:p>
@@ -1711,7 +2075,7 @@
         <w:t>任务情境。</w:t>
       </w:r>
       <w:r>
-        <w:t xml:space="preserve"> 从真实招生资料中提取学位层次、学位类型、学习方式和申请途径，说明这些概念为什么不能互相替代，并比较培养目标。这一任务不要求为了展示成果而制造符合预期的结果，应当从真实的研究问题和可核验资料开始。</w:t>
+        <w:t xml:space="preserve"> 选择两个名称不同却研究方向相近的专业，分别完成一篇论文的Methods拆解和一次公开数据体验，观察实际工作是否与个人兴趣一致。这一任务不要求为了展示成果而制造符合预期的结果，应当从真实的研究问题和可核验资料开始。</w:t>
       </w:r>
     </w:p>
     <w:p>
@@ -1739,7 +2103,7 @@
         <w:t>验收作品。</w:t>
       </w:r>
       <w:r>
-        <w:t xml:space="preserve"> 两种培养项目的正式依据和适配分析。 最终请另一位有相应基础的同学仅凭提交的记录复述研究过程，并指出结论不能支持的部分。这项验收是教学训练，而非实际培养单位的正式考核标准。</w:t>
+        <w:t xml:space="preserve"> 八周跨专业准备方案与知识差距表。 最终请另一位有相应基础的同学仅凭提交的记录复述研究过程，并指出结论不能支持的部分。这项验收是教学训练，而非实际培养单位的正式考核标准。</w:t>
       </w:r>
     </w:p>
     <w:p>
@@ -1755,7 +2119,7 @@
         <w:jc w:val="both"/>
       </w:pPr>
       <w:r>
-        <w:t>选择培养路径，不是追求一个统一的“最好”，而是找到能够提供所需训练、符合现实条件和长期目标的项目。</w:t>
+        <w:t>值得选择的研究方向，不一定最热门，而是你愿意持续学习、能够逐渐建立能力，并认为值得认真探索的问题。</w:t>
       </w:r>
     </w:p>
     <w:p/>
@@ -1769,7 +2133,7 @@
         <w:pStyle w:val="Heading1"/>
       </w:pPr>
       <w:r>
-        <w:t>第四章　如何找到适合自己的专业与研究方向？</w:t>
+        <w:t>第五章　读研之前，怎样制定长期发展规划？</w:t>
       </w:r>
     </w:p>
     <w:p>
@@ -1777,359 +2141,383 @@
         <w:pStyle w:val="Quote"/>
       </w:pPr>
       <w:r>
-        <w:t>专业名称只是入口，研究问题、训练方法和实际工作方式才决定你未来怎样学习。</w:t>
-      </w:r>
-    </w:p>
-    <w:p>
-      <w:pPr>
-        <w:pStyle w:val="Heading2"/>
-      </w:pPr>
-      <w:r>
-        <w:t>为什么同一个方向会出现在多个专业</w:t>
-      </w:r>
-    </w:p>
-    <w:p>
-      <w:pPr>
-        <w:jc w:val="both"/>
-      </w:pPr>
-      <w:r>
-        <w:t>“AI辅助疾病诊断”可以出现在计算机科学、生物医学工程、医学、统计学和公共卫生团队。算法团队可能关心模型创新，医学团队关心临床证据，工程团队关心系统可靠性。研究对象相似，不等于所需知识和日常任务相同。</w:t>
-      </w:r>
-    </w:p>
-    <w:p>
-      <w:pPr>
-        <w:pStyle w:val="Heading2"/>
-      </w:pPr>
-      <w:r>
-        <w:t>学科、专业与课题</w:t>
-      </w:r>
-    </w:p>
-    <w:p>
-      <w:pPr>
-        <w:jc w:val="both"/>
-      </w:pPr>
-      <w:r>
-        <w:t>学科门类、一级学科和专业学位类别具有正式分类意义。学校的招生专业、研究方向和具体研究课题则可能处于不同层次。</w:t>
-      </w:r>
-    </w:p>
-    <w:p>
-      <w:pPr>
-        <w:jc w:val="both"/>
-      </w:pPr>
-      <w:r>
-        <w:t>例如“工学”是学科门类，“生物医学工程”可对应正式学科，“医学影像计算”是研究方向，“多中心脑影像模型的外部泛化能力”才更接近一个可执行的研究问题。报考时要核实招生专业代码和培养方案，不能只看关键词。</w:t>
-      </w:r>
-    </w:p>
-    <w:p>
-      <w:pPr>
-        <w:pStyle w:val="Heading2"/>
-      </w:pPr>
-      <w:r>
-        <w:t>用三个维度找到兴趣</w:t>
-      </w:r>
-    </w:p>
-    <w:p>
-      <w:pPr>
-        <w:jc w:val="both"/>
-      </w:pPr>
-      <w:r>
-        <w:t>第一是研究对象：疾病、材料、社会行为、算法或历史事件。第二是研究方法：实验、编程、统计、访谈、史料考证或理论证明。第三是应用场景：医疗、工程、教育、环境治理等。</w:t>
-      </w:r>
-    </w:p>
-    <w:p>
-      <w:pPr>
-        <w:jc w:val="both"/>
-      </w:pPr>
-      <w:r>
-        <w:t>喜欢神经科学的学生，一个可能喜欢影像建模，另一个可能喜欢行为实验。喜欢某项科学发现，与愿意每天完成产生这一发现的工作，不是一回事。</w:t>
-      </w:r>
-    </w:p>
-    <w:p>
-      <w:pPr>
-        <w:pStyle w:val="Heading2"/>
-      </w:pPr>
-      <w:r>
-        <w:t>查清专业的实际训练</w:t>
-      </w:r>
-    </w:p>
-    <w:p>
-      <w:pPr>
-        <w:jc w:val="both"/>
-      </w:pPr>
-      <w:r>
-        <w:t>首先看招生简章和专业目录，判断是否符合资格。其次看培养方案，比较课程、实践和学位要求。再次阅读团队的真实论文和项目介绍，理解日常工作与主要方法。</w:t>
-      </w:r>
-    </w:p>
-    <w:p>
-      <w:pPr>
-        <w:jc w:val="both"/>
-      </w:pPr>
-      <w:r>
-        <w:t>同样写着“人工智能与生命健康”，一个项目可能重点训练概率、优化和机器学习，另一个可能侧重临床研究、医学统计与实践应用。这些差异比宣传语更重要。</w:t>
-      </w:r>
-    </w:p>
-    <w:p>
-      <w:pPr>
-        <w:pStyle w:val="Heading2"/>
-      </w:pPr>
-      <w:r>
-        <w:t>不同学科的研究方式</w:t>
-      </w:r>
-    </w:p>
-    <w:p>
-      <w:pPr>
-        <w:jc w:val="both"/>
-      </w:pPr>
-      <w:r>
-        <w:t>理学可以通过理论、实验和计算探索规律；工学常需同时评价技术可行性与可靠性；医学研究关注疾病、人群和临床证据；计算机与统计学涉及算法、系统与推断；人文社会科学通过适合问题的调查、文本、史料和论证推进认识。</w:t>
-      </w:r>
-    </w:p>
-    <w:p>
-      <w:pPr>
-        <w:jc w:val="both"/>
-      </w:pPr>
-      <w:r>
-        <w:t>不能依据是否使用复杂算法或大型仪器，对各学科的研究价值简单排高低。</w:t>
-      </w:r>
-    </w:p>
-    <w:p>
-      <w:pPr>
-        <w:pStyle w:val="Heading2"/>
-      </w:pPr>
-      <w:r>
-        <w:t>跨专业的真实困难</w:t>
-      </w:r>
-    </w:p>
-    <w:p>
-      <w:pPr>
-        <w:jc w:val="both"/>
-      </w:pPr>
-      <w:r>
-        <w:t>生物学转向算法研发可能需要补充线性代数、概率论、优化与程序设计；计算机背景进入医学数据分析则需要理解研究对象、样本来源、伦理要求与潜在混杂。</w:t>
-      </w:r>
-    </w:p>
-    <w:p>
-      <w:pPr>
-        <w:jc w:val="both"/>
-      </w:pPr>
-      <w:r>
-        <w:t>跨专业应检查正式资格、课程基础与自主学习能力。比简单宣称热爱更有说服力的是完成一个小项目，展示自己是否愿意处理该方向的真实困难。</w:t>
-      </w:r>
-    </w:p>
-    <w:p>
-      <w:pPr>
-        <w:pStyle w:val="Heading2"/>
-      </w:pPr>
-      <w:r>
-        <w:t>判断发展前景</w:t>
-      </w:r>
-    </w:p>
-    <w:p>
-      <w:pPr>
-        <w:jc w:val="both"/>
-      </w:pPr>
-      <w:r>
-        <w:t>热门领域可能提供机会，也伴随技术变化和竞争；短期较冷的基础方向可能具有长期知识价值。建议调查十至二十个真实岗位的专业、技能与实践要求，但招聘信息不能作为确定的未来预测。</w:t>
-      </w:r>
-    </w:p>
-    <w:p>
-      <w:pPr>
-        <w:jc w:val="both"/>
-      </w:pPr>
-      <w:r>
-        <w:t>尤其应重视具有迁移性的研究设计、统计推断、实验或工程能力，而不是把所有筹码押在一个流行术语上。</w:t>
-      </w:r>
-    </w:p>
-    <w:p>
-      <w:pPr>
-        <w:pStyle w:val="Heading2"/>
-      </w:pPr>
-      <w:r>
-        <w:t>一个完整的选择案例</w:t>
-      </w:r>
-    </w:p>
-    <w:p>
-      <w:pPr>
-        <w:jc w:val="both"/>
-      </w:pPr>
-      <w:r>
-        <w:t>生物工程本科生陈舟原本想因为AI热门转入计算机。后来，他阅读算法、计算生物学和医学数据研究的代表论文，并使用公开数据进行分析，发现自己更喜欢利用计算方法回答生物问题，而不是开发通用模型。</w:t>
-      </w:r>
-    </w:p>
-    <w:p>
-      <w:pPr>
-        <w:jc w:val="both"/>
-      </w:pPr>
-      <w:r>
-        <w:t>于是，他提出了更清楚的选择条件：具有统计与编程课程、可靠的生物医学研究问题、适当的数据条件与导师指导。这比“哪个专业最火”更可执行。</w:t>
-      </w:r>
-    </w:p>
-    <w:p>
-      <w:pPr>
-        <w:pStyle w:val="Heading2"/>
-      </w:pPr>
-      <w:r>
-        <w:t>十四天专业探索</w:t>
-      </w:r>
-    </w:p>
-    <w:p>
-      <w:pPr>
-        <w:jc w:val="both"/>
-      </w:pPr>
-      <w:r>
-        <w:t>前四天查专业目录、培养方案与研究团队；第5—8天读文献并体验小任务；第9—11天检查知识差距与目标岗位；最后三天整理信息、向有经验者核实并写出专业比较报告。</w:t>
-      </w:r>
-    </w:p>
-    <w:p>
-      <w:pPr>
-        <w:pStyle w:val="Heading2"/>
-      </w:pPr>
-      <w:r>
-        <w:t>本章实践</w:t>
-      </w:r>
-    </w:p>
-    <w:p>
-      <w:pPr>
-        <w:jc w:val="both"/>
-      </w:pPr>
-      <w:r>
-        <w:t>选择至少三个方向，写一份1000—1500字报告，说明研究对象、方法、所需基础、培养条件、职业联系与主要不确定性。重点回答：我是否真正了解这一方向的日常工作？</w:t>
-      </w:r>
-    </w:p>
-    <w:p>
-      <w:pPr>
-        <w:pStyle w:val="Heading2"/>
-      </w:pPr>
-      <w:r>
-        <w:t>专业选择实操一：辨认“研究对象”和“研究方法”</w:t>
-      </w:r>
-    </w:p>
-    <w:p>
-      <w:pPr>
-        <w:jc w:val="both"/>
-      </w:pPr>
-      <w:r>
-        <w:t>如果说自己喜欢脑科学，这个答案其实尚不足以决定研究生专业。你喜欢的是理解脑与认知的关系，还是使用磁共振、脑电或其他测量技术？你愿意长期设计行为任务、与受试者互动，还是更喜欢处理数据、开发算法？两名学生可能都对脑科学感兴趣，最终适合的培养路线却截然不同。</w:t>
-      </w:r>
-    </w:p>
-    <w:p>
-      <w:pPr>
-        <w:jc w:val="both"/>
-      </w:pPr>
-      <w:r>
-        <w:t>建议进行一次为期一周的“小型学术体验”。第一天，从学校培养方案中找到三个相近专业，分别列出主要课程。第二天，选择每个方向的一篇近期原创研究，记录作者使用什么数据、做了哪些关键工作。第三天，选择自己最感兴趣的一项方法，查阅权威教材或官方软件文档。第四至五天，利用公开教学数据或适当的理论材料完成一个非常小的任务。最后两天，写下哪些环节吸引自己，哪些工作不愿长期重复，以及自己尚缺少什么基础。</w:t>
-      </w:r>
-    </w:p>
-    <w:p>
-      <w:pPr>
-        <w:jc w:val="both"/>
-      </w:pPr>
-      <w:r>
-        <w:t>例如，一名本科生命科学学生阅读多组学论文以后，发现最有兴趣的不是开展动物实验，而是理解研究设计和统计模型。此时，与其盲目地更换为某个名称最热门的计算机专业，不如进一步比较计算生物学、生物统计和生物医学工程等实际培养项目。关键是了解未来每天怎样学习和研究，而不是只寻找符合兴趣的标签。</w:t>
-      </w:r>
-    </w:p>
-    <w:p>
-      <w:pPr>
-        <w:pStyle w:val="Heading2"/>
-      </w:pPr>
-      <w:r>
-        <w:t>专业选择实操二：怎样判断跨专业是否可行？</w:t>
-      </w:r>
-    </w:p>
-    <w:p>
-      <w:pPr>
-        <w:jc w:val="both"/>
-      </w:pPr>
-      <w:r>
-        <w:t>以生物工程背景申请数据科学相关项目为例，首先必须查明正式招生资格和考试要求，确认是否需要特定专业背景或先修课程。其次，将目标培养方案中的知识分为数学、概率统计、程序设计、算法及领域应用，逐项与本科课程对应。如果基础存在差距，应评估能否在合理时间内系统补齐，而不是简单声明自己学习能力强。</w:t>
-      </w:r>
-    </w:p>
-    <w:p>
-      <w:pPr>
-        <w:jc w:val="both"/>
-      </w:pPr>
-      <w:r>
-        <w:t>假设你只学习过基本编程，却希望以后从事机器学习方法研发。你可能需要先补线性代数、概率分布、回归、优化和数据结构，而不是立即学习最复杂的神经网络。反过来，具有计算机背景的学生想进入医学数据分析，也必须了解医学变量、研究对象选择、伦理与测量误差，否则可能开发出准确率很高、但实际上依赖技术偏倚的模型。</w:t>
-      </w:r>
-    </w:p>
-    <w:p>
-      <w:pPr>
-        <w:jc w:val="both"/>
-      </w:pPr>
-      <w:r>
-        <w:t>可以设计八周预备训练：前两周比较课程、确认知识差距；第三、四周补最重要的理论；第五、六周完成一个适合初学者的公开数据或方法复现；第七周阅读一篇本方向原创论文并拆解Methods；第八周提交一份研究分析报告。若结果证明基础差距过大，可以调整申请项目、准备周期或者研究方向。诚实识别能力缺口，比为了赶上热点盲目行动更有利于长期发展。</w:t>
-      </w:r>
-    </w:p>
-    <w:p>
-      <w:pPr>
-        <w:pStyle w:val="Heading2"/>
-      </w:pPr>
-      <w:r>
-        <w:t>职业前景应当怎样查，而不是靠网络预测？</w:t>
-      </w:r>
-    </w:p>
-    <w:p>
-      <w:pPr>
-        <w:jc w:val="both"/>
-      </w:pPr>
-      <w:r>
-        <w:t>假设你计划未来进入生物医学数据研发岗位，不要仅凭某篇“十大高薪专业排行榜”判断前景。可以选择十至二十份来自不同机构、不同城市的真实岗位要求，将其分类为学历与学科、主要任务、数学统计、程序技术、领域知识、软件工程与团队沟通六项。</w:t>
-      </w:r>
-    </w:p>
-    <w:p>
-      <w:pPr>
-        <w:jc w:val="both"/>
-      </w:pPr>
-      <w:r>
-        <w:t>如果多数职位明确需要独立分析数据、理解研究设计和与医学人员沟通，那么这些就是可以优先培养的能力。如果某些职位要求特定的法规、认证或临床资格，应了解相应的正规准入路径，而不是以为取得相关名称的研究生学位就自动满足。</w:t>
-      </w:r>
-    </w:p>
-    <w:p>
-      <w:pPr>
-        <w:jc w:val="both"/>
-      </w:pPr>
-      <w:r>
-        <w:t>需要警惕的是，招聘信息具有很强的时效性。某项模型名称可能随着技术迭代快速变化，而可靠的统计推断、数据治理、实验设计和沟通能力往往可以迁移到不同工作岗位。因此，判断专业的长期价值时，应同时考虑眼前岗位与可迁移基础。</w:t>
-      </w:r>
-    </w:p>
-    <w:p>
-      <w:pPr>
-        <w:pStyle w:val="Heading2"/>
-      </w:pPr>
-      <w:r>
-        <w:t>一个可直接提交的专业比较报告</w:t>
-      </w:r>
-    </w:p>
-    <w:p>
-      <w:pPr>
-        <w:jc w:val="both"/>
-      </w:pPr>
-      <w:r>
-        <w:t>报告正文可以按照“个人背景—候选方向—证据比较—关键约束—阶段结论”五部分组织。个人背景说明已经学过哪些核心课程、有哪些真实研究经历；候选方向要写出研究对象、方法和应用场景，而不是只写招生项目名称。证据比较部分应至少附上正式培养方案、两篇研究论文和一定数量的实际岗位或博士项目要求。</w:t>
-      </w:r>
-    </w:p>
-    <w:p>
-      <w:pPr>
-        <w:jc w:val="both"/>
-      </w:pPr>
-      <w:r>
-        <w:t>关键约束部分需要诚实写出数学、专业基础、经济成本和地域安排等限制。阶段结论不应该是“某专业绝对最好”，而是说明目前更倾向哪一类研究训练、为什么，以及哪项新信息会使自己重新考虑选择。</w:t>
-      </w:r>
-    </w:p>
-    <w:p>
-      <w:pPr>
-        <w:jc w:val="both"/>
-      </w:pPr>
-      <w:r>
-        <w:t>若无法独立解释某个候选方向每天究竟需要做什么，就说明调查尚未完成。选择专业的意义，不是一次性决定未来全部道路，而是为下一阶段学习寻找有充分依据的起点。</w:t>
-      </w:r>
-    </w:p>
-    <w:p>
-      <w:pPr>
-        <w:pStyle w:val="Heading2"/>
-      </w:pPr>
-      <w:r>
-        <w:t>本章综合实训：兴趣转化为专业选择</w:t>
+        <w:t>规划不是保证未来按计划发生，而是帮助你在变化出现时仍然能够作出有依据的选择。</w:t>
+      </w:r>
+    </w:p>
+    <w:p>
+      <w:pPr>
+        <w:pStyle w:val="Heading2"/>
+      </w:pPr>
+      <w:r>
+        <w:t>为什么有些人越忙越迷茫</w:t>
+      </w:r>
+    </w:p>
+    <w:p>
+      <w:pPr>
+        <w:jc w:val="both"/>
+      </w:pPr>
+      <w:r>
+        <w:t>一个研究生同时准备论文、竞赛、实习、在线课程和博士申请，忙得没有空闲，却始终无法说出自己究竟形成了什么能力。问题不一定是努力不足，而是缺少清楚的目标与优先次序。</w:t>
+      </w:r>
+    </w:p>
+    <w:p>
+      <w:pPr>
+        <w:jc w:val="both"/>
+      </w:pPr>
+      <w:r>
+        <w:t>好的规划首先要回答：为什么投入时间？哪些能力值得积累？如何通过实际作品判断进步？</w:t>
+      </w:r>
+    </w:p>
+    <w:p>
+      <w:pPr>
+        <w:pStyle w:val="Heading2"/>
+      </w:pPr>
+      <w:r>
+        <w:t>从兴趣、能力和职业目标共同出发</w:t>
+      </w:r>
+    </w:p>
+    <w:p>
+      <w:pPr>
+        <w:jc w:val="both"/>
+      </w:pPr>
+      <w:r>
+        <w:t>目标职业明确的人可以先调查岗位要求，再倒推需要的课程与实践。暂时没有明确方向的人，可以先阅读专业论文、完成小型任务，了解真实工作方式以后再决定。</w:t>
+      </w:r>
+    </w:p>
+    <w:p>
+      <w:pPr>
+        <w:jc w:val="both"/>
+      </w:pPr>
+      <w:r>
+        <w:t>个人兴趣需要与能力基础、经济条件和未来生活方式一起考虑。喜欢一项技术的新闻，不必然意味着喜欢这个领域的长期研究训练。</w:t>
+      </w:r>
+    </w:p>
+    <w:p>
+      <w:pPr>
+        <w:pStyle w:val="Heading2"/>
+      </w:pPr>
+      <w:r>
+        <w:t>从目标倒推能力</w:t>
+      </w:r>
+    </w:p>
+    <w:p>
+      <w:pPr>
+        <w:jc w:val="both"/>
+      </w:pPr>
+      <w:r>
+        <w:t>希望从事生物医学数据研究，可能需要生命科学基础、统计推断、编程、研究设计、论文阅读和跨学科沟通。将每项能力写成“目标—现状—差距—训练方式—可检验作品”，比罗列热门课程更加有效。</w:t>
+      </w:r>
+    </w:p>
+    <w:p>
+      <w:pPr>
+        <w:jc w:val="both"/>
+      </w:pPr>
+      <w:r>
+        <w:t>例如“学会Python”是模糊目标，“独立完成数据清洗、分析脚本、图表与处理日志”则有明确的完成标准。</w:t>
+      </w:r>
+    </w:p>
+    <w:p>
+      <w:pPr>
+        <w:pStyle w:val="Heading2"/>
+      </w:pPr>
+      <w:r>
+        <w:t>研究生阶段的四类长期资产</w:t>
+      </w:r>
+    </w:p>
+    <w:p>
+      <w:pPr>
+        <w:jc w:val="both"/>
+      </w:pPr>
+      <w:r>
+        <w:t>第一是理论与方法能力；第二是可核验的论文、报告、代码、数据集或工程作品；第三是可靠的专业合作关系；第四是持续学习、时间管理、表达和个人健康。</w:t>
+      </w:r>
+    </w:p>
+    <w:p>
+      <w:pPr>
+        <w:jc w:val="both"/>
+      </w:pPr>
+      <w:r>
+        <w:t>科研成果很重要，但它不是学术成长的唯一内容。技术或职业变化时，可迁移的能力可能帮助你继续发展。</w:t>
+      </w:r>
+    </w:p>
+    <w:p>
+      <w:pPr>
+        <w:pStyle w:val="Heading2"/>
+      </w:pPr>
+      <w:r>
+        <w:t>时间、经济与机会成本</w:t>
+      </w:r>
+    </w:p>
+    <w:p>
+      <w:pPr>
+        <w:jc w:val="both"/>
+      </w:pPr>
+      <w:r>
+        <w:t>核实学费、生活费、奖助与相关条件，考虑按计划毕业与合理延期两种情境。继续学习可能意味着暂缓全职工作，却也可能带来新的研究与职业机会。</w:t>
+      </w:r>
+    </w:p>
+    <w:p>
+      <w:pPr>
+        <w:jc w:val="both"/>
+      </w:pPr>
+      <w:r>
+        <w:t>不能简单假设学历越高收入一定越高，也不要依据奖学金宣传中的最高金额计算个人实际预算。应当以具体项目、城市和自身条件估算。</w:t>
+      </w:r>
+    </w:p>
+    <w:p>
+      <w:pPr>
+        <w:pStyle w:val="Heading2"/>
+      </w:pPr>
+      <w:r>
+        <w:t>一个三年硕士计划示例</w:t>
+      </w:r>
+    </w:p>
+    <w:p>
+      <w:pPr>
+        <w:jc w:val="both"/>
+      </w:pPr>
+      <w:r>
+        <w:t>第一年重点完成课程、建立文献阅读与基础方法能力，参与相对完整的小任务。第二年围绕明确研究问题，开展数据获取、实验、分析、验证和阶段报告。第三年按项目规定完成学位论文、必要考核与后续申请或求职。</w:t>
+      </w:r>
+    </w:p>
+    <w:p>
+      <w:pPr>
+        <w:jc w:val="both"/>
+      </w:pPr>
+      <w:r>
+        <w:t>这只是教学示例，具体时间表和学位要求应以学校正式培养方案为准。</w:t>
+      </w:r>
+    </w:p>
+    <w:p>
+      <w:pPr>
+        <w:pStyle w:val="Heading2"/>
+      </w:pPr>
+      <w:r>
+        <w:t>博士规划与科研里程碑</w:t>
+      </w:r>
+    </w:p>
+    <w:p>
+      <w:pPr>
+        <w:jc w:val="both"/>
+      </w:pPr>
+      <w:r>
+        <w:t>博士研究通常需要更长期的持续投入。可以按问题形成、研究方案与关键资源验证、主要证据获取和分析、成果整合与交流设置里程碑。</w:t>
+      </w:r>
+    </w:p>
+    <w:p>
+      <w:pPr>
+        <w:jc w:val="both"/>
+      </w:pPr>
+      <w:r>
+        <w:t>优先用能够主动推进的工作定义计划，例如“完成主要数据的质量核验”，而不只是把“每年必须发表几篇论文”写成唯一目标。</w:t>
+      </w:r>
+    </w:p>
+    <w:p>
+      <w:pPr>
+        <w:pStyle w:val="Heading2"/>
+      </w:pPr>
+      <w:r>
+        <w:t>从年度目标变成每周行动</w:t>
+      </w:r>
+    </w:p>
+    <w:p>
+      <w:pPr>
+        <w:jc w:val="both"/>
+      </w:pPr>
+      <w:r>
+        <w:t>年度目标要进一步拆解为可执行的月度和每周任务。比如“本周完成缺失值处理练习、写出可复现脚本并解释处理依据”，就比“努力学R”更加明确。</w:t>
+      </w:r>
+    </w:p>
+    <w:p>
+      <w:pPr>
+        <w:jc w:val="both"/>
+      </w:pPr>
+      <w:r>
+        <w:t>同时留出连续阅读和思考时间，不必把每一分钟都填满。正常休息与个人生活也是长期科研能力的重要支持条件。</w:t>
+      </w:r>
+    </w:p>
+    <w:p>
+      <w:pPr>
+        <w:pStyle w:val="Heading2"/>
+      </w:pPr>
+      <w:r>
+        <w:t>面对失败与计划变化</w:t>
+      </w:r>
+    </w:p>
+    <w:p>
+      <w:pPr>
+        <w:jc w:val="both"/>
+      </w:pPr>
+      <w:r>
+        <w:t>研究可能因为关键数据不可得、实验不能重复或假设受到质疑而需要改变。应该提前识别研究对哪些资源有依赖，考虑可能的替代方案，并与导师讨论是否需要调整方向。</w:t>
+      </w:r>
+    </w:p>
+    <w:p>
+      <w:pPr>
+        <w:jc w:val="both"/>
+      </w:pPr>
+      <w:r>
+        <w:t>坚持与调整都应依据证据：问题是否还重要？困难能否解决？继续投入是否合理？不应只靠短期情绪决定。</w:t>
+      </w:r>
+    </w:p>
+    <w:p>
+      <w:pPr>
+        <w:pStyle w:val="Heading2"/>
+      </w:pPr>
+      <w:r>
+        <w:t>定期复盘</w:t>
+      </w:r>
+    </w:p>
+    <w:p>
+      <w:pPr>
+        <w:jc w:val="both"/>
+      </w:pPr>
+      <w:r>
+        <w:t>每月检查任务与困难，每学期收集代表性作品、判断能力是否改善，每年重新评估学术兴趣、职业目标和培养条件。复盘不是惩罚自己，而是不断改善个人计划的方法。</w:t>
+      </w:r>
+    </w:p>
+    <w:p>
+      <w:pPr>
+        <w:pStyle w:val="Heading2"/>
+      </w:pPr>
+      <w:r>
+        <w:t>本章实践：三至五年发展计划</w:t>
+      </w:r>
+    </w:p>
+    <w:p>
+      <w:pPr>
+        <w:jc w:val="both"/>
+      </w:pPr>
+      <w:r>
+        <w:t>建立一份个人发展文档，写出当前基础、三项最重要的能力目标、第一年的具体作品、时间与经济约束、主要风险以及学期复盘问题。</w:t>
+      </w:r>
+    </w:p>
+    <w:p>
+      <w:pPr>
+        <w:jc w:val="both"/>
+      </w:pPr>
+      <w:r>
+        <w:t>再将本编练习整合为一份3000字左右的《研究生升学与学术发展初步方案》，说明为什么读研、如何选择项目，以及下一步实际准备什么。</w:t>
+      </w:r>
+    </w:p>
+    <w:p>
+      <w:pPr>
+        <w:pStyle w:val="Heading2"/>
+      </w:pPr>
+      <w:r>
+        <w:t>从“读研愿望”到五年计划：完整决策案例</w:t>
+      </w:r>
+    </w:p>
+    <w:p>
+      <w:pPr>
+        <w:jc w:val="both"/>
+      </w:pPr>
+      <w:r>
+        <w:t>假设周宁已经收到硕士录取通知，计划研究机器学习在医学数据中的应用，却尚不确定毕业后从事企业研发还是继续读博。她原先的计划只有三句话：第一年努力学习，第二年争取发表论文，第三年顺利毕业。这样的计划缺少具体能力目标，无法帮助她决定今天应该先学什么。</w:t>
+      </w:r>
+    </w:p>
+    <w:p>
+      <w:pPr>
+        <w:jc w:val="both"/>
+      </w:pPr>
+      <w:r>
+        <w:t>周宁先把职业兴趣拆为两类。研究型博士项目可能比较重视研究问题、方法理解、独立分析与学术表达；研发岗位则可能另外强调软件工程、可复现交付、数据质量、团队协作和实际产品约束。二者在统计、编程和问题解决方面又存在明显交集。因此，前一年不必为了尚未确定的职业方向同时准备所有事情，可以优先建立通用的研究基础。</w:t>
+      </w:r>
+    </w:p>
+    <w:p>
+      <w:pPr>
+        <w:jc w:val="both"/>
+      </w:pPr>
+      <w:r>
+        <w:t>她给第一年设定三个可以检查的成果：完成一份系统的文献证据矩阵；使用公开数据建立可复现的分析流程；在导师指导下提出一个研究问题并写出两页方案。第二年重点开展真实项目，学会进行合理验证、处理不同结果并组织完整报告。第三年结合实际研究经历和职业目标，选择博士申请或求职训练，而不是等到毕业前一个月才作决定。</w:t>
+      </w:r>
+    </w:p>
+    <w:p>
+      <w:pPr>
+        <w:jc w:val="both"/>
+      </w:pPr>
+      <w:r>
+        <w:t>这个计划允许职业目标变化，但保留能够继续使用的能力。如果周宁最终决定进入企业，统计分析、数据质量控制和科研写作仍然可能发挥作用；若决定读博，已有研究作品和方法训练同样能够支持申请。长期规划应当帮助不同选择之间形成能力积累，而不是制造“一旦改变方向，过去全部白费”的焦虑。</w:t>
+      </w:r>
+    </w:p>
+    <w:p>
+      <w:pPr>
+        <w:pStyle w:val="Heading2"/>
+      </w:pPr>
+      <w:r>
+        <w:t>一张可执行的四周训练日历</w:t>
+      </w:r>
+    </w:p>
+    <w:p>
+      <w:pPr>
+        <w:jc w:val="both"/>
+      </w:pPr>
+      <w:r>
+        <w:t>假设目前最需要补充的是统计基础。第一周学习总体、样本、变量类型和描述统计，提交一份能够解释数据来源的简短报告。第二周理解抽样和区间估计，用教学数据比较不同样本量下估计精度的变化。第三周学习回归与模型假设，完成一段可复现脚本并解释重要参数。第四周精读一篇使用相近方法的真实论文，指出作者如何定义变量、选择模型并讨论限制。</w:t>
+      </w:r>
+    </w:p>
+    <w:p>
+      <w:pPr>
+        <w:jc w:val="both"/>
+      </w:pPr>
+      <w:r>
+        <w:t>每个星期应留出一段复盘时间。检查目标有没有完成，哪些内容仍不理解，下一周是否需要改变安排。如果发现第二周仍分不清标准差与标准误，就应重新学习这一知识点，而不是机械地按照日历进入更复杂的建模内容。</w:t>
+      </w:r>
+    </w:p>
+    <w:p>
+      <w:pPr>
+        <w:jc w:val="both"/>
+      </w:pPr>
+      <w:r>
+        <w:t>对每项任务尽可能给出作品形式。例如“读十篇文献”不如“完成五篇可比较的精读笔记”更容易衡量实际成长；“整理科研代码”不如“另一名同学能够根据README运行自己的公开数据练习”具有更明确的质量标准。</w:t>
+      </w:r>
+    </w:p>
+    <w:p>
+      <w:pPr>
+        <w:pStyle w:val="Heading2"/>
+      </w:pPr>
+      <w:r>
+        <w:t>研究失败时，怎样判断需要坚持还是调整？</w:t>
+      </w:r>
+    </w:p>
+    <w:p>
+      <w:pPr>
+        <w:jc w:val="both"/>
+      </w:pPr>
+      <w:r>
+        <w:t>第一种情况是研究资源不再满足原计划。例如，一项纵向研究必须依赖长期随访数据，但该数据的访问权限未获批准。此时应尽早核查是否有合法的替代数据、是否能够合理收窄问题，或是否需要正式调整研究方向，而不是继续以无法获得的资源作为毕业计划基础。</w:t>
+      </w:r>
+    </w:p>
+    <w:p>
+      <w:pPr>
+        <w:jc w:val="both"/>
+      </w:pPr>
+      <w:r>
+        <w:t>第二种情况是结果不支持原有假设。假设一个模型在独立队列中的性能显著下降，首先应检查代码、数据质量与模型流程。如果结果真实、稳定，那么研究可能从“开发优异预测模型”转向“识别模型泛化限制”，也许能产生更有价值的方法学认识。不能通过无限更换模型和阈值，强迫数据给出预期结果。</w:t>
+      </w:r>
+    </w:p>
+    <w:p>
+      <w:pPr>
+        <w:jc w:val="both"/>
+      </w:pPr>
+      <w:r>
+        <w:t>第三种情况是个人职业兴趣发生变化。一名学生在研究中逐渐发现更喜欢工程实施，而非长期基础理论。这时可以通过课程、项目和专业实践补充相关能力，保留已有研究作品的价值。只要计划不是为了满足他人期待而刻板执行，调整本身并不代表失败。</w:t>
+      </w:r>
+    </w:p>
+    <w:p>
+      <w:pPr>
+        <w:jc w:val="both"/>
+      </w:pPr>
+      <w:r>
+        <w:t>建议每学期更新一次个人发展计划，记录原目标、发生变化的事实、需要保留的能力积累，以及下一个阶段最重要的两项行动。真正有价值的规划不是永远不变，而是在新的事实出现时仍然能够作出合理选择。</w:t>
+      </w:r>
+    </w:p>
+    <w:p>
+      <w:pPr>
+        <w:pStyle w:val="Heading2"/>
+      </w:pPr>
+      <w:r>
+        <w:t>本章综合实训：把五年愿望变成作品</w:t>
       </w:r>
     </w:p>
     <w:p>
@@ -2143,7 +2531,7 @@
         <w:t>任务情境。</w:t>
       </w:r>
       <w:r>
-        <w:t xml:space="preserve"> 选择两个名称不同却研究方向相近的专业，分别完成一篇论文的Methods拆解和一次公开数据体验，观察实际工作是否与个人兴趣一致。这一任务不要求为了展示成果而制造符合预期的结果，应当从真实的研究问题和可核验资料开始。</w:t>
+        <w:t xml:space="preserve"> 为计划继续深造与准备研发岗位的两种可能性，各列出第一年的课程、方法和公开作品目标，核实学费、时间等现实约束。这一任务不要求为了展示成果而制造符合预期的结果，应当从真实的研究问题和可核验资料开始。</w:t>
       </w:r>
     </w:p>
     <w:p>
@@ -2171,7 +2559,7 @@
         <w:t>验收作品。</w:t>
       </w:r>
       <w:r>
-        <w:t xml:space="preserve"> 八周跨专业准备方案与知识差距表。 最终请另一位有相应基础的同学仅凭提交的记录复述研究过程，并指出结论不能支持的部分。这项验收是教学训练，而非实际培养单位的正式考核标准。</w:t>
+        <w:t xml:space="preserve"> 可调整的三年计划和每季度复盘清单。 最终请另一位有相应基础的同学仅凭提交的记录复述研究过程，并指出结论不能支持的部分。这项验收是教学训练，而非实际培养单位的正式考核标准。</w:t>
       </w:r>
     </w:p>
     <w:p>
@@ -2187,465 +2575,10 @@
         <w:jc w:val="both"/>
       </w:pPr>
       <w:r>
-        <w:t>值得选择的研究方向，不一定最热门，而是你愿意持续学习、能够逐渐建立能力，并认为值得认真探索的问题。</w:t>
+        <w:t>研究生阶段既是一段专业训练，也是一项需要认真对待的人生选择。规划应该有方向、有证据、有行动，也要为不断变化的现实留出空间。</w:t>
       </w:r>
     </w:p>
     <w:p/>
-    <w:p>
-      <w:r>
-        <w:br w:type="page"/>
-      </w:r>
-    </w:p>
-    <w:p>
-      <w:pPr>
-        <w:pStyle w:val="Heading1"/>
-      </w:pPr>
-      <w:r>
-        <w:t>第五章　读研之前，怎样制定长期发展规划？</w:t>
-      </w:r>
-    </w:p>
-    <w:p>
-      <w:pPr>
-        <w:pStyle w:val="Quote"/>
-      </w:pPr>
-      <w:r>
-        <w:t>规划不是保证未来按计划发生，而是帮助你在变化出现时仍然能够作出有依据的选择。</w:t>
-      </w:r>
-    </w:p>
-    <w:p>
-      <w:pPr>
-        <w:pStyle w:val="Heading2"/>
-      </w:pPr>
-      <w:r>
-        <w:t>为什么有些人越忙越迷茫</w:t>
-      </w:r>
-    </w:p>
-    <w:p>
-      <w:pPr>
-        <w:jc w:val="both"/>
-      </w:pPr>
-      <w:r>
-        <w:t>一个研究生同时准备论文、竞赛、实习、在线课程和博士申请，忙得没有空闲，却始终无法说出自己究竟形成了什么能力。问题不一定是努力不足，而是缺少清楚的目标与优先次序。</w:t>
-      </w:r>
-    </w:p>
-    <w:p>
-      <w:pPr>
-        <w:jc w:val="both"/>
-      </w:pPr>
-      <w:r>
-        <w:t>好的规划首先要回答：为什么投入时间？哪些能力值得积累？如何通过实际作品判断进步？</w:t>
-      </w:r>
-    </w:p>
-    <w:p>
-      <w:pPr>
-        <w:pStyle w:val="Heading2"/>
-      </w:pPr>
-      <w:r>
-        <w:t>从兴趣、能力和职业目标共同出发</w:t>
-      </w:r>
-    </w:p>
-    <w:p>
-      <w:pPr>
-        <w:jc w:val="both"/>
-      </w:pPr>
-      <w:r>
-        <w:t>目标职业明确的人可以先调查岗位要求，再倒推需要的课程与实践。暂时没有明确方向的人，可以先阅读专业论文、完成小型任务，了解真实工作方式以后再决定。</w:t>
-      </w:r>
-    </w:p>
-    <w:p>
-      <w:pPr>
-        <w:jc w:val="both"/>
-      </w:pPr>
-      <w:r>
-        <w:t>个人兴趣需要与能力基础、经济条件和未来生活方式一起考虑。喜欢一项技术的新闻，不必然意味着喜欢这个领域的长期研究训练。</w:t>
-      </w:r>
-    </w:p>
-    <w:p>
-      <w:pPr>
-        <w:pStyle w:val="Heading2"/>
-      </w:pPr>
-      <w:r>
-        <w:t>从目标倒推能力</w:t>
-      </w:r>
-    </w:p>
-    <w:p>
-      <w:pPr>
-        <w:jc w:val="both"/>
-      </w:pPr>
-      <w:r>
-        <w:t>希望从事生物医学数据研究，可能需要生命科学基础、统计推断、编程、研究设计、论文阅读和跨学科沟通。将每项能力写成“目标—现状—差距—训练方式—可检验作品”，比罗列热门课程更加有效。</w:t>
-      </w:r>
-    </w:p>
-    <w:p>
-      <w:pPr>
-        <w:jc w:val="both"/>
-      </w:pPr>
-      <w:r>
-        <w:t>例如“学会Python”是模糊目标，“独立完成数据清洗、分析脚本、图表与处理日志”则有明确的完成标准。</w:t>
-      </w:r>
-    </w:p>
-    <w:p>
-      <w:pPr>
-        <w:pStyle w:val="Heading2"/>
-      </w:pPr>
-      <w:r>
-        <w:t>研究生阶段的四类长期资产</w:t>
-      </w:r>
-    </w:p>
-    <w:p>
-      <w:pPr>
-        <w:jc w:val="both"/>
-      </w:pPr>
-      <w:r>
-        <w:t>第一是理论与方法能力；第二是可核验的论文、报告、代码、数据集或工程作品；第三是可靠的专业合作关系；第四是持续学习、时间管理、表达和个人健康。</w:t>
-      </w:r>
-    </w:p>
-    <w:p>
-      <w:pPr>
-        <w:jc w:val="both"/>
-      </w:pPr>
-      <w:r>
-        <w:t>科研成果很重要，但它不是学术成长的唯一内容。技术或职业变化时，可迁移的能力可能帮助你继续发展。</w:t>
-      </w:r>
-    </w:p>
-    <w:p>
-      <w:pPr>
-        <w:pStyle w:val="Heading2"/>
-      </w:pPr>
-      <w:r>
-        <w:t>时间、经济与机会成本</w:t>
-      </w:r>
-    </w:p>
-    <w:p>
-      <w:pPr>
-        <w:jc w:val="both"/>
-      </w:pPr>
-      <w:r>
-        <w:t>核实学费、生活费、奖助与相关条件，考虑按计划毕业与合理延期两种情境。继续学习可能意味着暂缓全职工作，却也可能带来新的研究与职业机会。</w:t>
-      </w:r>
-    </w:p>
-    <w:p>
-      <w:pPr>
-        <w:jc w:val="both"/>
-      </w:pPr>
-      <w:r>
-        <w:t>不能简单假设学历越高收入一定越高，也不要依据奖学金宣传中的最高金额计算个人实际预算。应当以具体项目、城市和自身条件估算。</w:t>
-      </w:r>
-    </w:p>
-    <w:p>
-      <w:pPr>
-        <w:pStyle w:val="Heading2"/>
-      </w:pPr>
-      <w:r>
-        <w:t>一个三年硕士计划示例</w:t>
-      </w:r>
-    </w:p>
-    <w:p>
-      <w:pPr>
-        <w:jc w:val="both"/>
-      </w:pPr>
-      <w:r>
-        <w:t>第一年重点完成课程、建立文献阅读与基础方法能力，参与相对完整的小任务。第二年围绕明确研究问题，开展数据获取、实验、分析、验证和阶段报告。第三年按项目规定完成学位论文、必要考核与后续申请或求职。</w:t>
-      </w:r>
-    </w:p>
-    <w:p>
-      <w:pPr>
-        <w:jc w:val="both"/>
-      </w:pPr>
-      <w:r>
-        <w:t>这只是教学示例，具体时间表和学位要求应以学校正式培养方案为准。</w:t>
-      </w:r>
-    </w:p>
-    <w:p>
-      <w:pPr>
-        <w:pStyle w:val="Heading2"/>
-      </w:pPr>
-      <w:r>
-        <w:t>博士规划与科研里程碑</w:t>
-      </w:r>
-    </w:p>
-    <w:p>
-      <w:pPr>
-        <w:jc w:val="both"/>
-      </w:pPr>
-      <w:r>
-        <w:t>博士研究通常需要更长期的持续投入。可以按问题形成、研究方案与关键资源验证、主要证据获取和分析、成果整合与交流设置里程碑。</w:t>
-      </w:r>
-    </w:p>
-    <w:p>
-      <w:pPr>
-        <w:jc w:val="both"/>
-      </w:pPr>
-      <w:r>
-        <w:t>优先用能够主动推进的工作定义计划，例如“完成主要数据的质量核验”，而不只是把“每年必须发表几篇论文”写成唯一目标。</w:t>
-      </w:r>
-    </w:p>
-    <w:p>
-      <w:pPr>
-        <w:pStyle w:val="Heading2"/>
-      </w:pPr>
-      <w:r>
-        <w:t>从年度目标变成每周行动</w:t>
-      </w:r>
-    </w:p>
-    <w:p>
-      <w:pPr>
-        <w:jc w:val="both"/>
-      </w:pPr>
-      <w:r>
-        <w:t>年度目标要进一步拆解为可执行的月度和每周任务。比如“本周完成缺失值处理练习、写出可复现脚本并解释处理依据”，就比“努力学R”更加明确。</w:t>
-      </w:r>
-    </w:p>
-    <w:p>
-      <w:pPr>
-        <w:jc w:val="both"/>
-      </w:pPr>
-      <w:r>
-        <w:t>同时留出连续阅读和思考时间，不必把每一分钟都填满。正常休息与个人生活也是长期科研能力的重要支持条件。</w:t>
-      </w:r>
-    </w:p>
-    <w:p>
-      <w:pPr>
-        <w:pStyle w:val="Heading2"/>
-      </w:pPr>
-      <w:r>
-        <w:t>面对失败与计划变化</w:t>
-      </w:r>
-    </w:p>
-    <w:p>
-      <w:pPr>
-        <w:jc w:val="both"/>
-      </w:pPr>
-      <w:r>
-        <w:t>研究可能因为关键数据不可得、实验不能重复或假设受到质疑而需要改变。应该提前识别研究对哪些资源有依赖，考虑可能的替代方案，并与导师讨论是否需要调整方向。</w:t>
-      </w:r>
-    </w:p>
-    <w:p>
-      <w:pPr>
-        <w:jc w:val="both"/>
-      </w:pPr>
-      <w:r>
-        <w:t>坚持与调整都应依据证据：问题是否还重要？困难能否解决？继续投入是否合理？不应只靠短期情绪决定。</w:t>
-      </w:r>
-    </w:p>
-    <w:p>
-      <w:pPr>
-        <w:pStyle w:val="Heading2"/>
-      </w:pPr>
-      <w:r>
-        <w:t>定期复盘</w:t>
-      </w:r>
-    </w:p>
-    <w:p>
-      <w:pPr>
-        <w:jc w:val="both"/>
-      </w:pPr>
-      <w:r>
-        <w:t>每月检查任务与困难，每学期收集代表性作品、判断能力是否改善，每年重新评估学术兴趣、职业目标和培养条件。复盘不是惩罚自己，而是不断改善个人计划的方法。</w:t>
-      </w:r>
-    </w:p>
-    <w:p>
-      <w:pPr>
-        <w:pStyle w:val="Heading2"/>
-      </w:pPr>
-      <w:r>
-        <w:t>本章实践：三至五年发展计划</w:t>
-      </w:r>
-    </w:p>
-    <w:p>
-      <w:pPr>
-        <w:jc w:val="both"/>
-      </w:pPr>
-      <w:r>
-        <w:t>建立一份个人发展文档，写出当前基础、三项最重要的能力目标、第一年的具体作品、时间与经济约束、主要风险以及学期复盘问题。</w:t>
-      </w:r>
-    </w:p>
-    <w:p>
-      <w:pPr>
-        <w:jc w:val="both"/>
-      </w:pPr>
-      <w:r>
-        <w:t>再将本编练习整合为一份3000字左右的《研究生升学与学术发展初步方案》，说明为什么读研、如何选择项目，以及下一步实际准备什么。</w:t>
-      </w:r>
-    </w:p>
-    <w:p>
-      <w:pPr>
-        <w:pStyle w:val="Heading2"/>
-      </w:pPr>
-      <w:r>
-        <w:t>从“读研愿望”到五年计划：完整决策案例</w:t>
-      </w:r>
-    </w:p>
-    <w:p>
-      <w:pPr>
-        <w:jc w:val="both"/>
-      </w:pPr>
-      <w:r>
-        <w:t>假设周宁已经收到硕士录取通知，计划研究机器学习在医学数据中的应用，却尚不确定毕业后从事企业研发还是继续读博。她原先的计划只有三句话：第一年努力学习，第二年争取发表论文，第三年顺利毕业。这样的计划缺少具体能力目标，无法帮助她决定今天应该先学什么。</w:t>
-      </w:r>
-    </w:p>
-    <w:p>
-      <w:pPr>
-        <w:jc w:val="both"/>
-      </w:pPr>
-      <w:r>
-        <w:t>周宁先把职业兴趣拆为两类。研究型博士项目可能比较重视研究问题、方法理解、独立分析与学术表达；研发岗位则可能另外强调软件工程、可复现交付、数据质量、团队协作和实际产品约束。二者在统计、编程和问题解决方面又存在明显交集。因此，前一年不必为了尚未确定的职业方向同时准备所有事情，可以优先建立通用的研究基础。</w:t>
-      </w:r>
-    </w:p>
-    <w:p>
-      <w:pPr>
-        <w:jc w:val="both"/>
-      </w:pPr>
-      <w:r>
-        <w:t>她给第一年设定三个可以检查的成果：完成一份系统的文献证据矩阵；使用公开数据建立可复现的分析流程；在导师指导下提出一个研究问题并写出两页方案。第二年重点开展真实项目，学会进行合理验证、处理不同结果并组织完整报告。第三年结合实际研究经历和职业目标，选择博士申请或求职训练，而不是等到毕业前一个月才作决定。</w:t>
-      </w:r>
-    </w:p>
-    <w:p>
-      <w:pPr>
-        <w:jc w:val="both"/>
-      </w:pPr>
-      <w:r>
-        <w:t>这个计划允许职业目标变化，但保留能够继续使用的能力。如果周宁最终决定进入企业，统计分析、数据质量控制和科研写作仍然可能发挥作用；若决定读博，已有研究作品和方法训练同样能够支持申请。长期规划应当帮助不同选择之间形成能力积累，而不是制造“一旦改变方向，过去全部白费”的焦虑。</w:t>
-      </w:r>
-    </w:p>
-    <w:p>
-      <w:pPr>
-        <w:pStyle w:val="Heading2"/>
-      </w:pPr>
-      <w:r>
-        <w:t>一张可执行的四周训练日历</w:t>
-      </w:r>
-    </w:p>
-    <w:p>
-      <w:pPr>
-        <w:jc w:val="both"/>
-      </w:pPr>
-      <w:r>
-        <w:t>假设目前最需要补充的是统计基础。第一周学习总体、样本、变量类型和描述统计，提交一份能够解释数据来源的简短报告。第二周理解抽样和区间估计，用教学数据比较不同样本量下估计精度的变化。第三周学习回归与模型假设，完成一段可复现脚本并解释重要参数。第四周精读一篇使用相近方法的真实论文，指出作者如何定义变量、选择模型并讨论限制。</w:t>
-      </w:r>
-    </w:p>
-    <w:p>
-      <w:pPr>
-        <w:jc w:val="both"/>
-      </w:pPr>
-      <w:r>
-        <w:t>每个星期应留出一段复盘时间。检查目标有没有完成，哪些内容仍不理解，下一周是否需要改变安排。如果发现第二周仍分不清标准差与标准误，就应重新学习这一知识点，而不是机械地按照日历进入更复杂的建模内容。</w:t>
-      </w:r>
-    </w:p>
-    <w:p>
-      <w:pPr>
-        <w:jc w:val="both"/>
-      </w:pPr>
-      <w:r>
-        <w:t>对每项任务尽可能给出作品形式。例如“读十篇文献”不如“完成五篇可比较的精读笔记”更容易衡量实际成长；“整理科研代码”不如“另一名同学能够根据README运行自己的公开数据练习”具有更明确的质量标准。</w:t>
-      </w:r>
-    </w:p>
-    <w:p>
-      <w:pPr>
-        <w:pStyle w:val="Heading2"/>
-      </w:pPr>
-      <w:r>
-        <w:t>研究失败时，怎样判断需要坚持还是调整？</w:t>
-      </w:r>
-    </w:p>
-    <w:p>
-      <w:pPr>
-        <w:jc w:val="both"/>
-      </w:pPr>
-      <w:r>
-        <w:t>第一种情况是研究资源不再满足原计划。例如，一项纵向研究必须依赖长期随访数据，但该数据的访问权限未获批准。此时应尽早核查是否有合法的替代数据、是否能够合理收窄问题，或是否需要正式调整研究方向，而不是继续以无法获得的资源作为毕业计划基础。</w:t>
-      </w:r>
-    </w:p>
-    <w:p>
-      <w:pPr>
-        <w:jc w:val="both"/>
-      </w:pPr>
-      <w:r>
-        <w:t>第二种情况是结果不支持原有假设。假设一个模型在独立队列中的性能显著下降，首先应检查代码、数据质量与模型流程。如果结果真实、稳定，那么研究可能从“开发优异预测模型”转向“识别模型泛化限制”，也许能产生更有价值的方法学认识。不能通过无限更换模型和阈值，强迫数据给出预期结果。</w:t>
-      </w:r>
-    </w:p>
-    <w:p>
-      <w:pPr>
-        <w:jc w:val="both"/>
-      </w:pPr>
-      <w:r>
-        <w:t>第三种情况是个人职业兴趣发生变化。一名学生在研究中逐渐发现更喜欢工程实施，而非长期基础理论。这时可以通过课程、项目和专业实践补充相关能力，保留已有研究作品的价值。只要计划不是为了满足他人期待而刻板执行，调整本身并不代表失败。</w:t>
-      </w:r>
-    </w:p>
-    <w:p>
-      <w:pPr>
-        <w:jc w:val="both"/>
-      </w:pPr>
-      <w:r>
-        <w:t>建议每学期更新一次个人发展计划，记录原目标、发生变化的事实、需要保留的能力积累，以及下一个阶段最重要的两项行动。真正有价值的规划不是永远不变，而是在新的事实出现时仍然能够作出合理选择。</w:t>
-      </w:r>
-    </w:p>
-    <w:p>
-      <w:pPr>
-        <w:pStyle w:val="Heading2"/>
-      </w:pPr>
-      <w:r>
-        <w:t>本章综合实训：把五年愿望变成作品</w:t>
-      </w:r>
-    </w:p>
-    <w:p>
-      <w:pPr>
-        <w:jc w:val="both"/>
-      </w:pPr>
-      <w:r>
-        <w:rPr>
-          <w:b/>
-        </w:rPr>
-        <w:t>任务情境。</w:t>
-      </w:r>
-      <w:r>
-        <w:t xml:space="preserve"> 为计划继续深造与准备研发岗位的两种可能性，各列出第一年的课程、方法和公开作品目标，核实学费、时间等现实约束。这一任务不要求为了展示成果而制造符合预期的结果，应当从真实的研究问题和可核验资料开始。</w:t>
-      </w:r>
-    </w:p>
-    <w:p>
-      <w:pPr>
-        <w:jc w:val="both"/>
-      </w:pPr>
-      <w:r>
-        <w:rPr>
-          <w:b/>
-        </w:rPr>
-        <w:t>具体做法。</w:t>
-      </w:r>
-      <w:r>
-        <w:t xml:space="preserve"> 先写下目标、资料来源和准备取得的直接证据，再检查至少一项可能使结论出现偏差的条件。将已经完成的事实、仍需核对的判断及后续行动分开记录；如果发现原先假设或分析流程不合理，应说明修改理由，不将事后探索写成原定验证。</w:t>
-      </w:r>
-    </w:p>
-    <w:p>
-      <w:pPr>
-        <w:jc w:val="both"/>
-      </w:pPr>
-      <w:r>
-        <w:rPr>
-          <w:b/>
-        </w:rPr>
-        <w:t>验收作品。</w:t>
-      </w:r>
-      <w:r>
-        <w:t xml:space="preserve"> 可调整的三年计划和每季度复盘清单。 最终请另一位有相应基础的同学仅凭提交的记录复述研究过程，并指出结论不能支持的部分。这项验收是教学训练，而非实际培养单位的正式考核标准。</w:t>
-      </w:r>
-    </w:p>
-    <w:p>
-      <w:pPr>
-        <w:pStyle w:val="Heading2"/>
-      </w:pPr>
-      <w:r>
-        <w:t>本章结语</w:t>
-      </w:r>
-    </w:p>
-    <w:p>
-      <w:pPr>
-        <w:jc w:val="both"/>
-      </w:pPr>
-      <w:r>
-        <w:t>研究生阶段既是一段专业训练，也是一项需要认真对待的人生选择。规划应该有方向、有证据、有行动，也要为不断变化的现实留出空间。</w:t>
-      </w:r>
-    </w:p>
     <w:p>
       <w:r>
         <w:br w:type="page"/>
@@ -8028,6 +7961,7 @@
         <w:t>选择导师本质上是寻找适合自己学术成长的合作与指导环境。研究方向、方法训练、团队条件、沟通方式和正式培养制度，都比简单的声誉印象更有帮助。良好的导师与学生关系建立在尊重、明确预期、主动学习与共同对研究负责之上。</w:t>
       </w:r>
     </w:p>
+    <w:p/>
     <w:p>
       <w:r>
         <w:br w:type="page"/>
@@ -8059,367 +7993,319 @@
         <w:pStyle w:val="Quote"/>
       </w:pPr>
       <w:r>
-        <w:t>入学前最重要的不是提前掌握整个学科，而是读懂培养要求、完成必要手续，建立科研基础与可持续的学习习惯。</w:t>
-      </w:r>
-    </w:p>
-    <w:p>
-      <w:pPr>
-        <w:pStyle w:val="Heading2"/>
-      </w:pPr>
-      <w:r>
-        <w:t>11.1 录取之后先做什么？</w:t>
-      </w:r>
-    </w:p>
-    <w:p>
-      <w:pPr>
-        <w:jc w:val="both"/>
-      </w:pPr>
-      <w:r>
-        <w:t>收到录取通知书的陈舟，计划在入学前把Python、R、深度学习、统计学和生物信息学全部学会。两个月后他发现自己每门课程都学了一点，但连研究生第一学期的培养要求都没看过。</w:t>
-      </w:r>
-    </w:p>
-    <w:p>
-      <w:pPr>
-        <w:jc w:val="both"/>
-      </w:pPr>
-      <w:r>
-        <w:t>这个故事说明，提前准备必须有优先级。入学前的主要任务是：处理正式报到事项，认识未来专业的基础要求，理解团队可能使用的方法，并为新学期建立合理的工作方式。</w:t>
-      </w:r>
-    </w:p>
-    <w:p>
-      <w:pPr>
-        <w:jc w:val="both"/>
-      </w:pPr>
-      <w:r>
-        <w:t>不要把录取当成备考竞赛的延续。适当休息和调整生活安排，同样是新的学习阶段需要的准备。</w:t>
-      </w:r>
-    </w:p>
-    <w:p>
-      <w:pPr>
-        <w:pStyle w:val="Heading2"/>
-      </w:pPr>
-      <w:r>
-        <w:t>11.2 从录取文件建立正式任务清单</w:t>
-      </w:r>
-    </w:p>
-    <w:p>
-      <w:pPr>
-        <w:jc w:val="both"/>
-      </w:pPr>
-      <w:r>
-        <w:t>先根据招生单位正式通知核实报到日期、地点、缴费要求、住宿安排、学籍或档案相关手续以及必要的材料提交。不同学校和培养项目的流程不同，不能直接复制其他人的经验。</w:t>
-      </w:r>
-    </w:p>
-    <w:p>
-      <w:pPr>
-        <w:jc w:val="both"/>
-      </w:pPr>
-      <w:r>
-        <w:t>把每件事写入一张表，包含负责部门、原始通知链接、截止时间、办理状态和需要保留的凭证。涉及支付或上传证件信息时，只通过可信的正式渠道操作。</w:t>
-      </w:r>
-    </w:p>
-    <w:p>
-      <w:pPr>
-        <w:jc w:val="both"/>
-      </w:pPr>
-      <w:r>
-        <w:t>对于特殊培养类型、在职项目或海外录取，还应按正式安排核实协议、学费、签证或资金条件。</w:t>
-      </w:r>
-    </w:p>
-    <w:p>
-      <w:pPr>
-        <w:pStyle w:val="Heading2"/>
-      </w:pPr>
-      <w:r>
-        <w:t>11.3 读懂培养方案</w:t>
-      </w:r>
-    </w:p>
-    <w:p>
-      <w:pPr>
-        <w:jc w:val="both"/>
-      </w:pPr>
-      <w:r>
-        <w:t>培养方案回答未来几年主要学习什么、需要完成哪些学分与考核、研究或专业实践从什么时候开始、学位论文和毕业要求如何安排。入学之前不必记住每项细则，却应把与自己相关的重要节点整理清楚。</w:t>
-      </w:r>
-    </w:p>
-    <w:p>
-      <w:pPr>
-        <w:jc w:val="both"/>
-      </w:pPr>
-      <w:r>
-        <w:t>特别要区分：正式培养要求是需要遵守的规则，个人研究计划则可以根据实际进展调整。对不清楚的规定可以向研究生秘书或正式培养部门咨询，不要只依赖群聊消息。</w:t>
-      </w:r>
-    </w:p>
-    <w:p>
-      <w:pPr>
-        <w:pStyle w:val="Heading2"/>
-      </w:pPr>
-      <w:r>
-        <w:t>11.4 提前补什么专业知识？</w:t>
-      </w:r>
-    </w:p>
-    <w:p>
-      <w:pPr>
-        <w:jc w:val="both"/>
-      </w:pPr>
-      <w:r>
-        <w:t>查看核心课程、研究方向和团队公开的代表性论文，列出最常出现的基础知识。例如，计算生物学可能需要生物学、概率统计、R或Python、数据整理和英文阅读；实验材料研究可能需要实验安全、仪器测量和专业理论；人文社会科学可能更重视理论、文献或研究方法训练。</w:t>
-      </w:r>
-    </w:p>
-    <w:p>
-      <w:pPr>
-        <w:jc w:val="both"/>
-      </w:pPr>
-      <w:r>
-        <w:t>把知识划分为三层：开学前必备、第一学期重点补充、以后随研究需要学习。尽量从一个公开示例练习开始，不必同时报名许多复杂课程。</w:t>
-      </w:r>
-    </w:p>
-    <w:p>
-      <w:pPr>
-        <w:pStyle w:val="Heading2"/>
-      </w:pPr>
-      <w:r>
-        <w:t>11.5 建立一套可靠的文件管理方式</w:t>
-      </w:r>
-    </w:p>
-    <w:p>
-      <w:pPr>
-        <w:jc w:val="both"/>
-      </w:pPr>
-      <w:r>
-        <w:t>建议将正式手续、文献笔记、课程资料、练习项目、正式研究和汇报材料分开放置。每个研究项目保留清楚的说明、原始数据来源、脚本与结果目录。</w:t>
-      </w:r>
-    </w:p>
-    <w:p>
-      <w:pPr>
-        <w:jc w:val="both"/>
-      </w:pPr>
-      <w:r>
-        <w:t>原始数据尽量避免被直接覆盖；代码和重要文档保留版本；涉及个人信息或未公开数据的资料按所在单位批准的存储方式管理，不能任意上传公开仓库或第三方AI服务。</w:t>
-      </w:r>
-    </w:p>
-    <w:p>
-      <w:pPr>
-        <w:jc w:val="both"/>
-      </w:pPr>
-      <w:r>
-        <w:t>文件夹漂亮并不是目的。真正的标准是一个月后仍然能找到资料，并解释结果从哪里来。</w:t>
-      </w:r>
-    </w:p>
-    <w:p>
-      <w:pPr>
-        <w:pStyle w:val="Heading2"/>
-      </w:pPr>
-      <w:r>
-        <w:t>11.6 初次联系导师和团队</w:t>
-      </w:r>
-    </w:p>
-    <w:p>
-      <w:pPr>
-        <w:jc w:val="both"/>
-      </w:pPr>
-      <w:r>
-        <w:t>如果导师与团队已经确定，可以用一封简洁邮件报告报到准备情况，并询问入学前最应该补的两三项知识。提问尽量具体，比如“目前正在学习基础统计，是否建议先阅读团队某篇综述”。</w:t>
-      </w:r>
-    </w:p>
-    <w:p>
-      <w:pPr>
-        <w:jc w:val="both"/>
-      </w:pPr>
-      <w:r>
-        <w:t>不要频繁发送无实质内容的长篇汇报，也不要把导师随口提供的方向建议当作未经确认的研究任务授权。尚未开放的数据、仪器或内部材料，应等待必要的培训和正式许可。</w:t>
-      </w:r>
-    </w:p>
-    <w:p>
-      <w:pPr>
-        <w:pStyle w:val="Heading2"/>
-      </w:pPr>
-      <w:r>
-        <w:t>11.7 安全与伦理培训不能省略</w:t>
-      </w:r>
-    </w:p>
-    <w:p>
-      <w:pPr>
-        <w:jc w:val="both"/>
-      </w:pPr>
-      <w:r>
-        <w:t>需要进入实验室的学生应完成适用的生物、化学、仪器、电气或其他安全培训；使用临床或人群数据时，应了解数据授权、伦理审查、保密与隐私保护要求。</w:t>
-      </w:r>
-    </w:p>
-    <w:p>
-      <w:pPr>
-        <w:jc w:val="both"/>
-      </w:pPr>
-      <w:r>
-        <w:t>新生不应为了展示主动性而独自操作不熟悉的高风险仪器，也不应因为某位同学拥有某份数据，就默认自己可以自由复制、共享或用于新的研究。</w:t>
-      </w:r>
-    </w:p>
-    <w:p>
-      <w:pPr>
-        <w:jc w:val="both"/>
-      </w:pPr>
-      <w:r>
-        <w:t>科研规范应从第一次接触研究材料时建立，而不是论文投稿前再补。</w:t>
-      </w:r>
-    </w:p>
-    <w:p>
-      <w:pPr>
-        <w:pStyle w:val="Heading2"/>
-      </w:pPr>
-      <w:r>
-        <w:t>11.8 六十天准备计划</w:t>
-      </w:r>
-    </w:p>
-    <w:p>
-      <w:pPr>
-        <w:jc w:val="both"/>
-      </w:pPr>
-      <w:r>
-        <w:t>前两周：处理学校正式手续，建立清单，阅读培养方案。第三、四周：选读一篇领域综述和一两篇团队代表论文。第五、六周：补最重要的统计、编程或专业基础，并做一个小型练习。最后两周：整理个人电脑、文件和备份体系，列出开学时待确认的问题，并保持正常作息。</w:t>
-      </w:r>
-    </w:p>
-    <w:p>
-      <w:pPr>
-        <w:jc w:val="both"/>
-      </w:pPr>
-      <w:r>
-        <w:t>如果入学只剩两周，优先完成正式手续与安全事项，适当缩减知识学习任务，不要为了赶计划牺牲必要休息。</w:t>
-      </w:r>
-    </w:p>
-    <w:p>
-      <w:pPr>
-        <w:pStyle w:val="Heading2"/>
-      </w:pPr>
-      <w:r>
-        <w:t>11.9 本章实践：入学准备文件夹</w:t>
-      </w:r>
-    </w:p>
-    <w:p>
-      <w:pPr>
-        <w:jc w:val="both"/>
-      </w:pPr>
-      <w:r>
-        <w:t>建立一份可执行清单，至少包括正式材料、培养方案概要、核心课程、三项优先补充的知识、设备与文件管理方案，以及入学第一周要向培养部门或导师确认的问题。</w:t>
-      </w:r>
-    </w:p>
-    <w:p>
-      <w:pPr>
-        <w:jc w:val="both"/>
-      </w:pPr>
-      <w:r>
-        <w:t>每项任务标记“已核实”“正在办理”或“已完成”，并保留文件来源。</w:t>
-      </w:r>
-    </w:p>
-    <w:p>
-      <w:pPr>
-        <w:pStyle w:val="Heading2"/>
-      </w:pPr>
-      <w:r>
-        <w:t>从录取到报到：一份可以照着做的真实工作流程</w:t>
-      </w:r>
-    </w:p>
-    <w:p>
-      <w:pPr>
-        <w:jc w:val="both"/>
-      </w:pPr>
-      <w:r>
-        <w:t>假设一名来自外地的本科生已经获得全日制研究生录取资格，距离报到还有六周。第一天他收到的不只是录取通知，还可能有档案、组织关系、住宿、学费缴纳、研究生信息系统、医保或新生课程等不同事项。如果将它们全部留在手机聊天记录里，最容易出现的问题就是遗漏截止日期或误点不明链接。</w:t>
-      </w:r>
-    </w:p>
-    <w:p>
-      <w:pPr>
-        <w:jc w:val="both"/>
-      </w:pPr>
-      <w:r>
-        <w:t>可以建立一张表，第一列是事项，第二列是负责部门，第三列是正式来源与通知日期，第四列是截止时间，第五列是当前状态。处理时按照“是否涉及不可逆后果”排列优先级：需要在规定期限内提交的档案与材料、正式缴费和资格核验通常更紧迫；课程预习和购买学习资料则可以在手续明确后安排。</w:t>
-      </w:r>
-    </w:p>
-    <w:p>
-      <w:pPr>
-        <w:jc w:val="both"/>
-      </w:pPr>
-      <w:r>
-        <w:t>对陌生流程不要仅凭上一届的经验判断。学校可能更换信息系统，也可能调整报到形式。尤其是涉及个人身份材料和支付信息时，应通过正式通知中的入口核实，不要将证件照片、银行信息直接发送给不明联系人。</w:t>
-      </w:r>
-    </w:p>
-    <w:p>
-      <w:pPr>
-        <w:pStyle w:val="Heading2"/>
-      </w:pPr>
-      <w:r>
-        <w:t>第一学期的学习准备应有明确边界</w:t>
-      </w:r>
-    </w:p>
-    <w:p>
-      <w:pPr>
-        <w:jc w:val="both"/>
-      </w:pPr>
-      <w:r>
-        <w:t>假设你进入计算生物学方向，导师团队近年论文使用R、Python和多组学分析。最容易犯的错误是立即报名大量高级课程，希望两个月学完所有方法。更稳健的学习顺序是先熟悉数据表的结构、基础统计、程序语言的读写与绘图，再逐步接触多组学特有的分析。即使最终要研究复杂模型，也应先理解输入数据怎样产生、有哪些测量误差，以及结果为什么能够或不能够解释。</w:t>
-      </w:r>
-    </w:p>
-    <w:p>
-      <w:pPr>
-        <w:jc w:val="both"/>
-      </w:pPr>
-      <w:r>
-        <w:t>如果是实验生物学或材料工程方向，准备重点又不同。新生可以了解专业理论和实验流程，但危险试剂、设备操作和样本处理仍需要正式安全培训与授权。对临床资料而言，技术上能够打开一个文件不代表有合法使用权限。</w:t>
-      </w:r>
-    </w:p>
-    <w:p>
-      <w:pPr>
-        <w:jc w:val="both"/>
-      </w:pPr>
-      <w:r>
-        <w:t>入学前的技能学习可以用三项作品评估：完成一份研究领域概念地图；读懂一篇代表性论文的方法和主要图表；独立完成一个不使用敏感信息的公开教学练习。若时间有限，先做好其中一两项，也比漫无目的下载大量课程更有效。</w:t>
-      </w:r>
-    </w:p>
-    <w:p>
-      <w:pPr>
-        <w:pStyle w:val="Heading2"/>
-      </w:pPr>
-      <w:r>
-        <w:t>一封合适的新生沟通邮件</w:t>
-      </w:r>
-    </w:p>
-    <w:p>
-      <w:pPr>
-        <w:jc w:val="both"/>
-      </w:pPr>
-      <w:r>
-        <w:t>联系已经明确接收自己的培养导师，可以采用礼貌而具体的方式：“老师您好，我已按照学校通知办理报到手续，正在阅读培养方案及团队近期代表性工作。为了更有效地准备第一学期学习，我计划先补统计基础与相关专业知识，想请教您是否有最值得优先阅读的教材或公开资料。”这种邮件能够说明你已经进行了准备，也给老师提供了容易回答的具体问题。</w:t>
-      </w:r>
-    </w:p>
-    <w:p>
-      <w:pPr>
-        <w:jc w:val="both"/>
-      </w:pPr>
-      <w:r>
-        <w:t>发送之前还应检查对方是否正在负责你的正式培养安排。如果学校尚未确定导师，不宜越过制度假定自己已经进入某个团队。对尚未公开的项目也不要主动要求完整临床数据和内部代码。入学准备的目标是建立合理的学习条件，而不是提前获得不属于自己权限范围的资源。</w:t>
-      </w:r>
-    </w:p>
-    <w:p>
-      <w:pPr>
-        <w:pStyle w:val="Heading2"/>
-      </w:pPr>
-      <w:r>
-        <w:t>本章考核：让另一位新生能够复用你的清单</w:t>
-      </w:r>
-    </w:p>
-    <w:p>
-      <w:pPr>
-        <w:jc w:val="both"/>
-      </w:pPr>
-      <w:r>
-        <w:t>完成自己的报到事项表以后，邀请一位同样入学的同学检查其中是否能找到通知来源、截止日期和实际办理入口。再展示你的第一学期基础知识图谱，说明目前最薄弱的两个知识点与准备采用的学习方式。如果这两个作品足够清楚，你已经完成了比“提前忙碌两个月”更有价值的准备。</w:t>
-      </w:r>
-    </w:p>
-    <w:p>
-      <w:pPr>
-        <w:pStyle w:val="Heading2"/>
-      </w:pPr>
-      <w:r>
-        <w:t>本章综合实训：录取后六十天的行动</w:t>
+        <w:t>本章目标：把入学前的材料手续、培养制度、科研安全和专业预习整理为一份可执行的准备计划，避免一开始就把所有时间用于下载软件和囤积论文。</w:t>
+      </w:r>
+    </w:p>
+    <w:p>
+      <w:pPr>
+        <w:pStyle w:val="Heading2"/>
+      </w:pPr>
+      <w:r>
+        <w:t>11.1 入学准备从正式通知开始，而不是从经验帖开始</w:t>
+      </w:r>
+    </w:p>
+    <w:p>
+      <w:pPr>
+        <w:jc w:val="both"/>
+      </w:pPr>
+      <w:r>
+        <w:t>刚收到录取通知书的小周发现，手机里很快出现了几十条关于档案、住宿、课程、注册和科研准备的消息。一些来自学校正式系统，一些来自班级群，一些则是去年学生的经验。若只是按照出现的先后顺序处理，很容易遗漏真正具有截止日期的事项，也可能把旧年度的安排当成当前要求。</w:t>
+      </w:r>
+    </w:p>
+    <w:p>
+      <w:pPr>
+        <w:jc w:val="both"/>
+      </w:pPr>
+      <w:r>
+        <w:t>更合理的起点是找到学校研究生院和学院发布的本年度正式通知，确认适用的入学年份、学位类型和学习方式。录取资格核验、档案或其他材料、学籍注册、学费或资助、住宿与校园服务，通常由不同部门管理。具体要求因学校而异，不能仅凭他人的截图推断。</w:t>
+      </w:r>
+    </w:p>
+    <w:p>
+      <w:pPr>
+        <w:jc w:val="both"/>
+      </w:pPr>
+      <w:r>
+        <w:t>建议建立一个简单的报到事项表，分别记录事项、负责部门、官方入口、截止日期、办理状态和需要保存的凭证。对需要提交证件或支付费用的环节，尤其应核查网址和发件人来源，避免通过不明链接上传个人材料。对于还没有正式公布的事项，标记“待学校通知”，不要自己猜出一个确定日期。</w:t>
+      </w:r>
+    </w:p>
+    <w:p>
+      <w:pPr>
+        <w:jc w:val="both"/>
+      </w:pPr>
+      <w:r>
+        <w:t>刚入学时就学会核实信息来源，有助于以后科研工作。你会逐渐发现，一项政策、一个变量或一条研究结论，都不能因为“很多人这样说”就被直接视为事实。</w:t>
+      </w:r>
+    </w:p>
+    <w:p>
+      <w:pPr>
+        <w:pStyle w:val="Heading2"/>
+      </w:pPr>
+      <w:r>
+        <w:t>11.2 六周准备时间线：先办理关键事项，再补科研基础</w:t>
+      </w:r>
+    </w:p>
+    <w:p>
+      <w:pPr>
+        <w:jc w:val="both"/>
+      </w:pPr>
+      <w:r>
+        <w:t>假设距离报到还有六周，可以将任务分成三个阶段。前两周主要核实录取、报到、材料和生活安排，并保存培养单位的重要联系方式。中间两周开始了解课程、导师选择机制和专业方向，整理有助于第一学期学习的基础知识。最后两周再核对尚未完成的材料，准备必需用品和学习工具，并安排正常作息。</w:t>
+      </w:r>
+    </w:p>
+    <w:p>
+      <w:pPr>
+        <w:jc w:val="both"/>
+      </w:pPr>
+      <w:r>
+        <w:t>这种顺序并不意味着所有学校的办理节点都刚好如此。若某项材料需要更早提交，就必须按照实际截止日期优先处理。真正有用的是根据“是否有不可错过的正式时间”和“是否会阻断后续行动”排序，而不是让每天的任务数量看起来平均。</w:t>
+      </w:r>
+    </w:p>
+    <w:p>
+      <w:pPr>
+        <w:jc w:val="both"/>
+      </w:pPr>
+      <w:r>
+        <w:t>对于学习准备，建议避免一开始就建立几百条待学课程的清单。可以先把第一学期的专业基础分成“入学后马上会用”“课程中可以系统学习”“正式进入研究项目后才需要”三类。若还不知道未来具体项目，就优先学习专业概念、统计基础和文献阅读，而不是提前执行需要受限数据的分析。</w:t>
+      </w:r>
+    </w:p>
+    <w:p>
+      <w:pPr>
+        <w:jc w:val="both"/>
+      </w:pPr>
+      <w:r>
+        <w:t>一份好的时间线应当给计划变化留出空间。档案办理可能需要等待，某项课程安排可能调整，导师分配也可能尚未完成。无法控制的事项应记录负责人和等待条件，而不是用反复担忧代替行动。</w:t>
+      </w:r>
+    </w:p>
+    <w:p>
+      <w:pPr>
+        <w:pStyle w:val="Heading2"/>
+      </w:pPr>
+      <w:r>
+        <w:t>11.3 阅读培养方案：把模糊的毕业目标变成具体要求</w:t>
+      </w:r>
+    </w:p>
+    <w:p>
+      <w:pPr>
+        <w:jc w:val="both"/>
+      </w:pPr>
+      <w:r>
+        <w:t>培养方案通常涉及课程与学分、科研或专业实践、开题、中期考核、学位论文等内容。不同学校、学科和学位类型要求并不完全相同，有些要求还可能随入学年份变化。学生需要保存适用于自己的正式文件，不能简单照搬上一届同学的毕业时间表。</w:t>
+      </w:r>
+    </w:p>
+    <w:p>
+      <w:pPr>
+        <w:jc w:val="both"/>
+      </w:pPr>
+      <w:r>
+        <w:t>阅读时可以建立一张“培养要求—计划完成时间—现有基础—待确认事项”对照表。比如统计类课程什么时候开设，某种研究实践是否必须经过安全培训，开题与中期考核有什么正式程序。若涉及论文发表或其他学位成果条件，应核对现行正式规定，不把群聊中的经验当成具有普遍适用性的规则。</w:t>
+      </w:r>
+    </w:p>
+    <w:p>
+      <w:pPr>
+        <w:jc w:val="both"/>
+      </w:pPr>
+      <w:r>
+        <w:t>培养要求与科研成长应联系起来。若未来研究涉及纵向数据，可以优先考虑相关统计课程；若研究依赖实验仪器，就要重视测量原理与安全操作；若专业方向尚不明确，基础理论与研究设计能力更适合优先建立。</w:t>
+      </w:r>
+    </w:p>
+    <w:p>
+      <w:pPr>
+        <w:jc w:val="both"/>
+      </w:pPr>
+      <w:r>
+        <w:t>规划毕业也不应该完全围绕某一本期刊榜单。正式制度必须遵守，但研究能力还需要通过真实的文献判断、实验或分析记录和可靠写作逐渐形成。</w:t>
+      </w:r>
+    </w:p>
+    <w:p>
+      <w:pPr>
+        <w:pStyle w:val="Heading2"/>
+      </w:pPr>
+      <w:r>
+        <w:t>11.4 第一次联系导师和团队：怎样提出真正能回答的问题？</w:t>
+      </w:r>
+    </w:p>
+    <w:p>
+      <w:pPr>
+        <w:jc w:val="both"/>
+      </w:pPr>
+      <w:r>
+        <w:t>一封合适的入学邮件不需要反复赞美对方，也不应该一开始就索要内部数据和完整分析代码。可以先简要介绍自己的专业基础和已经明确的培养安排，再提出一两个具体问题，例如第一学期建议重点学习哪些教材或公共资料，团队通常怎样组织组会与新生训练。</w:t>
+      </w:r>
+    </w:p>
+    <w:p>
+      <w:pPr>
+        <w:jc w:val="both"/>
+      </w:pPr>
+      <w:r>
+        <w:t>假设小周准备从生物学转向计算方法。与其写“我希望尽快掌握最先进的AI技术”，不如说明自己已经学习基础统计与Python，近期在阅读团队的公开方法论文，并询问对方是否建议先复现某个公开教学示例。这类问题让别人知道你已经采取了行动，也便于提供针对性建议。</w:t>
+      </w:r>
+    </w:p>
+    <w:p>
+      <w:pPr>
+        <w:jc w:val="both"/>
+      </w:pPr>
+      <w:r>
+        <w:t>如果学校尚未正式确定导师，就应遵守培养单位的相关安排，不把一封积极的回信误解为已经完成正式接收。研究任务、作者贡献、数据权限和设备使用也应在合适的时间按照规则确认。</w:t>
+      </w:r>
+    </w:p>
+    <w:p>
+      <w:pPr>
+        <w:jc w:val="both"/>
+      </w:pPr>
+      <w:r>
+        <w:t>沟通时应注意事实与愿望的区别。“希望参与多模态研究”只是学习意愿，不等于已经具有对应的方法能力；“某团队有合作医院”也不意味着研究生入学即可随意获取患者资料。诚实说明当前基础与不足，有助于形成更现实的训练计划。</w:t>
+      </w:r>
+    </w:p>
+    <w:p>
+      <w:pPr>
+        <w:pStyle w:val="Heading2"/>
+      </w:pPr>
+      <w:r>
+        <w:t>11.5 初入实验室：安全、伦理和研究记录都不能跳过</w:t>
+      </w:r>
+    </w:p>
+    <w:p>
+      <w:pPr>
+        <w:jc w:val="both"/>
+      </w:pPr>
+      <w:r>
+        <w:t>实验室中的设备、试剂和样本处理可能存在不同类型的风险，使用权限与培训要求应以机构规定为准。人体、动物与其他受伦理审查约束的研究，更需要在适用范围内完成审批和培训。不要因为看到同门能够熟练操作，就未经授权直接模仿。</w:t>
+      </w:r>
+    </w:p>
+    <w:p>
+      <w:pPr>
+        <w:jc w:val="both"/>
+      </w:pPr>
+      <w:r>
+        <w:t>对于计算与数据研究，安全同样重要。未公开数据、含个人信息的资料和合作协议限制的数据，不能因为方便处理就被复制到个人公开仓库，或者上传到没有获得使用许可的外部AI平台。即使文件已去掉姓名，也不一定意味着不存在重新识别风险。</w:t>
+      </w:r>
+    </w:p>
+    <w:p>
+      <w:pPr>
+        <w:jc w:val="both"/>
+      </w:pPr>
+      <w:r>
+        <w:t>建议入学时建立研究工作目录，包括阅读资料、公开练习、研究项目说明和必要的备份安排。处理原始数据时应保存来源与版本，分析脚本与输出分开存放；重要决策要有可以追溯的记录。文件不需要整理得极其复杂，关键是半年以后仍然能理解当时做了什么。</w:t>
+      </w:r>
+    </w:p>
+    <w:p>
+      <w:pPr>
+        <w:jc w:val="both"/>
+      </w:pPr>
+      <w:r>
+        <w:t>当你无法确认一项操作是否安全、合规或符合项目许可时，最专业的做法是先寻求正式指导，而不是在不清楚的情况下继续尝试。</w:t>
+      </w:r>
+    </w:p>
+    <w:p>
+      <w:pPr>
+        <w:pStyle w:val="Heading2"/>
+      </w:pPr>
+      <w:r>
+        <w:t>11.6 前90天的学习目标：一件可以被检查的小作品</w:t>
+      </w:r>
+    </w:p>
+    <w:p>
+      <w:pPr>
+        <w:jc w:val="both"/>
+      </w:pPr>
+      <w:r>
+        <w:t>新生常把“读完一百篇论文”或“学完一套深度学习课程”列为入学目标，实际却可能没有时间理解其中任何一项研究方法。更有效的训练目标是一件范围明确、能够检查的作品。例如，使用公开数据复现论文中的一项简单描述性结果，并将全部步骤整理成简短报告。</w:t>
+      </w:r>
+    </w:p>
+    <w:p>
+      <w:pPr>
+        <w:jc w:val="both"/>
+      </w:pPr>
+      <w:r>
+        <w:t>第一月重点建立研究地图：明确课题组关注什么问题、自己需要补充哪些基础知识，阅读两到三篇代表性论文。第二月开展一种适合初学者的练习，例如清理公开数据、了解实验记录或制作文献证据表。第三月将已有训练整合成一份完整小报告，介绍问题、来源、方法、直接结果与限制，并接受组会反馈。</w:t>
+      </w:r>
+    </w:p>
+    <w:p>
+      <w:pPr>
+        <w:jc w:val="both"/>
+      </w:pPr>
+      <w:r>
+        <w:t>如果实际结果与原论文不一致，不必立即把它视为彻底失败。先检查公开数据版本、变量定义、处理流程和软件环境；若关键资料缺失，应诚实注明无法确定的部分。能够把“做不出来”进一步描述为“哪一项条件目前无法确认”，本身就是很有价值的进步。</w:t>
+      </w:r>
+    </w:p>
+    <w:p>
+      <w:pPr>
+        <w:jc w:val="both"/>
+      </w:pPr>
+      <w:r>
+        <w:t>建议每周保留一份小型日志，记录本周真正完成的工作、一个重要观察、仍未解决的问题和下周最重要的一到两项任务。持续三个月以后，你会拥有比“我已经很努力”更加有说服力的成长证据。</w:t>
+      </w:r>
+    </w:p>
+    <w:p>
+      <w:pPr>
+        <w:pStyle w:val="Heading2"/>
+      </w:pPr>
+      <w:r>
+        <w:t>11.7 入学准备中常见的三类错误</w:t>
+      </w:r>
+    </w:p>
+    <w:p>
+      <w:pPr>
+        <w:jc w:val="both"/>
+      </w:pPr>
+      <w:r>
+        <w:t>第一类是行政信息没有核实。小周根据去年帖子准备了旧版材料，直到临近截止日期才发现今年的办理方式变化。解决办法不是大量搜集更多经验帖，而是始终把当年正式通知和负责部门作为首要依据。</w:t>
+      </w:r>
+    </w:p>
+    <w:p>
+      <w:pPr>
+        <w:jc w:val="both"/>
+      </w:pPr>
+      <w:r>
+        <w:t>第二类是工具学习过量。学生同时学习多种编程语言、图像软件和复杂模型，却连当前数据表中的观察单位也解释不清。更好的顺序是先理解研究问题与基础方法，再根据具体任务学习工具，并通过公开练习证明自己真正掌握了操作。</w:t>
+      </w:r>
+    </w:p>
+    <w:p>
+      <w:pPr>
+        <w:jc w:val="both"/>
+      </w:pPr>
+      <w:r>
+        <w:t>第三类是过早把希望当成研究事实。某人听说团队正在建立大型队列，就在入学计划中写“我将直接使用全部临床数据完成复杂机制研究”。如果数据尚未授权或研究目标尚未确定，这项计划缺少重要前提。应先调查真实资源，再和指导人员共同确定合理范围。</w:t>
+      </w:r>
+    </w:p>
+    <w:p>
+      <w:pPr>
+        <w:jc w:val="both"/>
+      </w:pPr>
+      <w:r>
+        <w:t>这些问题并非要求新生每一步都十分完美，而是提醒大家把学习与行政安排建立在能够核实的条件上。</w:t>
+      </w:r>
+    </w:p>
+    <w:p>
+      <w:pPr>
+        <w:pStyle w:val="Heading2"/>
+      </w:pPr>
+      <w:r>
+        <w:t>11.8 本章实践：完成一份真正可用的入学档案</w:t>
+      </w:r>
+    </w:p>
+    <w:p>
+      <w:pPr>
+        <w:jc w:val="both"/>
+      </w:pPr>
+      <w:r>
+        <w:t>请建立一个包含六个部分的入学档案：适用年度的正式报到文件、重要办理事项表、培养方案与课程要求、研究方向知识地图、安全与伦理培训记录、前90天学习计划。对其中尚未得到正式答复的事项，单独记录“待核实”，避免混入已经确认的事实。</w:t>
+      </w:r>
+    </w:p>
+    <w:p>
+      <w:pPr>
+        <w:jc w:val="both"/>
+      </w:pPr>
+      <w:r>
+        <w:t>随后选择一个公开研究主题，精读两篇原创论文，并用自己的话说明研究对象、主要方法、最重要的图表和研究限制。尝试完成一项不需要受限数据的小练习，把过程写成可以被同学理解的报告。</w:t>
+      </w:r>
+    </w:p>
+    <w:p>
+      <w:pPr>
+        <w:jc w:val="both"/>
+      </w:pPr>
+      <w:r>
+        <w:t>一份合格的入学准备报告，应使其他学生知道哪些手续必须遵守什么正式来源，哪些基础知识需要优先补充，以及入学后前三个月准备形成什么实际作品。请另一名同学检查你的材料：如果他还需要不断询问你“这个截止日期从哪里来”“你的研究任务到底做什么”，就继续修改。</w:t>
       </w:r>
     </w:p>
     <w:p>
@@ -8430,54 +8316,10 @@
         <w:rPr>
           <w:b/>
         </w:rPr>
-        <w:t>任务情境。</w:t>
-      </w:r>
-      <w:r>
-        <w:t xml:space="preserve"> 优先核对学籍、住宿、档案、缴费和安全培训等正式要求，再建立第一学期知识清单，避免因课程焦虑购买一堆无关资料。这一任务不要求为了展示成果而制造符合预期的结果，应当从真实的研究问题和可核验资料开始。</w:t>
-      </w:r>
-    </w:p>
-    <w:p>
-      <w:pPr>
-        <w:jc w:val="both"/>
-      </w:pPr>
-      <w:r>
-        <w:rPr>
-          <w:b/>
-        </w:rPr>
-        <w:t>具体做法。</w:t>
-      </w:r>
-      <w:r>
-        <w:t xml:space="preserve"> 先写下目标、资料来源和准备取得的直接证据，再检查至少一项可能使结论出现偏差的条件。将已经完成的事实、仍需核对的判断及后续行动分开记录；如果发现原先假设或分析流程不合理，应说明修改理由，不将事后探索写成原定验证。</w:t>
-      </w:r>
-    </w:p>
-    <w:p>
-      <w:pPr>
-        <w:jc w:val="both"/>
-      </w:pPr>
-      <w:r>
-        <w:rPr>
-          <w:b/>
-        </w:rPr>
-        <w:t>验收作品。</w:t>
-      </w:r>
-      <w:r>
-        <w:t xml:space="preserve"> 附来源与截止日的报到清单。 最终请另一位有相应基础的同学仅凭提交的记录复述研究过程，并指出结论不能支持的部分。这项验收是教学训练，而非实际培养单位的正式考核标准。</w:t>
-      </w:r>
-    </w:p>
-    <w:p>
-      <w:pPr>
-        <w:pStyle w:val="Heading2"/>
-      </w:pPr>
-      <w:r>
-        <w:t>本章小结</w:t>
-      </w:r>
-    </w:p>
-    <w:p>
-      <w:pPr>
-        <w:jc w:val="both"/>
-      </w:pPr>
-      <w:r>
-        <w:t>高质量的入学准备并不等于提前学会所有热门技术，而是掌握真正需要的基础、理解培养制度，并做好以证据和规范为核心的长期训练准备。</w:t>
+        <w:t>本章小结。</w:t>
+      </w:r>
+      <w:r>
+        <w:t xml:space="preserve"> 入学准备不是一场提前掌握所有高级技术的竞赛，而是学会核实制度、理解研究环境、尊重安全和资料许可，并逐步建立能在真实任务中使用的专业基础。</w:t>
       </w:r>
     </w:p>
     <w:p/>
@@ -10758,6 +10600,7 @@
         <w:t>科研管理最终服务于可靠的知识工作。能够保存研究过程、解释关键决定并长期推进真正重要的问题，比把时间填满或把文件夹做得漂亮更有意义。</w:t>
       </w:r>
     </w:p>
+    <w:p/>
     <w:p>
       <w:r>
         <w:br w:type="page"/>
@@ -13642,6 +13485,7 @@
         <w:t>Cochrane Handbook：系统综述方法</w:t>
       </w:r>
     </w:p>
+    <w:p/>
     <w:p>
       <w:r>
         <w:br w:type="page"/>
@@ -16673,6 +16517,7 @@
         <w:t>开题报告是一项研究质量控制环节。越能清楚说明研究问题、证据与局限，越能从专家讨论中得到实质帮助。</w:t>
       </w:r>
     </w:p>
+    <w:p/>
     <w:p>
       <w:r>
         <w:br w:type="page"/>
@@ -20769,6 +20614,7 @@
         <w:t>可信的研究结果不是一组永远不变的漂亮数字，而是经得起明确方法、合理质疑和独立检查的证据判断。</w:t>
       </w:r>
     </w:p>
+    <w:p/>
     <w:p>
       <w:r>
         <w:br w:type="page"/>
@@ -25029,6 +24875,7 @@
         <w:t>学术出版是持续的专业交流，而不是简单的发表手续。认真选刊、透明报告和建设性回应审稿意见，能够帮助研究进入更可靠的知识积累过程。</w:t>
       </w:r>
     </w:p>
+    <w:p/>
     <w:p>
       <w:r>
         <w:br w:type="page"/>
@@ -27745,6 +27592,7 @@
         <w:t>好的项目管理不以表格数量衡量，而以研究目标是否清楚、资源是否合规可用、风险是否得到认真评估、结果是否能够真实报告来判断。</w:t>
       </w:r>
     </w:p>
+    <w:p/>
     <w:p>
       <w:r>
         <w:br w:type="page"/>

--- a/graduate-research-handbook/downloads/complete-book.docx
+++ b/graduate-research-handbook/downloads/complete-book.docx
@@ -25,7 +25,7 @@
       <w:r>
         <w:t>研究生学术入门手册</w:t>
         <w:br/>
-        <w:t>九编五十章 · 完整版 V2.0</w:t>
+        <w:t>九编五十章 · 内容深化编辑版 V2.1</w:t>
       </w:r>
     </w:p>
     <w:p>
@@ -482,6 +482,39 @@
       </w:r>
     </w:p>
     <w:p>
+      <w:pPr>
+        <w:pStyle w:val="Quote"/>
+      </w:pPr>
+      <w:r>
+        <w:t>认识研究工作的组织、证据与交流方式，是选择专业和理解科研训练的起点。本编从读研目标、学术生态、培养类型与方向选择出发，帮助读者形成有依据的个人判断。</w:t>
+      </w:r>
+    </w:p>
+    <w:p>
+      <w:r>
+        <w:t>01　研究生教育究竟在培养什么？</w:t>
+      </w:r>
+    </w:p>
+    <w:p>
+      <w:r>
+        <w:t>02　第一次认识学术世界</w:t>
+      </w:r>
+    </w:p>
+    <w:p>
+      <w:r>
+        <w:t>03　认识不同类型的研究生教育</w:t>
+      </w:r>
+    </w:p>
+    <w:p>
+      <w:r>
+        <w:t>04　如何找到适合自己的专业与研究方向？</w:t>
+      </w:r>
+    </w:p>
+    <w:p>
+      <w:r>
+        <w:t>05　读研之前，怎样制定长期发展规划？</w:t>
+      </w:r>
+    </w:p>
+    <w:p>
       <w:r>
         <w:br w:type="page"/>
       </w:r>
@@ -2590,6 +2623,39 @@
       </w:pPr>
       <w:r>
         <w:t>第二编　如何成为研究生：报考、申请与导师选择</w:t>
+      </w:r>
+    </w:p>
+    <w:p>
+      <w:pPr>
+        <w:pStyle w:val="Quote"/>
+      </w:pPr>
+      <w:r>
+        <w:t>正式报考不应依赖往届截图或未经核实的信息。学习如何查找政策、比较培养项目、准备申请材料并与潜在导师进行专业沟通。</w:t>
+      </w:r>
+    </w:p>
+    <w:p>
+      <w:r>
+        <w:t>06　如何获取并核实研究生招生信息？</w:t>
+      </w:r>
+    </w:p>
+    <w:p>
+      <w:r>
+        <w:t>07　如何合理选择学校和专业？</w:t>
+      </w:r>
+    </w:p>
+    <w:p>
+      <w:r>
+        <w:t>08　国内硕士研究生报考完整流程</w:t>
+      </w:r>
+    </w:p>
+    <w:p>
+      <w:r>
+        <w:t>09　博士申请与海外研究生申请</w:t>
+      </w:r>
+    </w:p>
+    <w:p>
+      <w:r>
+        <w:t>10　怎样选择适合自己的导师？</w:t>
       </w:r>
     </w:p>
     <w:p>
@@ -7976,6 +8042,39 @@
       </w:r>
     </w:p>
     <w:p>
+      <w:pPr>
+        <w:pStyle w:val="Quote"/>
+      </w:pPr>
+      <w:r>
+        <w:t>入学第一年不必一次掌握所有复杂技术。理解培养要求，建立研究记录与安全意识，在文献阅读和小型实操中逐步形成可靠的工作习惯。</w:t>
+      </w:r>
+    </w:p>
+    <w:p>
+      <w:r>
+        <w:t>11　收到录取通知书以后，应该准备什么？</w:t>
+      </w:r>
+    </w:p>
+    <w:p>
+      <w:r>
+        <w:t>12　入学前30天与前90天应该做什么？</w:t>
+      </w:r>
+    </w:p>
+    <w:p>
+      <w:r>
+        <w:t>13　怎样建立研究生必备的基础知识体系？</w:t>
+      </w:r>
+    </w:p>
+    <w:p>
+      <w:r>
+        <w:t>14　怎样与导师和团队有效合作？</w:t>
+      </w:r>
+    </w:p>
+    <w:p>
+      <w:r>
+        <w:t>15　如何管理时间、知识与个人科研任务？</w:t>
+      </w:r>
+    </w:p>
+    <w:p>
       <w:r>
         <w:br w:type="page"/>
       </w:r>
@@ -10612,6 +10711,39 @@
       </w:pPr>
       <w:r>
         <w:t>第四编　学会阅读文献：从获取知识到形成判断</w:t>
+      </w:r>
+    </w:p>
+    <w:p>
+      <w:pPr>
+        <w:pStyle w:val="Quote"/>
+      </w:pPr>
+      <w:r>
+        <w:t>真正的文献阅读既要获取知识，也要判断证据的来源与局限。本编训练检索、精读、知识管理、批判性评价和具有综合判断的综述写作。</w:t>
+      </w:r>
+    </w:p>
+    <w:p>
+      <w:r>
+        <w:t>16　学术文献从哪里来？</w:t>
+      </w:r>
+    </w:p>
+    <w:p>
+      <w:r>
+        <w:t>17　如何真正读懂一篇科研论文？</w:t>
+      </w:r>
+    </w:p>
+    <w:p>
+      <w:r>
+        <w:t>18　如何整理文献并建立自己的知识库？</w:t>
+      </w:r>
+    </w:p>
+    <w:p>
+      <w:r>
+        <w:t>19　如何进行批判性阅读与证据评价？</w:t>
+      </w:r>
+    </w:p>
+    <w:p>
+      <w:r>
+        <w:t>20　从阅读文献到撰写综述与发现研究空白</w:t>
       </w:r>
     </w:p>
     <w:p>
@@ -13500,6 +13632,44 @@
       </w:r>
     </w:p>
     <w:p>
+      <w:pPr>
+        <w:pStyle w:val="Quote"/>
+      </w:pPr>
+      <w:r>
+        <w:t>研究方案的价值是将值得回答的问题转化为可实施的证据设计。从科学假设、研究类型、样本与变量，一直推进到开题报告和风险管理。</w:t>
+      </w:r>
+    </w:p>
+    <w:p>
+      <w:r>
+        <w:t>21　一个好的科研问题从哪里来？</w:t>
+      </w:r>
+    </w:p>
+    <w:p>
+      <w:r>
+        <w:t>22　如何提出研究假设与建立理论框架？</w:t>
+      </w:r>
+    </w:p>
+    <w:p>
+      <w:r>
+        <w:t>23　科研方法应该怎样选择？</w:t>
+      </w:r>
+    </w:p>
+    <w:p>
+      <w:r>
+        <w:t>24　样本、变量、偏倚与研究可行性</w:t>
+      </w:r>
+    </w:p>
+    <w:p>
+      <w:r>
+        <w:t>25　从研究问题到完整研究方案</w:t>
+      </w:r>
+    </w:p>
+    <w:p>
+      <w:r>
+        <w:t>26　开题报告与研究计划答辩</w:t>
+      </w:r>
+    </w:p>
+    <w:p>
       <w:r>
         <w:br w:type="page"/>
       </w:r>
@@ -16529,6 +16699,49 @@
       </w:pPr>
       <w:r>
         <w:t>第六编　科研实践与数据分析</w:t>
+      </w:r>
+    </w:p>
+    <w:p>
+      <w:pPr>
+        <w:pStyle w:val="Quote"/>
+      </w:pPr>
+      <w:r>
+        <w:t>科研数据可能包含测量误差、缺失、批次差异与复杂依赖结构。通过实际操作学习实验质量、数据清洗、统计推断、机器学习和可重复绘图。</w:t>
+      </w:r>
+    </w:p>
+    <w:p>
+      <w:r>
+        <w:t>27　如何开展实验、调查与实际研究？</w:t>
+      </w:r>
+    </w:p>
+    <w:p>
+      <w:r>
+        <w:t>28　从原始数据到可以分析的数据</w:t>
+      </w:r>
+    </w:p>
+    <w:p>
+      <w:r>
+        <w:t>29　研究生必须掌握的统计学基础</w:t>
+      </w:r>
+    </w:p>
+    <w:p>
+      <w:r>
+        <w:t>30　怎样选择和使用统计分析方法？</w:t>
+      </w:r>
+    </w:p>
+    <w:p>
+      <w:r>
+        <w:t>31　机器学习与人工智能在科研中怎样使用？</w:t>
+      </w:r>
+    </w:p>
+    <w:p>
+      <w:r>
+        <w:t>32　科研数据可视化与可重复分析</w:t>
+      </w:r>
+    </w:p>
+    <w:p>
+      <w:r>
+        <w:t>33　如何判断自己的研究结果是否可信？</w:t>
       </w:r>
     </w:p>
     <w:p>
@@ -20626,6 +20839,49 @@
       </w:pPr>
       <w:r>
         <w:t>第七编　学术写作与论文发表</w:t>
+      </w:r>
+    </w:p>
+    <w:p>
+      <w:pPr>
+        <w:pStyle w:val="Quote"/>
+      </w:pPr>
+      <w:r>
+        <w:t>论文写作不是把图表逐个拼接，而是使研究问题、方法、直接证据和结论相互对应。本编从全文结构进入摘要、Methods、Results、Discussion和同行评议。</w:t>
+      </w:r>
+    </w:p>
+    <w:p>
+      <w:r>
+        <w:t>34　科研论文究竟应该怎样组织？</w:t>
+      </w:r>
+    </w:p>
+    <w:p>
+      <w:r>
+        <w:t>35　如何写好文献综述？</w:t>
+      </w:r>
+    </w:p>
+    <w:p>
+      <w:r>
+        <w:t>36　标题、摘要与引言应该怎样写？</w:t>
+      </w:r>
+    </w:p>
+    <w:p>
+      <w:r>
+        <w:t>37　方法学部分如何写得严谨且可复现？</w:t>
+      </w:r>
+    </w:p>
+    <w:p>
+      <w:r>
+        <w:t>38　Results与科研图表怎样配合？</w:t>
+      </w:r>
+    </w:p>
+    <w:p>
+      <w:r>
+        <w:t>39　讨论、结论与论文整体修改</w:t>
+      </w:r>
+    </w:p>
+    <w:p>
+      <w:r>
+        <w:t>40　怎样投稿、回应审稿与处理学术出版问题？</w:t>
       </w:r>
     </w:p>
     <w:p>
@@ -24890,6 +25146,39 @@
       </w:r>
     </w:p>
     <w:p>
+      <w:pPr>
+        <w:pStyle w:val="Quote"/>
+      </w:pPr>
+      <w:r>
+        <w:t>科研活动需要合作、诚信、明确责任和持续交流。理解如何正确使用AI工具，维护数据和作者权益，并将真实项目转化为可检查的成果。</w:t>
+      </w:r>
+    </w:p>
+    <w:p>
+      <w:r>
+        <w:t>41　科研诚信与学术伦理</w:t>
+      </w:r>
+    </w:p>
+    <w:p>
+      <w:r>
+        <w:t>42　怎样正确使用AI辅助科研？</w:t>
+      </w:r>
+    </w:p>
+    <w:p>
+      <w:r>
+        <w:t>43　团队合作、学术署名与科研沟通</w:t>
+      </w:r>
+    </w:p>
+    <w:p>
+      <w:r>
+        <w:t>44　学术汇报、组会与国际会议</w:t>
+      </w:r>
+    </w:p>
+    <w:p>
+      <w:r>
+        <w:t>45　如何管理科研项目与申请研究经费？</w:t>
+      </w:r>
+    </w:p>
+    <w:p>
       <w:r>
         <w:br w:type="page"/>
       </w:r>
@@ -27604,6 +27893,39 @@
       </w:pPr>
       <w:r>
         <w:t>第九编　毕业与未来：完成学位，继续成长</w:t>
+      </w:r>
+    </w:p>
+    <w:p>
+      <w:pPr>
+        <w:pStyle w:val="Quote"/>
+      </w:pPr>
+      <w:r>
+        <w:t>完成学位是一个阶段的结束，也是新的能力起点。本编讨论培养节点、学位论文、送审答辩、求职和长期发展，不以单一评价指标定义研究生。</w:t>
+      </w:r>
+    </w:p>
+    <w:p>
+      <w:r>
+        <w:t>46　硕士和博士阶段的关键里程碑</w:t>
+      </w:r>
+    </w:p>
+    <w:p>
+      <w:r>
+        <w:t>47　如何写出一篇合格的学位论文？</w:t>
+      </w:r>
+    </w:p>
+    <w:p>
+      <w:r>
+        <w:t>48　预答辩、送审与正式答辩</w:t>
+      </w:r>
+    </w:p>
+    <w:p>
+      <w:r>
+        <w:t>49　研究生毕业后有哪些发展方向？</w:t>
+      </w:r>
+    </w:p>
+    <w:p>
+      <w:r>
+        <w:t>50　从研究生到独立研究者：怎样持续成长？</w:t>
       </w:r>
     </w:p>
     <w:p>

--- a/graduate-research-handbook/downloads/complete-book.docx
+++ b/graduate-research-handbook/downloads/complete-book.docx
@@ -23663,415 +23663,287 @@
         <w:pStyle w:val="Quote"/>
       </w:pPr>
       <w:r>
-        <w:t>Discussion的价值不在于再次复述全部结果，而在于将新证据放回已有知识中，说明其意义、限制和下一步需要解决的问题。</w:t>
-      </w:r>
-    </w:p>
-    <w:p>
-      <w:pPr>
-        <w:pStyle w:val="Heading2"/>
-      </w:pPr>
-      <w:r>
-        <w:t>39.1 讨论部分真正要回答什么</w:t>
-      </w:r>
-    </w:p>
-    <w:p>
-      <w:pPr>
-        <w:jc w:val="both"/>
-      </w:pPr>
-      <w:r>
-        <w:t>写Discussion时，可以先问：这项研究最重要的发现是什么？它与过去的证据一致还是存在差异？为什么会出现这样的结果？研究设计允许得出多大范围的结论？</w:t>
-      </w:r>
-    </w:p>
-    <w:p>
-      <w:pPr>
-        <w:jc w:val="both"/>
-      </w:pPr>
-      <w:r>
-        <w:t>如果只是把Results每个小节再说一遍，再加上“具有重要意义”，就没有完成真正的学术讨论。</w:t>
-      </w:r>
-    </w:p>
-    <w:p>
-      <w:pPr>
-        <w:pStyle w:val="Heading2"/>
-      </w:pPr>
-      <w:r>
-        <w:t>39.2 如何组织第一段</w:t>
-      </w:r>
-    </w:p>
-    <w:p>
-      <w:pPr>
-        <w:jc w:val="both"/>
-      </w:pPr>
-      <w:r>
-        <w:t>通常可以用简洁的一段概括主要发现，不必复制摘要。更重要的是建立后面讨论的顺序。</w:t>
-      </w:r>
-    </w:p>
-    <w:p>
-      <w:pPr>
-        <w:jc w:val="both"/>
-      </w:pPr>
-      <w:r>
-        <w:t>例如：“本研究在多个独立队列中评价某类预测模型，发现部分方法的跨中心性能低于内部估计，且结果受到数据来源差异影响。这说明临床应用前需要更充分的外部验证。”</w:t>
-      </w:r>
-    </w:p>
-    <w:p>
-      <w:pPr>
-        <w:jc w:val="both"/>
-      </w:pPr>
-      <w:r>
-        <w:t>这里的结论没有把关联证据夸大成机制，也没有对所有模型作过度概括。</w:t>
-      </w:r>
-    </w:p>
-    <w:p>
-      <w:pPr>
-        <w:pStyle w:val="Heading2"/>
-      </w:pPr>
-      <w:r>
-        <w:t>39.3 如何和已有文献比较</w:t>
-      </w:r>
-    </w:p>
-    <w:p>
-      <w:pPr>
-        <w:jc w:val="both"/>
-      </w:pPr>
-      <w:r>
-        <w:t>比较不只是说“本结果与某研究一致”。应进一步说明相同和差异出现在哪些方面：研究对象、设计、测量方式、模型、样本规模或分析策略。</w:t>
-      </w:r>
-    </w:p>
-    <w:p>
-      <w:pPr>
-        <w:jc w:val="both"/>
-      </w:pPr>
-      <w:r>
-        <w:t>假设自己的结果与某篇论文不一致，可以考虑对方是否只使用单中心样本、采用不同变量定义或排除了某一亚组。讨论应尽量建立在可检查的方法差异上，而非简单声称本研究更先进。</w:t>
-      </w:r>
-    </w:p>
-    <w:p>
-      <w:pPr>
-        <w:pStyle w:val="Heading2"/>
-      </w:pPr>
-      <w:r>
-        <w:t>39.4 生物学机制与统计关联怎样区分</w:t>
-      </w:r>
-    </w:p>
-    <w:p>
-      <w:pPr>
-        <w:jc w:val="both"/>
-      </w:pPr>
-      <w:r>
-        <w:t>如果研究只观察到微生物丰度和神经影像指标的相关性，就可以讨论某些已知的生理过程作为可能解释，但必须明确这些是待检验假设，而非本研究已证明的因果链。</w:t>
-      </w:r>
-    </w:p>
-    <w:p>
-      <w:pPr>
-        <w:jc w:val="both"/>
-      </w:pPr>
-      <w:r>
-        <w:t>涉及影像、基因表达空间图谱或受体分布图时，也应区分空间对应关系与真实分子机制。关联结果可以提供研究方向，却不能代替功能实验或适当的因果证据。</w:t>
-      </w:r>
-    </w:p>
-    <w:p>
-      <w:pPr>
-        <w:pStyle w:val="Heading2"/>
-      </w:pPr>
-      <w:r>
-        <w:t>39.5 怎样写研究意义</w:t>
-      </w:r>
-    </w:p>
-    <w:p>
-      <w:pPr>
-        <w:jc w:val="both"/>
-      </w:pPr>
-      <w:r>
-        <w:t>研究意义应与直接证据相联系。若研究发现模型在特定人群的泛化有限，其价值可能在于明确应用边界、指导验证策略，而不是宣布可以立即投入临床。</w:t>
-      </w:r>
-    </w:p>
-    <w:p>
-      <w:pPr>
-        <w:jc w:val="both"/>
-      </w:pPr>
-      <w:r>
-        <w:t>对于基础研究，意义可能是修正已有理论或建立新的解释；对于工程研究，意义可能是某种性能、可靠性或成本改进。不要把所有研究都写成能够直接改变临床和社会。</w:t>
-      </w:r>
-    </w:p>
-    <w:p>
-      <w:pPr>
-        <w:pStyle w:val="Heading2"/>
-      </w:pPr>
-      <w:r>
-        <w:t>39.6 研究局限应该怎样组织</w:t>
-      </w:r>
-    </w:p>
-    <w:p>
-      <w:pPr>
-        <w:jc w:val="both"/>
-      </w:pPr>
-      <w:r>
-        <w:t>局限不是简单列举“样本量小，未来需要更多研究”。应解释局限可能怎样影响具体结论。</w:t>
-      </w:r>
-    </w:p>
-    <w:p>
-      <w:pPr>
-        <w:jc w:val="both"/>
-      </w:pPr>
-      <w:r>
-        <w:t>例如，单中心样本限制外部推广；测量时间只有一个点限制时间先后判断；未测量药物暴露可能产生残余混杂；某种统计模型对分布假设敏感。</w:t>
-      </w:r>
-    </w:p>
-    <w:p>
-      <w:pPr>
-        <w:jc w:val="both"/>
-      </w:pPr>
-      <w:r>
-        <w:t>局限写清楚并不自动削弱论文，反而帮助读者正确使用研究结果。</w:t>
-      </w:r>
-    </w:p>
-    <w:p>
-      <w:pPr>
-        <w:pStyle w:val="Heading2"/>
-      </w:pPr>
-      <w:r>
-        <w:t>39.7 结论应该有多长</w:t>
-      </w:r>
-    </w:p>
-    <w:p>
-      <w:pPr>
-        <w:jc w:val="both"/>
-      </w:pPr>
-      <w:r>
-        <w:t>Conclusion应准确回答研究问题，避免引入Results中没有出现的新发现。通常不需要再详细重复所有数值，而是说明主要认识及其适用范围。</w:t>
-      </w:r>
-    </w:p>
-    <w:p>
-      <w:pPr>
-        <w:jc w:val="both"/>
-      </w:pPr>
-      <w:r>
-        <w:t>如果证据有限，应使用相称的表达，如“结果支持进一步验证”“提示该方法在给定条件下表现有限”。结论不应该比全文讨论更肯定。</w:t>
-      </w:r>
-    </w:p>
-    <w:p>
-      <w:pPr>
-        <w:pStyle w:val="Heading2"/>
-      </w:pPr>
-      <w:r>
-        <w:t>39.8 论文修改的三个层次</w:t>
-      </w:r>
-    </w:p>
-    <w:p>
-      <w:pPr>
-        <w:jc w:val="both"/>
-      </w:pPr>
-      <w:r>
-        <w:t>第一轮进行科学审查：数据、方法、结果、结论是否一致。第二轮进行结构审查：章节顺序是否合理，是否存在重复或论证跳跃。第三轮进行语言与格式检查：术语、引用、图表、缩略词、标点与目标期刊规范。</w:t>
-      </w:r>
-    </w:p>
-    <w:p>
-      <w:pPr>
-        <w:jc w:val="both"/>
-      </w:pPr>
-      <w:r>
-        <w:t>不要过早依靠语言润色修复研究设计问题。句子再流畅，也无法代替缺失的证据。</w:t>
-      </w:r>
-    </w:p>
-    <w:p>
-      <w:pPr>
-        <w:pStyle w:val="Heading2"/>
-      </w:pPr>
-      <w:r>
-        <w:t>39.9 如何让写作更自然、减少模板腔</w:t>
-      </w:r>
-    </w:p>
-    <w:p>
-      <w:pPr>
-        <w:jc w:val="both"/>
-      </w:pPr>
-      <w:r>
-        <w:t>避免每段都以“值得注意的是”“总而言之”“具有重要意义”开头。先确定该段必须传达的一个具体判断，再选择最直接的句式。</w:t>
-      </w:r>
-    </w:p>
-    <w:p>
-      <w:pPr>
-        <w:jc w:val="both"/>
-      </w:pPr>
-      <w:r>
-        <w:t>例如将“本研究取得了突破性进展，为该领域的发展提供了崭新的研究范式”改成“研究在独立队列中发现模型性能下降，提示先前单中心结果可能高估外部适用性”。后者更准确，也更能体现研究贡献。</w:t>
-      </w:r>
-    </w:p>
-    <w:p>
-      <w:pPr>
-        <w:pStyle w:val="Heading2"/>
-      </w:pPr>
-      <w:r>
-        <w:t>39.10 本章实践：三轮论文修改</w:t>
-      </w:r>
-    </w:p>
-    <w:p>
-      <w:pPr>
-        <w:jc w:val="both"/>
-      </w:pPr>
-      <w:r>
-        <w:t>选择一份已完成初稿，先列出主要主张与直接图表证据；再删去重复的背景、结论与空泛表述；最后统一变量名称、统计报告与参考文献格式。</w:t>
-      </w:r>
-    </w:p>
-    <w:p>
-      <w:pPr>
-        <w:jc w:val="both"/>
-      </w:pPr>
-      <w:r>
-        <w:t>要求每一轮产生可比较的修改版本，并附一页修订说明：删除了什么、修改了什么、为什么修改。</w:t>
-      </w:r>
-    </w:p>
-    <w:p>
-      <w:pPr>
-        <w:pStyle w:val="Heading2"/>
-      </w:pPr>
-      <w:r>
-        <w:t>讨论部分最容易犯的错误：把关联升级为机制</w:t>
-      </w:r>
-    </w:p>
-    <w:p>
-      <w:pPr>
-        <w:jc w:val="both"/>
-      </w:pPr>
-      <w:r>
-        <w:t>假设研究发现某类微生物特征与某个脑影像指标相关。作者在Discussion中写道“这一发现证明微生物通过肠脑轴造成脑功能损伤”。但是如果研究只有横断面观察和空间图谱对应，这种表述明显超出了证据范围。</w:t>
-      </w:r>
-    </w:p>
-    <w:p>
-      <w:pPr>
-        <w:jc w:val="both"/>
-      </w:pPr>
-      <w:r>
-        <w:t>合理的讨论可以先说明相关模式，再与既有研究比较，指出某些神经免疫或代谢机制可能构成假设性解释，最后明确需要纵向、实验或其他定向证据进一步验证。空间转录组图谱和神经递质受体分布图可以为脑区关联提供背景信息，却不能直接当作分子机制被激活的证明。</w:t>
-      </w:r>
-    </w:p>
-    <w:p>
-      <w:pPr>
-        <w:jc w:val="both"/>
-      </w:pPr>
-      <w:r>
-        <w:t>这种限制不是阻止研究者讨论生物学意义，而是让不同性质的证据得到准确解释。只有当观察、机制实验和其他支持性证据适当衔接时，才可以考虑更强的因果性主张。</w:t>
-      </w:r>
-    </w:p>
-    <w:p>
-      <w:pPr>
-        <w:pStyle w:val="Heading2"/>
-      </w:pPr>
-      <w:r>
-        <w:t>一个四段Discussion示范结构</w:t>
-      </w:r>
-    </w:p>
-    <w:p>
-      <w:pPr>
-        <w:jc w:val="both"/>
-      </w:pPr>
-      <w:r>
-        <w:t>第一段概括主要发现及其直接证据，不需要再次罗列全部P值。第二段比较已有研究，在相同与不同结果之间讨论样本、测量和方法条件。第三段解释科学或技术意义，并明确哪些机制只属于可能假设。第四段集中讨论主要限制与下一步研究，而不是机械写一句“未来应扩大样本”。</w:t>
-      </w:r>
-    </w:p>
-    <w:p>
-      <w:pPr>
-        <w:jc w:val="both"/>
-      </w:pPr>
-      <w:r>
-        <w:t>例如多中心预测研究可以先总结外部性能变化，再讨论与先前单中心文献的差异，接着解释对模型开发和应用评价的意义，最后说明样本组成、采集流程与外部地区覆盖范围的局限。结论应与全文证据保持同等强度，不应在最后突然宣称具有普遍临床适用性。</w:t>
-      </w:r>
-    </w:p>
-    <w:p>
-      <w:pPr>
-        <w:pStyle w:val="Heading2"/>
-      </w:pPr>
-      <w:r>
-        <w:t>修改论文时怎样避免无意义的AI式表达？</w:t>
-      </w:r>
-    </w:p>
-    <w:p>
-      <w:pPr>
-        <w:jc w:val="both"/>
-      </w:pPr>
-      <w:r>
-        <w:t>建议从每段文字中删去“前所未有”“全面揭示”“开创全新范式”等不能由直接证据支持的词语，再检查段落是否仍然能清楚说明结果与意义。如果不能，就需要寻找实质证据，而非替换另一组华丽形容词。</w:t>
-      </w:r>
-    </w:p>
-    <w:p>
-      <w:pPr>
-        <w:jc w:val="both"/>
-      </w:pPr>
-      <w:r>
-        <w:t>例如“研究取得突破性进展，为精准医学提供革命性方案”可以改成“研究显示该模型在独立队列中性能下降，提示其应用前需要更充分的跨中心验证”。后者既具体又允许读者判断其证据基础。</w:t>
-      </w:r>
-    </w:p>
-    <w:p>
-      <w:pPr>
-        <w:jc w:val="both"/>
-      </w:pPr>
-      <w:r>
-        <w:t>把语言修订分成科学、结构和文字三个层次。科学层检查结论是否准确，结构层检查段落是否连贯，语言层才关注句式与词汇。颠倒这个顺序，往往会得到一篇读起来流畅、证据却经不起检查的论文。</w:t>
-      </w:r>
-    </w:p>
-    <w:p>
-      <w:pPr>
-        <w:pStyle w:val="Heading3"/>
-      </w:pPr>
-      <w:r>
-        <w:t>Discussion中的一段反面写作</w:t>
-      </w:r>
-    </w:p>
-    <w:p>
-      <w:pPr>
-        <w:jc w:val="both"/>
-      </w:pPr>
-      <w:r>
-        <w:t>一种常见写法是：“本研究首次全面揭示了疾病相关微生物导致脑功能紊乱的复杂机制，并为精准诊断及治疗提供崭新范式。”如果研究只包含微生物丰度与影像信号的横断面关联，这种结论明显超出了实际证据。</w:t>
-      </w:r>
-    </w:p>
-    <w:p>
-      <w:pPr>
-        <w:jc w:val="both"/>
-      </w:pPr>
-      <w:r>
-        <w:t>更合适的讨论可以写成：“研究观察到若干微生物生态特征与特定脑影像指标相关。结合已有研究，这种关联可能与多种宿主生理过程具有联系，但当前横断面设计无法确定时间先后或因果关系。未来仍需在独立样本和具有更强机制检验能力的研究设计中评价这些假设。”</w:t>
-      </w:r>
-    </w:p>
-    <w:p>
-      <w:pPr>
-        <w:jc w:val="both"/>
-      </w:pPr>
-      <w:r>
-        <w:t>修改以后，文本失去了一些夸张气势，却获得了更清楚的科学边界。高水平写作往往不是把“可能”全部删除，而是知道什么时候必须保留不确定性。</w:t>
-      </w:r>
-    </w:p>
-    <w:p>
-      <w:pPr>
-        <w:pStyle w:val="Heading3"/>
-      </w:pPr>
-      <w:r>
-        <w:t>讨论研究局限，不等于简单说“样本量较小”</w:t>
-      </w:r>
-    </w:p>
-    <w:p>
-      <w:pPr>
-        <w:jc w:val="both"/>
-      </w:pPr>
-      <w:r>
-        <w:t>一个局限段落应解释具体限制如何影响结论。如果样本来自单一地区，主要影响的可能是结果的跨人群推广；如果研究只测量一次，主要限制时间顺序判断；如果部分重要暴露未被测量，可能存在残余混杂；如果模型仅做内部交叉验证，就难以确认真实外部性能。</w:t>
-      </w:r>
-    </w:p>
-    <w:p>
-      <w:pPr>
-        <w:jc w:val="both"/>
-      </w:pPr>
-      <w:r>
-        <w:t>对于每一项限制，还可以说明现有研究采取了哪些合理控制，以及未来什么证据最有助于解决问题。避免把所有局限都写成“需要更大样本和更多研究”，却不说明为什么扩大样本能够解决当前最重要的不确定性。</w:t>
-      </w:r>
-    </w:p>
-    <w:p>
-      <w:pPr>
-        <w:pStyle w:val="Heading2"/>
-      </w:pPr>
-      <w:r>
-        <w:t>本章综合实训：Discussion不能升级因果</w:t>
+        <w:t>本章目标：掌握Discussion与Results的分工，能够把新结果放回既有知识中进行评价，解释研究的贡献和边界，并通过结构化审查完成论文的科学与语言修订。</w:t>
+      </w:r>
+    </w:p>
+    <w:p>
+      <w:pPr>
+        <w:pStyle w:val="Heading2"/>
+      </w:pPr>
+      <w:r>
+        <w:t>39.1 为什么论文有了结果，讨论仍然难写？</w:t>
+      </w:r>
+    </w:p>
+    <w:p>
+      <w:pPr>
+        <w:jc w:val="both"/>
+      </w:pPr>
+      <w:r>
+        <w:t>许多研究生已经完成数据分析、绘制主要图表，写Discussion时却不知道还能说什么，于是按图1、图2、图3的顺序再次复述所有结果，再用几句“具有重要科学意义”结束。这样一篇论文即使统计数字完全正确，读者也很难看出研究比已有工作多提供了什么知识，更无法判断作者是否理解研究的限制。</w:t>
+      </w:r>
+    </w:p>
+    <w:p>
+      <w:pPr>
+        <w:jc w:val="both"/>
+      </w:pPr>
+      <w:r>
+        <w:t>Results与Discussion承担不同任务。Results应忠实说明研究实际观察到什么、采用什么分析和估计、结果有多大的不确定性；Discussion则要回答：这些观察在已有证据中处于什么位置，它们支持哪些解释，又有哪些可能的替代解释没有被排除，以及下一步真正值得检验什么问题。</w:t>
+      </w:r>
+    </w:p>
+    <w:p>
+      <w:pPr>
+        <w:jc w:val="both"/>
+      </w:pPr>
+      <w:r>
+        <w:t>假设某项跨医院模型研究在开发队列取得较好的内部评价，但在两个独立来源的数据中性能下降。结果章节可以报告各队列的样本结构、评价指标与差异；讨论章节则要解释这种变化与先前文献是否一致、医院间测量及人群差异可能起什么作用、当前研究是否具有足够能力区分各种原因，以及为何临床使用之前还需要其他证据。</w:t>
+      </w:r>
+    </w:p>
+    <w:p>
+      <w:pPr>
+        <w:jc w:val="both"/>
+      </w:pPr>
+      <w:r>
+        <w:t>讨论写作的核心不是让研究显得更重大，而是让读者能够正确理解已经得到的结果。实质性的讨论通常需要重新回到原始文献、数据设计和质量检查，而不是在写作阶段添加更多修饰语。</w:t>
+      </w:r>
+    </w:p>
+    <w:p>
+      <w:pPr>
+        <w:pStyle w:val="Heading2"/>
+      </w:pPr>
+      <w:r>
+        <w:t>39.2 用四个相互衔接的部分组织Discussion</w:t>
+      </w:r>
+    </w:p>
+    <w:p>
+      <w:pPr>
+        <w:jc w:val="both"/>
+      </w:pPr>
+      <w:r>
+        <w:t>第一部分概括整项研究最重要的新认识，最好用一段简洁文字明确研究问题和主要发现，不必重复摘要中的全部数字。例如：“本研究在独立来源的样本中评价某类预测模型，观察到其跨中心表现不完全稳定，提示开发队列中的结果不足以直接代表更广泛的应用条件。”这里应当根据真实数据调整措辞，不能把教学示例当成实际研究事实。</w:t>
+      </w:r>
+    </w:p>
+    <w:p>
+      <w:pPr>
+        <w:jc w:val="both"/>
+      </w:pPr>
+      <w:r>
+        <w:t>第二部分与既有研究比较。重点不是机械罗列“与A一致，与B不一致”，而是解释不同研究的研究对象、变量定义、测量方法和统计策略是否具有可比性。假设A研究仅进行内部交叉验证、B研究采用新的外部测试队列，你应当指出二者回答的问题不完全相同，因此两组性能数字不能不加条件地用于排名。</w:t>
+      </w:r>
+    </w:p>
+    <w:p>
+      <w:pPr>
+        <w:jc w:val="both"/>
+      </w:pPr>
+      <w:r>
+        <w:t>第三部分讨论可能的科学或技术意义，但必须标记推断边界。对于预测研究，可以讨论模型为何可能受到数据分布变化影响；对于观察性生物医学研究，可以借助已有基础科学证据提出可能的机制假设，但不能因为相关系数显著就宣称已确定具体因果通路。</w:t>
+      </w:r>
+    </w:p>
+    <w:p>
+      <w:pPr>
+        <w:jc w:val="both"/>
+      </w:pPr>
+      <w:r>
+        <w:t>第四部分应解释最重要的限制及后续证据需求。不要只写“样本量较少，未来需要更多研究”，而要说明样本来源究竟如何影响代表性、缺失和测量如何影响估计精度、研究设计为什么限制因果判断，以及什么样的新实验或独立样本能够减少这种不确定性。</w:t>
+      </w:r>
+    </w:p>
+    <w:p>
+      <w:pPr>
+        <w:jc w:val="both"/>
+      </w:pPr>
+      <w:r>
+        <w:t>这四个部分是一种适合初学者的组织方式，而非所有期刊的强制段落数。真正的标准是，读者能够沿着“发现—比较—解释—边界”形成完整理解。</w:t>
+      </w:r>
+    </w:p>
+    <w:p>
+      <w:pPr>
+        <w:pStyle w:val="Heading2"/>
+      </w:pPr>
+      <w:r>
+        <w:t>39.3 面对与既有文献不一致的结果</w:t>
+      </w:r>
+    </w:p>
+    <w:p>
+      <w:pPr>
+        <w:jc w:val="both"/>
+      </w:pPr>
+      <w:r>
+        <w:t>研究结论与先前文章不同，常常使学生担心论文缺乏说服力。实际上，不一致结果可能来自许多因素：研究人群不同、样本量和测量精度不同、主要变量采用不同定义、调整的混杂因素不同，或者存在真实的情境性差异。讨论之前应该先检查这些条件，而不是简单宣布某项研究正确、其他论文有误。</w:t>
+      </w:r>
+    </w:p>
+    <w:p>
+      <w:pPr>
+        <w:jc w:val="both"/>
+      </w:pPr>
+      <w:r>
+        <w:t>例如，研究A报告某个微生物与疾病状态的关联，而研究B没有观察到方向一致的结果。若两项研究在用药、饮食、采样或统计处理方面存在明显差异，这些差异应当进入科学讨论。但是，作者不能仅凭这些差异就断言已经找到不一致的真正原因；除非数据和设计确实支持该解释，否则它们仍是值得进一步检验的可能性。</w:t>
+      </w:r>
+    </w:p>
+    <w:p>
+      <w:pPr>
+        <w:jc w:val="both"/>
+      </w:pPr>
+      <w:r>
+        <w:t>同样，统计没有达到显著性阈值并不自动证明不存在效应。应观察效应估计、区间范围和研究设计。在有限样本中，估计可能非常不精确；在较好精度的研究中，数据则可能帮助排除某些具有实际意义的大效应。Discussion应该尊重这种区别。</w:t>
+      </w:r>
+    </w:p>
+    <w:p>
+      <w:pPr>
+        <w:jc w:val="both"/>
+      </w:pPr>
+      <w:r>
+        <w:t>比较文献时，可以建立小型证据矩阵，把自己的研究与两到四篇最直接相关的工作放在一起，统一列出对象、设计、测量、主要结果和限制。这比用很多引用堆出一段看似全面、却没有实质判断的文字更有效。</w:t>
+      </w:r>
+    </w:p>
+    <w:p>
+      <w:pPr>
+        <w:pStyle w:val="Heading2"/>
+      </w:pPr>
+      <w:r>
+        <w:t>39.4 关联、预测、空间图谱和机制证据怎样区分？</w:t>
+      </w:r>
+    </w:p>
+    <w:p>
+      <w:pPr>
+        <w:jc w:val="both"/>
+      </w:pPr>
+      <w:r>
+        <w:t>在生命科学与医学研究中，研究者有时会把多种关联结果连接成一条复杂的机制故事。例如，发现某个微生物特征与某项脑影像指标有关，又发现脑影像空间模式与公开转录组或受体分布图具有一定对应关系，就写出“证明该微生物通过特定分子通路损伤脑功能”。这种表述明显超出了横断面关联和空间对应所能直接支持的范围。</w:t>
+      </w:r>
+    </w:p>
+    <w:p>
+      <w:pPr>
+        <w:jc w:val="both"/>
+      </w:pPr>
+      <w:r>
+        <w:t>可以将证据分为不同层次：在研究样本中观察到的关联；通过适当敏感性分析或独立样本评价的稳定性；具有明确时间顺序的观察；定向实验所提供的支持；以及仍需其他方式检验的机制假设。不同层次不代表固定的学术等级，而是帮助我们辨认每一种数据实际回答什么问题。</w:t>
+      </w:r>
+    </w:p>
+    <w:p>
+      <w:pPr>
+        <w:jc w:val="both"/>
+      </w:pPr>
+      <w:r>
+        <w:t>空间转录组、神经递质受体和其他分子参考图谱可以为脑区发现提供解释背景，却不能仅凭空间相关证明相应分子过程在本研究受试者体内被激活。模型能够准确预测某个结局，也不能说明预测所使用的变量一定造成结局变化。</w:t>
+      </w:r>
+    </w:p>
+    <w:p>
+      <w:pPr>
+        <w:jc w:val="both"/>
+      </w:pPr>
+      <w:r>
+        <w:t>正确讨论机制并不意味着完全不提科学意义。你可以说明已有研究提出哪些可能途径，当前发现与哪些假设一致，哪里仍存在替代解释，以及下一步需要怎样的实验、纵向观察或其他证据。这种谨慎反而使研究的贡献更容易被后续工作准确检验。</w:t>
+      </w:r>
+    </w:p>
+    <w:p>
+      <w:pPr>
+        <w:pStyle w:val="Heading2"/>
+      </w:pPr>
+      <w:r>
+        <w:t>39.5 一段Discussion的前后对照</w:t>
+      </w:r>
+    </w:p>
+    <w:p>
+      <w:pPr>
+        <w:jc w:val="both"/>
+      </w:pPr>
+      <w:r>
+        <w:t>不成熟的写法可能是：“本研究首次全面揭示了某类疾病的微生物—脑功能机制，为精准诊断和治疗提供了革命性范式。”如果研究没有直接因果证据，也没有完成临床应用评价，这句话同时夸大了机制与转化价值。</w:t>
+      </w:r>
+    </w:p>
+    <w:p>
+      <w:pPr>
+        <w:jc w:val="both"/>
+      </w:pPr>
+      <w:r>
+        <w:t>在只具有观察性关联的教学情境下，可以改写为：“本研究在所分析样本中观察到微生物特征与部分脑影像指标的关联，并通过预先定义的质量检查评价了结果的稳定性。已有基础研究为这些关联提供若干可能的解释，但当前设计尚不能确定时间先后和因果方向。后续需要在独立样本和具有针对性的实验条件下进一步检验这些假设。”</w:t>
+      </w:r>
+    </w:p>
+    <w:p>
+      <w:pPr>
+        <w:jc w:val="both"/>
+      </w:pPr>
+      <w:r>
+        <w:t>后一段少了强烈的赞美词，却把直接观察、既有理论与未解决问题明确区分。正式论文当然还需要真实的样本、统计数值、引用和具体限制，但最重要的科学边界已经清楚。</w:t>
+      </w:r>
+    </w:p>
+    <w:p>
+      <w:pPr>
+        <w:jc w:val="both"/>
+      </w:pPr>
+      <w:r>
+        <w:t>写作时可以为每个Discussion段落做一次检查：段落的中心主张是什么？最直接的文献或图表依据在哪里？是否存在一个尚未排除的合理替代解释？如果其中任何一项无法回答，就应回到证据，而不是增加新的形容词。</w:t>
+      </w:r>
+    </w:p>
+    <w:p>
+      <w:pPr>
+        <w:pStyle w:val="Heading2"/>
+      </w:pPr>
+      <w:r>
+        <w:t>39.6 论文修改必须按科学、结构、语言三个层次进行</w:t>
+      </w:r>
+    </w:p>
+    <w:p>
+      <w:pPr>
+        <w:jc w:val="both"/>
+      </w:pPr>
+      <w:r>
+        <w:t>第一轮是科学内容审查。将摘要、Results、Discussion和Conclusion的主要主张逐项对应到真实数据或材料，检查样本量、变量定义、统计模型和重要数值是否一致。若Methods声称进行了独立外部验证，实际代码却在模型选择中使用了同一测试数据，就属于必须先解决的研究方法问题，不能通过修改表述掩盖。</w:t>
+      </w:r>
+    </w:p>
+    <w:p>
+      <w:pPr>
+        <w:jc w:val="both"/>
+      </w:pPr>
+      <w:r>
+        <w:t>第二轮是结构审查。检查每节是否有明确功能，是否存在重复背景、同样结论在不同地方不断出现，或者一个重要限制被拖到最后才突然提及。尤其要避免把论文写成实验日记；时间先后未必是最适合解释科学证据的顺序。</w:t>
+      </w:r>
+    </w:p>
+    <w:p>
+      <w:pPr>
+        <w:jc w:val="both"/>
+      </w:pPr>
+      <w:r>
+        <w:t>第三轮才是语言与格式审查。统一专业缩略词、单位、参考文献和图注，删除没有直接依据的强形容词，改善长句和段落衔接。语言修订可以增强可读性，却不能将原本缺少证据的判断变成科学事实。</w:t>
+      </w:r>
+    </w:p>
+    <w:p>
+      <w:pPr>
+        <w:jc w:val="both"/>
+      </w:pPr>
+      <w:r>
+        <w:t>建议使用一张修订记录表：修改了什么、为什么修改、对应什么证据、是否影响论文其他位置。重要分析重新运行后，务必同时更新摘要、图表、正文和补充材料，不要留下旧数字。</w:t>
+      </w:r>
+    </w:p>
+    <w:p>
+      <w:pPr>
+        <w:pStyle w:val="Heading2"/>
+      </w:pPr>
+      <w:r>
+        <w:t>39.7 本章实践：完成一份可提交的论文讨论与修改报告</w:t>
+      </w:r>
+    </w:p>
+    <w:p>
+      <w:pPr>
+        <w:jc w:val="both"/>
+      </w:pPr>
+      <w:r>
+        <w:t>选择一项已经完成真实研究或公开教学分析的项目，先建立研究主张—直接证据表，再写出一版四部分Discussion草稿。至少比较两篇具有直接相关性的原创研究，说明一致或不一致来自何种设计条件，并对尚无证据支持的机制解释明确标记“待检验”。</w:t>
+      </w:r>
+    </w:p>
+    <w:p>
+      <w:pPr>
+        <w:jc w:val="both"/>
+      </w:pPr>
+      <w:r>
+        <w:t>随后模拟审稿人提出两项意见：第一，某个结果是否存在其他合理解释；第二，作者是否夸大了结论的应用范围。根据这些意见修订正文，并保存修改前后版本。若某一主张无法被当前数据支持，应收窄它，而不是直接编造补充实验。</w:t>
+      </w:r>
+    </w:p>
+    <w:p>
+      <w:pPr>
+        <w:jc w:val="both"/>
+      </w:pPr>
+      <w:r>
+        <w:t>合格交付物包括一页证据地图、Discussion完整草稿、研究局限清单和一份带依据的修订记录。请同学只根据这些材料解释研究增加了什么新认识、哪些结论仍不确定，以及下一步什么证据最有帮助。</w:t>
       </w:r>
     </w:p>
     <w:p>
@@ -24082,54 +23954,10 @@
         <w:rPr>
           <w:b/>
         </w:rPr>
-        <w:t>任务情境。</w:t>
-      </w:r>
-      <w:r>
-        <w:t xml:space="preserve"> 将过强的机制描述重写成直接发现、可能解释、已有研究异同与重要局限，删除没有证据依据的‘全面揭示’。这一任务不要求为了展示成果而制造符合预期的结果，应当从真实的研究问题和可核验资料开始。</w:t>
-      </w:r>
-    </w:p>
-    <w:p>
-      <w:pPr>
-        <w:jc w:val="both"/>
-      </w:pPr>
-      <w:r>
-        <w:rPr>
-          <w:b/>
-        </w:rPr>
-        <w:t>具体做法。</w:t>
-      </w:r>
-      <w:r>
-        <w:t xml:space="preserve"> 先写下目标、资料来源和准备取得的直接证据，再检查至少一项可能使结论出现偏差的条件。将已经完成的事实、仍需核对的判断及后续行动分开记录；如果发现原先假设或分析流程不合理，应说明修改理由，不将事后探索写成原定验证。</w:t>
-      </w:r>
-    </w:p>
-    <w:p>
-      <w:pPr>
-        <w:jc w:val="both"/>
-      </w:pPr>
-      <w:r>
-        <w:rPr>
-          <w:b/>
-        </w:rPr>
-        <w:t>验收作品。</w:t>
-      </w:r>
-      <w:r>
-        <w:t xml:space="preserve"> 四段式Discussion和一页推断边界表。 最终请另一位有相应基础的同学仅凭提交的记录复述研究过程，并指出结论不能支持的部分。这项验收是教学训练，而非实际培养单位的正式考核标准。</w:t>
-      </w:r>
-    </w:p>
-    <w:p>
-      <w:pPr>
-        <w:pStyle w:val="Heading2"/>
-      </w:pPr>
-      <w:r>
-        <w:t>本章小结</w:t>
-      </w:r>
-    </w:p>
-    <w:p>
-      <w:pPr>
-        <w:jc w:val="both"/>
-      </w:pPr>
-      <w:r>
-        <w:t>好的Discussion既能表达研究贡献，也能诚实说明限制。优秀的学术论文不是处处声称自己正确，而是让读者准确知道哪些认识已经有证据支持。</w:t>
+        <w:t>本章小结。</w:t>
+      </w:r>
+      <w:r>
+        <w:t xml:space="preserve"> 好的Discussion不会把每项统计关联都包装为机制，也不会因为承认局限而失去价值。它让新结果进入已有知识体系，并使读者清楚知道研究真正做到了哪一步。</w:t>
       </w:r>
     </w:p>
     <w:p/>
@@ -26675,431 +26503,303 @@
         <w:pStyle w:val="Quote"/>
       </w:pPr>
       <w:r>
-        <w:t>学术表达是研究能力的一部分。一次好的汇报，应使听众理解研究为何重要、方法是否可信以及结果带来了什么认识，而不是展示最多的文字和动画。</w:t>
-      </w:r>
-    </w:p>
-    <w:p>
-      <w:pPr>
-        <w:pStyle w:val="Heading2"/>
-      </w:pPr>
-      <w:r>
-        <w:t>44.1 为什么会做科研不等于会汇报</w:t>
-      </w:r>
-    </w:p>
-    <w:p>
-      <w:pPr>
-        <w:jc w:val="both"/>
-      </w:pPr>
-      <w:r>
-        <w:t>一名学生在实验室里很熟悉自己的项目，但第一次正式汇报时，前十分钟都在解释领域背景，关键结果只剩下两分钟。听众听过很多技术术语，却没有听明白研究究竟解决什么问题。</w:t>
-      </w:r>
-    </w:p>
-    <w:p>
-      <w:pPr>
-        <w:jc w:val="both"/>
-      </w:pPr>
-      <w:r>
-        <w:t>学术汇报需要根据目标和听众筛选信息。组会可能侧重研究进展和困难；学位开题强调设计与可行性；国际会议口头报告则通常需要在较短时间内清楚传达主要贡献。</w:t>
-      </w:r>
-    </w:p>
-    <w:p>
-      <w:pPr>
-        <w:pStyle w:val="Heading2"/>
-      </w:pPr>
-      <w:r>
-        <w:t>44.2 五段式学术汇报结构</w:t>
-      </w:r>
-    </w:p>
-    <w:p>
-      <w:pPr>
-        <w:jc w:val="both"/>
-      </w:pPr>
-      <w:r>
-        <w:t>可以采用：研究背景与重要性、已有证据与研究空白、研究设计与关键方法、主要结果与验证、结论与局限。</w:t>
-      </w:r>
-    </w:p>
-    <w:p>
-      <w:pPr>
-        <w:jc w:val="both"/>
-      </w:pPr>
-      <w:r>
-        <w:t>这个结构不是所有领域的统一模板，但有助于初学者避免将报告写成实验时间流水账。每段都应回答听众可能自然提出的问题。</w:t>
-      </w:r>
-    </w:p>
-    <w:p>
-      <w:pPr>
-        <w:jc w:val="both"/>
-      </w:pPr>
-      <w:r>
-        <w:t>例如，一张复杂热图如果没有说明每一行和每一列代表什么，即使颜色漂亮，也无法帮助理解。</w:t>
-      </w:r>
-    </w:p>
-    <w:p>
-      <w:pPr>
-        <w:pStyle w:val="Heading2"/>
-      </w:pPr>
-      <w:r>
-        <w:t>44.3 组会与正式报告有什么区别</w:t>
-      </w:r>
-    </w:p>
-    <w:p>
-      <w:pPr>
-        <w:jc w:val="both"/>
-      </w:pPr>
-      <w:r>
-        <w:t>组会往往更关心研究过程中遇到哪些问题，需要哪些方法决策，因此可以保留较完整的中间结果与未解决事项。</w:t>
-      </w:r>
-    </w:p>
-    <w:p>
-      <w:pPr>
-        <w:jc w:val="both"/>
-      </w:pPr>
-      <w:r>
-        <w:t>正式会议报告通常更强调研究问题与主要证据，需要明确结果适用范围，避免过度展示所有探索性分析。</w:t>
-      </w:r>
-    </w:p>
-    <w:p>
-      <w:pPr>
-        <w:jc w:val="both"/>
-      </w:pPr>
-      <w:r>
-        <w:t>两种场景都要求真实，不应在正式汇报时隐藏会改变主要结论的重要阴性结果。</w:t>
-      </w:r>
-    </w:p>
-    <w:p>
-      <w:pPr>
-        <w:pStyle w:val="Heading2"/>
-      </w:pPr>
-      <w:r>
-        <w:t>44.4 科研PPT的视觉原则</w:t>
-      </w:r>
-    </w:p>
-    <w:p>
-      <w:pPr>
-        <w:jc w:val="both"/>
-      </w:pPr>
-      <w:r>
-        <w:t>一页PPT尽量只有一个主要信息。优先使用清楚的图表、少量必要文字与一致的视觉层次，不要为了“高级感”堆砌渐变色、复杂图标或装饰框。</w:t>
-      </w:r>
-    </w:p>
-    <w:p>
-      <w:pPr>
-        <w:jc w:val="both"/>
-      </w:pPr>
-      <w:r>
-        <w:t>图形字体应保证在会议室后排仍能辨认，坐标轴、图例与统计标记不能过于微小。分组颜色在整个报告中保持一致。</w:t>
-      </w:r>
-    </w:p>
-    <w:p>
-      <w:pPr>
-        <w:jc w:val="both"/>
-      </w:pPr>
-      <w:r>
-        <w:t>如果必须解释一张复杂技术路线图，可以拆分展示研究对象、关键分析和验证，而不是将全部细节缩小到一页。</w:t>
-      </w:r>
-    </w:p>
-    <w:p>
-      <w:pPr>
-        <w:pStyle w:val="Heading2"/>
-      </w:pPr>
-      <w:r>
-        <w:t>44.5 学术海报怎样设计</w:t>
-      </w:r>
-    </w:p>
-    <w:p>
-      <w:pPr>
-        <w:jc w:val="both"/>
-      </w:pPr>
-      <w:r>
-        <w:t>海报需要让经过的读者在较短时间内识别研究问题和主要结果。标题清楚、问题与方法简洁、主要图表突出、结论和局限易读，是比装饰元素更重要的原则。</w:t>
-      </w:r>
-    </w:p>
-    <w:p>
-      <w:pPr>
-        <w:jc w:val="both"/>
-      </w:pPr>
-      <w:r>
-        <w:t>可以安排一个核心图表作为视觉中心，并为其他图表提供清楚的解释。具体尺寸、格式和提交要求以会议正式通知为准。</w:t>
-      </w:r>
-    </w:p>
-    <w:p>
-      <w:pPr>
-        <w:jc w:val="both"/>
-      </w:pPr>
-      <w:r>
-        <w:t>学术海报通常也适合准备一段一分钟的口头介绍，便于与感兴趣的研究者交流。</w:t>
-      </w:r>
-    </w:p>
-    <w:p>
-      <w:pPr>
-        <w:pStyle w:val="Heading2"/>
-      </w:pPr>
-      <w:r>
-        <w:t>44.6 英文学术报告怎样准备</w:t>
-      </w:r>
-    </w:p>
-    <w:p>
-      <w:pPr>
-        <w:jc w:val="both"/>
-      </w:pPr>
-      <w:r>
-        <w:t>英文报告不需要刻意使用复杂句型。可以优先确保核心术语、研究问题、方法名称、重要结果和限制表达准确。</w:t>
-      </w:r>
-    </w:p>
-    <w:p>
-      <w:pPr>
-        <w:jc w:val="both"/>
-      </w:pPr>
-      <w:r>
-        <w:t>练习时录音检查语速与逻辑，并尽量把复杂句拆成短句。面对听众问题，可以先确认自己理解的问题，再说明直接证据；不清楚的部分应诚实说明。</w:t>
-      </w:r>
-    </w:p>
-    <w:p>
-      <w:pPr>
-        <w:jc w:val="both"/>
-      </w:pPr>
-      <w:r>
-        <w:t>流利度可以通过持续训练提高，但清楚的学术逻辑始终比华丽措辞重要。</w:t>
-      </w:r>
-    </w:p>
-    <w:p>
-      <w:pPr>
-        <w:pStyle w:val="Heading2"/>
-      </w:pPr>
-      <w:r>
-        <w:t>44.7 怎样回答专家提问</w:t>
-      </w:r>
-    </w:p>
-    <w:p>
-      <w:pPr>
-        <w:jc w:val="both"/>
-      </w:pPr>
-      <w:r>
-        <w:t>如果有人质疑样本量或外部验证不足，不要立即进行防御性解释。先判断对方关心的是统计精度、研究设计还是应用推广，再针对问题回应。</w:t>
-      </w:r>
-    </w:p>
-    <w:p>
-      <w:pPr>
-        <w:jc w:val="both"/>
-      </w:pPr>
-      <w:r>
-        <w:t>例如“我们目前的证据来自单中心，确实无法确认跨机构泛化。本文主要回答内部可行性，后续需要独立外部验证。”这样的回答比强调“我们用了最先进算法”更有说服力。</w:t>
-      </w:r>
-    </w:p>
-    <w:p>
-      <w:pPr>
-        <w:jc w:val="both"/>
-      </w:pPr>
-      <w:r>
-        <w:t>面对无法回答的问题，可以记录并在后续检查，而不是编造结果。</w:t>
-      </w:r>
-    </w:p>
-    <w:p>
-      <w:pPr>
-        <w:pStyle w:val="Heading2"/>
-      </w:pPr>
-      <w:r>
-        <w:t>44.8 怎样从会议交流中真正学习</w:t>
-      </w:r>
-    </w:p>
-    <w:p>
-      <w:pPr>
-        <w:jc w:val="both"/>
-      </w:pPr>
-      <w:r>
-        <w:t>参加学术会议并不只是听报告或拍合照。可以在会前浏览议程，选择与研究方向相关的报告；听讲时记录一个重要问题、一项值得学习的方法和一个需要进一步核实的结论。</w:t>
-      </w:r>
-    </w:p>
-    <w:p>
-      <w:pPr>
-        <w:jc w:val="both"/>
-      </w:pPr>
-      <w:r>
-        <w:t>会后可以用专业、简洁的方式联系相关研究者，说明自己从其报告中学到什么，并提出具体问题。尊重对方时间，不必为了建立联系进行无目的的广泛社交。</w:t>
-      </w:r>
-    </w:p>
-    <w:p>
-      <w:pPr>
-        <w:pStyle w:val="Heading2"/>
-      </w:pPr>
-      <w:r>
-        <w:t>44.9 参加会议涉及哪些科研规范</w:t>
-      </w:r>
-    </w:p>
-    <w:p>
-      <w:pPr>
-        <w:jc w:val="both"/>
-      </w:pPr>
-      <w:r>
-        <w:t>应遵守会议关于未公开结果、摄影、录音和材料传播的规定。对于尚未得到许可的数据，不应因为现场讨论氛围开放就随意发布到社交媒体。</w:t>
-      </w:r>
-    </w:p>
-    <w:p>
-      <w:pPr>
-        <w:jc w:val="both"/>
-      </w:pPr>
-      <w:r>
-        <w:t>引用报告内容时，应区分已公开论文、会议摘要和未发表信息。学术交流鼓励开放讨论，但也需要尊重研究参与者隐私与合作边界。</w:t>
-      </w:r>
-    </w:p>
-    <w:p>
-      <w:pPr>
-        <w:pStyle w:val="Heading2"/>
-      </w:pPr>
-      <w:r>
-        <w:t>44.10 本章实践：一次15分钟学术报告</w:t>
-      </w:r>
-    </w:p>
-    <w:p>
-      <w:pPr>
-        <w:jc w:val="both"/>
-      </w:pPr>
-      <w:r>
-        <w:t>用已有教学项目准备一份15分钟报告，设置清楚的研究背景、研究问题、数据或方法、三项重要证据和一个局限总结。进行两次模拟，记录实际用时。</w:t>
-      </w:r>
-    </w:p>
-    <w:p>
-      <w:pPr>
-        <w:jc w:val="both"/>
-      </w:pPr>
-      <w:r>
-        <w:t>请听众回答三个问题：研究在解决什么？最重要的证据是哪张图？目前仍然不能得出什么结论？如果回答不清，应优先调整结构，而不是增加幻灯片。</w:t>
-      </w:r>
-    </w:p>
-    <w:p>
-      <w:pPr>
-        <w:pStyle w:val="Heading2"/>
-      </w:pPr>
-      <w:r>
-        <w:t>用十五分钟讲清楚一个三年的研究</w:t>
-      </w:r>
-    </w:p>
-    <w:p>
-      <w:pPr>
-        <w:jc w:val="both"/>
-      </w:pPr>
-      <w:r>
-        <w:t>一个常见的汇报问题是，讲者试图把三年中完成的全部实验、代码和阅读工作都放进十五分钟，最终每页PPT只有几秒钟，听众无法理解主要研究问题。</w:t>
-      </w:r>
-    </w:p>
-    <w:p>
-      <w:pPr>
-        <w:jc w:val="both"/>
-      </w:pPr>
-      <w:r>
-        <w:t>更加有效的方法是先挑选三到五项直接支持核心结论的证据，再围绕它们安排内容。前几分钟说明问题与现有证据不足，随后解释主要研究设计，重点展示最重要的结果与必要验证，最后给出结论和局限。那些无法直接支持中心问题的探索性图表，可以按实际需要留在备查材料中，而不是全部塞进正式汇报。</w:t>
-      </w:r>
-    </w:p>
-    <w:p>
-      <w:pPr>
-        <w:jc w:val="both"/>
-      </w:pPr>
-      <w:r>
-        <w:t>每张结果图都可以进行“陌生听众测试”：让一位不了解项目的人回答图中的观察单位是什么、主要比较是什么、关键结论是什么。如果对方无法理解，优先修改标题、坐标轴和图注，而不是继续增加装饰元素。</w:t>
-      </w:r>
-    </w:p>
-    <w:p>
-      <w:pPr>
-        <w:pStyle w:val="Heading2"/>
-      </w:pPr>
-      <w:r>
-        <w:t>如何回答一个令人意外的问题？</w:t>
-      </w:r>
-    </w:p>
-    <w:p>
-      <w:pPr>
-        <w:jc w:val="both"/>
-      </w:pPr>
-      <w:r>
-        <w:t>假设专家问：“你们发现模型在不同队列之间性能不一致，是否意味着原来的方法没有实际意义？”最好的回答通常不是立即否定专家，而是区分研究目标和证据范围：如果本研究的目标就是评价外部稳定性，那么不一致本身是重要结果；它不直接证明模型在所有环境中无效，却提示应用前必须进一步验证。</w:t>
-      </w:r>
-    </w:p>
-    <w:p>
-      <w:pPr>
-        <w:jc w:val="both"/>
-      </w:pPr>
-      <w:r>
-        <w:t>这种回答需要真正理解研究数据。即使准备了几十个常见问题，也不可能预见所有提问。与其死记固定措辞，不如训练自己按照“确认问题—提供直接证据—说明局限—提出下一步”四个环节组织回答。</w:t>
-      </w:r>
-    </w:p>
-    <w:p>
-      <w:pPr>
-        <w:pStyle w:val="Heading2"/>
-      </w:pPr>
-      <w:r>
-        <w:t>学术会议不是成果展示的唯一场合</w:t>
-      </w:r>
-    </w:p>
-    <w:p>
-      <w:pPr>
-        <w:jc w:val="both"/>
-      </w:pPr>
-      <w:r>
-        <w:t>会议也可以是发现方法问题与建立研究合作的机会。听完一场报告后，可以记录一条核心发现、一项值得学习的方法和一个需要回到原文核实的疑问。与报告者交流时，提出真实而具体的问题，比空泛表示“您的工作非常厉害”更容易产生有价值的讨论。</w:t>
-      </w:r>
-    </w:p>
-    <w:p>
-      <w:pPr>
-        <w:jc w:val="both"/>
-      </w:pPr>
-      <w:r>
-        <w:t>如果涉及未公开的数据或报告内容，应遵守会议的摄影、录音与传播规则，不能为了社交传播而忽略研究参与者和合作者的权益。</w:t>
-      </w:r>
-    </w:p>
-    <w:p>
-      <w:pPr>
-        <w:pStyle w:val="Heading3"/>
-      </w:pPr>
-      <w:r>
-        <w:t>给初学者的一套12分钟研究汇报讲稿结构</w:t>
-      </w:r>
-    </w:p>
-    <w:p>
-      <w:pPr>
-        <w:jc w:val="both"/>
-      </w:pPr>
-      <w:r>
-        <w:t>假设你只有十二分钟介绍“某模型在独立队列中的外部验证”。可以用最初两分钟向听众说明为什么这一问题重要，并概括现有研究主要依赖哪些验证；第三至四分钟给出研究对象、数据来源、训练与测试划分。随后用五分钟介绍两到三项关键结果，特别说明模型在独立数据中表现如何以及哪些因素可能影响结果。最后一分钟讨论局限，剩余时间留给结论及自然过渡。</w:t>
-      </w:r>
-    </w:p>
-    <w:p>
-      <w:pPr>
-        <w:jc w:val="both"/>
-      </w:pPr>
-      <w:r>
-        <w:t>如果研究结果与预期不一致，不要把它藏进备用页。比如模型外部性能明显下降，可能正是该研究真正需要讨论的现象。将结果放回研究设计和数据条件中解释，比对着图反复强调“总体趋势很好”更能体现专业判断。</w:t>
-      </w:r>
-    </w:p>
-    <w:p>
-      <w:pPr>
-        <w:pStyle w:val="Heading3"/>
-      </w:pPr>
-      <w:r>
-        <w:t>怎样准备问答，而不是背诵标准答案？</w:t>
-      </w:r>
-    </w:p>
-    <w:p>
-      <w:pPr>
-        <w:jc w:val="both"/>
-      </w:pPr>
-      <w:r>
-        <w:t>可以请同学扮演不同背景的听众。医学领域的人可能询问研究对象和临床意义，统计学背景的人可能询问混杂与区间估计，计算机领域的人则可能关注数据泄漏、基线模型和外部验证。</w:t>
-      </w:r>
-    </w:p>
-    <w:p>
-      <w:pPr>
-        <w:jc w:val="both"/>
-      </w:pPr>
-      <w:r>
-        <w:t>准备时为每个问题写出直接证据所在的图号或方法段落。如果你发现某个问题根本没有对应证据，就应当适当收窄讲稿中的结论，而不是为自己准备一句听起来很自信的回答。学术表达的最终目标不是让所有人认为你没有缺点，而是让别人准确了解你的工作及其限制。</w:t>
-      </w:r>
-    </w:p>
-    <w:p>
-      <w:pPr>
-        <w:pStyle w:val="Heading2"/>
-      </w:pPr>
-      <w:r>
-        <w:t>本章综合实训：十二分钟汇报怎么取舍</w:t>
+        <w:t>本章目标：能够针对不同听众和时间限制选择核心研究内容，制作可独立理解的科研图表，处理专业提问，并完成一次包含反馈与修订记录的模拟学术报告。</w:t>
+      </w:r>
+    </w:p>
+    <w:p>
+      <w:pPr>
+        <w:pStyle w:val="Heading2"/>
+      </w:pPr>
+      <w:r>
+        <w:t>44.1 为什么懂自己的研究，仍然可能讲不清楚？</w:t>
+      </w:r>
+    </w:p>
+    <w:p>
+      <w:pPr>
+        <w:jc w:val="both"/>
+      </w:pPr>
+      <w:r>
+        <w:t>研究生小周在实验室里工作了两年，熟悉主要代码、仪器和数据。第一次参加正式会议，他把整个项目的全部二十张图放进十五分钟报告，前十分钟都在讲背景和方法，最后三张关键结果只能匆忙翻过。听众虽然听到了不少专业术语，却不知道研究真正解决什么问题。</w:t>
+      </w:r>
+    </w:p>
+    <w:p>
+      <w:pPr>
+        <w:jc w:val="both"/>
+      </w:pPr>
+      <w:r>
+        <w:t>问题并不在于小周缺少知识，而在于他没有根据听众和汇报目的组织信息。组会希望团队了解研究进度、困难和下一步；开题答辩关心科学问题、设计与可行性；学位答辩希望看到多项证据如何支持全篇论文；学术会议则通常需要在有限时间内说明研究的新增认识。</w:t>
+      </w:r>
+    </w:p>
+    <w:p>
+      <w:pPr>
+        <w:jc w:val="both"/>
+      </w:pPr>
+      <w:r>
+        <w:t>因此，准备任何汇报之前，应先写出一句核心信息：“听完以后，希望听众能够准确知道什么？”如果答案只是“我们的研究很重要”，说明还需要明确实际发现。例如“模型在不同来源的数据中表现不完全稳定，需要更谨慎地解释跨中心应用价值”，就比“提出一种先进的智能诊断框架”更具有明确的信息作用。</w:t>
+      </w:r>
+    </w:p>
+    <w:p>
+      <w:pPr>
+        <w:pStyle w:val="Heading2"/>
+      </w:pPr>
+      <w:r>
+        <w:t>44.2 十二至十五分钟的完整汇报如何安排？</w:t>
+      </w:r>
+    </w:p>
+    <w:p>
+      <w:pPr>
+        <w:jc w:val="both"/>
+      </w:pPr>
+      <w:r>
+        <w:t>假设任务是介绍一项跨医院模型验证研究，规定时长十二分钟。可以用约两分钟解释为什么仅有开发队列的性能不足以判断模型在新机构是否可靠；再用两分钟交代研究对象、样本来源和模型评价流程，尤其强调哪些数据没有参与训练或调参。接下来的五分钟集中讲解两到三张直接证据图，说明主要性能、机构间差异及必要的稳健性分析。最后两到三分钟解释意义与局限，回到最初的研究问题。</w:t>
+      </w:r>
+    </w:p>
+    <w:p>
+      <w:pPr>
+        <w:jc w:val="both"/>
+      </w:pPr>
+      <w:r>
+        <w:t>这个时间比例不是所有学科和会议的统一规则。对于理论研究，证明的逻辑可能占据中心位置；对于工程研究，系统设计与关键性能测试可能最重要。共同原则是为真正决定结论的证据预留充分时间，而不是让背景和漂亮的技术路线图占满全部报告。</w:t>
+      </w:r>
+    </w:p>
+    <w:p>
+      <w:pPr>
+        <w:jc w:val="both"/>
+      </w:pPr>
+      <w:r>
+        <w:t>可以使用六个功能明确的页面组织一个教学版报告。第一页展示问题与研究价值，第二页说明已有证据不足，第三页呈现对象与方法，第四和第五页展示主要发现与验证，第六页总结贡献和限制。每页不必强行塞满内容；如果一项复杂图形需要解释多个步骤，可以合理拆分。</w:t>
+      </w:r>
+    </w:p>
+    <w:p>
+      <w:pPr>
+        <w:jc w:val="both"/>
+      </w:pPr>
+      <w:r>
+        <w:t>准备过程中，尝试为每一页写一句“本页中心判断”。如果删掉一页以后整个报告完全不受影响，这一页可能不是必要证据。若关键统计图需要大量口头补充才能理解，就应在坐标、图例、单位和图注上进行调整，而不是继续增加装饰。</w:t>
+      </w:r>
+    </w:p>
+    <w:p>
+      <w:pPr>
+        <w:pStyle w:val="Heading2"/>
+      </w:pPr>
+      <w:r>
+        <w:t>44.3 科研PPT与海报：准确比视觉噱头更重要</w:t>
+      </w:r>
+    </w:p>
+    <w:p>
+      <w:pPr>
+        <w:jc w:val="both"/>
+      </w:pPr>
+      <w:r>
+        <w:t>图表应当帮助听众理解数据结构、估计大小和不确定性。展示两组数据时，只有两根均值柱并配上显著性星号，往往无法让听众判断样本量、分布和异常观察。如果研究对象和显示空间允许，可以选择更能够表达真实分布的图形，并在合适时展示效应量与区间估计。</w:t>
+      </w:r>
+    </w:p>
+    <w:p>
+      <w:pPr>
+        <w:jc w:val="both"/>
+      </w:pPr>
+      <w:r>
+        <w:t>同一研究中的分组颜色、变量名称和单位应当保持一致。需要投影的坐标轴标签应有足够字号，长图例和过于细密的刻度可能影响会议室后排读者辨认。视觉设计可以遵循克制的颜色、稳定的字形和足够留白，但不应为了“高级感”将一张图拆成很多没有学术作用的彩色面板。</w:t>
+      </w:r>
+    </w:p>
+    <w:p>
+      <w:pPr>
+        <w:jc w:val="both"/>
+      </w:pPr>
+      <w:r>
+        <w:t>学术海报通常需要让路过的读者在较短时间内识别研究问题、主要方法和最重要的结果。标题应该清楚，主要图形值得成为视觉中心，局限与结论应容易找到。为了方便交流，还可以准备一分钟和三分钟两种长度的介绍，而不是把论文全文缩小后粘到海报上。</w:t>
+      </w:r>
+    </w:p>
+    <w:p>
+      <w:pPr>
+        <w:jc w:val="both"/>
+      </w:pPr>
+      <w:r>
+        <w:t>制作图表时不得通过手工修改统计数值、删除不喜欢的观察或使用误导性坐标范围来增强视觉效果。正式报告中的图应与经过核验的分析输出保持一致。</w:t>
+      </w:r>
+    </w:p>
+    <w:p>
+      <w:pPr>
+        <w:pStyle w:val="Heading2"/>
+      </w:pPr>
+      <w:r>
+        <w:t>44.4 组会中的五页简报与一次建设性讨论</w:t>
+      </w:r>
+    </w:p>
+    <w:p>
+      <w:pPr>
+        <w:jc w:val="both"/>
+      </w:pPr>
+      <w:r>
+        <w:t>组会和正式学术报告有一个重要区别：组会不要求每次都有重大发现，它更需要让其他人能够判断研究实际处于什么状态。假设你在复现公开研究的方法时得到与原文不同的结果，与其只说“模型没跑出来”，不如说明已完成哪些质量核查、哪些参数尚未确认，以及下周需要讨论什么决策。</w:t>
+      </w:r>
+    </w:p>
+    <w:p>
+      <w:pPr>
+        <w:jc w:val="both"/>
+      </w:pPr>
+      <w:r>
+        <w:t>一份适合初学者的组会简报可以是：第一页研究目标，第二页输入数据和质量情况，第三页实际运行的方法，第四页重要观察和与预期不同的结果，第五页已核查问题、剩余疑问及两项明确的下一步行动。不同组会可以调整内容，但这种结构使同伴更容易提出有针对性的建议。</w:t>
+      </w:r>
+    </w:p>
+    <w:p>
+      <w:pPr>
+        <w:jc w:val="both"/>
+      </w:pPr>
+      <w:r>
+        <w:t>例如有人指出可能存在数据泄漏，你可以请对方明确泄漏发生在标准化、特征选择还是测试评价环节，再根据真实代码检查。若发现确有问题，就保存旧版结果并重新运行。这样的学术讨论不是承认自己能力不足，而是在通过团队检查改善证据。</w:t>
+      </w:r>
+    </w:p>
+    <w:p>
+      <w:pPr>
+        <w:jc w:val="both"/>
+      </w:pPr>
+      <w:r>
+        <w:t>会后记录决定、负责人员、必要文件和预计再次讨论的时间。不要把所有建议机械转成“必须完成”，而应先与指导者确认哪些问题决定研究是否成立，优先解决它们。</w:t>
+      </w:r>
+    </w:p>
+    <w:p>
+      <w:pPr>
+        <w:pStyle w:val="Heading2"/>
+      </w:pPr>
+      <w:r>
+        <w:t>44.5 英文学术汇报与问答怎样练习？</w:t>
+      </w:r>
+    </w:p>
+    <w:p>
+      <w:pPr>
+        <w:jc w:val="both"/>
+      </w:pPr>
+      <w:r>
+        <w:t>英文报告的第一任务是传达准确的研究内容，不是追求复杂句型。准备时可将最重要的专业术语、关键变量、研究对象和限制写成简洁句子。例如：“We evaluated the model in an independent cohort.”比用多重形容词包裹同一事实更容易被听懂。涉及观察性研究时，需要准确区分associated with、predicted和caused by等具有不同推断性质的表达。</w:t>
+      </w:r>
+    </w:p>
+    <w:p>
+      <w:pPr>
+        <w:jc w:val="both"/>
+      </w:pPr>
+      <w:r>
+        <w:t>练习答问时，可以采用“确认问题—提供证据—说明边界”三步。例如听众问：“Does this result prove a causal mechanism?”如果研究仅提供横断面关联，应直接回答当前数据不能确认因果方向，再说明有哪些可能解释与下一步证据需求。这种清楚的限定通常比临时编造机制更专业。</w:t>
+      </w:r>
+    </w:p>
+    <w:p>
+      <w:pPr>
+        <w:jc w:val="both"/>
+      </w:pPr>
+      <w:r>
+        <w:t>遇到没有听懂的问题，可以礼貌请求重复或确认：“Could you clarify whether your question concerns the sample selection or the validation design?”这类表达的价值在于保证自己回答的是对方真正关心的问题。若证据尚不充分，可以说需要进一步核查，不能为了表现流利而给出无依据的结果。</w:t>
+      </w:r>
+    </w:p>
+    <w:p>
+      <w:pPr>
+        <w:jc w:val="both"/>
+      </w:pPr>
+      <w:r>
+        <w:t>日常训练可以每周选择一张真实但允许公开展示的研究图，用英文进行两分钟解释，再录音检查语速、逻辑、术语和停顿。逐渐熟悉以后，再将多张图组合为完整报告。</w:t>
+      </w:r>
+    </w:p>
+    <w:p>
+      <w:pPr>
+        <w:pStyle w:val="Heading2"/>
+      </w:pPr>
+      <w:r>
+        <w:t>44.6 面对尖锐提问，怎样不失去科学判断？</w:t>
+      </w:r>
+    </w:p>
+    <w:p>
+      <w:pPr>
+        <w:jc w:val="both"/>
+      </w:pPr>
+      <w:r>
+        <w:t>假设专家问：“你的模型在外部队列性能下降，是否说明整个方法没有价值？”第一反应不应是强调自己使用了最先进的算法，而是判断当前研究原本希望回答什么。如果目标就是评价跨队列适用性，那么观察到性能下降可以成为重要的研究结果，但它不意味着模型在所有条件下都无效，也不能自动证明性能下降由某一种生物学因素造成。</w:t>
+      </w:r>
+    </w:p>
+    <w:p>
+      <w:pPr>
+        <w:jc w:val="both"/>
+      </w:pPr>
+      <w:r>
+        <w:t>另一类常见问题涉及样本量：“你们的样本是否足以支持复杂模型？”回答需要结合实际独立对象数、结局事件数、数据划分、估计精度与验证方式。若现有研究没有充分论证，应当承认需要重新审查，不能仅凭使用了复杂技术就认为过拟合风险消失。</w:t>
+      </w:r>
+    </w:p>
+    <w:p>
+      <w:pPr>
+        <w:jc w:val="both"/>
+      </w:pPr>
+      <w:r>
+        <w:t>对于超出研究范围的建议，例如要求在一项观察性论文中立即完成全部机制验证，可以说明建议的重要性，接着明确当前研究能够回答的问题和所需的后续证据。这样的回应不保证所有专家都满意，但它保持了研究设计与结论的一致性。</w:t>
+      </w:r>
+    </w:p>
+    <w:p>
+      <w:pPr>
+        <w:jc w:val="both"/>
+      </w:pPr>
+      <w:r>
+        <w:t>最值得避免的是把每条质疑当作个人评价。研究讨论的目标是寻找具体证据问题，回答也应始终围绕样本、方法、分析与解释，而不是对提问者作价值判断。</w:t>
+      </w:r>
+    </w:p>
+    <w:p>
+      <w:pPr>
+        <w:pStyle w:val="Heading2"/>
+      </w:pPr>
+      <w:r>
+        <w:t>44.7 参加会议以后，怎样把交流转化为成长？</w:t>
+      </w:r>
+    </w:p>
+    <w:p>
+      <w:pPr>
+        <w:jc w:val="both"/>
+      </w:pPr>
+      <w:r>
+        <w:t>参加学术会议不必只追求听完最多场报告。会前可以根据议程挑选与你的研究问题有直接关系的专题，为每场报告预留一个希望弄清的疑问。听讲时记录主要研究问题、一个值得学习的方法与一个需要在正式文章中进一步核实的结论。</w:t>
+      </w:r>
+    </w:p>
+    <w:p>
+      <w:pPr>
+        <w:jc w:val="both"/>
+      </w:pPr>
+      <w:r>
+        <w:t>会议结束后，可以根据实际讨论给报告者写一封简短邮件，说明自己关注的是报告中的哪一项具体方法或发现，并提出合理而明确的问题。不同团队之间的合作通常还需要正式授权、数据条件和责任安排，不应该因为现场交换了联系方式，就假定未公开资料可以随意使用。</w:t>
+      </w:r>
+    </w:p>
+    <w:p>
+      <w:pPr>
+        <w:jc w:val="both"/>
+      </w:pPr>
+      <w:r>
+        <w:t>会议录音、摄影和传播也要遵守会议规则。未发表材料、临床信息和合作团队保密内容不应未经许可上传社交平台。公开的会议摘要与正式发表的经过同行评议的论文，证据状态也可能不同，引用时应准确区分。</w:t>
+      </w:r>
+    </w:p>
+    <w:p>
+      <w:pPr>
+        <w:pStyle w:val="Heading2"/>
+      </w:pPr>
+      <w:r>
+        <w:t>44.8 本章实践：一次十五分钟报告的完整演练</w:t>
+      </w:r>
+    </w:p>
+    <w:p>
+      <w:pPr>
+        <w:jc w:val="both"/>
+      </w:pPr>
+      <w:r>
+        <w:t>选择一项自己真正熟悉的公开教学任务或已经获得展示许可的研究工作，制作十页以内的学术报告。首页写明确切研究问题，中间保留两到三项最能支持主要结论的证据，最后给出实际贡献和边界。完成后至少进行两次模拟：第一次检查时间与内容取舍，第二次邀请背景不同的同学提问。</w:t>
+      </w:r>
+    </w:p>
+    <w:p>
+      <w:pPr>
+        <w:jc w:val="both"/>
+      </w:pPr>
+      <w:r>
+        <w:t>模拟时要求听众回答：研究要解决什么问题、最关键的证据是哪张图、研究设计不能说明什么。如果其中任何一项无法理解，就优先修改结构、方法解释或图注。对每条专家意见，写明其涉及的具体事实、需要怎样核查，以及是否影响主要研究结论。</w:t>
+      </w:r>
+    </w:p>
+    <w:p>
+      <w:pPr>
+        <w:jc w:val="both"/>
+      </w:pPr>
+      <w:r>
+        <w:t>最终提交PPT、简要讲稿、一份提问记录和修订说明。评价应着重研究逻辑、图表真实性、时间控制、科学回应与团队沟通，而不是动画数量或复杂配色。</w:t>
       </w:r>
     </w:p>
     <w:p>
@@ -27110,54 +26810,10 @@
         <w:rPr>
           <w:b/>
         </w:rPr>
-        <w:t>任务情境。</w:t>
-      </w:r>
-      <w:r>
-        <w:t xml:space="preserve"> 从一项三年研究中挑选直接支持中心问题的三张图，删除无关背景，并邀请跨专业同学复述主要贡献。这一任务不要求为了展示成果而制造符合预期的结果，应当从真实的研究问题和可核验资料开始。</w:t>
-      </w:r>
-    </w:p>
-    <w:p>
-      <w:pPr>
-        <w:jc w:val="both"/>
-      </w:pPr>
-      <w:r>
-        <w:rPr>
-          <w:b/>
-        </w:rPr>
-        <w:t>具体做法。</w:t>
-      </w:r>
-      <w:r>
-        <w:t xml:space="preserve"> 先写下目标、资料来源和准备取得的直接证据，再检查至少一项可能使结论出现偏差的条件。将已经完成的事实、仍需核对的判断及后续行动分开记录；如果发现原先假设或分析流程不合理，应说明修改理由，不将事后探索写成原定验证。</w:t>
-      </w:r>
-    </w:p>
-    <w:p>
-      <w:pPr>
-        <w:jc w:val="both"/>
-      </w:pPr>
-      <w:r>
-        <w:rPr>
-          <w:b/>
-        </w:rPr>
-        <w:t>验收作品。</w:t>
-      </w:r>
-      <w:r>
-        <w:t xml:space="preserve"> 12分钟讲稿、演示文稿与问答记录。 最终请另一位有相应基础的同学仅凭提交的记录复述研究过程，并指出结论不能支持的部分。这项验收是教学训练，而非实际培养单位的正式考核标准。</w:t>
-      </w:r>
-    </w:p>
-    <w:p>
-      <w:pPr>
-        <w:pStyle w:val="Heading2"/>
-      </w:pPr>
-      <w:r>
-        <w:t>本章小结</w:t>
-      </w:r>
-    </w:p>
-    <w:p>
-      <w:pPr>
-        <w:jc w:val="both"/>
-      </w:pPr>
-      <w:r>
-        <w:t>好的学术交流帮助知识被理解、质疑与改进。研究者既要学会准确表达自己的工作，也应愿意认真听取不同意见。</w:t>
+        <w:t>本章小结。</w:t>
+      </w:r>
+      <w:r>
+        <w:t xml:space="preserve"> 好的学术汇报让证据得到准确理解，也让研究者能够通过专业提问发现自己的盲点。表达清楚不是包装研究，而是对研究质量负责。</w:t>
       </w:r>
     </w:p>
     <w:p/>
@@ -29691,439 +29347,263 @@
         <w:pStyle w:val="Quote"/>
       </w:pPr>
       <w:r>
-        <w:t>研究生毕业并不只有继续读博或留在高校两条路。关键是理解自己的能力与不同职业之间的关系，并用可核验的作品展示真实价值。</w:t>
-      </w:r>
-    </w:p>
-    <w:p>
-      <w:pPr>
-        <w:pStyle w:val="Heading2"/>
-      </w:pPr>
-      <w:r>
-        <w:t>49.1 研究生毕业意味着什么</w:t>
-      </w:r>
-    </w:p>
-    <w:p>
-      <w:pPr>
-        <w:jc w:val="both"/>
-      </w:pPr>
-      <w:r>
-        <w:t>学位证明完成了相应培养标准，但不自动保证拥有任何特定岗位或收入。研究生教育形成的专业能力可以进入多种环境，包括高校、科研院所、企业研发、公共部门、技术咨询、教育、科技管理以及其他专业领域。</w:t>
-      </w:r>
-    </w:p>
-    <w:p>
-      <w:pPr>
-        <w:jc w:val="both"/>
-      </w:pPr>
-      <w:r>
-        <w:t>职业选择需要根据实际岗位需求、个人兴趣和生活安排判断，不必只追随同门最常选择的道路。</w:t>
-      </w:r>
-    </w:p>
-    <w:p>
-      <w:pPr>
-        <w:pStyle w:val="Heading2"/>
-      </w:pPr>
-      <w:r>
-        <w:t>49.2 继续攻读博士或开展博士后研究</w:t>
-      </w:r>
-    </w:p>
-    <w:p>
-      <w:pPr>
-        <w:jc w:val="both"/>
-      </w:pPr>
-      <w:r>
-        <w:t>希望长期解决学术问题的人，可以考虑继续读博或在博士毕业后进入相关研究岗位。申请时应评价研究方向、团队、资金支持、科研自主性和未来岗位机会。</w:t>
-      </w:r>
-    </w:p>
-    <w:p>
-      <w:pPr>
-        <w:jc w:val="both"/>
-      </w:pPr>
-      <w:r>
-        <w:t>博士后通常不是更高一级的学位，而是获得博士学位后的研究工作或训练经历。具体合同期限、职责与薪资支持应根据实际单位和地区核实。</w:t>
-      </w:r>
-    </w:p>
-    <w:p>
-      <w:pPr>
-        <w:jc w:val="both"/>
-      </w:pPr>
-      <w:r>
-        <w:t>选择学术道路，应既考虑研究兴趣，也理解长期职业发展的不确定性。</w:t>
-      </w:r>
-    </w:p>
-    <w:p>
-      <w:pPr>
-        <w:pStyle w:val="Heading2"/>
-      </w:pPr>
-      <w:r>
-        <w:t>49.3 企业研发与专业技术岗位</w:t>
-      </w:r>
-    </w:p>
-    <w:p>
-      <w:pPr>
-        <w:jc w:val="both"/>
-      </w:pPr>
-      <w:r>
-        <w:t>生命科学研究生可能进入生物医药、数据分析、医疗器械或技术开发岗位；工程研究生可能从事产品研发、工艺、算法或系统工作；社会科学研究生也可能进入用户研究、政策分析和专业咨询领域。</w:t>
-      </w:r>
-    </w:p>
-    <w:p>
-      <w:pPr>
-        <w:jc w:val="both"/>
-      </w:pPr>
-      <w:r>
-        <w:t>具体岗位要求差异较大。不要简单把“在学校发表过论文”当作胜任研发工作的全部证明，而应能解释自己解决过什么问题、使用什么方法、如何测试结果。</w:t>
-      </w:r>
-    </w:p>
-    <w:p>
-      <w:pPr>
-        <w:jc w:val="both"/>
-      </w:pPr>
-      <w:r>
-        <w:t>部分岗位更加重视工程交付、质量控制和跨部门协作能力。</w:t>
-      </w:r>
-    </w:p>
-    <w:p>
-      <w:pPr>
-        <w:pStyle w:val="Heading2"/>
-      </w:pPr>
-      <w:r>
-        <w:t>49.4 科研管理、出版与其他职业</w:t>
-      </w:r>
-    </w:p>
-    <w:p>
-      <w:pPr>
-        <w:jc w:val="both"/>
-      </w:pPr>
-      <w:r>
-        <w:t>科研训练还可以服务于科研项目管理、科学传播、知识产权、技术转移、学术编辑、数据治理和行业研究等工作。</w:t>
-      </w:r>
-    </w:p>
-    <w:p>
-      <w:pPr>
-        <w:jc w:val="both"/>
-      </w:pPr>
-      <w:r>
-        <w:t>这些职业可能需要不同的额外培训、语言能力或资格条件。研究生阶段养成的检索证据、处理复杂信息和清楚表达的能力，可能提供一定基础，但并不自动等于具备全部岗位技能。</w:t>
-      </w:r>
-    </w:p>
-    <w:p>
-      <w:pPr>
-        <w:jc w:val="both"/>
-      </w:pPr>
-      <w:r>
-        <w:t>选择前应查看真实招聘信息，并主动了解日常工作内容。</w:t>
-      </w:r>
-    </w:p>
-    <w:p>
-      <w:pPr>
-        <w:pStyle w:val="Heading2"/>
-      </w:pPr>
-      <w:r>
-        <w:t>49.5 学术简历和行业简历的区别</w:t>
-      </w:r>
-    </w:p>
-    <w:p>
-      <w:pPr>
-        <w:jc w:val="both"/>
-      </w:pPr>
-      <w:r>
-        <w:t>学术简历可以较详细地展示研究兴趣、项目、论文、会议、方法和学术服务。行业简历则通常更强调目标岗位相关的技术、项目成果、解决问题的过程及实际作用。</w:t>
-      </w:r>
-    </w:p>
-    <w:p>
-      <w:pPr>
-        <w:jc w:val="both"/>
-      </w:pPr>
-      <w:r>
-        <w:t>例如，“参与微生物组研究项目”不如“负责多队列数据清洗与质量控制，形成可复现分析脚本和方法报告”具体。若可以量化真实完成的工作，可以恰当地提供数字，但不能虚构绩效指标。</w:t>
-      </w:r>
-    </w:p>
-    <w:p>
-      <w:pPr>
-        <w:jc w:val="both"/>
-      </w:pPr>
-      <w:r>
-        <w:t>无论哪种简历，都需要与实际贡献相符。</w:t>
-      </w:r>
-    </w:p>
-    <w:p>
-      <w:pPr>
-        <w:pStyle w:val="Heading2"/>
-      </w:pPr>
-      <w:r>
-        <w:t>49.6 作品集怎样建立</w:t>
-      </w:r>
-    </w:p>
-    <w:p>
-      <w:pPr>
-        <w:jc w:val="both"/>
-      </w:pPr>
-      <w:r>
-        <w:t>技术或研究作品集可以包含经过许可的代码仓库、分析报告、论文、工程原型、技术文档、科研海报或公开数据复现。每项作品都应说明背景、个人任务、方法选择、结果及限制。</w:t>
-      </w:r>
-    </w:p>
-    <w:p>
-      <w:pPr>
-        <w:jc w:val="both"/>
-      </w:pPr>
-      <w:r>
-        <w:t>涉及患者数据、商业秘密或团队尚未公开的项目，不能为了展示能力而直接发布原始材料。可以在许可范围内使用模拟数据或描述方法与职责。</w:t>
-      </w:r>
-    </w:p>
-    <w:p>
-      <w:pPr>
-        <w:jc w:val="both"/>
-      </w:pPr>
-      <w:r>
-        <w:t>真正优秀的作品集不一定很长，但每项作品都应能够被认真解释。</w:t>
-      </w:r>
-    </w:p>
-    <w:p>
-      <w:pPr>
-        <w:pStyle w:val="Heading2"/>
-      </w:pPr>
-      <w:r>
-        <w:t>49.7 面试如何介绍一项研究经历</w:t>
-      </w:r>
-    </w:p>
-    <w:p>
-      <w:pPr>
-        <w:jc w:val="both"/>
-      </w:pPr>
-      <w:r>
-        <w:t>可以采用“问题—任务—方法—结果—反思”的结构。首先说明团队需要解决的问题，再说明自己具体负责什么，采用什么方法，取得什么经过核实的结果，最后反思遇到的限制和获得的能力。</w:t>
-      </w:r>
-    </w:p>
-    <w:p>
-      <w:pPr>
-        <w:jc w:val="both"/>
-      </w:pPr>
-      <w:r>
-        <w:t>对于没有获得预期科研发现的项目，也可以说明自己如何发现并解决了数据质量问题、改进了分析流程或避免了错误结论。</w:t>
-      </w:r>
-    </w:p>
-    <w:p>
-      <w:pPr>
-        <w:jc w:val="both"/>
-      </w:pPr>
-      <w:r>
-        <w:t>应避免将整个团队的工作全部写为“我独立完成”。</w:t>
-      </w:r>
-    </w:p>
-    <w:p>
-      <w:pPr>
-        <w:pStyle w:val="Heading2"/>
-      </w:pPr>
-      <w:r>
-        <w:t>49.8 怎样调查就业市场而不被短期热点误导</w:t>
-      </w:r>
-    </w:p>
-    <w:p>
-      <w:pPr>
-        <w:jc w:val="both"/>
-      </w:pPr>
-      <w:r>
-        <w:t>收集多个来源的招聘信息，比较目标岗位对学历、知识、工具、研究经验与工程实践的要求。岗位描述存在宣传性用语，最好结合公开产品、岗位实际任务和对从业者的专业交流理解。</w:t>
-      </w:r>
-    </w:p>
-    <w:p>
-      <w:pPr>
-        <w:jc w:val="both"/>
-      </w:pPr>
-      <w:r>
-        <w:t>工资、岗位数量和行业技术可能持续变化，不能只根据一篇网络文章预测未来五年。更重要的是积累可以迁移到不同岗位的知识与专业判断。</w:t>
-      </w:r>
-    </w:p>
-    <w:p>
-      <w:pPr>
-        <w:pStyle w:val="Heading2"/>
-      </w:pPr>
-      <w:r>
-        <w:t>49.9 毕业选择的现实约束</w:t>
-      </w:r>
-    </w:p>
-    <w:p>
-      <w:pPr>
-        <w:jc w:val="both"/>
-      </w:pPr>
-      <w:r>
-        <w:t>职业发展需要同时考虑地域、家庭、生活成本、工作方式、健康和个人价值。某种职业在外界看来很有声望，不等于适合每一个人。</w:t>
-      </w:r>
-    </w:p>
-    <w:p>
-      <w:pPr>
-        <w:jc w:val="both"/>
-      </w:pPr>
-      <w:r>
-        <w:t>如果条件允许，可以在研究生期间通过合规实习、职业访谈或短期实践了解不同工作。对未来尚不确定时，不必强迫自己作一次永远不变的决定。</w:t>
-      </w:r>
-    </w:p>
-    <w:p>
-      <w:pPr>
-        <w:pStyle w:val="Heading2"/>
-      </w:pPr>
-      <w:r>
-        <w:t>49.10 本章实践：制作两份简历与一份职业报告</w:t>
-      </w:r>
-    </w:p>
-    <w:p>
-      <w:pPr>
-        <w:jc w:val="both"/>
-      </w:pPr>
-      <w:r>
-        <w:t>选择学术研究和行业研发两个方向，分别制作一份一到两页的简历，突出与岗位相关的实际经历。再分析十个真实招聘岗位，列出高频能力要求和自己需要补充的技能。</w:t>
-      </w:r>
-    </w:p>
-    <w:p>
-      <w:pPr>
-        <w:jc w:val="both"/>
-      </w:pPr>
-      <w:r>
-        <w:t>最后写出一份职业发展报告，解释目前倾向的选择、已有证据及替代路径。</w:t>
-      </w:r>
-    </w:p>
-    <w:p>
-      <w:pPr>
-        <w:pStyle w:val="Heading2"/>
-      </w:pPr>
-      <w:r>
-        <w:t>两份简历怎样展示同一项研究经历？</w:t>
-      </w:r>
-    </w:p>
-    <w:p>
-      <w:pPr>
-        <w:jc w:val="both"/>
-      </w:pPr>
-      <w:r>
-        <w:t>假设一名硕士生在研究生阶段参与了一个多中心临床数据项目，负责数据清洗、变量字典整理和基础预测模型验证。申请研究型博士时，他可以重点介绍研究问题、采用的方法、独立完成的分析、发现的偏倚风险和对后续研究的兴趣。</w:t>
-      </w:r>
-    </w:p>
-    <w:p>
-      <w:pPr>
-        <w:jc w:val="both"/>
-      </w:pPr>
-      <w:r>
-        <w:t>如果申请企业的数据研发岗位，则可以围绕可重复的数据处理脚本、质量控制、版本管理、跨部门沟通和可检查的项目交付展示能力。两份简历可以使用同一段真实经历，但侧重点不同，不应为了迎合岗位而虚构职责或夸大成果。</w:t>
-      </w:r>
-    </w:p>
-    <w:p>
-      <w:pPr>
-        <w:jc w:val="both"/>
-      </w:pPr>
-      <w:r>
-        <w:t>例如“参与国家级大型科研项目”很难让面试者判断具体能力；“负责统一三个队列的变量字典，构建自动化质量检查，并为独立验证整理分析数据”就更加具体。当然，所写工作必须实际完成，并尊重未公开项目的保密与使用限制。</w:t>
-      </w:r>
-    </w:p>
-    <w:p>
-      <w:pPr>
-        <w:pStyle w:val="Heading2"/>
-      </w:pPr>
-      <w:r>
-        <w:t>如何开展一次职业访谈？</w:t>
-      </w:r>
-    </w:p>
-    <w:p>
-      <w:pPr>
-        <w:jc w:val="both"/>
-      </w:pPr>
-      <w:r>
-        <w:t>在决定未来方向之前，可以尝试联系愿意交流的相关岗位从业者，进行十五到三十分钟的专业访谈。重点不是询问对方收入或隐私，而是了解日常工作内容、需要的知识技能、项目协作方式与职业成长路径。</w:t>
-      </w:r>
-    </w:p>
-    <w:p>
-      <w:pPr>
-        <w:jc w:val="both"/>
-      </w:pPr>
-      <w:r>
-        <w:t>例如一名学生希望进入算法研发岗位，可以询问一项工作从需求到部署通常经历哪些环节，哪些技能来自学校课程，哪些需要项目实践。对生物医药研发岗位，则可以关注数据质量、实验设计、法规环境和跨学科沟通的实际要求。</w:t>
-      </w:r>
-    </w:p>
-    <w:p>
-      <w:pPr>
-        <w:jc w:val="both"/>
-      </w:pPr>
-      <w:r>
-        <w:t>访谈结束后，将获得的信息与公开招聘岗位对照，避免将单个人的经历当作整个行业的普遍事实。职业信息通常随时间和机构变化，重要的判断最好来自多种来源。</w:t>
-      </w:r>
-    </w:p>
-    <w:p>
-      <w:pPr>
-        <w:pStyle w:val="Heading2"/>
-      </w:pPr>
-      <w:r>
-        <w:t>不确定未来方向时怎样保留选择空间</w:t>
-      </w:r>
-    </w:p>
-    <w:p>
-      <w:pPr>
-        <w:jc w:val="both"/>
-      </w:pPr>
-      <w:r>
-        <w:t>如果你目前同时考虑读博和就业，可以优先积累对两类路径都有价值的基础能力，如研究设计、可靠统计分析、程序或实验技能，以及清楚的学术写作。随后通过实际研究和适当实践逐步确认自己更喜欢哪种工作。</w:t>
-      </w:r>
-    </w:p>
-    <w:p>
-      <w:pPr>
-        <w:jc w:val="both"/>
-      </w:pPr>
-      <w:r>
-        <w:t>长期规划不一定要求在毕业之前为一生作出唯一决定。一个能够清楚展示真实能力、知道自己需要进一步学习什么的人，通常更有能力面对未来的职业变化。</w:t>
-      </w:r>
-    </w:p>
-    <w:p>
-      <w:pPr>
-        <w:pStyle w:val="Heading3"/>
-      </w:pPr>
-      <w:r>
-        <w:t>两种职业路径如何用同一份科研经历准备？</w:t>
-      </w:r>
-    </w:p>
-    <w:p>
-      <w:pPr>
-        <w:jc w:val="both"/>
-      </w:pPr>
-      <w:r>
-        <w:t>一个正在毕业的学生，既对博士研究感兴趣，也考虑进入医疗数据企业。申请博士时，他可以重点说明过去发现了什么科学问题、为什么选择相关方法、哪些研究结果需要进一步验证；申请企业数据岗位时，则可以突出自己如何建立数据清洗流程、处理异常、维护代码、与临床或业务专家合作。</w:t>
-      </w:r>
-    </w:p>
-    <w:p>
-      <w:pPr>
-        <w:jc w:val="both"/>
-      </w:pPr>
-      <w:r>
-        <w:t>两种表达都必须基于同样真实的事实。不能在学术简历里把团队合作说成自己独立完成，也不能在行业简历里虚构项目带来的商业收益。针对不同读者调整重点，并不等于改变研究经历本身。</w:t>
-      </w:r>
-    </w:p>
-    <w:p>
-      <w:pPr>
-        <w:pStyle w:val="Heading3"/>
-      </w:pPr>
-      <w:r>
-        <w:t>一次求职项目介绍可以怎样写？</w:t>
-      </w:r>
-    </w:p>
-    <w:p>
-      <w:pPr>
-        <w:jc w:val="both"/>
-      </w:pPr>
-      <w:r>
-        <w:t>先用一句话定义真实问题：“团队需要在多批次医学数据中形成一致、可复现的质量控制流程。”接着说明你的具体任务，例如整理数据字典、编写异常检查脚本与记录样本排除依据。随后展示实际的交付作品，如可公开的代码、模拟数据示例或规范的方法报告。最后说明自己遇到的一个错误以及如何修正。</w:t>
-      </w:r>
-    </w:p>
-    <w:p>
-      <w:pPr>
-        <w:jc w:val="both"/>
-      </w:pPr>
-      <w:r>
-        <w:t>这样的介绍能够让面试者判断候选人实际掌握的知识，而不是只听到“参与了高水平科研项目”的宣传口号。涉及受限资料时，应使用获准公开的示例或抽象描述，不应为了展示能力而泄露真实个人信息。</w:t>
-      </w:r>
-    </w:p>
-    <w:p>
-      <w:pPr>
-        <w:pStyle w:val="Heading2"/>
-      </w:pPr>
-      <w:r>
-        <w:t>本章综合实训：学术简历和企业作品集</w:t>
+        <w:t>本章目标：理解研究生训练可以服务哪些不同职业，学会用真实工作和作品展示能力，区分学术简历与岗位简历，并为未来六个月制定可核验的职业探索计划。</w:t>
+      </w:r>
+    </w:p>
+    <w:p>
+      <w:pPr>
+        <w:pStyle w:val="Heading2"/>
+      </w:pPr>
+      <w:r>
+        <w:t>49.1 毕业以后，研究能力可以在哪里发挥作用？</w:t>
+      </w:r>
+    </w:p>
+    <w:p>
+      <w:pPr>
+        <w:jc w:val="both"/>
+      </w:pPr>
+      <w:r>
+        <w:t>研究生毕业并不只有继续读博士、进入高校或进入企业三种整齐的路线。不同专业的毕业生可能进入科研机构、研发团队、医学或工程技术岗位、科研管理、科学传播、出版、公共服务、数据治理和其他专业领域。具体职业准入要求因国家、地区、机构与岗位而异，不能因为取得某个名称的学位，就假定具备所有相关职业资格。</w:t>
+      </w:r>
+    </w:p>
+    <w:p>
+      <w:pPr>
+        <w:jc w:val="both"/>
+      </w:pPr>
+      <w:r>
+        <w:t>研究生培养能够形成的可迁移能力，包括提出可检查的问题、阅读并评价复杂资料、设计获取证据的路径、处理不确定性、与不同专业的人协作，以及清楚表达结论和限制。这些能力可能在不同岗位中发挥价值，但不能自动替代行业所需要的产品开发、管理、工程实践或专门资格。</w:t>
+      </w:r>
+    </w:p>
+    <w:p>
+      <w:pPr>
+        <w:jc w:val="both"/>
+      </w:pPr>
+      <w:r>
+        <w:t>职业规划的第一步不应是寻找一张“学历越高收入越高”的排名表，而是理解自己日常希望从事什么工作。有人乐于长期探索尚无明确答案的基础科学问题，有人喜欢将技术在实际设备中实现，也有人更适合组织研究资源、推动规范建设或与公众交流科学知识。不同道路不必使用同一种成功标准。</w:t>
+      </w:r>
+    </w:p>
+    <w:p>
+      <w:pPr>
+        <w:pStyle w:val="Heading2"/>
+      </w:pPr>
+      <w:r>
+        <w:t>49.2 继续研究：博士申请、博士后与研究岗位</w:t>
+      </w:r>
+    </w:p>
+    <w:p>
+      <w:pPr>
+        <w:jc w:val="both"/>
+      </w:pPr>
+      <w:r>
+        <w:t>如果你希望长期从事原创学术研究，需要了解目标团队在解决什么科学问题、怎样培养独立研究能力、具有哪些实际资源，以及研究人员的资金和职业条件。申请博士时，一份诚实的研究计划和可解释的已有科研作品，往往比没有具体证据支撑的“热爱科研”更能展示准备程度。</w:t>
+      </w:r>
+    </w:p>
+    <w:p>
+      <w:pPr>
+        <w:jc w:val="both"/>
+      </w:pPr>
+      <w:r>
+        <w:t>博士后通常是取得博士学位以后的一段研究岗位或训练经历，不是新的、更高一级学位。具体期限、收入、科研自主性、岗位职责和后续机会需要按照真实合同和机构规定核实。继续研究可能带来持续探索的满足感，也可能存在项目经费、岗位竞争和长期职业发展的不确定性。</w:t>
+      </w:r>
+    </w:p>
+    <w:p>
+      <w:pPr>
+        <w:jc w:val="both"/>
+      </w:pPr>
+      <w:r>
+        <w:t>决定走学术路线之前，可以与愿意交流的研究人员讨论真实工作体验，例如一周有多少时间用于设计研究、管理项目、教学、写作和指导学生，以及哪些工作在早期训练中最容易被忽略。单一研究者的经历不能代表整个学术行业，需要结合不同来源作出判断。</w:t>
+      </w:r>
+    </w:p>
+    <w:p>
+      <w:pPr>
+        <w:pStyle w:val="Heading2"/>
+      </w:pPr>
+      <w:r>
+        <w:t>49.3 进入研发行业：怎样把研究经历转化为岗位语言？</w:t>
+      </w:r>
+    </w:p>
+    <w:p>
+      <w:pPr>
+        <w:jc w:val="both"/>
+      </w:pPr>
+      <w:r>
+        <w:t>假设一名研究生参与了多中心医学数据研究，主要负责变量字典、数据质量控制和基础模型验证。学术简历可以强调研究问题、样本与方法、自己的学术贡献以及发现的重要限制；如果申请企业数据研发岗位，则可能更需要说明自己如何维护可重复的数据处理流程、处理异常、编写技术文档并与跨部门合作者交流。</w:t>
+      </w:r>
+    </w:p>
+    <w:p>
+      <w:pPr>
+        <w:jc w:val="both"/>
+      </w:pPr>
+      <w:r>
+        <w:t>这两种写法应该基于同一段真实工作，不应在学术简历里把团队项目写成个人独立完成，也不能在行业简历中虚构项目产生的商业效果。例如“参与重要医学人工智能项目”太宽泛；“负责整理跨来源数据变量字典、建立样本质量检查脚本并为独立测试保存可复现报告”则能使招聘方看到具体能力。是否能够量化成果，需要以真实记录为依据。</w:t>
+      </w:r>
+    </w:p>
+    <w:p>
+      <w:pPr>
+        <w:jc w:val="both"/>
+      </w:pPr>
+      <w:r>
+        <w:t>不同岗位强调的能力也不完全相同。算法研究岗位可能更关心数学原理和独立评价，工程岗位可能重视测试、系统维护和可靠交付，生物医药研发可能特别关心实验设计、样本质量、适用法规和跨专业沟通。职业准备必须查看具体岗位和项目，而不是只根据某个行业的流行名称制定学习计划。</w:t>
+      </w:r>
+    </w:p>
+    <w:p>
+      <w:pPr>
+        <w:pStyle w:val="Heading2"/>
+      </w:pPr>
+      <w:r>
+        <w:t>49.4 学术简历、行业简历和作品集各自解决什么问题？</w:t>
+      </w:r>
+    </w:p>
+    <w:p>
+      <w:pPr>
+        <w:jc w:val="both"/>
+      </w:pPr>
+      <w:r>
+        <w:t>学术简历通常可以详细列出教育、研究方向、项目、发表成果、方法训练、学术会议与专业服务；行业简历则宜根据目标岗位突出最相关的专业技能、项目责任和能够核查的结果。二者不是一份简历替换几个标题，而是根据读者需要解释不同类型的能力。</w:t>
+      </w:r>
+    </w:p>
+    <w:p>
+      <w:pPr>
+        <w:jc w:val="both"/>
+      </w:pPr>
+      <w:r>
+        <w:t>作品集进一步解决“可以展示什么”的问题。例如一项获得许可的公开数据复现项目，可以提供README、数据字典、分析代码、主要图表和对结果限制的解释；一件工程作品可以说明需求、设计、测试和改进过程。对于尚未公开的合作研究，应遵守数据与知识产权要求，必要时使用模拟数据说明流程，而不是直接发布受限制的原始文件。</w:t>
+      </w:r>
+    </w:p>
+    <w:p>
+      <w:pPr>
+        <w:jc w:val="both"/>
+      </w:pPr>
+      <w:r>
+        <w:t>优秀作品集不一定要很长。两到三项能够独立解释且具有明确个人贡献的作品，通常比大量没有背景和说明的代码仓库更便于评价。每项作品最好都能回答：最初问题是什么，我负责哪一部分，为什么使用这项方法，如何检查结果，以及后来发现了什么重要限制。</w:t>
+      </w:r>
+    </w:p>
+    <w:p>
+      <w:pPr>
+        <w:pStyle w:val="Heading2"/>
+      </w:pPr>
+      <w:r>
+        <w:t>49.5 一次求职面试，怎样讲清楚一个研究项目？</w:t>
+      </w:r>
+    </w:p>
+    <w:p>
+      <w:pPr>
+        <w:jc w:val="both"/>
+      </w:pPr>
+      <w:r>
+        <w:t>可以采用“问题—任务—方法—结果—反思”的方式，但不要把它写成机械口号。先用一两句话介绍研究团队面对的真实困难，再说明你被要求完成什么具体任务。随后介绍最关键的方法选择与质量检查，而不是逐个罗列全部软件包。结果部分只报告经过核实的工作成果，最后说明一次困难或错误如何促使你改进流程。</w:t>
+      </w:r>
+    </w:p>
+    <w:p>
+      <w:pPr>
+        <w:jc w:val="both"/>
+      </w:pPr>
+      <w:r>
+        <w:t>例如一位研究生负责对齐不同医院的变量编码，起初发现同一字段在不同文件中使用不同单位。他没有直接将表格拼接，而是建立变量字典，与数据负责人核实来源，并保存转换规则。项目的价值可以通过可重复的数据处理流程和质量报告体现，即使这段工作没有单独形成一篇论文，也能展示研究设计意识与工程执行能力。</w:t>
+      </w:r>
+    </w:p>
+    <w:p>
+      <w:pPr>
+        <w:jc w:val="both"/>
+      </w:pPr>
+      <w:r>
+        <w:t>面试官追问为什么某个模型没有获得预期性能时，恰当的回答不是隐瞒结果，而是说明如何检查过拟合、数据来源差异或其他偏倚，以及最终收窄了什么结论。能够处理没有预期成功的研究任务，也可能是专业能力的重要证明。</w:t>
+      </w:r>
+    </w:p>
+    <w:p>
+      <w:pPr>
+        <w:pStyle w:val="Heading2"/>
+      </w:pPr>
+      <w:r>
+        <w:t>49.6 怎样调查真实就业市场，而不被短期热点误导？</w:t>
+      </w:r>
+    </w:p>
+    <w:p>
+      <w:pPr>
+        <w:jc w:val="both"/>
+      </w:pPr>
+      <w:r>
+        <w:t>可以收集十到二十份来源明确的实际岗位说明，将要求分类为学科背景、核心工作、理论和工具、合作方式、专业资质、工作地点与其他实际条件。记录查询日期，因为职位要求、薪资和市场供需会变化，某篇网络文章不能直接作为未来多年的预测。</w:t>
+      </w:r>
+    </w:p>
+    <w:p>
+      <w:pPr>
+        <w:jc w:val="both"/>
+      </w:pPr>
+      <w:r>
+        <w:t>对其中最常出现的能力，寻找合理的学习和作品路径。例如多个岗位需要数据质量控制，可以完善一项具备合法公开数据的处理项目；若很多岗位强调与临床研究者协作，可以主动学习变量定义和研究设计，而不是只提升某个单独算法的性能。</w:t>
+      </w:r>
+    </w:p>
+    <w:p>
+      <w:pPr>
+        <w:jc w:val="both"/>
+      </w:pPr>
+      <w:r>
+        <w:t>也可以在征得对方同意的情况下开展职业访谈，询问日常任务、常见困难和有效的培训方式。访谈的重点应该是理解岗位，不必涉及私人收入和其他不愿公开的信息。不同公司的岗位名称相同，实际工作也可能差异很大，不能只根据一个从业者的经验断定整个行业的情况。</w:t>
+      </w:r>
+    </w:p>
+    <w:p>
+      <w:pPr>
+        <w:pStyle w:val="Heading2"/>
+      </w:pPr>
+      <w:r>
+        <w:t>49.7 把现实约束放进职业决策</w:t>
+      </w:r>
+    </w:p>
+    <w:p>
+      <w:pPr>
+        <w:jc w:val="both"/>
+      </w:pPr>
+      <w:r>
+        <w:t>职业选择还涉及资金、家庭、城市、健康、工作方式和个人生活目标。某条道路外界声誉较高，不一定最适合每个人。在选择时可以明确自己不可妥协的条件和可以通过持续学习改变的条件，例如愿意迁居的程度、可接受的培训周期、是否希望从事具有较强不确定性的长期研究。</w:t>
+      </w:r>
+    </w:p>
+    <w:p>
+      <w:pPr>
+        <w:jc w:val="both"/>
+      </w:pPr>
+      <w:r>
+        <w:t>计划可以保留两条相互支持的路径。例如目前同时考虑申请博士和进入研发岗位，可以优先积累统计、研究设计、专业编程或实验能力，以及真实可解释的研究作品。这些能力具有一定迁移性，不必因为职业方向后来调整，就否定此前的全部训练。</w:t>
+      </w:r>
+    </w:p>
+    <w:p>
+      <w:pPr>
+        <w:jc w:val="both"/>
+      </w:pPr>
+      <w:r>
+        <w:t>并不是所有决定都必须在毕业那一天作出。只要持续核查岗位与研究机会、了解自己的实际偏好，并根据新信息调整安排，就已经在进行负责任的职业规划。</w:t>
+      </w:r>
+    </w:p>
+    <w:p>
+      <w:pPr>
+        <w:pStyle w:val="Heading2"/>
+      </w:pPr>
+      <w:r>
+        <w:t>49.8 本章实践：两份简历与一份六个月职业计划</w:t>
+      </w:r>
+    </w:p>
+    <w:p>
+      <w:pPr>
+        <w:jc w:val="both"/>
+      </w:pPr>
+      <w:r>
+        <w:t>选择研究型岗位与一项实际行业岗位，分别阅读至少五份正式招聘或申请要求，记录查询日期和来源。用同一段真实科研经历准备两种不同侧重点的项目介绍，核查每项职责、成果和日期是否与事实一致，不使用没有依据的个人绩效或团队排名。</w:t>
+      </w:r>
+    </w:p>
+    <w:p>
+      <w:pPr>
+        <w:jc w:val="both"/>
+      </w:pPr>
+      <w:r>
+        <w:t>随后建立一个合法可展示的作品集，至少包括一项研究问题说明、可检查的过程材料和一段结果与局限解释。若材料受到隐私、版权或合作协议限制，就使用获准公开的模拟示例，并明确说明其教学性质。</w:t>
+      </w:r>
+    </w:p>
+    <w:p>
+      <w:pPr>
+        <w:jc w:val="both"/>
+      </w:pPr>
+      <w:r>
+        <w:t>六个月计划可以依次安排岗位调查、核心技能补充、作品整理、简历修改、模拟面试和最终选择复盘。对每个月设置一项可检查的交付成果，而不是只列“多学习”“广泛投递”。</w:t>
       </w:r>
     </w:p>
     <w:p>
@@ -30134,54 +29614,10 @@
         <w:rPr>
           <w:b/>
         </w:rPr>
-        <w:t>任务情境。</w:t>
-      </w:r>
-      <w:r>
-        <w:t xml:space="preserve"> 同一科研经历分别面向博士申请与研发岗位描述，保留真实个人贡献，不虚构团队整体成果和商业影响。这一任务不要求为了展示成果而制造符合预期的结果，应当从真实的研究问题和可核验资料开始。</w:t>
-      </w:r>
-    </w:p>
-    <w:p>
-      <w:pPr>
-        <w:jc w:val="both"/>
-      </w:pPr>
-      <w:r>
-        <w:rPr>
-          <w:b/>
-        </w:rPr>
-        <w:t>具体做法。</w:t>
-      </w:r>
-      <w:r>
-        <w:t xml:space="preserve"> 先写下目标、资料来源和准备取得的直接证据，再检查至少一项可能使结论出现偏差的条件。将已经完成的事实、仍需核对的判断及后续行动分开记录；如果发现原先假设或分析流程不合理，应说明修改理由，不将事后探索写成原定验证。</w:t>
-      </w:r>
-    </w:p>
-    <w:p>
-      <w:pPr>
-        <w:jc w:val="both"/>
-      </w:pPr>
-      <w:r>
-        <w:rPr>
-          <w:b/>
-        </w:rPr>
-        <w:t>验收作品。</w:t>
-      </w:r>
-      <w:r>
-        <w:t xml:space="preserve"> 两份岗位针对性简历和项目作品介绍。 最终请另一位有相应基础的同学仅凭提交的记录复述研究过程，并指出结论不能支持的部分。这项验收是教学训练，而非实际培养单位的正式考核标准。</w:t>
-      </w:r>
-    </w:p>
-    <w:p>
-      <w:pPr>
-        <w:pStyle w:val="Heading2"/>
-      </w:pPr>
-      <w:r>
-        <w:t>本章小结</w:t>
-      </w:r>
-    </w:p>
-    <w:p>
-      <w:pPr>
-        <w:jc w:val="both"/>
-      </w:pPr>
-      <w:r>
-        <w:t>研究生阶段形成的研究思维、专业方法和合作能力，可以服务于不同职业。找到适合自己发展的道路，比追求一种统一的“成功模板”更重要。</w:t>
+        <w:t>本章小结。</w:t>
+      </w:r>
+      <w:r>
+        <w:t xml:space="preserve"> 研究生教育为未来提供的，不应只是学历标签和论文列表，还包括理解复杂问题、取得可靠证据、开展专业合作与持续学习的能力。选择什么职业，应根据真实工作与个人条件判断，而不需要符合单一的成功模板。</w:t>
       </w:r>
     </w:p>
     <w:p/>

--- a/graduate-research-handbook/downloads/complete-book.docx
+++ b/graduate-research-handbook/downloads/complete-book.docx
@@ -2174,383 +2174,735 @@
         <w:pStyle w:val="Quote"/>
       </w:pPr>
       <w:r>
-        <w:t>规划不是保证未来按计划发生，而是帮助你在变化出现时仍然能够作出有依据的选择。</w:t>
-      </w:r>
-    </w:p>
-    <w:p>
-      <w:pPr>
-        <w:pStyle w:val="Heading2"/>
-      </w:pPr>
-      <w:r>
-        <w:t>为什么有些人越忙越迷茫</w:t>
-      </w:r>
-    </w:p>
-    <w:p>
-      <w:pPr>
-        <w:jc w:val="both"/>
-      </w:pPr>
-      <w:r>
-        <w:t>一个研究生同时准备论文、竞赛、实习、在线课程和博士申请，忙得没有空闲，却始终无法说出自己究竟形成了什么能力。问题不一定是努力不足，而是缺少清楚的目标与优先次序。</w:t>
-      </w:r>
-    </w:p>
-    <w:p>
-      <w:pPr>
-        <w:jc w:val="both"/>
-      </w:pPr>
-      <w:r>
-        <w:t>好的规划首先要回答：为什么投入时间？哪些能力值得积累？如何通过实际作品判断进步？</w:t>
-      </w:r>
-    </w:p>
-    <w:p>
-      <w:pPr>
-        <w:pStyle w:val="Heading2"/>
-      </w:pPr>
-      <w:r>
-        <w:t>从兴趣、能力和职业目标共同出发</w:t>
-      </w:r>
-    </w:p>
-    <w:p>
-      <w:pPr>
-        <w:jc w:val="both"/>
-      </w:pPr>
-      <w:r>
-        <w:t>目标职业明确的人可以先调查岗位要求，再倒推需要的课程与实践。暂时没有明确方向的人，可以先阅读专业论文、完成小型任务，了解真实工作方式以后再决定。</w:t>
-      </w:r>
-    </w:p>
-    <w:p>
-      <w:pPr>
-        <w:jc w:val="both"/>
-      </w:pPr>
-      <w:r>
-        <w:t>个人兴趣需要与能力基础、经济条件和未来生活方式一起考虑。喜欢一项技术的新闻，不必然意味着喜欢这个领域的长期研究训练。</w:t>
-      </w:r>
-    </w:p>
-    <w:p>
-      <w:pPr>
-        <w:pStyle w:val="Heading2"/>
-      </w:pPr>
-      <w:r>
-        <w:t>从目标倒推能力</w:t>
-      </w:r>
-    </w:p>
-    <w:p>
-      <w:pPr>
-        <w:jc w:val="both"/>
-      </w:pPr>
-      <w:r>
-        <w:t>希望从事生物医学数据研究，可能需要生命科学基础、统计推断、编程、研究设计、论文阅读和跨学科沟通。将每项能力写成“目标—现状—差距—训练方式—可检验作品”，比罗列热门课程更加有效。</w:t>
-      </w:r>
-    </w:p>
-    <w:p>
-      <w:pPr>
-        <w:jc w:val="both"/>
-      </w:pPr>
-      <w:r>
-        <w:t>例如“学会Python”是模糊目标，“独立完成数据清洗、分析脚本、图表与处理日志”则有明确的完成标准。</w:t>
-      </w:r>
-    </w:p>
-    <w:p>
-      <w:pPr>
-        <w:pStyle w:val="Heading2"/>
-      </w:pPr>
-      <w:r>
-        <w:t>研究生阶段的四类长期资产</w:t>
-      </w:r>
-    </w:p>
-    <w:p>
-      <w:pPr>
-        <w:jc w:val="both"/>
-      </w:pPr>
-      <w:r>
-        <w:t>第一是理论与方法能力；第二是可核验的论文、报告、代码、数据集或工程作品；第三是可靠的专业合作关系；第四是持续学习、时间管理、表达和个人健康。</w:t>
-      </w:r>
-    </w:p>
-    <w:p>
-      <w:pPr>
-        <w:jc w:val="both"/>
-      </w:pPr>
-      <w:r>
-        <w:t>科研成果很重要，但它不是学术成长的唯一内容。技术或职业变化时，可迁移的能力可能帮助你继续发展。</w:t>
-      </w:r>
-    </w:p>
-    <w:p>
-      <w:pPr>
-        <w:pStyle w:val="Heading2"/>
-      </w:pPr>
-      <w:r>
-        <w:t>时间、经济与机会成本</w:t>
-      </w:r>
-    </w:p>
-    <w:p>
-      <w:pPr>
-        <w:jc w:val="both"/>
-      </w:pPr>
-      <w:r>
-        <w:t>核实学费、生活费、奖助与相关条件，考虑按计划毕业与合理延期两种情境。继续学习可能意味着暂缓全职工作，却也可能带来新的研究与职业机会。</w:t>
-      </w:r>
-    </w:p>
-    <w:p>
-      <w:pPr>
-        <w:jc w:val="both"/>
-      </w:pPr>
-      <w:r>
-        <w:t>不能简单假设学历越高收入一定越高，也不要依据奖学金宣传中的最高金额计算个人实际预算。应当以具体项目、城市和自身条件估算。</w:t>
-      </w:r>
-    </w:p>
-    <w:p>
-      <w:pPr>
-        <w:pStyle w:val="Heading2"/>
-      </w:pPr>
-      <w:r>
-        <w:t>一个三年硕士计划示例</w:t>
-      </w:r>
-    </w:p>
-    <w:p>
-      <w:pPr>
-        <w:jc w:val="both"/>
-      </w:pPr>
-      <w:r>
-        <w:t>第一年重点完成课程、建立文献阅读与基础方法能力，参与相对完整的小任务。第二年围绕明确研究问题，开展数据获取、实验、分析、验证和阶段报告。第三年按项目规定完成学位论文、必要考核与后续申请或求职。</w:t>
-      </w:r>
-    </w:p>
-    <w:p>
-      <w:pPr>
-        <w:jc w:val="both"/>
-      </w:pPr>
-      <w:r>
-        <w:t>这只是教学示例，具体时间表和学位要求应以学校正式培养方案为准。</w:t>
-      </w:r>
-    </w:p>
-    <w:p>
-      <w:pPr>
-        <w:pStyle w:val="Heading2"/>
-      </w:pPr>
-      <w:r>
-        <w:t>博士规划与科研里程碑</w:t>
-      </w:r>
-    </w:p>
-    <w:p>
-      <w:pPr>
-        <w:jc w:val="both"/>
-      </w:pPr>
-      <w:r>
-        <w:t>博士研究通常需要更长期的持续投入。可以按问题形成、研究方案与关键资源验证、主要证据获取和分析、成果整合与交流设置里程碑。</w:t>
-      </w:r>
-    </w:p>
-    <w:p>
-      <w:pPr>
-        <w:jc w:val="both"/>
-      </w:pPr>
-      <w:r>
-        <w:t>优先用能够主动推进的工作定义计划，例如“完成主要数据的质量核验”，而不只是把“每年必须发表几篇论文”写成唯一目标。</w:t>
-      </w:r>
-    </w:p>
-    <w:p>
-      <w:pPr>
-        <w:pStyle w:val="Heading2"/>
-      </w:pPr>
-      <w:r>
-        <w:t>从年度目标变成每周行动</w:t>
-      </w:r>
-    </w:p>
-    <w:p>
-      <w:pPr>
-        <w:jc w:val="both"/>
-      </w:pPr>
-      <w:r>
-        <w:t>年度目标要进一步拆解为可执行的月度和每周任务。比如“本周完成缺失值处理练习、写出可复现脚本并解释处理依据”，就比“努力学R”更加明确。</w:t>
-      </w:r>
-    </w:p>
-    <w:p>
-      <w:pPr>
-        <w:jc w:val="both"/>
-      </w:pPr>
-      <w:r>
-        <w:t>同时留出连续阅读和思考时间，不必把每一分钟都填满。正常休息与个人生活也是长期科研能力的重要支持条件。</w:t>
-      </w:r>
-    </w:p>
-    <w:p>
-      <w:pPr>
-        <w:pStyle w:val="Heading2"/>
-      </w:pPr>
-      <w:r>
-        <w:t>面对失败与计划变化</w:t>
-      </w:r>
-    </w:p>
-    <w:p>
-      <w:pPr>
-        <w:jc w:val="both"/>
-      </w:pPr>
-      <w:r>
-        <w:t>研究可能因为关键数据不可得、实验不能重复或假设受到质疑而需要改变。应该提前识别研究对哪些资源有依赖，考虑可能的替代方案，并与导师讨论是否需要调整方向。</w:t>
-      </w:r>
-    </w:p>
-    <w:p>
-      <w:pPr>
-        <w:jc w:val="both"/>
-      </w:pPr>
-      <w:r>
-        <w:t>坚持与调整都应依据证据：问题是否还重要？困难能否解决？继续投入是否合理？不应只靠短期情绪决定。</w:t>
-      </w:r>
-    </w:p>
-    <w:p>
-      <w:pPr>
-        <w:pStyle w:val="Heading2"/>
-      </w:pPr>
-      <w:r>
-        <w:t>定期复盘</w:t>
-      </w:r>
-    </w:p>
-    <w:p>
-      <w:pPr>
-        <w:jc w:val="both"/>
-      </w:pPr>
-      <w:r>
-        <w:t>每月检查任务与困难，每学期收集代表性作品、判断能力是否改善，每年重新评估学术兴趣、职业目标和培养条件。复盘不是惩罚自己，而是不断改善个人计划的方法。</w:t>
-      </w:r>
-    </w:p>
-    <w:p>
-      <w:pPr>
-        <w:pStyle w:val="Heading2"/>
-      </w:pPr>
-      <w:r>
-        <w:t>本章实践：三至五年发展计划</w:t>
-      </w:r>
-    </w:p>
-    <w:p>
-      <w:pPr>
-        <w:jc w:val="both"/>
-      </w:pPr>
-      <w:r>
-        <w:t>建立一份个人发展文档，写出当前基础、三项最重要的能力目标、第一年的具体作品、时间与经济约束、主要风险以及学期复盘问题。</w:t>
-      </w:r>
-    </w:p>
-    <w:p>
-      <w:pPr>
-        <w:jc w:val="both"/>
-      </w:pPr>
-      <w:r>
-        <w:t>再将本编练习整合为一份3000字左右的《研究生升学与学术发展初步方案》，说明为什么读研、如何选择项目，以及下一步实际准备什么。</w:t>
-      </w:r>
-    </w:p>
-    <w:p>
-      <w:pPr>
-        <w:pStyle w:val="Heading2"/>
-      </w:pPr>
-      <w:r>
-        <w:t>从“读研愿望”到五年计划：完整决策案例</w:t>
-      </w:r>
-    </w:p>
-    <w:p>
-      <w:pPr>
-        <w:jc w:val="both"/>
-      </w:pPr>
-      <w:r>
-        <w:t>假设周宁已经收到硕士录取通知，计划研究机器学习在医学数据中的应用，却尚不确定毕业后从事企业研发还是继续读博。她原先的计划只有三句话：第一年努力学习，第二年争取发表论文，第三年顺利毕业。这样的计划缺少具体能力目标，无法帮助她决定今天应该先学什么。</w:t>
-      </w:r>
-    </w:p>
-    <w:p>
-      <w:pPr>
-        <w:jc w:val="both"/>
-      </w:pPr>
-      <w:r>
-        <w:t>周宁先把职业兴趣拆为两类。研究型博士项目可能比较重视研究问题、方法理解、独立分析与学术表达；研发岗位则可能另外强调软件工程、可复现交付、数据质量、团队协作和实际产品约束。二者在统计、编程和问题解决方面又存在明显交集。因此，前一年不必为了尚未确定的职业方向同时准备所有事情，可以优先建立通用的研究基础。</w:t>
-      </w:r>
-    </w:p>
-    <w:p>
-      <w:pPr>
-        <w:jc w:val="both"/>
-      </w:pPr>
-      <w:r>
-        <w:t>她给第一年设定三个可以检查的成果：完成一份系统的文献证据矩阵；使用公开数据建立可复现的分析流程；在导师指导下提出一个研究问题并写出两页方案。第二年重点开展真实项目，学会进行合理验证、处理不同结果并组织完整报告。第三年结合实际研究经历和职业目标，选择博士申请或求职训练，而不是等到毕业前一个月才作决定。</w:t>
-      </w:r>
-    </w:p>
-    <w:p>
-      <w:pPr>
-        <w:jc w:val="both"/>
-      </w:pPr>
-      <w:r>
-        <w:t>这个计划允许职业目标变化，但保留能够继续使用的能力。如果周宁最终决定进入企业，统计分析、数据质量控制和科研写作仍然可能发挥作用；若决定读博，已有研究作品和方法训练同样能够支持申请。长期规划应当帮助不同选择之间形成能力积累，而不是制造“一旦改变方向，过去全部白费”的焦虑。</w:t>
-      </w:r>
-    </w:p>
-    <w:p>
-      <w:pPr>
-        <w:pStyle w:val="Heading2"/>
-      </w:pPr>
-      <w:r>
-        <w:t>一张可执行的四周训练日历</w:t>
-      </w:r>
-    </w:p>
-    <w:p>
-      <w:pPr>
-        <w:jc w:val="both"/>
-      </w:pPr>
-      <w:r>
-        <w:t>假设目前最需要补充的是统计基础。第一周学习总体、样本、变量类型和描述统计，提交一份能够解释数据来源的简短报告。第二周理解抽样和区间估计，用教学数据比较不同样本量下估计精度的变化。第三周学习回归与模型假设，完成一段可复现脚本并解释重要参数。第四周精读一篇使用相近方法的真实论文，指出作者如何定义变量、选择模型并讨论限制。</w:t>
-      </w:r>
-    </w:p>
-    <w:p>
-      <w:pPr>
-        <w:jc w:val="both"/>
-      </w:pPr>
-      <w:r>
-        <w:t>每个星期应留出一段复盘时间。检查目标有没有完成，哪些内容仍不理解，下一周是否需要改变安排。如果发现第二周仍分不清标准差与标准误，就应重新学习这一知识点，而不是机械地按照日历进入更复杂的建模内容。</w:t>
-      </w:r>
-    </w:p>
-    <w:p>
-      <w:pPr>
-        <w:jc w:val="both"/>
-      </w:pPr>
-      <w:r>
-        <w:t>对每项任务尽可能给出作品形式。例如“读十篇文献”不如“完成五篇可比较的精读笔记”更容易衡量实际成长；“整理科研代码”不如“另一名同学能够根据README运行自己的公开数据练习”具有更明确的质量标准。</w:t>
-      </w:r>
-    </w:p>
-    <w:p>
-      <w:pPr>
-        <w:pStyle w:val="Heading2"/>
-      </w:pPr>
-      <w:r>
-        <w:t>研究失败时，怎样判断需要坚持还是调整？</w:t>
-      </w:r>
-    </w:p>
-    <w:p>
-      <w:pPr>
-        <w:jc w:val="both"/>
-      </w:pPr>
-      <w:r>
-        <w:t>第一种情况是研究资源不再满足原计划。例如，一项纵向研究必须依赖长期随访数据，但该数据的访问权限未获批准。此时应尽早核查是否有合法的替代数据、是否能够合理收窄问题，或是否需要正式调整研究方向，而不是继续以无法获得的资源作为毕业计划基础。</w:t>
-      </w:r>
-    </w:p>
-    <w:p>
-      <w:pPr>
-        <w:jc w:val="both"/>
-      </w:pPr>
-      <w:r>
-        <w:t>第二种情况是结果不支持原有假设。假设一个模型在独立队列中的性能显著下降，首先应检查代码、数据质量与模型流程。如果结果真实、稳定，那么研究可能从“开发优异预测模型”转向“识别模型泛化限制”，也许能产生更有价值的方法学认识。不能通过无限更换模型和阈值，强迫数据给出预期结果。</w:t>
-      </w:r>
-    </w:p>
-    <w:p>
-      <w:pPr>
-        <w:jc w:val="both"/>
-      </w:pPr>
-      <w:r>
-        <w:t>第三种情况是个人职业兴趣发生变化。一名学生在研究中逐渐发现更喜欢工程实施，而非长期基础理论。这时可以通过课程、项目和专业实践补充相关能力，保留已有研究作品的价值。只要计划不是为了满足他人期待而刻板执行，调整本身并不代表失败。</w:t>
-      </w:r>
-    </w:p>
-    <w:p>
-      <w:pPr>
-        <w:jc w:val="both"/>
-      </w:pPr>
-      <w:r>
-        <w:t>建议每学期更新一次个人发展计划，记录原目标、发生变化的事实、需要保留的能力积累，以及下一个阶段最重要的两项行动。真正有价值的规划不是永远不变，而是在新的事实出现时仍然能够作出合理选择。</w:t>
-      </w:r>
-    </w:p>
-    <w:p>
-      <w:pPr>
-        <w:pStyle w:val="Heading2"/>
-      </w:pPr>
-      <w:r>
-        <w:t>本章综合实训：把五年愿望变成作品</w:t>
+        <w:t>研究生阶段的规划，不是提前许诺自己一定发表多少篇论文，也不是在入学前决定一生的职业，而是根据真实的兴趣、能力、资源与机会，建立可以执行、检查和调整的成长路径。</w:t>
+      </w:r>
+    </w:p>
+    <w:p>
+      <w:pPr>
+        <w:pStyle w:val="Heading2"/>
+      </w:pPr>
+      <w:r>
+        <w:t>5.1 为什么有些人很忙，却始终说不清自己在前进什么？</w:t>
+      </w:r>
+    </w:p>
+    <w:p>
+      <w:pPr>
+        <w:jc w:val="both"/>
+      </w:pPr>
+      <w:r>
+        <w:t>本科毕业前，小周决定“读研期间一定要努力科研，争取发表高水平论文，毕业后找到好工作”。这几个愿望都可以理解，却没有告诉他下一周究竟该做什么。他一会儿学习深度学习，一会儿阅读材料科学的热门论文，又加入了几个职业交流群，每天非常忙碌，半年后却仍然没有一个能够独立说明的研究作品。</w:t>
+      </w:r>
+    </w:p>
+    <w:p>
+      <w:pPr>
+        <w:jc w:val="both"/>
+      </w:pPr>
+      <w:r>
+        <w:t>问题并不是学习的东西太多，而是不同活动之间缺乏清楚的目标。学习某种模型，可能是为了独立开发方法，也可能只是为了理解某篇论文；阅读某项实验研究，是为了寻找科学问题，还是为了决定自己愿不愿意在实验室长期工作？若没有区分这些目的，投入时间越多，越容易产生“所有方向都不想错过”的焦虑。</w:t>
+      </w:r>
+    </w:p>
+    <w:p>
+      <w:pPr>
+        <w:jc w:val="both"/>
+      </w:pPr>
+      <w:r>
+        <w:t>规划不应该只是给自己安排任务，还要规定哪些任务不做。比如一位刚入学、还不熟悉数据结构的学生，若当下最重要的任务是掌握样本与变量、统计和可复现分析，就没有必要因为某款新工具迅速流行而立即放弃基础训练。能够确定当下的学习边界，是持续研究能力的一部分。</w:t>
+      </w:r>
+    </w:p>
+    <w:p>
+      <w:pPr>
+        <w:pStyle w:val="Heading2"/>
+      </w:pPr>
+      <w:r>
+        <w:t>5.2 先认识自己：兴趣、能力、环境与现实约束</w:t>
+      </w:r>
+    </w:p>
+    <w:p>
+      <w:pPr>
+        <w:jc w:val="both"/>
+      </w:pPr>
+      <w:r>
+        <w:t>“我喜欢科学”是一种出发点，却不足以指导专业和职业选择。你更喜欢从复杂文献中识别问题，还是愿意反复操作实验、改进工艺、编写程序或与实际使用者交流？当一项任务没有得到预期答案时，哪一种工作仍然让你愿意继续调查？这些真实经历比对学科名称的想象更能揭示长期兴趣。</w:t>
+      </w:r>
+    </w:p>
+    <w:p>
+      <w:pPr>
+        <w:jc w:val="both"/>
+      </w:pPr>
+      <w:r>
+        <w:t>建议先完成一份四栏盘点。第一栏记录愿意长期投入的活动，使用过去三个月的实际例子证明；第二栏记录已经掌握的能力及能够展示的作品；第三栏记录希望以后体验的工作方式和生活条件；第四栏记录资金、家庭、城市、课程基础与健康等现实限制。这并不是为自己的兴趣和条件打分，而是让它们从模糊感觉转变为可以认真比较的事实。</w:t>
+      </w:r>
+    </w:p>
+    <w:tbl>
+      <w:tblPr>
+        <w:tblStyle w:val="TableGrid"/>
+        <w:tblW w:type="auto" w:w="0"/>
+        <w:tblLook w:firstColumn="1" w:firstRow="1" w:lastColumn="0" w:lastRow="0" w:noHBand="0" w:noVBand="1" w:val="04A0"/>
+      </w:tblPr>
+      <w:tblGrid>
+        <w:gridCol w:w="2173"/>
+        <w:gridCol w:w="2173"/>
+        <w:gridCol w:w="2173"/>
+      </w:tblGrid>
+      <w:tr>
+        <w:tc>
+          <w:tcPr>
+            <w:tcW w:type="dxa" w:w="2173"/>
+          </w:tcPr>
+          <w:p>
+            <w:r>
+              <w:t>维度</w:t>
+            </w:r>
+          </w:p>
+        </w:tc>
+        <w:tc>
+          <w:tcPr>
+            <w:tcW w:type="dxa" w:w="2173"/>
+          </w:tcPr>
+          <w:p>
+            <w:r>
+              <w:t>模糊说法</w:t>
+            </w:r>
+          </w:p>
+        </w:tc>
+        <w:tc>
+          <w:tcPr>
+            <w:tcW w:type="dxa" w:w="2173"/>
+          </w:tcPr>
+          <w:p>
+            <w:r>
+              <w:t>更有帮助的记录</w:t>
+            </w:r>
+          </w:p>
+        </w:tc>
+      </w:tr>
+      <w:tr>
+        <w:tc>
+          <w:tcPr>
+            <w:tcW w:type="dxa" w:w="2173"/>
+          </w:tcPr>
+          <w:p>
+            <w:r>
+              <w:t>兴趣</w:t>
+            </w:r>
+          </w:p>
+        </w:tc>
+        <w:tc>
+          <w:tcPr>
+            <w:tcW w:type="dxa" w:w="2173"/>
+          </w:tcPr>
+          <w:p>
+            <w:r>
+              <w:t>我很喜欢人工智能</w:t>
+            </w:r>
+          </w:p>
+        </w:tc>
+        <w:tc>
+          <w:tcPr>
+            <w:tcW w:type="dxa" w:w="2173"/>
+          </w:tcPr>
+          <w:p>
+            <w:r>
+              <w:t>最近阅读三篇模型评价论文，最想弄清外部验证为何失败</w:t>
+            </w:r>
+          </w:p>
+        </w:tc>
+      </w:tr>
+      <w:tr>
+        <w:tc>
+          <w:tcPr>
+            <w:tcW w:type="dxa" w:w="2173"/>
+          </w:tcPr>
+          <w:p>
+            <w:r>
+              <w:t>能力</w:t>
+            </w:r>
+          </w:p>
+        </w:tc>
+        <w:tc>
+          <w:tcPr>
+            <w:tcW w:type="dxa" w:w="2173"/>
+          </w:tcPr>
+          <w:p>
+            <w:r>
+              <w:t>我会Python</w:t>
+            </w:r>
+          </w:p>
+        </w:tc>
+        <w:tc>
+          <w:tcPr>
+            <w:tcW w:type="dxa" w:w="2173"/>
+          </w:tcPr>
+          <w:p>
+            <w:r>
+              <w:t>能够独立清洗教学数据、保存分析脚本并解释输出</w:t>
+            </w:r>
+          </w:p>
+        </w:tc>
+      </w:tr>
+      <w:tr>
+        <w:tc>
+          <w:tcPr>
+            <w:tcW w:type="dxa" w:w="2173"/>
+          </w:tcPr>
+          <w:p>
+            <w:r>
+              <w:t>目标</w:t>
+            </w:r>
+          </w:p>
+        </w:tc>
+        <w:tc>
+          <w:tcPr>
+            <w:tcW w:type="dxa" w:w="2173"/>
+          </w:tcPr>
+          <w:p>
+            <w:r>
+              <w:t>我希望未来发展好</w:t>
+            </w:r>
+          </w:p>
+        </w:tc>
+        <w:tc>
+          <w:tcPr>
+            <w:tcW w:type="dxa" w:w="2173"/>
+          </w:tcPr>
+          <w:p>
+            <w:r>
+              <w:t>更愿意参与长期研究，或更喜欢具体产品和工程交付</w:t>
+            </w:r>
+          </w:p>
+        </w:tc>
+      </w:tr>
+      <w:tr>
+        <w:tc>
+          <w:tcPr>
+            <w:tcW w:type="dxa" w:w="2173"/>
+          </w:tcPr>
+          <w:p>
+            <w:r>
+              <w:t>约束</w:t>
+            </w:r>
+          </w:p>
+        </w:tc>
+        <w:tc>
+          <w:tcPr>
+            <w:tcW w:type="dxa" w:w="2173"/>
+          </w:tcPr>
+          <w:p>
+            <w:r>
+              <w:t>经济压力不大</w:t>
+            </w:r>
+          </w:p>
+        </w:tc>
+        <w:tc>
+          <w:tcPr>
+            <w:tcW w:type="dxa" w:w="2173"/>
+          </w:tcPr>
+          <w:p>
+            <w:r>
+              <w:t>核查真实学费、奖助、住宿与可接受的培训期限</w:t>
+            </w:r>
+          </w:p>
+        </w:tc>
+      </w:tr>
+    </w:tbl>
+    <w:p>
+      <w:pPr>
+        <w:jc w:val="both"/>
+      </w:pPr>
+      <w:r>
+        <w:t>其中涉及经济、家庭和健康的内容可以只用于个人决策，不需要向任何不相关的人披露。它们不决定一个人学术价值的高低，却可能决定某条培养路径是否真正可持续。</w:t>
+      </w:r>
+    </w:p>
+    <w:p>
+      <w:pPr>
+        <w:pStyle w:val="Heading2"/>
+      </w:pPr>
+      <w:r>
+        <w:t>5.3 不必在“继续读博”和“毕业就业”之间提前选定终身答案</w:t>
+      </w:r>
+    </w:p>
+    <w:p>
+      <w:pPr>
+        <w:jc w:val="both"/>
+      </w:pPr>
+      <w:r>
+        <w:t>两种常见发展路线是继续接受研究型训练，或在毕业后进入与专业有关的工作岗位。它们并不意味着研究生阶段需要完全不同的全部能力。研究设计、数据质量、规范记录、专业表达、团队合作和持续学习，往往能够支持多种职业选择。</w:t>
+      </w:r>
+    </w:p>
+    <w:p>
+      <w:pPr>
+        <w:jc w:val="both"/>
+      </w:pPr>
+      <w:r>
+        <w:t>如果倾向于申请博士，应逐步了解真正的科学问题、研究团队和导师条件，以及目标项目需要的理论基础与科研作品。一个可理解的研究计划和对自身方法局限的清醒认识，比只有宏大兴趣宣言更有帮助。如果倾向企业研发或专业实践，应进一步调查实际岗位日常工作：是否涉及编程、实验验证、工程交付、法规合规、跨团队协调，以及自己能够展示哪些真实成果。</w:t>
+      </w:r>
+    </w:p>
+    <w:p>
+      <w:pPr>
+        <w:jc w:val="both"/>
+      </w:pPr>
+      <w:r>
+        <w:t>假设小周尚未确定毕业方向，他可以先把第一年目标放在共同能力：精读与研究问题有关的文献、完成一个公开数据或规范实验的小作品、养成科研记录习惯。到了第二年，他可能通过实际项目发现自己更喜欢算法开发或实验应用，再有针对性地补充后续能力。这样不必为了等待最后的职业决定而停滞，也不会因为后来改变方向就让前面的训练全部失去价值。</w:t>
+      </w:r>
+    </w:p>
+    <w:p>
+      <w:pPr>
+        <w:jc w:val="both"/>
+      </w:pPr>
+      <w:r>
+        <w:t>需要警惕“学历或期刊指标越高，职业结果一定越好”的简化推断。学校、研究领域和个人能力可以提供机会，但具体岗位市场、生活条件与未来技术仍具有不确定性。决策应该依据可以核实的培养资源与实际职业任务，而非网络排名的单一数字。</w:t>
+      </w:r>
+    </w:p>
+    <w:p>
+      <w:pPr>
+        <w:pStyle w:val="Heading2"/>
+      </w:pPr>
+      <w:r>
+        <w:t>5.4 把抽象愿望转化为四类能够积累的能力资产</w:t>
+      </w:r>
+    </w:p>
+    <w:p>
+      <w:pPr>
+        <w:jc w:val="both"/>
+      </w:pPr>
+      <w:r>
+        <w:t>第一类是专业基础。对生命科学研究者而言，这包括研究对象、测量原理和实验设计；对计算研究者而言，可能包括数学、统计、计算方法和软件工程；对于历史和社会科学研究者，资料评价、理论与研究方法同样重要。第二类是方法能力，能否在新问题中选择合适的证据路径，并解释什么时候不适用。</w:t>
+      </w:r>
+    </w:p>
+    <w:p>
+      <w:pPr>
+        <w:jc w:val="both"/>
+      </w:pPr>
+      <w:r>
+        <w:t>第三类是可追溯的研究作品。它可以是一份能够复现的分析、规范的实验记录、可公开的工程原型、一篇严谨的证据综述，也可以是以真实材料完成的专业分析。作品的意义在于让别人看到你真正做过什么，而不是让简历多一行无法检查的口号。</w:t>
+      </w:r>
+    </w:p>
+    <w:p>
+      <w:pPr>
+        <w:jc w:val="both"/>
+      </w:pPr>
+      <w:r>
+        <w:t>第四类是合作和表达能力。能够向跨专业合作者解释变量，主动说明研究失败原因，尊重不同人员的实际贡献，或者在报告中承认某项结果尚未得到验证，都是可迁移能力。它们不一定被一次课程考试完全测量，却会影响实际研究和未来职业发展。</w:t>
+      </w:r>
+    </w:p>
+    <w:p>
+      <w:pPr>
+        <w:jc w:val="both"/>
+      </w:pPr>
+      <w:r>
+        <w:t>你可以每学期用一个简单问题检查成长：“是否存在一项六个月前我做不到、现在能够在新条件下独立完成并解释的工作？”如果没有，就需要检查自己是不是把太多精力放在了重复性的低价值事务上。</w:t>
+      </w:r>
+    </w:p>
+    <w:p>
+      <w:pPr>
+        <w:pStyle w:val="Heading2"/>
+      </w:pPr>
+      <w:r>
+        <w:t>5.5 三年硕士计划：以真实交付物而不是理想化结果为节点</w:t>
+      </w:r>
+    </w:p>
+    <w:p>
+      <w:pPr>
+        <w:jc w:val="both"/>
+      </w:pPr>
+      <w:r>
+        <w:t>一个可调整的三年计划可以包含以下阶段。实际培养年限、课程和学位要求因学校及专业而异，下面只是教学范例，不替代正式培养方案。</w:t>
+      </w:r>
+    </w:p>
+    <w:tbl>
+      <w:tblPr>
+        <w:tblStyle w:val="TableGrid"/>
+        <w:tblW w:type="auto" w:w="0"/>
+        <w:tblLook w:firstColumn="1" w:firstRow="1" w:lastColumn="0" w:lastRow="0" w:noHBand="0" w:noVBand="1" w:val="04A0"/>
+      </w:tblPr>
+      <w:tblGrid>
+        <w:gridCol w:w="2173"/>
+        <w:gridCol w:w="2173"/>
+        <w:gridCol w:w="2173"/>
+      </w:tblGrid>
+      <w:tr>
+        <w:tc>
+          <w:tcPr>
+            <w:tcW w:type="dxa" w:w="2173"/>
+          </w:tcPr>
+          <w:p>
+            <w:r>
+              <w:t>阶段</w:t>
+            </w:r>
+          </w:p>
+        </w:tc>
+        <w:tc>
+          <w:tcPr>
+            <w:tcW w:type="dxa" w:w="2173"/>
+          </w:tcPr>
+          <w:p>
+            <w:r>
+              <w:t>主要任务</w:t>
+            </w:r>
+          </w:p>
+        </w:tc>
+        <w:tc>
+          <w:tcPr>
+            <w:tcW w:type="dxa" w:w="2173"/>
+          </w:tcPr>
+          <w:p>
+            <w:r>
+              <w:t>可以检查的作品</w:t>
+            </w:r>
+          </w:p>
+        </w:tc>
+      </w:tr>
+      <w:tr>
+        <w:tc>
+          <w:tcPr>
+            <w:tcW w:type="dxa" w:w="2173"/>
+          </w:tcPr>
+          <w:p>
+            <w:r>
+              <w:t>第1学期</w:t>
+            </w:r>
+          </w:p>
+        </w:tc>
+        <w:tc>
+          <w:tcPr>
+            <w:tcW w:type="dxa" w:w="2173"/>
+          </w:tcPr>
+          <w:p>
+            <w:r>
+              <w:t>熟悉培养要求、专业基础、研究安全与文献</w:t>
+            </w:r>
+          </w:p>
+        </w:tc>
+        <w:tc>
+          <w:tcPr>
+            <w:tcW w:type="dxa" w:w="2173"/>
+          </w:tcPr>
+          <w:p>
+            <w:r>
+              <w:t>研究地图、文献精读卡和第一份方法练习</w:t>
+            </w:r>
+          </w:p>
+        </w:tc>
+      </w:tr>
+      <w:tr>
+        <w:tc>
+          <w:tcPr>
+            <w:tcW w:type="dxa" w:w="2173"/>
+          </w:tcPr>
+          <w:p>
+            <w:r>
+              <w:t>第2学期</w:t>
+            </w:r>
+          </w:p>
+        </w:tc>
+        <w:tc>
+          <w:tcPr>
+            <w:tcW w:type="dxa" w:w="2173"/>
+          </w:tcPr>
+          <w:p>
+            <w:r>
+              <w:t>确定主要问题、了解数据与实验条件</w:t>
+            </w:r>
+          </w:p>
+        </w:tc>
+        <w:tc>
+          <w:tcPr>
+            <w:tcW w:type="dxa" w:w="2173"/>
+          </w:tcPr>
+          <w:p>
+            <w:r>
+              <w:t>一份具备证据依据的研究方案</w:t>
+            </w:r>
+          </w:p>
+        </w:tc>
+      </w:tr>
+      <w:tr>
+        <w:tc>
+          <w:tcPr>
+            <w:tcW w:type="dxa" w:w="2173"/>
+          </w:tcPr>
+          <w:p>
+            <w:r>
+              <w:t>第3学期</w:t>
+            </w:r>
+          </w:p>
+        </w:tc>
+        <w:tc>
+          <w:tcPr>
+            <w:tcW w:type="dxa" w:w="2173"/>
+          </w:tcPr>
+          <w:p>
+            <w:r>
+              <w:t>规范实施研究、建立质量控制</w:t>
+            </w:r>
+          </w:p>
+        </w:tc>
+        <w:tc>
+          <w:tcPr>
+            <w:tcW w:type="dxa" w:w="2173"/>
+          </w:tcPr>
+          <w:p>
+            <w:r>
+              <w:t>原始记录、数据字典及阶段分析报告</w:t>
+            </w:r>
+          </w:p>
+        </w:tc>
+      </w:tr>
+      <w:tr>
+        <w:tc>
+          <w:tcPr>
+            <w:tcW w:type="dxa" w:w="2173"/>
+          </w:tcPr>
+          <w:p>
+            <w:r>
+              <w:t>第4学期</w:t>
+            </w:r>
+          </w:p>
+        </w:tc>
+        <w:tc>
+          <w:tcPr>
+            <w:tcW w:type="dxa" w:w="2173"/>
+          </w:tcPr>
+          <w:p>
+            <w:r>
+              <w:t>完成主要分析与必要验证</w:t>
+            </w:r>
+          </w:p>
+        </w:tc>
+        <w:tc>
+          <w:tcPr>
+            <w:tcW w:type="dxa" w:w="2173"/>
+          </w:tcPr>
+          <w:p>
+            <w:r>
+              <w:t>核查后的关键图表和结果解释</w:t>
+            </w:r>
+          </w:p>
+        </w:tc>
+      </w:tr>
+      <w:tr>
+        <w:tc>
+          <w:tcPr>
+            <w:tcW w:type="dxa" w:w="2173"/>
+          </w:tcPr>
+          <w:p>
+            <w:r>
+              <w:t>第5学期</w:t>
+            </w:r>
+          </w:p>
+        </w:tc>
+        <w:tc>
+          <w:tcPr>
+            <w:tcW w:type="dxa" w:w="2173"/>
+          </w:tcPr>
+          <w:p>
+            <w:r>
+              <w:t>组织学位论文与职业准备</w:t>
+            </w:r>
+          </w:p>
+        </w:tc>
+        <w:tc>
+          <w:tcPr>
+            <w:tcW w:type="dxa" w:w="2173"/>
+          </w:tcPr>
+          <w:p>
+            <w:r>
+              <w:t>学位论文完整草稿、作品集或申请材料</w:t>
+            </w:r>
+          </w:p>
+        </w:tc>
+      </w:tr>
+      <w:tr>
+        <w:tc>
+          <w:tcPr>
+            <w:tcW w:type="dxa" w:w="2173"/>
+          </w:tcPr>
+          <w:p>
+            <w:r>
+              <w:t>第6学期</w:t>
+            </w:r>
+          </w:p>
+        </w:tc>
+        <w:tc>
+          <w:tcPr>
+            <w:tcW w:type="dxa" w:w="2173"/>
+          </w:tcPr>
+          <w:p>
+            <w:r>
+              <w:t>按正式制度完成评阅、答辩与归档</w:t>
+            </w:r>
+          </w:p>
+        </w:tc>
+        <w:tc>
+          <w:tcPr>
+            <w:tcW w:type="dxa" w:w="2173"/>
+          </w:tcPr>
+          <w:p>
+            <w:r>
+              <w:t>经核验的论文终稿及必要学位材料</w:t>
+            </w:r>
+          </w:p>
+        </w:tc>
+      </w:tr>
+    </w:tbl>
+    <w:p>
+      <w:pPr>
+        <w:jc w:val="both"/>
+      </w:pPr>
+      <w:r>
+        <w:t>每个节点都应当允许科学结果与预期不一致。比如某个模型独立评价表现下降，只要数据和方法可靠，这仍然可能构成重要知识结果；没有必要为了符合时间表而反复更换模型，直到得到漂亮的分数。论文发表时间还会受到审稿等外部因素影响，不能将它作为唯一可控的进度指标。</w:t>
+      </w:r>
+    </w:p>
+    <w:p>
+      <w:pPr>
+        <w:jc w:val="both"/>
+      </w:pPr>
+      <w:r>
+        <w:t>博士项目和专业学位可能具有完全不同的考核节点。真正需要遵守的是学校正式发布的要求，而不是把此处教学时间线逐字复制到自己的计划。</w:t>
+      </w:r>
+    </w:p>
+    <w:p>
+      <w:pPr>
+        <w:pStyle w:val="Heading2"/>
+      </w:pPr>
+      <w:r>
+        <w:t>5.6 怎样安排接下来的四周，而不是只规划遥远的三年？</w:t>
+      </w:r>
+    </w:p>
+    <w:p>
+      <w:pPr>
+        <w:jc w:val="both"/>
+      </w:pPr>
+      <w:r>
+        <w:t>长远规划必须能够落到近期行动。假设你目前最缺乏的是统计学基础，第一周可以从变量类型、均值与标准差开始，用模拟数据写一份描述统计报告。第二周学习抽样、区间估计和不确定性，检查不同样本量条件下估计如何变化。第三周学习回归的基本思想，运行一段可重复代码，并尝试解释系数、协变量和重要假设。第四周精读一篇采用相近方法的原创研究，说明作者怎样定义变量、为什么使用该模型以及有哪些限制。</w:t>
+      </w:r>
+    </w:p>
+    <w:p>
+      <w:pPr>
+        <w:jc w:val="both"/>
+      </w:pPr>
+      <w:r>
+        <w:t>这四周应该产生四份很小、但能够检查的作品，而不是只记录“学习统计二十小时”。每周复盘时，问自己能否脱离教程解释已完成任务，是否需要回到更基础的概念，以及下一周最重要的两项行动是什么。</w:t>
+      </w:r>
+    </w:p>
+    <w:p>
+      <w:pPr>
+        <w:jc w:val="both"/>
+      </w:pPr>
+      <w:r>
+        <w:t>如果第二周发现自己尚不理解标准差与标准误，应该先补充这部分知识，而不是因为第三周计划写着“回归”，就勉强继续。计划的目的在于帮助持续学习，而不是形成一张不能调整的考核表。对于需要实验安全培训或研究伦理许可的任务，正式授权更是不能被进度压力替代的前置条件。</w:t>
+      </w:r>
+    </w:p>
+    <w:p>
+      <w:pPr>
+        <w:pStyle w:val="Heading2"/>
+      </w:pPr>
+      <w:r>
+        <w:t>5.7 成本与选择：认真考虑不能无限承担的条件</w:t>
+      </w:r>
+    </w:p>
+    <w:p>
+      <w:pPr>
+        <w:jc w:val="both"/>
+      </w:pPr>
+      <w:r>
+        <w:t>读研的成本不仅是学费，还包括时间、生活安排和放弃其他选择的机会成本。对于不同学校、地区和培养方式，资助、住房和项目支持可能差异很大。不要凭借往届学生的单一经验推测未来三年的实际经济条件，应尽量查阅学校和项目正式规定，并为未知费用保留合理余地。</w:t>
+      </w:r>
+    </w:p>
+    <w:p>
+      <w:pPr>
+        <w:jc w:val="both"/>
+      </w:pPr>
+      <w:r>
+        <w:t>如果选择海外研究项目，应额外核实资金支持范围、学习与工作身份、保险和当地生活成本。某项项目写着“提供资助”，不一定意味着全部开支得到无条件覆盖，具体合同和机构说明才是关键。</w:t>
+      </w:r>
+    </w:p>
+    <w:p>
+      <w:pPr>
+        <w:jc w:val="both"/>
+      </w:pPr>
+      <w:r>
+        <w:t>但现实限制不是研究兴趣的否定。假设当前条件不允许立即投入较长的博士训练，也可以先通过适合的硕士或专业工作积累能力，再根据新的机会考虑后续研究。相反，单纯因为另一条路线在外界看起来更有声望，而忽略自己愿不愿意长期开展相应工作，也可能造成更高的成本。</w:t>
+      </w:r>
+    </w:p>
+    <w:p>
+      <w:pPr>
+        <w:jc w:val="both"/>
+      </w:pPr>
+      <w:r>
+        <w:t>做决定时可以记录“已经核实”“仍需确认”“无法接受”三类条件；避免将没见过正式文件的承诺与已确认事实混在一起。</w:t>
+      </w:r>
+    </w:p>
+    <w:p>
+      <w:pPr>
+        <w:pStyle w:val="Heading2"/>
+      </w:pPr>
+      <w:r>
+        <w:t>5.8 失败与变化发生时，怎样决定坚持还是调整？</w:t>
+      </w:r>
+    </w:p>
+    <w:p>
+      <w:pPr>
+        <w:jc w:val="both"/>
+      </w:pPr>
+      <w:r>
+        <w:t>研究不支持原假设，不一定说明课题毫无价值。应先核对是否存在数据质量、研究设计或模型使用问题；如果结果可靠，就判断它是否改变了对原问题的认识。例如模型在独立队列性能下降，可能帮助确定其推广边界，而不应简单用更多算法试出一个更高数字。</w:t>
+      </w:r>
+    </w:p>
+    <w:p>
+      <w:pPr>
+        <w:jc w:val="both"/>
+      </w:pPr>
+      <w:r>
+        <w:t>资源变化是另一种情境。若一项研究依赖的临床数据始终无法取得合法授权，项目就不能建立在尚未获得的资源之上。应与导师讨论是否存在合规替代，是否能够将目标收窄为当前数据可以回答的问题，必要时按正式培养程序调整研究方案。</w:t>
+      </w:r>
+    </w:p>
+    <w:p>
+      <w:pPr>
+        <w:jc w:val="both"/>
+      </w:pPr>
+      <w:r>
+        <w:t>职业方向也会改变。学生在实际研究中发现更喜欢工程开发而非长期基础研究，可以逐步加强相关项目技能，不必因为原计划准备读博，就拒绝新的真实兴趣。重要的是在调整时分清哪些事实确实改变了，哪些已有能力值得保留，以及下一步具体做什么。</w:t>
+      </w:r>
+    </w:p>
+    <w:p>
+      <w:pPr>
+        <w:jc w:val="both"/>
+      </w:pPr>
+      <w:r>
+        <w:t>可以每学期回顾一次最初的个人盘点，更新真实证据和选择，而不是要求自己在入学前就决定所有未来道路。</w:t>
+      </w:r>
+    </w:p>
+    <w:p>
+      <w:pPr>
+        <w:pStyle w:val="Heading2"/>
+      </w:pPr>
+      <w:r>
+        <w:t>5.9 综合实训：给未来三年的自己写一份可以修改的计划</w:t>
+      </w:r>
+    </w:p>
+    <w:p>
+      <w:pPr>
+        <w:jc w:val="both"/>
+      </w:pPr>
+      <w:r>
+        <w:t>请准备一份三页以内的个人发展计划。第一页写明自己的兴趣与专业基础、未来可能的两条职业路线和最重要的现实条件；第二页将前三个学期分解为可交付的作品；第三页给出下一季度任务和至少两种风险情境。每个目标应说明如何检验，而不只是写“努力科研”“争取优秀”。</w:t>
+      </w:r>
+    </w:p>
+    <w:p>
+      <w:pPr>
+        <w:jc w:val="both"/>
+      </w:pPr>
+      <w:r>
+        <w:t>然后邀请一位熟悉你实际学习背景的同学提出三个问题：“为什么这些技能值得先学？”“哪些目标不在你的控制范围内？”“如果研究没有达到预期结果，你将如何判断下一步？”对这些问题给出具体依据，并在必要时修订计划。</w:t>
+      </w:r>
+    </w:p>
+    <w:p>
+      <w:pPr>
+        <w:jc w:val="both"/>
+      </w:pPr>
+      <w:r>
+        <w:t>检验质量时重点看目标是否明确、作品能否检查、正式制度是否已经核实、计划是否允许合理变化。不要用三年之后一定发表多少论文作为对当前规划的唯一评价。</w:t>
       </w:r>
     </w:p>
     <w:p>
@@ -2561,54 +2913,10 @@
         <w:rPr>
           <w:b/>
         </w:rPr>
-        <w:t>任务情境。</w:t>
-      </w:r>
-      <w:r>
-        <w:t xml:space="preserve"> 为计划继续深造与准备研发岗位的两种可能性，各列出第一年的课程、方法和公开作品目标，核实学费、时间等现实约束。这一任务不要求为了展示成果而制造符合预期的结果，应当从真实的研究问题和可核验资料开始。</w:t>
-      </w:r>
-    </w:p>
-    <w:p>
-      <w:pPr>
-        <w:jc w:val="both"/>
-      </w:pPr>
-      <w:r>
-        <w:rPr>
-          <w:b/>
-        </w:rPr>
-        <w:t>具体做法。</w:t>
-      </w:r>
-      <w:r>
-        <w:t xml:space="preserve"> 先写下目标、资料来源和准备取得的直接证据，再检查至少一项可能使结论出现偏差的条件。将已经完成的事实、仍需核对的判断及后续行动分开记录；如果发现原先假设或分析流程不合理，应说明修改理由，不将事后探索写成原定验证。</w:t>
-      </w:r>
-    </w:p>
-    <w:p>
-      <w:pPr>
-        <w:jc w:val="both"/>
-      </w:pPr>
-      <w:r>
-        <w:rPr>
-          <w:b/>
-        </w:rPr>
-        <w:t>验收作品。</w:t>
-      </w:r>
-      <w:r>
-        <w:t xml:space="preserve"> 可调整的三年计划和每季度复盘清单。 最终请另一位有相应基础的同学仅凭提交的记录复述研究过程，并指出结论不能支持的部分。这项验收是教学训练，而非实际培养单位的正式考核标准。</w:t>
-      </w:r>
-    </w:p>
-    <w:p>
-      <w:pPr>
-        <w:pStyle w:val="Heading2"/>
-      </w:pPr>
-      <w:r>
-        <w:t>本章结语</w:t>
-      </w:r>
-    </w:p>
-    <w:p>
-      <w:pPr>
-        <w:jc w:val="both"/>
-      </w:pPr>
-      <w:r>
-        <w:t>研究生阶段既是一段专业训练，也是一项需要认真对待的人生选择。规划应该有方向、有证据、有行动，也要为不断变化的现实留出空间。</w:t>
+        <w:t>本章小结。</w:t>
+      </w:r>
+      <w:r>
+        <w:t xml:space="preserve"> 研究生规划应当从兴趣和现实出发，通过具体作品积累能够迁移的能力。它需要方向，却不应变成拒绝调整的承诺；需要认真努力，也应允许研究者根据新的事实改变原来的判断。</w:t>
       </w:r>
     </w:p>
     <w:p/>

--- a/graduate-research-handbook/downloads/complete-book.docx
+++ b/graduate-research-handbook/downloads/complete-book.docx
@@ -880,7 +880,7 @@
         <w:t>任务情境。</w:t>
       </w:r>
       <w:r>
-        <w:t xml:space="preserve"> 用公开教学数据生成一张分组比较图后，故意检查样本独立性、数据来源与一项潜在混杂。分别写出直接观察、模型解释与不能推断的内容。这一任务不要求为了展示成果而制造符合预期的结果，应当从真实的研究问题和可核验资料开始。</w:t>
+        <w:t xml:space="preserve"> 用公开教学数据生成一张分组比较图后，故意检查样本独立性、数据来源与一项潜在混杂。分别写出直接观察、模型解释与不能推断的内容。</w:t>
       </w:r>
     </w:p>
     <w:p>
@@ -894,7 +894,7 @@
         <w:t>具体做法。</w:t>
       </w:r>
       <w:r>
-        <w:t xml:space="preserve"> 先写下目标、资料来源和准备取得的直接证据，再检查至少一项可能使结论出现偏差的条件。将已经完成的事实、仍需核对的判断及后续行动分开记录；如果发现原先假设或分析流程不合理，应说明修改理由，不将事后探索写成原定验证。</w:t>
+        <w:t xml:space="preserve"> 先在图的旁边标明独立观察单位、原始数据的公开来源和具体比较对象；再核对组别是否与采集地点或批次重合。写一段只说明直接观察的结果，再另写一段假设性解释，逐句标注哪些说法仍需要独立证据。</w:t>
       </w:r>
     </w:p>
     <w:p>
@@ -908,7 +908,16 @@
         <w:t>验收作品。</w:t>
       </w:r>
       <w:r>
-        <w:t xml:space="preserve"> 一份有原始来源、质量检查和推断限制的研究备忘录。 最终请另一位有相应基础的同学仅凭提交的记录复述研究过程，并指出结论不能支持的部分。这项验收是教学训练，而非实际培养单位的正式考核标准。</w:t>
+        <w:t xml:space="preserve"> 一份有原始来源、质量检查和推断限制的研究备忘录。 </w:t>
+      </w:r>
+      <w:r>
+        <w:rPr>
+          <w:b/>
+        </w:rPr>
+        <w:t>核验要点。</w:t>
+      </w:r>
+      <w:r>
+        <w:t xml:space="preserve"> 交换研究备忘录，请同伴判断观察、推断与尚未检验的机制是否被清楚分开。 本项为教学训练，不代替所在单位的正式要求。</w:t>
       </w:r>
     </w:p>
     <w:p>
@@ -1676,7 +1685,7 @@
         <w:t>任务情境。</w:t>
       </w:r>
       <w:r>
-        <w:t xml:space="preserve"> 从真实招生资料中提取学位层次、学位类型、学习方式和申请途径，说明这些概念为什么不能互相替代，并比较培养目标。这一任务不要求为了展示成果而制造符合预期的结果，应当从真实的研究问题和可核验资料开始。</w:t>
+        <w:t xml:space="preserve"> 从真实招生资料中提取学位层次、学位类型、学习方式和申请途径，说明这些概念为什么不能互相替代，并比较培养目标。</w:t>
       </w:r>
     </w:p>
     <w:p>
@@ -1690,7 +1699,7 @@
         <w:t>具体做法。</w:t>
       </w:r>
       <w:r>
-        <w:t xml:space="preserve"> 先写下目标、资料来源和准备取得的直接证据，再检查至少一项可能使结论出现偏差的条件。将已经完成的事实、仍需核对的判断及后续行动分开记录；如果发现原先假设或分析流程不合理，应说明修改理由，不将事后探索写成原定验证。</w:t>
+        <w:t xml:space="preserve"> 从两个真实招生项目的官方文件中记录学位层次、学位类别、学习方式和选拔路径。对照自己的先修课程与职业目标，解释每一种路径能够提供的训练；将无法从官网确认的奖助、转博或就业承诺保留为待核实事项。</w:t>
       </w:r>
     </w:p>
     <w:p>
@@ -1704,7 +1713,16 @@
         <w:t>验收作品。</w:t>
       </w:r>
       <w:r>
-        <w:t xml:space="preserve"> 两种培养项目的正式依据和适配分析。 最终请另一位有相应基础的同学仅凭提交的记录复述研究过程，并指出结论不能支持的部分。这项验收是教学训练，而非实际培养单位的正式考核标准。</w:t>
+        <w:t xml:space="preserve"> 两种培养项目的正式依据和适配分析。 </w:t>
+      </w:r>
+      <w:r>
+        <w:rPr>
+          <w:b/>
+        </w:rPr>
+        <w:t>核验要点。</w:t>
+      </w:r>
+      <w:r>
+        <w:t xml:space="preserve"> 请同伴仅根据原始招生文件复核四项分类，不能用经验帖子替代正式条件。 本项为教学训练，不代替所在单位的正式要求。</w:t>
       </w:r>
     </w:p>
     <w:p>
@@ -2108,7 +2126,7 @@
         <w:t>任务情境。</w:t>
       </w:r>
       <w:r>
-        <w:t xml:space="preserve"> 选择两个名称不同却研究方向相近的专业，分别完成一篇论文的Methods拆解和一次公开数据体验，观察实际工作是否与个人兴趣一致。这一任务不要求为了展示成果而制造符合预期的结果，应当从真实的研究问题和可核验资料开始。</w:t>
+        <w:t xml:space="preserve"> 选择两个名称不同却研究方向相近的专业，分别完成一篇论文的Methods拆解和一次公开数据体验，观察实际工作是否与个人兴趣一致。</w:t>
       </w:r>
     </w:p>
     <w:p>
@@ -2122,7 +2140,7 @@
         <w:t>具体做法。</w:t>
       </w:r>
       <w:r>
-        <w:t xml:space="preserve"> 先写下目标、资料来源和准备取得的直接证据，再检查至少一项可能使结论出现偏差的条件。将已经完成的事实、仍需核对的判断及后续行动分开记录；如果发现原先假设或分析流程不合理，应说明修改理由，不将事后探索写成原定验证。</w:t>
+        <w:t xml:space="preserve"> 各选一篇专业相关的原创研究，整理实际研究任务、研究对象和方法，并查看正式培养方案中的必修课。挑选最不熟悉的一项基础能力，在公开教学材料上完成小练习，再按‘兴趣—能力缺口—培养条件’比较候选专业。</w:t>
       </w:r>
     </w:p>
     <w:p>
@@ -2136,7 +2154,16 @@
         <w:t>验收作品。</w:t>
       </w:r>
       <w:r>
-        <w:t xml:space="preserve"> 八周跨专业准备方案与知识差距表。 最终请另一位有相应基础的同学仅凭提交的记录复述研究过程，并指出结论不能支持的部分。这项验收是教学训练，而非实际培养单位的正式考核标准。</w:t>
+        <w:t xml:space="preserve"> 八周跨专业准备方案与知识差距表。 </w:t>
+      </w:r>
+      <w:r>
+        <w:rPr>
+          <w:b/>
+        </w:rPr>
+        <w:t>核验要点。</w:t>
+      </w:r>
+      <w:r>
+        <w:t xml:space="preserve"> 检查每项专业判断是否有论文或培养方案出处，不以院校名气替代课程内容。 本项为教学训练，不代替所在单位的正式要求。</w:t>
       </w:r>
     </w:p>
     <w:p>
@@ -4307,7 +4334,7 @@
         <w:t>任务情境。</w:t>
       </w:r>
       <w:r>
-        <w:t xml:space="preserve"> 从教育部和研招网当年公告核实报考资格、报名、照片材料和后续审核；将网络旧截图标记为待核实信息。任何具体日期都要附带招生年度。这一任务不要求为了展示成果而制造符合预期的结果，应当从真实的研究问题和可核验资料开始。</w:t>
+        <w:t xml:space="preserve"> 从教育部和研招网当年公告核实报考资格、报名、照片材料和后续审核；将网络旧截图标记为待核实信息。任何具体日期都要附带招生年度。</w:t>
       </w:r>
     </w:p>
     <w:p>
@@ -4321,7 +4348,7 @@
         <w:t>具体做法。</w:t>
       </w:r>
       <w:r>
-        <w:t xml:space="preserve"> 先写下目标、资料来源和准备取得的直接证据，再检查至少一项可能使结论出现偏差的条件。将已经完成的事实、仍需核对的判断及后续行动分开记录；如果发现原先假设或分析流程不合理，应说明修改理由，不将事后探索写成原定验证。</w:t>
+        <w:t xml:space="preserve"> 把教育部当年招生规定、研招网说明、报考点要求和目标学校专业目录分开保存。核对报考资格、报名时段、材料提交及缴费状态，并在表格中记录查询日期。对2027年示例时间单独注明年度，未来不能照搬。</w:t>
       </w:r>
     </w:p>
     <w:p>
@@ -4335,7 +4362,16 @@
         <w:t>验收作品。</w:t>
       </w:r>
       <w:r>
-        <w:t xml:space="preserve"> 含官方来源、核验日期及提醒时间的报考事项表。 最终请另一位有相应基础的同学仅凭提交的记录复述研究过程，并指出结论不能支持的部分。这项验收是教学训练，而非实际培养单位的正式考核标准。</w:t>
+        <w:t xml:space="preserve"> 含官方来源、核验日期及提醒时间的报考事项表。 </w:t>
+      </w:r>
+      <w:r>
+        <w:rPr>
+          <w:b/>
+        </w:rPr>
+        <w:t>核验要点。</w:t>
+      </w:r>
+      <w:r>
+        <w:t xml:space="preserve"> 逐条打开原始公告验证链接及有效年份，未正式公布的安排保持‘待通知’。 本项为教学训练，不代替所在单位的正式要求。</w:t>
       </w:r>
     </w:p>
     <w:p>
@@ -5524,7 +5560,7 @@
         <w:t>任务情境。</w:t>
       </w:r>
       <w:r>
-        <w:t xml:space="preserve"> 不要只看综合排名，分别调查目标专业的课程、研究方向、费用、培养要求和项目成果，把自己最看重的训练能力放入比较。这一任务不要求为了展示成果而制造符合预期的结果，应当从真实的研究问题和可核验资料开始。</w:t>
+        <w:t xml:space="preserve"> 不要只看综合排名，分别调查目标专业的课程、研究方向、费用、培养要求和项目成果，把自己最看重的训练能力放入比较。</w:t>
       </w:r>
     </w:p>
     <w:p>
@@ -5538,7 +5574,7 @@
         <w:t>具体做法。</w:t>
       </w:r>
       <w:r>
-        <w:t xml:space="preserve"> 先写下目标、资料来源和准备取得的直接证据，再检查至少一项可能使结论出现偏差的条件。将已经完成的事实、仍需核对的判断及后续行动分开记录；如果发现原先假设或分析流程不合理，应说明修改理由，不将事后探索写成原定验证。</w:t>
+        <w:t xml:space="preserve"> 选择三家有正式招生文件的培养单位，从课程、研究方向、培养形式、奖助与地域费用五方面作比较。先写明个人最重视的三项条件，再核对团队论文和实际训练方式，避免把宣传介绍当作已经承诺的培养资源。</w:t>
       </w:r>
     </w:p>
     <w:p>
@@ -5552,7 +5588,16 @@
         <w:t>验收作品。</w:t>
       </w:r>
       <w:r>
-        <w:t xml:space="preserve"> 三校比较矩阵和一页选择依据。 最终请另一位有相应基础的同学仅凭提交的记录复述研究过程，并指出结论不能支持的部分。这项验收是教学训练，而非实际培养单位的正式考核标准。</w:t>
+        <w:t xml:space="preserve"> 三校比较矩阵和一页选择依据。 </w:t>
+      </w:r>
+      <w:r>
+        <w:rPr>
+          <w:b/>
+        </w:rPr>
+        <w:t>核验要点。</w:t>
+      </w:r>
+      <w:r>
+        <w:t xml:space="preserve"> 对每一项排序写出真实证据和一个会改变选择的未知条件。 本项为教学训练，不代替所在单位的正式要求。</w:t>
       </w:r>
     </w:p>
     <w:p>
@@ -6764,7 +6809,7 @@
         <w:t>任务情境。</w:t>
       </w:r>
       <w:r>
-        <w:t xml:space="preserve"> 先读目标团队研究论文，找到真实未解决的问题，再说明你已有能力、需要的新方法、资料使用权限和可能失败的条件。这一任务不要求为了展示成果而制造符合预期的结果，应当从真实的研究问题和可核验资料开始。</w:t>
+        <w:t xml:space="preserve"> 先读目标团队研究论文，找到真实未解决的问题，再说明你已有能力、需要的新方法、资料使用权限和可能失败的条件。</w:t>
       </w:r>
     </w:p>
     <w:p>
@@ -6778,7 +6823,7 @@
         <w:t>具体做法。</w:t>
       </w:r>
       <w:r>
-        <w:t xml:space="preserve"> 先写下目标、资料来源和准备取得的直接证据，再检查至少一项可能使结论出现偏差的条件。将已经完成的事实、仍需核对的判断及后续行动分开记录；如果发现原先假设或分析流程不合理，应说明修改理由，不将事后探索写成原定验证。</w:t>
+        <w:t xml:space="preserve"> 根据官方申请资格倒排报名、材料、考试或考核节点；为自己的研究计划准备‘背景—问题—可得数据—研究方法—风险’五部分。简历只写已完成且可以核对的成果，重要材料提交前逐项与招生单位要求比对。</w:t>
       </w:r>
     </w:p>
     <w:p>
@@ -6792,7 +6837,16 @@
         <w:t>验收作品。</w:t>
       </w:r>
       <w:r>
-        <w:t xml:space="preserve"> 两页研究计划，明确已完成与拟开展工作。 最终请另一位有相应基础的同学仅凭提交的记录复述研究过程，并指出结论不能支持的部分。这项验收是教学训练，而非实际培养单位的正式考核标准。</w:t>
+        <w:t xml:space="preserve"> 两页研究计划，明确已完成与拟开展工作。 </w:t>
+      </w:r>
+      <w:r>
+        <w:rPr>
+          <w:b/>
+        </w:rPr>
+        <w:t>核验要点。</w:t>
+      </w:r>
+      <w:r>
+        <w:t xml:space="preserve"> 分别核对资格、截止时间、附件版本与研究计划是否存在无依据的资源承诺。 本项为教学训练，不代替所在单位的正式要求。</w:t>
       </w:r>
     </w:p>
     <w:p>
@@ -7320,7 +7374,7 @@
         <w:t>任务情境。</w:t>
       </w:r>
       <w:r>
-        <w:t xml:space="preserve"> 对一项参与过的项目分别写学术CV和岗位简历的表述，只描述实际负责、可以提供材料的贡献；核查日期与论文状态。这一任务不要求为了展示成果而制造符合预期的结果，应当从真实的研究问题和可核验资料开始。</w:t>
+        <w:t xml:space="preserve"> 对一项参与过的项目分别写学术CV和岗位简历的表述，只描述实际负责、可以提供材料的贡献；核查日期与论文状态。</w:t>
       </w:r>
     </w:p>
     <w:p>
@@ -7334,7 +7388,7 @@
         <w:t>具体做法。</w:t>
       </w:r>
       <w:r>
-        <w:t xml:space="preserve"> 先写下目标、资料来源和准备取得的直接证据，再检查至少一项可能使结论出现偏差的条件。将已经完成的事实、仍需核对的判断及后续行动分开记录；如果发现原先假设或分析流程不合理，应说明修改理由，不将事后探索写成原定验证。</w:t>
+        <w:t xml:space="preserve"> 建立一份可追溯的教育与科研经历表，标出个人实际承担任务、公开论文的准确出版状态和技能证据。用同一套真实事实写学术CV与针对性陈述，邀请同行检查是否夸大团队贡献或在不同文档里出现日期冲突。</w:t>
       </w:r>
     </w:p>
     <w:p>
@@ -7348,7 +7402,16 @@
         <w:t>验收作品。</w:t>
       </w:r>
       <w:r>
-        <w:t xml:space="preserve"> 真实的中英文简历和贡献证明索引。 最终请另一位有相应基础的同学仅凭提交的记录复述研究过程，并指出结论不能支持的部分。这项验收是教学训练，而非实际培养单位的正式考核标准。</w:t>
+        <w:t xml:space="preserve"> 真实的中英文简历和贡献证明索引。 </w:t>
+      </w:r>
+      <w:r>
+        <w:rPr>
+          <w:b/>
+        </w:rPr>
+        <w:t>核验要点。</w:t>
+      </w:r>
+      <w:r>
+        <w:t xml:space="preserve"> 面试准备时能为每一项重要经历指出作品、数据或正式记录的出处。 本项为教学训练，不代替所在单位的正式要求。</w:t>
       </w:r>
     </w:p>
     <w:p>
@@ -8288,7 +8351,7 @@
         <w:t>任务情境。</w:t>
       </w:r>
       <w:r>
-        <w:t xml:space="preserve"> 面对研究方向相近的两位潜在导师，用研究对象、反馈方式、新生训练和正式培养要求比较；不搜集或传播未经证实的个人评价。这一任务不要求为了展示成果而制造符合预期的结果，应当从真实的研究问题和可核验资料开始。</w:t>
+        <w:t xml:space="preserve"> 面对研究方向相近的两位潜在导师，用研究对象、反馈方式、新生训练和正式培养要求比较；不搜集或传播未经证实的个人评价。</w:t>
       </w:r>
     </w:p>
     <w:p>
@@ -8302,7 +8365,7 @@
         <w:t>具体做法。</w:t>
       </w:r>
       <w:r>
-        <w:t xml:space="preserve"> 先写下目标、资料来源和准备取得的直接证据，再检查至少一项可能使结论出现偏差的条件。将已经完成的事实、仍需核对的判断及后续行动分开记录；如果发现原先假设或分析流程不合理，应说明修改理由，不将事后探索写成原定验证。</w:t>
+        <w:t xml:space="preserve"> 阅读两位候选团队近年的代表论文，概括研究问题、主要方法和学生可能需要的训练；随后按课程、反馈、资源和长期发展列出具体面谈问题。面谈后把正式确认的信息、个人匹配感受和未经证实的传闻分开。</w:t>
       </w:r>
     </w:p>
     <w:p>
@@ -8316,7 +8379,16 @@
         <w:t>验收作品。</w:t>
       </w:r>
       <w:r>
-        <w:t xml:space="preserve"> 一页导师匹配信息表和联系邮件草稿。 最终请另一位有相应基础的同学仅凭提交的记录复述研究过程，并指出结论不能支持的部分。这项验收是教学训练，而非实际培养单位的正式考核标准。</w:t>
+        <w:t xml:space="preserve"> 一页导师匹配信息表和联系邮件草稿。 </w:t>
+      </w:r>
+      <w:r>
+        <w:rPr>
+          <w:b/>
+        </w:rPr>
+        <w:t>核验要点。</w:t>
+      </w:r>
+      <w:r>
+        <w:t xml:space="preserve"> 所有关于招生名额、奖助及学位条件的判断均应有本年度正式来源。 本项为教学训练，不代替所在单位的正式要求。</w:t>
       </w:r>
     </w:p>
     <w:p>
@@ -9384,7 +9456,7 @@
         <w:t>任务情境。</w:t>
       </w:r>
       <w:r>
-        <w:t xml:space="preserve"> 以一次公开数据复现为题，报告原始问题、处理步骤、结果差异和已排查的原因；不要把无法复现简单写成研究失败。这一任务不要求为了展示成果而制造符合预期的结果，应当从真实的研究问题和可核验资料开始。</w:t>
+        <w:t xml:space="preserve"> 以一次公开数据复现为题，报告原始问题、处理步骤、结果差异和已排查的原因；不要把无法复现简单写成研究失败。</w:t>
       </w:r>
     </w:p>
     <w:p>
@@ -9398,7 +9470,7 @@
         <w:t>具体做法。</w:t>
       </w:r>
       <w:r>
-        <w:t xml:space="preserve"> 先写下目标、资料来源和准备取得的直接证据，再检查至少一项可能使结论出现偏差的条件。将已经完成的事实、仍需核对的判断及后续行动分开记录；如果发现原先假设或分析流程不合理，应说明修改理由，不将事后探索写成原定验证。</w:t>
+        <w:t xml:space="preserve"> 用一项公开数据练习制作五页组会报告：问题、数据与授权、主要分析流程、结果与质量检查、下一周计划。将数据异常及尚不理解的模型假设写成可讨论问题，并在组会后按负责人和期限整理行动纪要。</w:t>
       </w:r>
     </w:p>
     <w:p>
@@ -9412,7 +9484,16 @@
         <w:t>验收作品。</w:t>
       </w:r>
       <w:r>
-        <w:t xml:space="preserve"> 五页进展汇报、疑问表与会议纪要。 最终请另一位有相应基础的同学仅凭提交的记录复述研究过程，并指出结论不能支持的部分。这项验收是教学训练，而非实际培养单位的正式考核标准。</w:t>
+        <w:t xml:space="preserve"> 五页进展汇报、疑问表与会议纪要。 </w:t>
+      </w:r>
+      <w:r>
+        <w:rPr>
+          <w:b/>
+        </w:rPr>
+        <w:t>核验要点。</w:t>
+      </w:r>
+      <w:r>
+        <w:t xml:space="preserve"> 让一位没有运行代码的同学说明分析实际做了什么，以及尚不能得出什么。 本项为教学训练，不代替所在单位的正式要求。</w:t>
       </w:r>
     </w:p>
     <w:p>
@@ -9828,7 +9909,7 @@
         <w:t>任务情境。</w:t>
       </w:r>
       <w:r>
-        <w:t xml:space="preserve"> 围绕一个真实科研问题画出专业知识、设计、统计与工具四层结构，为每项能力分别标注能解释、能操作、能独立使用和能审查。这一任务不要求为了展示成果而制造符合预期的结果，应当从真实的研究问题和可核验资料开始。</w:t>
+        <w:t xml:space="preserve"> 围绕一个真实科研问题画出专业知识、设计、统计与工具四层结构，为每项能力分别标注能解释、能操作、能独立使用和能审查。</w:t>
       </w:r>
     </w:p>
     <w:p>
@@ -9842,7 +9923,7 @@
         <w:t>具体做法。</w:t>
       </w:r>
       <w:r>
-        <w:t xml:space="preserve"> 先写下目标、资料来源和准备取得的直接证据，再检查至少一项可能使结论出现偏差的条件。将已经完成的事实、仍需核对的判断及后续行动分开记录；如果发现原先假设或分析流程不合理，应说明修改理由，不将事后探索写成原定验证。</w:t>
+        <w:t xml:space="preserve"> 选定本学期真实的研究任务，先列出必需的领域概念、设计思想、统计原理和操作工具。给每项技能标注从‘会解释’到‘能独立审查’的等级，再将最重要的三个缺口对应到六个月内可交付的作品。</w:t>
       </w:r>
     </w:p>
     <w:p>
@@ -9856,7 +9937,16 @@
         <w:t>验收作品。</w:t>
       </w:r>
       <w:r>
-        <w:t xml:space="preserve"> 三项最关键能力缺口及六个月训练计划。 最终请另一位有相应基础的同学仅凭提交的记录复述研究过程，并指出结论不能支持的部分。这项验收是教学训练，而非实际培养单位的正式考核标准。</w:t>
+        <w:t xml:space="preserve"> 三项最关键能力缺口及六个月训练计划。 </w:t>
+      </w:r>
+      <w:r>
+        <w:rPr>
+          <w:b/>
+        </w:rPr>
+        <w:t>核验要点。</w:t>
+      </w:r>
+      <w:r>
+        <w:t xml:space="preserve"> 每项能力提升都必须有精读笔记、演示脚本或独立完成的报告作证。 本项为教学训练，不代替所在单位的正式要求。</w:t>
       </w:r>
     </w:p>
     <w:p/>
@@ -10433,7 +10523,7 @@
         <w:t>任务情境。</w:t>
       </w:r>
       <w:r>
-        <w:t xml:space="preserve"> 假设临床团队与算法团队对基线时间理解不同，核对变量字典和样本ID，再将讨论中的事实、假设与决定分别记录。这一任务不要求为了展示成果而制造符合预期的结果，应当从真实的研究问题和可核验资料开始。</w:t>
+        <w:t xml:space="preserve"> 假设临床团队与算法团队对基线时间理解不同，核对变量字典和样本ID，再将讨论中的事实、假设与决定分别记录。</w:t>
       </w:r>
     </w:p>
     <w:p>
@@ -10447,7 +10537,7 @@
         <w:t>具体做法。</w:t>
       </w:r>
       <w:r>
-        <w:t xml:space="preserve"> 先写下目标、资料来源和准备取得的直接证据，再检查至少一项可能使结论出现偏差的条件。将已经完成的事实、仍需核对的判断及后续行动分开记录；如果发现原先假设或分析流程不合理，应说明修改理由，不将事后探索写成原定验证。</w:t>
+        <w:t xml:space="preserve"> 围绕一项多人协作研究核对受试者或材料定义、数据权限、任务责任和会议决议。将‘已确认的事实’与‘需要通过数据或文献判断的争议’分栏，并把讨论结论转化为有负责人、有交付标准的下周任务。</w:t>
       </w:r>
     </w:p>
     <w:p>
@@ -10461,7 +10551,16 @@
         <w:t>验收作品。</w:t>
       </w:r>
       <w:r>
-        <w:t xml:space="preserve"> 有负责人和截止日期的协作纪要。 最终请另一位有相应基础的同学仅凭提交的记录复述研究过程，并指出结论不能支持的部分。这项验收是教学训练，而非实际培养单位的正式考核标准。</w:t>
+        <w:t xml:space="preserve"> 有负责人和截止日期的协作纪要。 </w:t>
+      </w:r>
+      <w:r>
+        <w:rPr>
+          <w:b/>
+        </w:rPr>
+        <w:t>核验要点。</w:t>
+      </w:r>
+      <w:r>
+        <w:t xml:space="preserve"> 会议纪要应能解释为什么采用某个变量定义或分析方案，不能只写‘进一步讨论’。 本项为教学训练，不代替所在单位的正式要求。</w:t>
       </w:r>
     </w:p>
     <w:p>
@@ -10960,7 +11059,7 @@
         <w:t>任务情境。</w:t>
       </w:r>
       <w:r>
-        <w:t xml:space="preserve"> 为公开练习建立只读原始数据、处理数据、脚本、图表及报告目录；修改一次参数并保存更改原因。这一任务不要求为了展示成果而制造符合预期的结果，应当从真实的研究问题和可核验资料开始。</w:t>
+        <w:t xml:space="preserve"> 为公开练习建立只读原始数据、处理数据、脚本、图表及报告目录；修改一次参数并保存更改原因。</w:t>
       </w:r>
     </w:p>
     <w:p>
@@ -10974,7 +11073,7 @@
         <w:t>具体做法。</w:t>
       </w:r>
       <w:r>
-        <w:t xml:space="preserve"> 先写下目标、资料来源和准备取得的直接证据，再检查至少一项可能使结论出现偏差的条件。将已经完成的事实、仍需核对的判断及后续行动分开记录；如果发现原先假设或分析流程不合理，应说明修改理由，不将事后探索写成原定验证。</w:t>
+        <w:t xml:space="preserve"> 从一个旧项目追踪原始输入、脚本、处理数据和最终图表的路径，建立README与研究决策日志。为两次重要模型或变量修改写明日期、原因及对结果的影响，模拟让合作者从原始材料重新运行关键分析。</w:t>
       </w:r>
     </w:p>
     <w:p>
@@ -10988,7 +11087,16 @@
         <w:t>验收作品。</w:t>
       </w:r>
       <w:r>
-        <w:t xml:space="preserve"> 可以由同学复现的README和研究日志。 最终请另一位有相应基础的同学仅凭提交的记录复述研究过程，并指出结论不能支持的部分。这项验收是教学训练，而非实际培养单位的正式考核标准。</w:t>
+        <w:t xml:space="preserve"> 可以由同学复现的README和研究日志。 </w:t>
+      </w:r>
+      <w:r>
+        <w:rPr>
+          <w:b/>
+        </w:rPr>
+        <w:t>核验要点。</w:t>
+      </w:r>
+      <w:r>
+        <w:t xml:space="preserve"> 无需作者口头补充，也能恢复核心分析流程；受限原始资料不得进入公共仓库。 本项为教学训练，不代替所在单位的正式要求。</w:t>
       </w:r>
     </w:p>
     <w:p>
@@ -11639,7 +11747,7 @@
         <w:t>任务情境。</w:t>
       </w:r>
       <w:r>
-        <w:t xml:space="preserve"> 针对同一个研究问题在两个适用数据库构造查询，比较自由词、主题词和字段的差异，通过引文追踪检查遗漏。这一任务不要求为了展示成果而制造符合预期的结果，应当从真实的研究问题和可核验资料开始。</w:t>
+        <w:t xml:space="preserve"> 针对同一个研究问题在两个适用数据库构造查询，比较自由词、主题词和字段的差异，通过引文追踪检查遗漏。</w:t>
       </w:r>
     </w:p>
     <w:p>
@@ -11653,7 +11761,7 @@
         <w:t>具体做法。</w:t>
       </w:r>
       <w:r>
-        <w:t xml:space="preserve"> 先写下目标、资料来源和准备取得的直接证据，再检查至少一项可能使结论出现偏差的条件。将已经完成的事实、仍需核对的判断及后续行动分开记录；如果发现原先假设或分析流程不合理，应说明修改理由，不将事后探索写成原定验证。</w:t>
+        <w:t xml:space="preserve"> 把研究问题拆成两个到四个检索概念，在两类合适的数据库中分别组合主题词、同义词和字段。保存检索日期、精确表达式、限制条件和返回结果；通过一篇代表性论文的前后向引文追踪检查遗漏。</w:t>
       </w:r>
     </w:p>
     <w:p>
@@ -11667,7 +11775,16 @@
         <w:t>验收作品。</w:t>
       </w:r>
       <w:r>
-        <w:t xml:space="preserve"> 带时间、完整式、结果数与筛选依据的检索记录。 最终请另一位有相应基础的同学仅凭提交的记录复述研究过程，并指出结论不能支持的部分。这项验收是教学训练，而非实际培养单位的正式考核标准。</w:t>
+        <w:t xml:space="preserve"> 带时间、完整式、结果数与筛选依据的检索记录。 </w:t>
+      </w:r>
+      <w:r>
+        <w:rPr>
+          <w:b/>
+        </w:rPr>
+        <w:t>核验要点。</w:t>
+      </w:r>
+      <w:r>
+        <w:t xml:space="preserve"> 第二位读者应能依据你的记录复现检索，并解释五篇被纳入研究的直接相关性。 本项为教学训练，不代替所在单位的正式要求。</w:t>
       </w:r>
     </w:p>
     <w:p>
@@ -12486,7 +12603,7 @@
         <w:t>任务情境。</w:t>
       </w:r>
       <w:r>
-        <w:t xml:space="preserve"> 精读一篇有复杂图表的原创论文，先独立解释坐标、样本和统计信息，再判断摘要的结论是否超过证据范围。这一任务不要求为了展示成果而制造符合预期的结果，应当从真实的研究问题和可核验资料开始。</w:t>
+        <w:t xml:space="preserve"> 精读一篇有复杂图表的原创论文，先独立解释坐标、样本和统计信息，再判断摘要的结论是否超过证据范围。</w:t>
       </w:r>
     </w:p>
     <w:p>
@@ -12500,7 +12617,7 @@
         <w:t>具体做法。</w:t>
       </w:r>
       <w:r>
-        <w:t xml:space="preserve"> 先写下目标、资料来源和准备取得的直接证据，再检查至少一项可能使结论出现偏差的条件。将已经完成的事实、仍需核对的判断及后续行动分开记录；如果发现原先假设或分析流程不合理，应说明修改理由，不将事后探索写成原定验证。</w:t>
+        <w:t xml:space="preserve"> 选一篇原创论文，按研究问题、样本或材料、关键结果图和方法限制逐项记录。暂时遮住作者的结论，独立解读一张主要图的观察单位、指标、统计处理和不确定性，再核对原文中是否使用过强的因果语言。</w:t>
       </w:r>
     </w:p>
     <w:p>
@@ -12514,7 +12631,16 @@
         <w:t>验收作品。</w:t>
       </w:r>
       <w:r>
-        <w:t xml:space="preserve"> 三遍阅读卡和一张图的审查说明。 最终请另一位有相应基础的同学仅凭提交的记录复述研究过程，并指出结论不能支持的部分。这项验收是教学训练，而非实际培养单位的正式考核标准。</w:t>
+        <w:t xml:space="preserve"> 三遍阅读卡和一张图的审查说明。 </w:t>
+      </w:r>
+      <w:r>
+        <w:rPr>
+          <w:b/>
+        </w:rPr>
+        <w:t>核验要点。</w:t>
+      </w:r>
+      <w:r>
+        <w:t xml:space="preserve"> 读者能指出一项主张在原文中具体由哪张图或哪个方法段落支持。 本项为教学训练，不代替所在单位的正式要求。</w:t>
       </w:r>
     </w:p>
     <w:p>
@@ -12975,7 +13101,7 @@
         <w:t>任务情境。</w:t>
       </w:r>
       <w:r>
-        <w:t xml:space="preserve"> 清理一组主题文献，检查元数据、去重与预印本版本，按研究对象和设计填写共同字段，尝试从不同结果中形成问题。这一任务不要求为了展示成果而制造符合预期的结果，应当从真实的研究问题和可核验资料开始。</w:t>
+        <w:t xml:space="preserve"> 清理一组主题文献，检查元数据、去重与预印本版本，按研究对象和设计填写共同字段，尝试从不同结果中形成问题。</w:t>
       </w:r>
     </w:p>
     <w:p>
@@ -12989,7 +13115,7 @@
         <w:t>具体做法。</w:t>
       </w:r>
       <w:r>
-        <w:t xml:space="preserve"> 先写下目标、资料来源和准备取得的直接证据，再检查至少一项可能使结论出现偏差的条件。将已经完成的事实、仍需核对的判断及后续行动分开记录；如果发现原先假设或分析流程不合理，应说明修改理由，不将事后探索写成原定验证。</w:t>
+        <w:t xml:space="preserve"> 在文献管理软件中导入20项真实书目，去重并核对DOI、年份和预印本状态。选出五篇原创研究填写共同字段，将重要的观察、作者解释和你自己的质疑分别标注，再围绕一个研究问题写出跨论文的综合判断。</w:t>
       </w:r>
     </w:p>
     <w:p>
@@ -13003,7 +13129,16 @@
         <w:t>验收作品。</w:t>
       </w:r>
       <w:r>
-        <w:t xml:space="preserve"> 20篇文献库、5份精读卡和证据矩阵。 最终请另一位有相应基础的同学仅凭提交的记录复述研究过程，并指出结论不能支持的部分。这项验收是教学训练，而非实际培养单位的正式考核标准。</w:t>
+        <w:t xml:space="preserve"> 20篇文献库、5份精读卡和证据矩阵。 </w:t>
+      </w:r>
+      <w:r>
+        <w:rPr>
+          <w:b/>
+        </w:rPr>
+        <w:t>核验要点。</w:t>
+      </w:r>
+      <w:r>
+        <w:t xml:space="preserve"> 随机抽查五条引用必须能够定位到原文，不能只根据AI给出的题录填写。 本项为教学训练，不代替所在单位的正式要求。</w:t>
       </w:r>
     </w:p>
     <w:p>
@@ -13365,7 +13500,7 @@
         <w:t>任务情境。</w:t>
       </w:r>
       <w:r>
-        <w:t xml:space="preserve"> 比较三项结果方向不同的研究，分析选择偏倚、测量差异、混杂与统计策略的可能影响，不依据影响因子宣告谁对谁错。这一任务不要求为了展示成果而制造符合预期的结果，应当从真实的研究问题和可核验资料开始。</w:t>
+        <w:t xml:space="preserve"> 比较三项结果方向不同的研究，分析选择偏倚、测量差异、混杂与统计策略的可能影响，不依据影响因子宣告谁对谁错。</w:t>
       </w:r>
     </w:p>
     <w:p>
@@ -13379,7 +13514,7 @@
         <w:t>具体做法。</w:t>
       </w:r>
       <w:r>
-        <w:t xml:space="preserve"> 先写下目标、资料来源和准备取得的直接证据，再检查至少一项可能使结论出现偏差的条件。将已经完成的事实、仍需核对的判断及后续行动分开记录；如果发现原先假设或分析流程不合理，应说明修改理由，不将事后探索写成原定验证。</w:t>
+        <w:t xml:space="preserve"> 选择三篇方向相近却结果不一致的研究，逐项比较样本来源、测量与统计模型。为每项发现写‘最直接证据—可能偏倚—未排除解释’，再说明什么样的独立检查最能减少争议。</w:t>
       </w:r>
     </w:p>
     <w:p>
@@ -13393,7 +13528,16 @@
         <w:t>验收作品。</w:t>
       </w:r>
       <w:r>
-        <w:t xml:space="preserve"> 一份评价表和审慎的证据综合段落。 最终请另一位有相应基础的同学仅凭提交的记录复述研究过程，并指出结论不能支持的部分。这项验收是教学训练，而非实际培养单位的正式考核标准。</w:t>
+        <w:t xml:space="preserve"> 一份评价表和审慎的证据综合段落。 </w:t>
+      </w:r>
+      <w:r>
+        <w:rPr>
+          <w:b/>
+        </w:rPr>
+        <w:t>核验要点。</w:t>
+      </w:r>
+      <w:r>
+        <w:t xml:space="preserve"> 结论必须允许存在未解决的不一致，不以论文期刊指标取代证据评价。 本项为教学训练，不代替所在单位的正式要求。</w:t>
       </w:r>
     </w:p>
     <w:p/>
@@ -13854,7 +13998,7 @@
         <w:t>任务情境。</w:t>
       </w:r>
       <w:r>
-        <w:t xml:space="preserve"> 将30篇候选文献按科学问题和证据类型分组，围绕已有认识、差异解释与知识缺口编写小节，区别叙述与系统综述要求。这一任务不要求为了展示成果而制造符合预期的结果，应当从真实的研究问题和可核验资料开始。</w:t>
+        <w:t xml:space="preserve"> 将30篇候选文献按科学问题和证据类型分组，围绕已有认识、差异解释与知识缺口编写小节，区别叙述与系统综述要求。</w:t>
       </w:r>
     </w:p>
     <w:p>
@@ -13868,7 +14012,7 @@
         <w:t>具体做法。</w:t>
       </w:r>
       <w:r>
-        <w:t xml:space="preserve"> 先写下目标、资料来源和准备取得的直接证据，再检查至少一项可能使结论出现偏差的条件。将已经完成的事实、仍需核对的判断及后续行动分开记录；如果发现原先假设或分析流程不合理，应说明修改理由，不将事后探索写成原定验证。</w:t>
+        <w:t xml:space="preserve"> 把30篇相关文献按研究设计和科学问题重新分类，而不是按作者年份罗列。用一张证据矩阵识别共识与矛盾，再为三个主体小节分别写中心判断、直接研究和下一步可检验的问题。</w:t>
       </w:r>
     </w:p>
     <w:p>
@@ -13882,7 +14026,16 @@
         <w:t>验收作品。</w:t>
       </w:r>
       <w:r>
-        <w:t xml:space="preserve"> 三级目录、证据矩阵和一份示范小节。 最终请另一位有相应基础的同学仅凭提交的记录复述研究过程，并指出结论不能支持的部分。这项验收是教学训练，而非实际培养单位的正式考核标准。</w:t>
+        <w:t xml:space="preserve"> 三级目录、证据矩阵和一份示范小节。 </w:t>
+      </w:r>
+      <w:r>
+        <w:rPr>
+          <w:b/>
+        </w:rPr>
+        <w:t>核验要点。</w:t>
+      </w:r>
+      <w:r>
+        <w:t xml:space="preserve"> 随机抽查三项综述论断，确认原始论文能够直接支撑所写范围。 本项为教学训练，不代替所在单位的正式要求。</w:t>
       </w:r>
     </w:p>
     <w:p>
@@ -14319,7 +14472,7 @@
         <w:t>任务情境。</w:t>
       </w:r>
       <w:r>
-        <w:t xml:space="preserve"> 将‘AI改善医学’逐轮细化为对象、变量、研究设计和验证任务，核实已有研究、数据合法来源与阴性结果的意义。这一任务不要求为了展示成果而制造符合预期的结果，应当从真实的研究问题和可核验资料开始。</w:t>
+        <w:t xml:space="preserve"> 将‘AI改善医学’逐轮细化为对象、变量、研究设计和验证任务，核实已有研究、数据合法来源与阴性结果的意义。</w:t>
       </w:r>
     </w:p>
     <w:p>
@@ -14333,7 +14486,7 @@
         <w:t>具体做法。</w:t>
       </w:r>
       <w:r>
-        <w:t xml:space="preserve"> 先写下目标、资料来源和准备取得的直接证据，再检查至少一项可能使结论出现偏差的条件。将已经完成的事实、仍需核对的判断及后续行动分开记录；如果发现原先假设或分析流程不合理，应说明修改理由，不将事后探索写成原定验证。</w:t>
+        <w:t xml:space="preserve"> 从五个候选研究问题中挑出两项，分别说明对象、知识缺口、数据来源和一项最可能的偏倚。与导师讨论后，用一页问题卡收敛为一个可以被结果支持或否定的主要目标，并记录选题修改的依据。</w:t>
       </w:r>
     </w:p>
     <w:p>
@@ -14347,7 +14500,16 @@
         <w:t>验收作品。</w:t>
       </w:r>
       <w:r>
-        <w:t xml:space="preserve"> 五个候选问题及最终一页选题卡。 最终请另一位有相应基础的同学仅凭提交的记录复述研究过程，并指出结论不能支持的部分。这项验收是教学训练，而非实际培养单位的正式考核标准。</w:t>
+        <w:t xml:space="preserve"> 五个候选问题及最终一页选题卡。 </w:t>
+      </w:r>
+      <w:r>
+        <w:rPr>
+          <w:b/>
+        </w:rPr>
+        <w:t>核验要点。</w:t>
+      </w:r>
+      <w:r>
+        <w:t xml:space="preserve"> 删除‘首次’等形容词后，研究的重要性与可行性仍应能够由具体事实解释。 本项为教学训练，不代替所在单位的正式要求。</w:t>
       </w:r>
     </w:p>
     <w:p/>
@@ -14799,7 +14961,7 @@
         <w:t>任务情境。</w:t>
       </w:r>
       <w:r>
-        <w:t xml:space="preserve"> 针对睡眠和学习表现的关联绘制包含共同原因与可能反向关系的概念图，为每个变量写清测量时点、单位与类型。这一任务不要求为了展示成果而制造符合预期的结果，应当从真实的研究问题和可核验资料开始。</w:t>
+        <w:t xml:space="preserve"> 针对睡眠和学习表现的关联绘制包含共同原因与可能反向关系的概念图，为每个变量写清测量时点、单位与类型。</w:t>
       </w:r>
     </w:p>
     <w:p>
@@ -14813,7 +14975,7 @@
         <w:t>具体做法。</w:t>
       </w:r>
       <w:r>
-        <w:t xml:space="preserve"> 先写下目标、资料来源和准备取得的直接证据，再检查至少一项可能使结论出现偏差的条件。将已经完成的事实、仍需核对的判断及后续行动分开记录；如果发现原先假设或分析流程不合理，应说明修改理由，不将事后探索写成原定验证。</w:t>
+        <w:t xml:space="preserve"> 为目标问题画出主要变量、共同原因、时间顺序及可能的反向关系，用不同标记区分既有证据与待检验假设。随后写出主要结局与解释变量的操作性定义，并说明现有设计能否建立时间先后或因果推断。</w:t>
       </w:r>
     </w:p>
     <w:p>
@@ -14827,7 +14989,16 @@
         <w:t>验收作品。</w:t>
       </w:r>
       <w:r>
-        <w:t xml:space="preserve"> 概念图、变量字典和推断边界。 最终请另一位有相应基础的同学仅凭提交的记录复述研究过程，并指出结论不能支持的部分。这项验收是教学训练，而非实际培养单位的正式考核标准。</w:t>
+        <w:t xml:space="preserve"> 概念图、变量字典和推断边界。 </w:t>
+      </w:r>
+      <w:r>
+        <w:rPr>
+          <w:b/>
+        </w:rPr>
+        <w:t>核验要点。</w:t>
+      </w:r>
+      <w:r>
+        <w:t xml:space="preserve"> 让同学指出哪些箭头只是推测，检验目标不得在看到结果后随意改变。 本项为教学训练，不代替所在单位的正式要求。</w:t>
       </w:r>
     </w:p>
     <w:p>
@@ -15441,7 +15612,7 @@
         <w:t>任务情境。</w:t>
       </w:r>
       <w:r>
-        <w:t xml:space="preserve"> 为通知与学习中断设计一项观察性记录和一项合理的短期条件比较，识别顺序效应、学习任务和重复测量问题。这一任务不要求为了展示成果而制造符合预期的结果，应当从真实的研究问题和可核验资料开始。</w:t>
+        <w:t xml:space="preserve"> 为通知与学习中断设计一项观察性记录和一项合理的短期条件比较，识别顺序效应、学习任务和重复测量问题。</w:t>
       </w:r>
     </w:p>
     <w:p>
@@ -15455,7 +15626,7 @@
         <w:t>具体做法。</w:t>
       </w:r>
       <w:r>
-        <w:t xml:space="preserve"> 先写下目标、资料来源和准备取得的直接证据，再检查至少一项可能使结论出现偏差的条件。将已经完成的事实、仍需核对的判断及后续行动分开记录；如果发现原先假设或分析流程不合理，应说明修改理由，不将事后探索写成原定验证。</w:t>
+        <w:t xml:space="preserve"> 对同一个问题分别准备一套观察性研究和一套有适当对照的研究设计。逐一写明抽样、实验单位、时间结构、主要结局、干扰因素与可得证据，最后对照伦理和资源条件选择当前能够实施的一种。</w:t>
       </w:r>
     </w:p>
     <w:p>
@@ -15469,7 +15640,16 @@
         <w:t>验收作品。</w:t>
       </w:r>
       <w:r>
-        <w:t xml:space="preserve"> 两份研究设计及对照与混杂比较表。 最终请另一位有相应基础的同学仅凭提交的记录复述研究过程，并指出结论不能支持的部分。这项验收是教学训练，而非实际培养单位的正式考核标准。</w:t>
+        <w:t xml:space="preserve"> 两份研究设计及对照与混杂比较表。 </w:t>
+      </w:r>
+      <w:r>
+        <w:rPr>
+          <w:b/>
+        </w:rPr>
+        <w:t>核验要点。</w:t>
+      </w:r>
+      <w:r>
+        <w:t xml:space="preserve"> 结果描述必须与所选设计相匹配，不能用观察关联直接宣称干预效果。 本项为教学训练，不代替所在单位的正式要求。</w:t>
       </w:r>
     </w:p>
     <w:p/>
@@ -15945,7 +16125,7 @@
         <w:t>任务情境。</w:t>
       </w:r>
       <w:r>
-        <w:t xml:space="preserve"> 为两组指标比较列出目标效应、变异、精度、失访和实际资源，并用正式方法论证样本需求，不能默认每组30人已经足够。这一任务不要求为了展示成果而制造符合预期的结果，应当从真实的研究问题和可核验资料开始。</w:t>
+        <w:t xml:space="preserve"> 为两组指标比较列出目标效应、变异、精度、失访和实际资源，并用正式方法论证样本需求，不能默认每组30人已经足够。</w:t>
       </w:r>
     </w:p>
     <w:p>
@@ -15959,7 +16139,7 @@
         <w:t>具体做法。</w:t>
       </w:r>
       <w:r>
-        <w:t xml:space="preserve"> 先写下目标、资料来源和准备取得的直接证据，再检查至少一项可能使结论出现偏差的条件。将已经完成的事实、仍需核对的判断及后续行动分开记录；如果发现原先假设或分析流程不合理，应说明修改理由，不将事后探索写成原定验证。</w:t>
+        <w:t xml:space="preserve"> 明确主要结局和预期效应或精度目标，再为样本量或数据规模提供有来源的论证。建立纳入排除、测量、缺失和批次风险表，并模拟失访与资料不可得的两种情况，评估它们如何改变研究范围。</w:t>
       </w:r>
     </w:p>
     <w:p>
@@ -15973,7 +16153,16 @@
         <w:t>验收作品。</w:t>
       </w:r>
       <w:r>
-        <w:t xml:space="preserve"> 样本量假设说明和偏倚风险表。 最终请另一位有相应基础的同学仅凭提交的记录复述研究过程，并指出结论不能支持的部分。这项验收是教学训练，而非实际培养单位的正式考核标准。</w:t>
+        <w:t xml:space="preserve"> 样本量假设说明和偏倚风险表。 </w:t>
+      </w:r>
+      <w:r>
+        <w:rPr>
+          <w:b/>
+        </w:rPr>
+        <w:t>核验要点。</w:t>
+      </w:r>
+      <w:r>
+        <w:t xml:space="preserve"> 应能解释参数依据与样本独立性，不能援引‘每组30例足够’的通用口诀。 本项为教学训练，不代替所在单位的正式要求。</w:t>
       </w:r>
     </w:p>
     <w:p>
@@ -16327,7 +16516,7 @@
         <w:t>任务情境。</w:t>
       </w:r>
       <w:r>
-        <w:t xml:space="preserve"> 将一项多中心验证研究拆成数据核查、主要分析、独立验证、结果解释四项工作，为每一步确定输入与可检查输出。这一任务不要求为了展示成果而制造符合预期的结果，应当从真实的研究问题和可核验资料开始。</w:t>
+        <w:t xml:space="preserve"> 将一项多中心验证研究拆成数据核查、主要分析、独立验证、结果解释四项工作，为每一步确定输入与可检查输出。</w:t>
       </w:r>
     </w:p>
     <w:p>
@@ -16341,7 +16530,7 @@
         <w:t>具体做法。</w:t>
       </w:r>
       <w:r>
-        <w:t xml:space="preserve"> 先写下目标、资料来源和准备取得的直接证据，再检查至少一项可能使结论出现偏差的条件。将已经完成的事实、仍需核对的判断及后续行动分开记录；如果发现原先假设或分析流程不合理，应说明修改理由，不将事后探索写成原定验证。</w:t>
+        <w:t xml:space="preserve"> 在一页流程图中把数据或材料、质量控制、主要分析、独立验证和解释相连，每个节点写输入与具体输出。为不能保证的数据授权、样本或技术条件设置风险预警和可行的替代路径。</w:t>
       </w:r>
     </w:p>
     <w:p>
@@ -16355,7 +16544,16 @@
         <w:t>验收作品。</w:t>
       </w:r>
       <w:r>
-        <w:t xml:space="preserve"> 五至十页研究方案及风险替代路径。 最终请另一位有相应基础的同学仅凭提交的记录复述研究过程，并指出结论不能支持的部分。这项验收是教学训练，而非实际培养单位的正式考核标准。</w:t>
+        <w:t xml:space="preserve"> 五至十页研究方案及风险替代路径。 </w:t>
+      </w:r>
+      <w:r>
+        <w:rPr>
+          <w:b/>
+        </w:rPr>
+        <w:t>核验要点。</w:t>
+      </w:r>
+      <w:r>
+        <w:t xml:space="preserve"> 科学问题、Methods、图表与里程碑必须存在一一对应的证据关系。 本项为教学训练，不代替所在单位的正式要求。</w:t>
       </w:r>
     </w:p>
     <w:p/>
@@ -16948,7 +17146,7 @@
         <w:t>任务情境。</w:t>
       </w:r>
       <w:r>
-        <w:t xml:space="preserve"> 针对样本代表性、模型选择和阴性结果是否有意义三类问题，先找直接证据，再说明不足；不承诺未完成的研究。这一任务不要求为了展示成果而制造符合预期的结果，应当从真实的研究问题和可核验资料开始。</w:t>
+        <w:t xml:space="preserve"> 针对样本代表性、模型选择和阴性结果是否有意义三类问题，先找直接证据，再说明不足；不承诺未完成的研究。</w:t>
       </w:r>
     </w:p>
     <w:p>
@@ -16962,7 +17160,7 @@
         <w:t>具体做法。</w:t>
       </w:r>
       <w:r>
-        <w:t xml:space="preserve"> 先写下目标、资料来源和准备取得的直接证据，再检查至少一项可能使结论出现偏差的条件。将已经完成的事实、仍需核对的判断及后续行动分开记录；如果发现原先假设或分析流程不合理，应说明修改理由，不将事后探索写成原定验证。</w:t>
+        <w:t xml:space="preserve"> 将研究问题和可行性材料组织为十五分钟开题汇报：背景、具体证据缺口、研究设计、质量验证、资源与风险。邀请两种专业背景的同伴提问，针对每条意见区分需要改设计、补来源或仅调整表述。</w:t>
       </w:r>
     </w:p>
     <w:p>
@@ -16976,7 +17174,16 @@
         <w:t>验收作品。</w:t>
       </w:r>
       <w:r>
-        <w:t xml:space="preserve"> 15分钟开题简报及逐项修订记录。 最终请另一位有相应基础的同学仅凭提交的记录复述研究过程，并指出结论不能支持的部分。这项验收是教学训练，而非实际培养单位的正式考核标准。</w:t>
+        <w:t xml:space="preserve"> 15分钟开题简报及逐项修订记录。 </w:t>
+      </w:r>
+      <w:r>
+        <w:rPr>
+          <w:b/>
+        </w:rPr>
+        <w:t>核验要点。</w:t>
+      </w:r>
+      <w:r>
+        <w:t xml:space="preserve"> 下一版开题方案需附实质修订日志，不能只把PPT重新配色。 本项为教学训练，不代替所在单位的正式要求。</w:t>
       </w:r>
     </w:p>
     <w:p>
@@ -17484,7 +17691,7 @@
         <w:t>任务情境。</w:t>
       </w:r>
       <w:r>
-        <w:t xml:space="preserve"> 出现离群测量时先检查仪器、样本标签、对照和实验条件，依据质量标准判断是否有效，而不是按显著性挑选样本。这一任务不要求为了展示成果而制造符合预期的结果，应当从真实的研究问题和可核验资料开始。</w:t>
+        <w:t xml:space="preserve"> 出现离群测量时先检查仪器、样本标签、对照和实验条件，依据质量标准判断是否有效，而不是按显著性挑选样本。</w:t>
       </w:r>
     </w:p>
     <w:p>
@@ -17498,7 +17705,7 @@
         <w:t>具体做法。</w:t>
       </w:r>
       <w:r>
-        <w:t xml:space="preserve"> 先写下目标、资料来源和准备取得的直接证据，再检查至少一项可能使结论出现偏差的条件。将已经完成的事实、仍需核对的判断及后续行动分开记录；如果发现原先假设或分析流程不合理，应说明修改理由，不将事后探索写成原定验证。</w:t>
+        <w:t xml:space="preserve"> 选一项经过必要培训和授权的规范操作，记录样本、实验单位、对照、批次、条件和原始测量。模拟出现一个与预期不符的结果，检查是否属于测量故障、真实变异或资料错误，并留下独立于显著性结果的处理依据。</w:t>
       </w:r>
     </w:p>
     <w:p>
@@ -17512,7 +17719,16 @@
         <w:t>验收作品。</w:t>
       </w:r>
       <w:r>
-        <w:t xml:space="preserve"> 含异常原因、处理依据和后续行动的研究日志。 最终请另一位有相应基础的同学仅凭提交的记录复述研究过程，并指出结论不能支持的部分。这项验收是教学训练，而非实际培养单位的正式考核标准。</w:t>
+        <w:t xml:space="preserve"> 含异常原因、处理依据和后续行动的研究日志。 </w:t>
+      </w:r>
+      <w:r>
+        <w:rPr>
+          <w:b/>
+        </w:rPr>
+        <w:t>核验要点。</w:t>
+      </w:r>
+      <w:r>
+        <w:t xml:space="preserve"> 任何样本排除均能从原始日志追溯，不能仅为了改善P值而删除。 本项为教学训练，不代替所在单位的正式要求。</w:t>
       </w:r>
     </w:p>
     <w:p>
@@ -18074,7 +18290,7 @@
         <w:t>任务情境。</w:t>
       </w:r>
       <w:r>
-        <w:t xml:space="preserve"> 使用虚构的一对多数据表练习主键和重复时间点，区分记录数与独立对象数，并判断基线分析和纵向分析的不同需要。这一任务不要求为了展示成果而制造符合预期的结果，应当从真实的研究问题和可核验资料开始。</w:t>
+        <w:t xml:space="preserve"> 使用虚构的一对多数据表练习主键和重复时间点，区分记录数与独立对象数，并判断基线分析和纵向分析的不同需要。</w:t>
       </w:r>
     </w:p>
     <w:p>
@@ -18088,7 +18304,7 @@
         <w:t>具体做法。</w:t>
       </w:r>
       <w:r>
-        <w:t xml:space="preserve"> 先写下目标、资料来源和准备取得的直接证据，再检查至少一项可能使结论出现偏差的条件。将已经完成的事实、仍需核对的判断及后续行动分开记录；如果发现原先假设或分析流程不合理，应说明修改理由，不将事后探索写成原定验证。</w:t>
+        <w:t xml:space="preserve"> 用合成数据构造一对多的测量表，先预测合并后的行数和唯一对象数，再在代码中验证连接关系。人为设置一项缺失编码和一条异常值，分别记录能够核实与无法确认的部分。</w:t>
       </w:r>
     </w:p>
     <w:p>
@@ -18102,7 +18318,16 @@
         <w:t>验收作品。</w:t>
       </w:r>
       <w:r>
-        <w:t xml:space="preserve"> 数据字典、清洗脚本和合并检查报告。 最终请另一位有相应基础的同学仅凭提交的记录复述研究过程，并指出结论不能支持的部分。这项验收是教学训练，而非实际培养单位的正式考核标准。</w:t>
+        <w:t xml:space="preserve"> 数据字典、清洗脚本和合并检查报告。 </w:t>
+      </w:r>
+      <w:r>
+        <w:rPr>
+          <w:b/>
+        </w:rPr>
+        <w:t>核验要点。</w:t>
+      </w:r>
+      <w:r>
+        <w:t xml:space="preserve"> 把清洗前后的样本流向、数据字典和脚本交给同伴重跑，确认不会重复计数。 本项为教学训练，不代替所在单位的正式要求。</w:t>
       </w:r>
     </w:p>
     <w:p/>
@@ -18683,7 +18908,7 @@
         <w:t>任务情境。</w:t>
       </w:r>
       <w:r>
-        <w:t xml:space="preserve"> 用模拟数据比较不同样本量、标准差下的估计精度，解释效应量与P值为何不是同一个概念，并报告区间而非只写显著星号。这一任务不要求为了展示成果而制造符合预期的结果，应当从真实的研究问题和可核验资料开始。</w:t>
+        <w:t xml:space="preserve"> 用模拟数据比较不同样本量、标准差下的估计精度，解释效应量与P值为何不是同一个概念，并报告区间而非只写显著星号。</w:t>
       </w:r>
     </w:p>
     <w:p>
@@ -18697,7 +18922,7 @@
         <w:t>具体做法。</w:t>
       </w:r>
       <w:r>
-        <w:t xml:space="preserve"> 先写下目标、资料来源和准备取得的直接证据，再检查至少一项可能使结论出现偏差的条件。将已经完成的事实、仍需核对的判断及后续行动分开记录；如果发现原先假设或分析流程不合理，应说明修改理由，不将事后探索写成原定验证。</w:t>
+        <w:t xml:space="preserve"> 用同一份完全模拟数据计算两组均值差、标准误与区间估计，随后改变样本量或波动程度观察精度变化。分别写一段恰当和一段错误的结果解释，明确P值不等于零假设为真的概率。</w:t>
       </w:r>
     </w:p>
     <w:p>
@@ -18711,7 +18936,16 @@
         <w:t>验收作品。</w:t>
       </w:r>
       <w:r>
-        <w:t xml:space="preserve"> 一页描述统计和限制解释。 最终请另一位有相应基础的同学仅凭提交的记录复述研究过程，并指出结论不能支持的部分。这项验收是教学训练，而非实际培养单位的正式考核标准。</w:t>
+        <w:t xml:space="preserve"> 一页描述统计和限制解释。 </w:t>
+      </w:r>
+      <w:r>
+        <w:rPr>
+          <w:b/>
+        </w:rPr>
+        <w:t>核验要点。</w:t>
+      </w:r>
+      <w:r>
+        <w:t xml:space="preserve"> 检查是否同时报告效应量、估计不确定性及科学意义，不能只报星号。 本项为教学训练，不代替所在单位的正式要求。</w:t>
       </w:r>
     </w:p>
     <w:p>
@@ -19456,7 +19690,7 @@
         <w:t>任务情境。</w:t>
       </w:r>
       <w:r>
-        <w:t xml:space="preserve"> 使用R自带sleep数据比较同一对象不同条件下的评分，检查配对关系、差值分布和结果方向；将分析计划写在运行代码之前。这一任务不要求为了展示成果而制造符合预期的结果，应当从真实的研究问题和可核验资料开始。</w:t>
+        <w:t xml:space="preserve"> 使用R自带sleep数据比较同一对象不同条件下的评分，检查配对关系、差值分布和结果方向；将分析计划写在运行代码之前。</w:t>
       </w:r>
     </w:p>
     <w:p>
@@ -19470,7 +19704,7 @@
         <w:t>具体做法。</w:t>
       </w:r>
       <w:r>
-        <w:t xml:space="preserve"> 先写下目标、资料来源和准备取得的直接证据，再检查至少一项可能使结论出现偏差的条件。将已经完成的事实、仍需核对的判断及后续行动分开记录；如果发现原先假设或分析流程不合理，应说明修改理由，不将事后探索写成原定验证。</w:t>
+        <w:t xml:space="preserve"> 先确认教学数据是独立样本、配对数据还是重复测量，再根据结局类型写出主要分析模型。使用R内置sleep数据完成配对检验，对照不恰当的独立检验解释两者的假设差异，补写缺失值与敏感性分析方案。</w:t>
       </w:r>
     </w:p>
     <w:p>
@@ -19484,7 +19718,16 @@
         <w:t>验收作品。</w:t>
       </w:r>
       <w:r>
-        <w:t xml:space="preserve"> 可运行R脚本和统计分析计划。 最终请另一位有相应基础的同学仅凭提交的记录复述研究过程，并指出结论不能支持的部分。这项验收是教学训练，而非实际培养单位的正式考核标准。</w:t>
+        <w:t xml:space="preserve"> 可运行R脚本和统计分析计划。 </w:t>
+      </w:r>
+      <w:r>
+        <w:rPr>
+          <w:b/>
+        </w:rPr>
+        <w:t>核验要点。</w:t>
+      </w:r>
+      <w:r>
+        <w:t xml:space="preserve"> 统计模型、对象结构、报告的效应单位和方法学文字必须完全一致。 本项为教学训练，不代替所在单位的正式要求。</w:t>
       </w:r>
     </w:p>
     <w:p>
@@ -19934,7 +20177,7 @@
         <w:t>任务情境。</w:t>
       </w:r>
       <w:r>
-        <w:t xml:space="preserve"> 构造950:50的类别不平衡示例，比较总是预测多数类与实际分类器的准确率、灵敏度和其他评价指标。这一任务不要求为了展示成果而制造符合预期的结果，应当从真实的研究问题和可核验资料开始。</w:t>
+        <w:t xml:space="preserve"> 构造950:50的类别不平衡示例，比较总是预测多数类与实际分类器的准确率、灵敏度和其他评价指标。</w:t>
       </w:r>
     </w:p>
     <w:p>
@@ -19948,7 +20191,7 @@
         <w:t>具体做法。</w:t>
       </w:r>
       <w:r>
-        <w:t xml:space="preserve"> 先写下目标、资料来源和准备取得的直接证据，再检查至少一项可能使结论出现偏差的条件。将已经完成的事实、仍需核对的判断及后续行动分开记录；如果发现原先假设或分析流程不合理，应说明修改理由，不将事后探索写成原定验证。</w:t>
+        <w:t xml:space="preserve"> 先用独立训练和测试数据建立简单基线，记录类别比例与主要评价指标，再训练另一种模型并比较差异。特征选择、标准化和调参均需放在适当的开发流程内，禁止利用测试标签筛选最佳结果。</w:t>
       </w:r>
     </w:p>
     <w:p>
@@ -19962,7 +20205,16 @@
         <w:t>验收作品。</w:t>
       </w:r>
       <w:r>
-        <w:t xml:space="preserve"> 模型评价表和数据泄漏核查清单。 最终请另一位有相应基础的同学仅凭提交的记录复述研究过程，并指出结论不能支持的部分。这项验收是教学训练，而非实际培养单位的正式考核标准。</w:t>
+        <w:t xml:space="preserve"> 模型评价表和数据泄漏核查清单。 </w:t>
+      </w:r>
+      <w:r>
+        <w:rPr>
+          <w:b/>
+        </w:rPr>
+        <w:t>核验要点。</w:t>
+      </w:r>
+      <w:r>
+        <w:t xml:space="preserve"> 说明预测是否具有外部适用性证据，并明确特征重要性不等于致病机制。 本项为教学训练，不代替所在单位的正式要求。</w:t>
       </w:r>
     </w:p>
     <w:p>
@@ -20443,7 +20695,7 @@
         <w:t>任务情境。</w:t>
       </w:r>
       <w:r>
-        <w:t xml:space="preserve"> 对同一份模拟数据分别画均值图和个体分布图，标出样本单位、误差含义与模型调整条件；用脚本重新生成而不是手动改数字。这一任务不要求为了展示成果而制造符合预期的结果，应当从真实的研究问题和可核验资料开始。</w:t>
+        <w:t xml:space="preserve"> 对同一份模拟数据分别画均值图和个体分布图，标出样本单位、误差含义与模型调整条件；用脚本重新生成而不是手动改数字。</w:t>
       </w:r>
     </w:p>
     <w:p>
@@ -20457,7 +20709,7 @@
         <w:t>具体做法。</w:t>
       </w:r>
       <w:r>
-        <w:t xml:space="preserve"> 先写下目标、资料来源和准备取得的直接证据，再检查至少一项可能使结论出现偏差的条件。将已经完成的事实、仍需核对的判断及后续行动分开记录；如果发现原先假设或分析流程不合理，应说明修改理由，不将事后探索写成原定验证。</w:t>
+        <w:t xml:space="preserve"> 利用本书合成CSV绘制原始点与分布摘要，另制作一张包含模型估计与不确定性说明的图。由同一脚本输出矢量文件、图注和样本量信息，对照两种图能回答的问题。</w:t>
       </w:r>
     </w:p>
     <w:p>
@@ -20471,7 +20723,16 @@
         <w:t>验收作品。</w:t>
       </w:r>
       <w:r>
-        <w:t xml:space="preserve"> 矢量图、图注、绘图脚本与README。 最终请另一位有相应基础的同学仅凭提交的记录复述研究过程，并指出结论不能支持的部分。这项验收是教学训练，而非实际培养单位的正式考核标准。</w:t>
+        <w:t xml:space="preserve"> 矢量图、图注、绘图脚本与README。 </w:t>
+      </w:r>
+      <w:r>
+        <w:rPr>
+          <w:b/>
+        </w:rPr>
+        <w:t>核验要点。</w:t>
+      </w:r>
+      <w:r>
+        <w:t xml:space="preserve"> 让同学只看图与图注解释分析单位、误差条与结果边界，检查是否可重复生成。 本项为教学训练，不代替所在单位的正式要求。</w:t>
       </w:r>
     </w:p>
     <w:p>
@@ -21088,7 +21349,7 @@
         <w:t>任务情境。</w:t>
       </w:r>
       <w:r>
-        <w:t xml:space="preserve"> 将一个发现拆成原始观察、模型结果、敏感性检查、独立验证与尚未解决的解释，避免把预测能力升级为因果机制。这一任务不要求为了展示成果而制造符合预期的结果，应当从真实的研究问题和可核验资料开始。</w:t>
+        <w:t xml:space="preserve"> 将一个发现拆成原始观察、模型结果、敏感性检查、独立验证与尚未解决的解释，避免把预测能力升级为因果机制。</w:t>
       </w:r>
     </w:p>
     <w:p>
@@ -21102,7 +21363,7 @@
         <w:t>具体做法。</w:t>
       </w:r>
       <w:r>
-        <w:t xml:space="preserve"> 先写下目标、资料来源和准备取得的直接证据，再检查至少一项可能使结论出现偏差的条件。将已经完成的事实、仍需核对的判断及后续行动分开记录；如果发现原先假设或分析流程不合理，应说明修改理由，不将事后探索写成原定验证。</w:t>
+        <w:t xml:space="preserve"> 挑出研究最重要的三项主张，为每项建立对应的数据、代码、图表与限制卡片。检查是否存在样本重叠、模型过拟合或批次混杂，再设计一个能够改变结论信心的独立验证方案。</w:t>
       </w:r>
     </w:p>
     <w:p>
@@ -21116,7 +21377,16 @@
         <w:t>验收作品。</w:t>
       </w:r>
       <w:r>
-        <w:t xml:space="preserve"> 主张—证据—检查—局限四栏表。 最终请另一位有相应基础的同学仅凭提交的记录复述研究过程，并指出结论不能支持的部分。这项验收是教学训练，而非实际培养单位的正式考核标准。</w:t>
+        <w:t xml:space="preserve"> 主张—证据—检查—局限四栏表。 </w:t>
+      </w:r>
+      <w:r>
+        <w:rPr>
+          <w:b/>
+        </w:rPr>
+        <w:t>核验要点。</w:t>
+      </w:r>
+      <w:r>
+        <w:t xml:space="preserve"> 删除任何没有直接证据支撑的机制性或普遍推广性描述。 本项为教学训练，不代替所在单位的正式要求。</w:t>
       </w:r>
     </w:p>
     <w:p>
@@ -21765,7 +22035,7 @@
         <w:t>任务情境。</w:t>
       </w:r>
       <w:r>
-        <w:t xml:space="preserve"> 将队列描述、内部结果、外部验证和误差分析依次组织，先写结果图的研究功能，再决定Methods与Introduction。这一任务不要求为了展示成果而制造符合预期的结果，应当从真实的研究问题和可核验资料开始。</w:t>
+        <w:t xml:space="preserve"> 将队列描述、内部结果、外部验证和误差分析依次组织，先写结果图的研究功能，再决定Methods与Introduction。</w:t>
       </w:r>
     </w:p>
     <w:p>
@@ -21779,7 +22049,7 @@
         <w:t>具体做法。</w:t>
       </w:r>
       <w:r>
-        <w:t xml:space="preserve"> 先写下目标、资料来源和准备取得的直接证据，再检查至少一项可能使结论出现偏差的条件。将已经完成的事实、仍需核对的判断及后续行动分开记录；如果发现原先假设或分析流程不合理，应说明修改理由，不将事后探索写成原定验证。</w:t>
+        <w:t xml:space="preserve"> 把已有图表按‘研究对象—主要发现—独立检验—限制’重新排列，写出每张图要回答的问题。制作Introduction、Methods、Results与Discussion之间的证据映射，移除无法支持中心主张的重复内容。</w:t>
       </w:r>
     </w:p>
     <w:p>
@@ -21793,7 +22063,16 @@
         <w:t>验收作品。</w:t>
       </w:r>
       <w:r>
-        <w:t xml:space="preserve"> 三到四张主要图的证据地图及论文大纲。 最终请另一位有相应基础的同学仅凭提交的记录复述研究过程，并指出结论不能支持的部分。这项验收是教学训练，而非实际培养单位的正式考核标准。</w:t>
+        <w:t xml:space="preserve"> 三到四张主要图的证据地图及论文大纲。 </w:t>
+      </w:r>
+      <w:r>
+        <w:rPr>
+          <w:b/>
+        </w:rPr>
+        <w:t>核验要点。</w:t>
+      </w:r>
+      <w:r>
+        <w:t xml:space="preserve"> 陌生读者只看图表和小标题，应能准确复述研究问题及直接证据。 本项为教学训练，不代替所在单位的正式要求。</w:t>
       </w:r>
     </w:p>
     <w:p>
@@ -22253,7 +22532,7 @@
         <w:t>任务情境。</w:t>
       </w:r>
       <w:r>
-        <w:t xml:space="preserve"> 把三项不具直接可比性的模型研究转化为‘问题—证据—差异—限制’结构，避免依据单个AUC数值断言算法进步。这一任务不要求为了展示成果而制造符合预期的结果，应当从真实的研究问题和可核验资料开始。</w:t>
+        <w:t xml:space="preserve"> 把三项不具直接可比性的模型研究转化为‘问题—证据—差异—限制’结构，避免依据单个AUC数值断言算法进步。</w:t>
       </w:r>
     </w:p>
     <w:p>
@@ -22267,7 +22546,7 @@
         <w:t>具体做法。</w:t>
       </w:r>
       <w:r>
-        <w:t xml:space="preserve"> 先写下目标、资料来源和准备取得的直接证据，再检查至少一项可能使结论出现偏差的条件。将已经完成的事实、仍需核对的判断及后续行动分开记录；如果发现原先假设或分析流程不合理，应说明修改理由，不将事后探索写成原定验证。</w:t>
+        <w:t xml:space="preserve"> 选择一个范围清楚的综述主题，用真实原始研究建立统一比较表。将逐篇流水账改写为‘中心判断—证据—不一致—下一步问题’四层段落，并说明讨论属于叙述性、范围还是系统综述。</w:t>
       </w:r>
     </w:p>
     <w:p>
@@ -22281,7 +22560,16 @@
         <w:t>验收作品。</w:t>
       </w:r>
       <w:r>
-        <w:t xml:space="preserve"> 一段1000字综合评述和参考出处表。 最终请另一位有相应基础的同学仅凭提交的记录复述研究过程，并指出结论不能支持的部分。这项验收是教学训练，而非实际培养单位的正式考核标准。</w:t>
+        <w:t xml:space="preserve"> 一段1000字综合评述和参考出处表。 </w:t>
+      </w:r>
+      <w:r>
+        <w:rPr>
+          <w:b/>
+        </w:rPr>
+        <w:t>核验要点。</w:t>
+      </w:r>
+      <w:r>
+        <w:t xml:space="preserve"> 每项综合论断需核查原始文献，不可把系统综述名称当作方法完成证明。 本项为教学训练，不代替所在单位的正式要求。</w:t>
       </w:r>
     </w:p>
     <w:p>
@@ -22829,7 +23117,7 @@
         <w:t>任务情境。</w:t>
       </w:r>
       <w:r>
-        <w:t xml:space="preserve"> 逐句核对摘要中样本量、模型、数值和结论在Methods及Results中的对应位置，检查关联、预测和因果用语是否准确。这一任务不要求为了展示成果而制造符合预期的结果，应当从真实的研究问题和可核验资料开始。</w:t>
+        <w:t xml:space="preserve"> 逐句核对摘要中样本量、模型、数值和结论在Methods及Results中的对应位置，检查关联、预测和因果用语是否准确。</w:t>
       </w:r>
     </w:p>
     <w:p>
@@ -22843,7 +23131,7 @@
         <w:t>具体做法。</w:t>
       </w:r>
       <w:r>
-        <w:t xml:space="preserve"> 先写下目标、资料来源和准备取得的直接证据，再检查至少一项可能使结论出现偏差的条件。将已经完成的事实、仍需核对的判断及后续行动分开记录；如果发现原先假设或分析流程不合理，应说明修改理由，不将事后探索写成原定验证。</w:t>
+        <w:t xml:space="preserve"> 使用已核实的研究结果表起草三种论文标题，选出最不夸大的一版。按背景、方法、量化结果与结论写摘要，再逐句标注与Methods、Results或原始文献对应的位置。</w:t>
       </w:r>
     </w:p>
     <w:p>
@@ -22857,7 +23145,16 @@
         <w:t>验收作品。</w:t>
       </w:r>
       <w:r>
-        <w:t xml:space="preserve"> 三版标题和一份结构化摘要。 最终请另一位有相应基础的同学仅凭提交的记录复述研究过程，并指出结论不能支持的部分。这项验收是教学训练，而非实际培养单位的正式考核标准。</w:t>
+        <w:t xml:space="preserve"> 三版标题和一份结构化摘要。 </w:t>
+      </w:r>
+      <w:r>
+        <w:rPr>
+          <w:b/>
+        </w:rPr>
+        <w:t>核验要点。</w:t>
+      </w:r>
+      <w:r>
+        <w:t xml:space="preserve"> 任何样本数、AUC或P值都必须出自实际输出，删除没有依据的‘突破性’用语。 本项为教学训练，不代替所在单位的正式要求。</w:t>
       </w:r>
     </w:p>
     <w:p>
@@ -23401,7 +23698,7 @@
         <w:t>任务情境。</w:t>
       </w:r>
       <w:r>
-        <w:t xml:space="preserve"> 从最终代码、数据字典和变更日志写方法，按照研究类型检查STROBE、TRIPOD+AI或其他适用报告规范。这一任务不要求为了展示成果而制造符合预期的结果，应当从真实的研究问题和可核验资料开始。</w:t>
+        <w:t xml:space="preserve"> 从最终代码、数据字典和变更日志写方法，按照研究类型检查STROBE、TRIPOD+AI或其他适用报告规范。</w:t>
       </w:r>
     </w:p>
     <w:p>
@@ -23415,7 +23712,7 @@
         <w:t>具体做法。</w:t>
       </w:r>
       <w:r>
-        <w:t xml:space="preserve"> 先写下目标、资料来源和准备取得的直接证据，再检查至少一项可能使结论出现偏差的条件。将已经完成的事实、仍需核对的判断及后续行动分开记录；如果发现原先假设或分析流程不合理，应说明修改理由，不将事后探索写成原定验证。</w:t>
+        <w:t xml:space="preserve"> 打开最终代码或实验日志，反向核对研究对象、纳排、变量、处理、模型与验证。依研究设计选择STROBE、CONSORT或TRIPOD+AI等适用报告规范，制作‘清单要求—正文位置—直接记录’对应表。</w:t>
       </w:r>
     </w:p>
     <w:p>
@@ -23429,7 +23726,16 @@
         <w:t>验收作品。</w:t>
       </w:r>
       <w:r>
-        <w:t xml:space="preserve"> 方法—脚本—报告标准三向检查表。 最终请另一位有相应基础的同学仅凭提交的记录复述研究过程，并指出结论不能支持的部分。这项验收是教学训练，而非实际培养单位的正式考核标准。</w:t>
+        <w:t xml:space="preserve"> 方法—脚本—报告标准三向检查表。 </w:t>
+      </w:r>
+      <w:r>
+        <w:rPr>
+          <w:b/>
+        </w:rPr>
+        <w:t>核验要点。</w:t>
+      </w:r>
+      <w:r>
+        <w:t xml:space="preserve"> 无法通过实际记录核实的步骤不得为了填满报告清单而写成已执行。 本项为教学训练，不代替所在单位的正式要求。</w:t>
       </w:r>
     </w:p>
     <w:p>
@@ -23905,7 +24211,7 @@
         <w:t>任务情境。</w:t>
       </w:r>
       <w:r>
-        <w:t xml:space="preserve"> 以三张主要图写三个结果小节，依次说明对象、主要估计与验证，区分调整前观察和调整后模型结论。这一任务不要求为了展示成果而制造符合预期的结果，应当从真实的研究问题和可核验资料开始。</w:t>
+        <w:t xml:space="preserve"> 以三张主要图写三个结果小节，依次说明对象、主要估计与验证，区分调整前观察和调整后模型结论。</w:t>
       </w:r>
     </w:p>
     <w:p>
@@ -23919,7 +24225,7 @@
         <w:t>具体做法。</w:t>
       </w:r>
       <w:r>
-        <w:t xml:space="preserve"> 先写下目标、资料来源和准备取得的直接证据，再检查至少一项可能使结论出现偏差的条件。将已经完成的事实、仍需核对的判断及后续行动分开记录；如果发现原先假设或分析流程不合理，应说明修改理由，不将事后探索写成原定验证。</w:t>
+        <w:t xml:space="preserve"> 为主要三张图分别撰写Results段落，第一句说明分析目的，第二句报告直接数值与不确定性，第三句指出重要限制。将推测机制转移到讨论，并核对图注、方法和正文的比较对象是否一致。</w:t>
       </w:r>
     </w:p>
     <w:p>
@@ -23933,7 +24239,16 @@
         <w:t>验收作品。</w:t>
       </w:r>
       <w:r>
-        <w:t xml:space="preserve"> 经过数字核对的结果正文与图注。 最终请另一位有相应基础的同学仅凭提交的记录复述研究过程，并指出结论不能支持的部分。这项验收是教学训练，而非实际培养单位的正式考核标准。</w:t>
+        <w:t xml:space="preserve"> 经过数字核对的结果正文与图注。 </w:t>
+      </w:r>
+      <w:r>
+        <w:rPr>
+          <w:b/>
+        </w:rPr>
+        <w:t>核验要点。</w:t>
+      </w:r>
+      <w:r>
+        <w:t xml:space="preserve"> 不选择性隐藏重要阴性结果，图表与文字中的样本量和统计阈值相同。 本项为教学训练，不代替所在单位的正式要求。</w:t>
       </w:r>
     </w:p>
     <w:p>
@@ -25220,7 +25535,7 @@
         <w:t>任务情境。</w:t>
       </w:r>
       <w:r>
-        <w:t xml:space="preserve"> 针对模型泄漏、外部验证缺失和摘要表述过强三条意见，先完成实际核查，再写回复、修改位置与结果影响。这一任务不要求为了展示成果而制造符合预期的结果，应当从真实的研究问题和可核验资料开始。</w:t>
+        <w:t xml:space="preserve"> 针对模型泄漏、外部验证缺失和摘要表述过强三条意见，先完成实际核查，再写回复、修改位置与结果影响。</w:t>
       </w:r>
     </w:p>
     <w:p>
@@ -25234,7 +25549,7 @@
         <w:t>具体做法。</w:t>
       </w:r>
       <w:r>
-        <w:t xml:space="preserve"> 先写下目标、资料来源和准备取得的直接证据，再检查至少一项可能使结论出现偏差的条件。将已经完成的事实、仍需核对的判断及后续行动分开记录；如果发现原先假设或分析流程不合理，应说明修改理由，不将事后探索写成原定验证。</w:t>
+        <w:t xml:space="preserve"> 把三条模拟审稿意见分成方法性问题、证据缺口和表达问题。核查数据泄漏时先检查实际脚本再决定是否重跑；若外部验证无法取得，就缩小不恰当的应用主张，并在回复信中说明修改位置。</w:t>
       </w:r>
     </w:p>
     <w:p>
@@ -25248,7 +25563,16 @@
         <w:t>验收作品。</w:t>
       </w:r>
       <w:r>
-        <w:t xml:space="preserve"> 逐条审稿回复表和方法版本记录。 最终请另一位有相应基础的同学仅凭提交的记录复述研究过程，并指出结论不能支持的部分。这项验收是教学训练，而非实际培养单位的正式考核标准。</w:t>
+        <w:t xml:space="preserve"> 逐条审稿回复表和方法版本记录。 </w:t>
+      </w:r>
+      <w:r>
+        <w:rPr>
+          <w:b/>
+        </w:rPr>
+        <w:t>核验要点。</w:t>
+      </w:r>
+      <w:r>
+        <w:t xml:space="preserve"> 审稿回应不得声称已经完成未实际执行的补充实验或分析。 本项为教学训练，不代替所在单位的正式要求。</w:t>
       </w:r>
     </w:p>
     <w:p>
@@ -25688,7 +26012,7 @@
         <w:t>任务情境。</w:t>
       </w:r>
       <w:r>
-        <w:t xml:space="preserve"> 对一组具有极端观测的实验数据，先查原始记录与预设标准，再讨论是否进行敏感性分析，不能按喜好选择数据。这一任务不要求为了展示成果而制造符合预期的结果，应当从真实的研究问题和可核验资料开始。</w:t>
+        <w:t xml:space="preserve"> 对一组具有极端观测的实验数据，先查原始记录与预设标准，再讨论是否进行敏感性分析，不能按喜好选择数据。</w:t>
       </w:r>
     </w:p>
     <w:p>
@@ -25702,7 +26026,7 @@
         <w:t>具体做法。</w:t>
       </w:r>
       <w:r>
-        <w:t xml:space="preserve"> 先写下目标、资料来源和准备取得的直接证据，再检查至少一项可能使结论出现偏差的条件。将已经完成的事实、仍需核对的判断及后续行动分开记录；如果发现原先假设或分析流程不合理，应说明修改理由，不将事后探索写成原定验证。</w:t>
+        <w:t xml:space="preserve"> 对‘删除极端样本’‘向AI上传临床数据’‘投稿后发现代码错误’三个情境，分别写出已知事实、正式规则、必须保存的证据及正确沟通路径。核对作者贡献与数据使用授权，避免只依赖口头承诺。</w:t>
       </w:r>
     </w:p>
     <w:p>
@@ -25716,7 +26040,16 @@
         <w:t>验收作品。</w:t>
       </w:r>
       <w:r>
-        <w:t xml:space="preserve"> 一份科研诚信判断与处理记录。 最终请另一位有相应基础的同学仅凭提交的记录复述研究过程，并指出结论不能支持的部分。这项验收是教学训练，而非实际培养单位的正式考核标准。</w:t>
+        <w:t xml:space="preserve"> 一份科研诚信判断与处理记录。 </w:t>
+      </w:r>
+      <w:r>
+        <w:rPr>
+          <w:b/>
+        </w:rPr>
+        <w:t>核验要点。</w:t>
+      </w:r>
+      <w:r>
+        <w:t xml:space="preserve"> 重点检查真实记录、参与者权益和纠错路径，而不是用是否显著判断研究可靠性。 本项为教学训练，不代替所在单位的正式要求。</w:t>
       </w:r>
     </w:p>
     <w:p/>
@@ -26193,7 +26526,7 @@
         <w:t>任务情境。</w:t>
       </w:r>
       <w:r>
-        <w:t xml:space="preserve"> 请工具生成教学数据分析脚本，逐项检查输入、模型前提和变量关系，再对照官方文档或独立实现验证；不输入受限数据。这一任务不要求为了展示成果而制造符合预期的结果，应当从真实的研究问题和可核验资料开始。</w:t>
+        <w:t xml:space="preserve"> 请工具生成教学数据分析脚本，逐项检查输入、模型前提和变量关系，再对照官方文档或独立实现验证；不输入受限数据。</w:t>
       </w:r>
     </w:p>
     <w:p>
@@ -26207,7 +26540,7 @@
         <w:t>具体做法。</w:t>
       </w:r>
       <w:r>
-        <w:t xml:space="preserve"> 先写下目标、资料来源和准备取得的直接证据，再检查至少一项可能使结论出现偏差的条件。将已经完成的事实、仍需核对的判断及后续行动分开记录；如果发现原先假设或分析流程不合理，应说明修改理由，不将事后探索写成原定验证。</w:t>
+        <w:t xml:space="preserve"> 用公开教学数据请AI生成一个统计脚本，独立检查分析单位、变量、代码输出与模型假设。再将AI生成的论文概括与原文逐句比较，标记虚构引用、遗漏限制和不当因果词。</w:t>
       </w:r>
     </w:p>
     <w:p>
@@ -26221,7 +26554,16 @@
         <w:t>验收作品。</w:t>
       </w:r>
       <w:r>
-        <w:t xml:space="preserve"> AI使用日志、错误清单和修改后的脚本。 最终请另一位有相应基础的同学仅凭提交的记录复述研究过程，并指出结论不能支持的部分。这项验收是教学训练，而非实际培养单位的正式考核标准。</w:t>
+        <w:t xml:space="preserve"> AI使用日志、错误清单和修改后的脚本。 </w:t>
+      </w:r>
+      <w:r>
+        <w:rPr>
+          <w:b/>
+        </w:rPr>
+        <w:t>核验要点。</w:t>
+      </w:r>
+      <w:r>
+        <w:t xml:space="preserve"> AI输出需有人工核验日志，未获许可的资料不得输入公共服务。 本项为教学训练，不代替所在单位的正式要求。</w:t>
       </w:r>
     </w:p>
     <w:p>
@@ -26745,7 +27087,7 @@
         <w:t>任务情境。</w:t>
       </w:r>
       <w:r>
-        <w:t xml:space="preserve"> 设定临床、实验、统计、代码和写作任务，逐项记录交付物及最终责任，区分作者资格和适当致谢。这一任务不要求为了展示成果而制造符合预期的结果，应当从真实的研究问题和可核验资料开始。</w:t>
+        <w:t xml:space="preserve"> 设定临床、实验、统计、代码和写作任务，逐项记录交付物及最终责任，区分作者资格和适当致谢。</w:t>
       </w:r>
     </w:p>
     <w:p>
@@ -26759,7 +27101,7 @@
         <w:t>具体做法。</w:t>
       </w:r>
       <w:r>
-        <w:t xml:space="preserve"> 先写下目标、资料来源和准备取得的直接证据，再检查至少一项可能使结论出现偏差的条件。将已经完成的事实、仍需核对的判断及后续行动分开记录；如果发现原先假设或分析流程不合理，应说明修改理由，不将事后探索写成原定验证。</w:t>
+        <w:t xml:space="preserve"> 为一个五人合作项目列出角色、关键决策、交付物、实际贡献与待确认的署名原则。组织一次围绕变量字典与分析版本的模拟会议，写出不同专业人员对同一术语的解释差异。</w:t>
       </w:r>
     </w:p>
     <w:p>
@@ -26773,7 +27115,16 @@
         <w:t>验收作品。</w:t>
       </w:r>
       <w:r>
-        <w:t xml:space="preserve"> 贡献记录表及版本化协作纪要。 最终请另一位有相应基础的同学仅凭提交的记录复述研究过程，并指出结论不能支持的部分。这项验收是教学训练，而非实际培养单位的正式考核标准。</w:t>
+        <w:t xml:space="preserve"> 贡献记录表及版本化协作纪要。 </w:t>
+      </w:r>
+      <w:r>
+        <w:rPr>
+          <w:b/>
+        </w:rPr>
+        <w:t>核验要点。</w:t>
+      </w:r>
+      <w:r>
+        <w:t xml:space="preserve"> 作者贡献必须能够用真实工作记录支撑，分歧应按适用机构程序处理。 本项为教学训练，不代替所在单位的正式要求。</w:t>
       </w:r>
     </w:p>
     <w:p>
@@ -27798,7 +28149,7 @@
         <w:t>任务情境。</w:t>
       </w:r>
       <w:r>
-        <w:t xml:space="preserve"> 将研究问题、数据、方法、费用、里程碑和失败风险连成一张对照表，已具备资源和拟申请资源必须分开。这一任务不要求为了展示成果而制造符合预期的结果，应当从真实的研究问题和可核验资料开始。</w:t>
+        <w:t xml:space="preserve"> 将研究问题、数据、方法、费用、里程碑和失败风险连成一张对照表，已具备资源和拟申请资源必须分开。</w:t>
       </w:r>
     </w:p>
     <w:p>
@@ -27812,7 +28163,7 @@
         <w:t>具体做法。</w:t>
       </w:r>
       <w:r>
-        <w:t xml:space="preserve"> 先写下目标、资料来源和准备取得的直接证据，再检查至少一项可能使结论出现偏差的条件。将已经完成的事实、仍需核对的判断及后续行动分开记录；如果发现原先假设或分析流程不合理，应说明修改理由，不将事后探索写成原定验证。</w:t>
+        <w:t xml:space="preserve"> 围绕一个小规模科研问题，建立研究任务、预算资源和交付成果的对应表。明确已具备与尚待落实的设备、样本或数据，再为最可能发生的三种技术或资源风险设计预警信号和替代方案。</w:t>
       </w:r>
     </w:p>
     <w:p>
@@ -27826,7 +28177,16 @@
         <w:t>验收作品。</w:t>
       </w:r>
       <w:r>
-        <w:t xml:space="preserve"> 五页项目申请、预算依据与风险表。 最终请另一位有相应基础的同学仅凭提交的记录复述研究过程，并指出结论不能支持的部分。这项验收是教学训练，而非实际培养单位的正式考核标准。</w:t>
+        <w:t xml:space="preserve"> 五页项目申请、预算依据与风险表。 </w:t>
+      </w:r>
+      <w:r>
+        <w:rPr>
+          <w:b/>
+        </w:rPr>
+        <w:t>核验要点。</w:t>
+      </w:r>
+      <w:r>
+        <w:t xml:space="preserve"> 所有费用依据真实工作包测算，不能为了凑预算虚构样本或服务。 本项为教学训练，不代替所在单位的正式要求。</w:t>
       </w:r>
     </w:p>
     <w:p>
@@ -28631,7 +28991,7 @@
         <w:t>任务情境。</w:t>
       </w:r>
       <w:r>
-        <w:t xml:space="preserve"> 核实培养单位正式要求，分别规划关键研究证据、论文写作、送审手续与职业准备；每月更新一次阻断性风险。这一任务不要求为了展示成果而制造符合预期的结果，应当从真实的研究问题和可核验资料开始。</w:t>
+        <w:t xml:space="preserve"> 核实培养单位正式要求，分别规划关键研究证据、论文写作、送审手续与职业准备；每月更新一次阻断性风险。</w:t>
       </w:r>
     </w:p>
     <w:p>
@@ -28645,7 +29005,7 @@
         <w:t>具体做法。</w:t>
       </w:r>
       <w:r>
-        <w:t xml:space="preserve"> 先写下目标、资料来源和准备取得的直接证据，再检查至少一项可能使结论出现偏差的条件。将已经完成的事实、仍需核对的判断及后续行动分开记录；如果发现原先假设或分析流程不合理，应说明修改理由，不将事后探索写成原定验证。</w:t>
+        <w:t xml:space="preserve"> 阅读本校适用培养方案和学位申请流程，将课程、开题、中期、学位论文和正式行政节点列入单独时间表。再为研究工作标注必要证据、负责人和实际依赖条件，建立正常、延迟及关键资源缺失三种计划。</w:t>
       </w:r>
     </w:p>
     <w:p>
@@ -28659,7 +29019,16 @@
         <w:t>验收作品。</w:t>
       </w:r>
       <w:r>
-        <w:t xml:space="preserve"> 学位节点表和十二个月进度路线图。 最终请另一位有相应基础的同学仅凭提交的记录复述研究过程，并指出结论不能支持的部分。这项验收是教学训练，而非实际培养单位的正式考核标准。</w:t>
+        <w:t xml:space="preserve"> 学位节点表和十二个月进度路线图。 </w:t>
+      </w:r>
+      <w:r>
+        <w:rPr>
+          <w:b/>
+        </w:rPr>
+        <w:t>核验要点。</w:t>
+      </w:r>
+      <w:r>
+        <w:t xml:space="preserve"> 每一个截止日期必须可追溯到本年度正式文件，外部审稿不能当作确定可控事项。 本项为教学训练，不代替所在单位的正式要求。</w:t>
       </w:r>
     </w:p>
     <w:p>
@@ -29029,7 +29398,7 @@
         <w:t>任务情境。</w:t>
       </w:r>
       <w:r>
-        <w:t xml:space="preserve"> 为三个研究项目寻找共同的总体问题，明确每章提供何种证据、存在何种限制，避免把几篇文章简单装订。这一任务不要求为了展示成果而制造符合预期的结果，应当从真实的研究问题和可核验资料开始。</w:t>
+        <w:t xml:space="preserve"> 为三个研究项目寻找共同的总体问题，明确每章提供何种证据、存在何种限制，避免把几篇文章简单装订。</w:t>
       </w:r>
     </w:p>
     <w:p>
@@ -29043,7 +29412,7 @@
         <w:t>具体做法。</w:t>
       </w:r>
       <w:r>
-        <w:t xml:space="preserve"> 先写下目标、资料来源和准备取得的直接证据，再检查至少一项可能使结论出现偏差的条件。将已经完成的事实、仍需核对的判断及后续行动分开记录；如果发现原先假设或分析流程不合理，应说明修改理由，不将事后探索写成原定验证。</w:t>
+        <w:t xml:space="preserve"> 把已完成的不同研究章节放入‘总体问题—研究方法—直接结果—局限’矩阵，检查它们是否共同回答一个学位问题。对照原始脚本、图表和Methods统一变量、样本量及统计数值，最后写出跨章节总体讨论。</w:t>
       </w:r>
     </w:p>
     <w:p>
@@ -29057,7 +29426,16 @@
         <w:t>验收作品。</w:t>
       </w:r>
       <w:r>
-        <w:t xml:space="preserve"> 学位论文三级目录和总体讨论提纲。 最终请另一位有相应基础的同学仅凭提交的记录复述研究过程，并指出结论不能支持的部分。这项验收是教学训练，而非实际培养单位的正式考核标准。</w:t>
+        <w:t xml:space="preserve"> 学位论文三级目录和总体讨论提纲。 </w:t>
+      </w:r>
+      <w:r>
+        <w:rPr>
+          <w:b/>
+        </w:rPr>
+        <w:t>核验要点。</w:t>
+      </w:r>
+      <w:r>
+        <w:t xml:space="preserve"> 学位论文不是简单装订已发表文章；应清楚区分各章的共同贡献与矛盾。 本项为教学训练，不代替所在单位的正式要求。</w:t>
       </w:r>
     </w:p>
     <w:p/>
@@ -29589,7 +29967,7 @@
         <w:t>任务情境。</w:t>
       </w:r>
       <w:r>
-        <w:t xml:space="preserve"> 围绕样本量、创新性与因果解释，准备直接数据证据和诚实的局限说明，不能用‘最先进’作为答复。这一任务不要求为了展示成果而制造符合预期的结果，应当从真实的研究问题和可核验资料开始。</w:t>
+        <w:t xml:space="preserve"> 围绕样本量、创新性与因果解释，准备直接数据证据和诚实的局限说明，不能用‘最先进’作为答复。</w:t>
       </w:r>
     </w:p>
     <w:p>
@@ -29603,7 +29981,7 @@
         <w:t>具体做法。</w:t>
       </w:r>
       <w:r>
-        <w:t xml:space="preserve"> 先写下目标、资料来源和准备取得的直接证据，再检查至少一项可能使结论出现偏差的条件。将已经完成的事实、仍需核对的判断及后续行动分开记录；如果发现原先假设或分析流程不合理，应说明修改理由，不将事后探索写成原定验证。</w:t>
+        <w:t xml:space="preserve"> 选择三至五项重要证据制作十八分钟模拟答辩，不必讲完所有探索性图表。请两位不同专业背景的同学追问样本量、方法、创新与因果边界，并将问题与论文具体章节和修订措施逐项对应。</w:t>
       </w:r>
     </w:p>
     <w:p>
@@ -29617,7 +29995,16 @@
         <w:t>验收作品。</w:t>
       </w:r>
       <w:r>
-        <w:t xml:space="preserve"> 18分钟模拟答辩与逐项修改表。 最终请另一位有相应基础的同学仅凭提交的记录复述研究过程，并指出结论不能支持的部分。这项验收是教学训练，而非实际培养单位的正式考核标准。</w:t>
+        <w:t xml:space="preserve"> 18分钟模拟答辩与逐项修改表。 </w:t>
+      </w:r>
+      <w:r>
+        <w:rPr>
+          <w:b/>
+        </w:rPr>
+        <w:t>核验要点。</w:t>
+      </w:r>
+      <w:r>
+        <w:t xml:space="preserve"> 答辩后检查意见落实日志，确保没有用更自信的措辞替代实际的方法修正。 本项为教学训练，不代替所在单位的正式要求。</w:t>
       </w:r>
     </w:p>
     <w:p>
@@ -30377,7 +30764,7 @@
         <w:t>任务情境。</w:t>
       </w:r>
       <w:r>
-        <w:t xml:space="preserve"> 不仅列论文与职位，也写下能够独立提出问题、辨别证据和处理错误的能力标准，约定一年后复盘。这一任务不要求为了展示成果而制造符合预期的结果，应当从真实的研究问题和可核验资料开始。</w:t>
+        <w:t xml:space="preserve"> 不仅列论文与职位，也写下能够独立提出问题、辨别证据和处理错误的能力标准，约定一年后复盘。</w:t>
       </w:r>
     </w:p>
     <w:p>
@@ -30391,7 +30778,7 @@
         <w:t>具体做法。</w:t>
       </w:r>
       <w:r>
-        <w:t xml:space="preserve"> 先写下目标、资料来源和准备取得的直接证据，再检查至少一项可能使结论出现偏差的条件。将已经完成的事实、仍需核对的判断及后续行动分开记录；如果发现原先假设或分析流程不合理，应说明修改理由，不将事后探索写成原定验证。</w:t>
+        <w:t xml:space="preserve"> 写出五年后希望仍拥有的三项研究能力，为每项设定可以核查的作品或行为标准。回顾一个曾经修正错误的研究经历，写明最初判断、后来证据与改变理由，并约定一年后再次复盘。</w:t>
       </w:r>
     </w:p>
     <w:p>
@@ -30405,7 +30792,16 @@
         <w:t>验收作品。</w:t>
       </w:r>
       <w:r>
-        <w:t xml:space="preserve"> 一封成长信、能力作品清单和科研原则声明。 最终请另一位有相应基础的同学仅凭提交的记录复述研究过程，并指出结论不能支持的部分。这项验收是教学训练，而非实际培养单位的正式考核标准。</w:t>
+        <w:t xml:space="preserve"> 一封成长信、能力作品清单和科研原则声明。 </w:t>
+      </w:r>
+      <w:r>
+        <w:rPr>
+          <w:b/>
+        </w:rPr>
+        <w:t>核验要点。</w:t>
+      </w:r>
+      <w:r>
+        <w:t xml:space="preserve"> 成长评价不能只依赖论文或职位数量，也应检查是否能够独立识别问题并诚实修订结论。 本项为教学训练，不代替所在单位的正式要求。</w:t>
       </w:r>
     </w:p>
     <w:p>

--- a/graduate-research-handbook/downloads/complete-book.docx
+++ b/graduate-research-handbook/downloads/complete-book.docx
@@ -25,7 +25,7 @@
       <w:r>
         <w:t>研究生学术入门手册</w:t>
         <w:br/>
-        <w:t>九编五十章 · 内容深化编辑版 V2.1</w:t>
+        <w:t>九编五十章 · 内容深化编辑版 V2.2</w:t>
       </w:r>
     </w:p>
     <w:p>
@@ -63,322 +63,952 @@
       <w:pPr>
         <w:pStyle w:val="Heading2"/>
       </w:pPr>
+      <w:hyperlink w:anchor="part_1" w:history="1">
+        <w:r>
+          <w:rPr>
+            <w:color w:val="426B57"/>
+          </w:rPr>
+          <w:t>第一编　读研之前：认识自己与学术世界</w:t>
+        </w:r>
+      </w:hyperlink>
+    </w:p>
+    <w:p>
+      <w:pPr>
+        <w:spacing w:after="40"/>
+        <w:ind w:left="369"/>
+      </w:pPr>
+      <w:hyperlink w:anchor="chapter_1" w:history="1">
+        <w:r>
+          <w:rPr>
+            <w:color w:val="426B57"/>
+          </w:rPr>
+          <w:t>第01章　研究生教育究竟在培养什么？</w:t>
+        </w:r>
+      </w:hyperlink>
+    </w:p>
+    <w:p>
+      <w:pPr>
+        <w:spacing w:after="40"/>
+        <w:ind w:left="369"/>
+      </w:pPr>
+      <w:hyperlink w:anchor="chapter_2" w:history="1">
+        <w:r>
+          <w:rPr>
+            <w:color w:val="426B57"/>
+          </w:rPr>
+          <w:t>第02章　第一次认识学术世界</w:t>
+        </w:r>
+      </w:hyperlink>
+    </w:p>
+    <w:p>
+      <w:pPr>
+        <w:spacing w:after="40"/>
+        <w:ind w:left="369"/>
+      </w:pPr>
+      <w:hyperlink w:anchor="chapter_3" w:history="1">
+        <w:r>
+          <w:rPr>
+            <w:color w:val="426B57"/>
+          </w:rPr>
+          <w:t>第03章　认识不同类型的研究生教育</w:t>
+        </w:r>
+      </w:hyperlink>
+    </w:p>
+    <w:p>
+      <w:pPr>
+        <w:spacing w:after="40"/>
+        <w:ind w:left="369"/>
+      </w:pPr>
+      <w:hyperlink w:anchor="chapter_4" w:history="1">
+        <w:r>
+          <w:rPr>
+            <w:color w:val="426B57"/>
+          </w:rPr>
+          <w:t>第04章　如何找到适合自己的专业与研究方向？</w:t>
+        </w:r>
+      </w:hyperlink>
+    </w:p>
+    <w:p>
+      <w:pPr>
+        <w:spacing w:after="40"/>
+        <w:ind w:left="369"/>
+      </w:pPr>
+      <w:hyperlink w:anchor="chapter_5" w:history="1">
+        <w:r>
+          <w:rPr>
+            <w:color w:val="426B57"/>
+          </w:rPr>
+          <w:t>第05章　读研之前，怎样制定长期发展规划？</w:t>
+        </w:r>
+      </w:hyperlink>
+    </w:p>
+    <w:p>
+      <w:pPr>
+        <w:pStyle w:val="Heading2"/>
+      </w:pPr>
+      <w:hyperlink w:anchor="part_2" w:history="1">
+        <w:r>
+          <w:rPr>
+            <w:color w:val="426B57"/>
+          </w:rPr>
+          <w:t>第二编　如何成为研究生：报考、申请与导师选择</w:t>
+        </w:r>
+      </w:hyperlink>
+    </w:p>
+    <w:p>
+      <w:pPr>
+        <w:spacing w:after="40"/>
+        <w:ind w:left="369"/>
+      </w:pPr>
+      <w:hyperlink w:anchor="chapter_6" w:history="1">
+        <w:r>
+          <w:rPr>
+            <w:color w:val="426B57"/>
+          </w:rPr>
+          <w:t>第06章　如何获取并核实研究生招生信息？</w:t>
+        </w:r>
+      </w:hyperlink>
+    </w:p>
+    <w:p>
+      <w:pPr>
+        <w:spacing w:after="40"/>
+        <w:ind w:left="369"/>
+      </w:pPr>
+      <w:hyperlink w:anchor="chapter_7" w:history="1">
+        <w:r>
+          <w:rPr>
+            <w:color w:val="426B57"/>
+          </w:rPr>
+          <w:t>第07章　如何合理选择学校和专业？</w:t>
+        </w:r>
+      </w:hyperlink>
+    </w:p>
+    <w:p>
+      <w:pPr>
+        <w:spacing w:after="40"/>
+        <w:ind w:left="369"/>
+      </w:pPr>
+      <w:hyperlink w:anchor="chapter_8" w:history="1">
+        <w:r>
+          <w:rPr>
+            <w:color w:val="426B57"/>
+          </w:rPr>
+          <w:t>第08章　国内硕士研究生报考完整流程</w:t>
+        </w:r>
+      </w:hyperlink>
+    </w:p>
+    <w:p>
+      <w:pPr>
+        <w:spacing w:after="40"/>
+        <w:ind w:left="369"/>
+      </w:pPr>
+      <w:hyperlink w:anchor="chapter_9" w:history="1">
+        <w:r>
+          <w:rPr>
+            <w:color w:val="426B57"/>
+          </w:rPr>
+          <w:t>第09章　博士申请与海外研究生申请</w:t>
+        </w:r>
+      </w:hyperlink>
+    </w:p>
+    <w:p>
+      <w:pPr>
+        <w:spacing w:after="40"/>
+        <w:ind w:left="369"/>
+      </w:pPr>
+      <w:hyperlink w:anchor="chapter_10" w:history="1">
+        <w:r>
+          <w:rPr>
+            <w:color w:val="426B57"/>
+          </w:rPr>
+          <w:t>第10章　怎样选择适合自己的导师？</w:t>
+        </w:r>
+      </w:hyperlink>
+    </w:p>
+    <w:p>
+      <w:pPr>
+        <w:pStyle w:val="Heading2"/>
+      </w:pPr>
+      <w:hyperlink w:anchor="part_3" w:history="1">
+        <w:r>
+          <w:rPr>
+            <w:color w:val="426B57"/>
+          </w:rPr>
+          <w:t>第三编　研究生入学第一年：完成身份转变</w:t>
+        </w:r>
+      </w:hyperlink>
+    </w:p>
+    <w:p>
+      <w:pPr>
+        <w:spacing w:after="40"/>
+        <w:ind w:left="369"/>
+      </w:pPr>
+      <w:hyperlink w:anchor="chapter_11" w:history="1">
+        <w:r>
+          <w:rPr>
+            <w:color w:val="426B57"/>
+          </w:rPr>
+          <w:t>第11章　收到录取通知书以后，应该准备什么？</w:t>
+        </w:r>
+      </w:hyperlink>
+    </w:p>
+    <w:p>
+      <w:pPr>
+        <w:spacing w:after="40"/>
+        <w:ind w:left="369"/>
+      </w:pPr>
+      <w:hyperlink w:anchor="chapter_12" w:history="1">
+        <w:r>
+          <w:rPr>
+            <w:color w:val="426B57"/>
+          </w:rPr>
+          <w:t>第12章　入学前30天与前90天应该做什么？</w:t>
+        </w:r>
+      </w:hyperlink>
+    </w:p>
+    <w:p>
+      <w:pPr>
+        <w:spacing w:after="40"/>
+        <w:ind w:left="369"/>
+      </w:pPr>
+      <w:hyperlink w:anchor="chapter_13" w:history="1">
+        <w:r>
+          <w:rPr>
+            <w:color w:val="426B57"/>
+          </w:rPr>
+          <w:t>第13章　怎样建立研究生必备的基础知识体系？</w:t>
+        </w:r>
+      </w:hyperlink>
+    </w:p>
+    <w:p>
+      <w:pPr>
+        <w:spacing w:after="40"/>
+        <w:ind w:left="369"/>
+      </w:pPr>
+      <w:hyperlink w:anchor="chapter_14" w:history="1">
+        <w:r>
+          <w:rPr>
+            <w:color w:val="426B57"/>
+          </w:rPr>
+          <w:t>第14章　怎样与导师和团队有效合作？</w:t>
+        </w:r>
+      </w:hyperlink>
+    </w:p>
+    <w:p>
+      <w:pPr>
+        <w:spacing w:after="40"/>
+        <w:ind w:left="369"/>
+      </w:pPr>
+      <w:hyperlink w:anchor="chapter_15" w:history="1">
+        <w:r>
+          <w:rPr>
+            <w:color w:val="426B57"/>
+          </w:rPr>
+          <w:t>第15章　如何管理时间、知识与个人科研任务？</w:t>
+        </w:r>
+      </w:hyperlink>
+    </w:p>
+    <w:p>
+      <w:pPr>
+        <w:pStyle w:val="Heading2"/>
+      </w:pPr>
+      <w:hyperlink w:anchor="part_4" w:history="1">
+        <w:r>
+          <w:rPr>
+            <w:color w:val="426B57"/>
+          </w:rPr>
+          <w:t>第四编　学会阅读文献：从获取知识到形成判断</w:t>
+        </w:r>
+      </w:hyperlink>
+    </w:p>
+    <w:p>
+      <w:pPr>
+        <w:spacing w:after="40"/>
+        <w:ind w:left="369"/>
+      </w:pPr>
+      <w:hyperlink w:anchor="chapter_16" w:history="1">
+        <w:r>
+          <w:rPr>
+            <w:color w:val="426B57"/>
+          </w:rPr>
+          <w:t>第16章　学术文献从哪里来？</w:t>
+        </w:r>
+      </w:hyperlink>
+    </w:p>
+    <w:p>
+      <w:pPr>
+        <w:spacing w:after="40"/>
+        <w:ind w:left="369"/>
+      </w:pPr>
+      <w:hyperlink w:anchor="chapter_17" w:history="1">
+        <w:r>
+          <w:rPr>
+            <w:color w:val="426B57"/>
+          </w:rPr>
+          <w:t>第17章　如何真正读懂一篇科研论文？</w:t>
+        </w:r>
+      </w:hyperlink>
+    </w:p>
+    <w:p>
+      <w:pPr>
+        <w:spacing w:after="40"/>
+        <w:ind w:left="369"/>
+      </w:pPr>
+      <w:hyperlink w:anchor="chapter_18" w:history="1">
+        <w:r>
+          <w:rPr>
+            <w:color w:val="426B57"/>
+          </w:rPr>
+          <w:t>第18章　如何整理文献并建立自己的知识库？</w:t>
+        </w:r>
+      </w:hyperlink>
+    </w:p>
+    <w:p>
+      <w:pPr>
+        <w:spacing w:after="40"/>
+        <w:ind w:left="369"/>
+      </w:pPr>
+      <w:hyperlink w:anchor="chapter_19" w:history="1">
+        <w:r>
+          <w:rPr>
+            <w:color w:val="426B57"/>
+          </w:rPr>
+          <w:t>第19章　如何进行批判性阅读与证据评价？</w:t>
+        </w:r>
+      </w:hyperlink>
+    </w:p>
+    <w:p>
+      <w:pPr>
+        <w:spacing w:after="40"/>
+        <w:ind w:left="369"/>
+      </w:pPr>
+      <w:hyperlink w:anchor="chapter_20" w:history="1">
+        <w:r>
+          <w:rPr>
+            <w:color w:val="426B57"/>
+          </w:rPr>
+          <w:t>第20章　从阅读文献到撰写综述与发现研究空白</w:t>
+        </w:r>
+      </w:hyperlink>
+    </w:p>
+    <w:p>
+      <w:pPr>
+        <w:pStyle w:val="Heading2"/>
+      </w:pPr>
+      <w:hyperlink w:anchor="part_5" w:history="1">
+        <w:r>
+          <w:rPr>
+            <w:color w:val="426B57"/>
+          </w:rPr>
+          <w:t>第五编　科研选题与研究设计</w:t>
+        </w:r>
+      </w:hyperlink>
+    </w:p>
+    <w:p>
+      <w:pPr>
+        <w:spacing w:after="40"/>
+        <w:ind w:left="369"/>
+      </w:pPr>
+      <w:hyperlink w:anchor="chapter_21" w:history="1">
+        <w:r>
+          <w:rPr>
+            <w:color w:val="426B57"/>
+          </w:rPr>
+          <w:t>第21章　一个好的科研问题从哪里来？</w:t>
+        </w:r>
+      </w:hyperlink>
+    </w:p>
+    <w:p>
+      <w:pPr>
+        <w:spacing w:after="40"/>
+        <w:ind w:left="369"/>
+      </w:pPr>
+      <w:hyperlink w:anchor="chapter_22" w:history="1">
+        <w:r>
+          <w:rPr>
+            <w:color w:val="426B57"/>
+          </w:rPr>
+          <w:t>第22章　如何提出研究假设与建立理论框架？</w:t>
+        </w:r>
+      </w:hyperlink>
+    </w:p>
+    <w:p>
+      <w:pPr>
+        <w:spacing w:after="40"/>
+        <w:ind w:left="369"/>
+      </w:pPr>
+      <w:hyperlink w:anchor="chapter_23" w:history="1">
+        <w:r>
+          <w:rPr>
+            <w:color w:val="426B57"/>
+          </w:rPr>
+          <w:t>第23章　科研方法应该怎样选择？</w:t>
+        </w:r>
+      </w:hyperlink>
+    </w:p>
+    <w:p>
+      <w:pPr>
+        <w:spacing w:after="40"/>
+        <w:ind w:left="369"/>
+      </w:pPr>
+      <w:hyperlink w:anchor="chapter_24" w:history="1">
+        <w:r>
+          <w:rPr>
+            <w:color w:val="426B57"/>
+          </w:rPr>
+          <w:t>第24章　样本、变量、偏倚与研究可行性</w:t>
+        </w:r>
+      </w:hyperlink>
+    </w:p>
+    <w:p>
+      <w:pPr>
+        <w:spacing w:after="40"/>
+        <w:ind w:left="369"/>
+      </w:pPr>
+      <w:hyperlink w:anchor="chapter_25" w:history="1">
+        <w:r>
+          <w:rPr>
+            <w:color w:val="426B57"/>
+          </w:rPr>
+          <w:t>第25章　从研究问题到完整研究方案</w:t>
+        </w:r>
+      </w:hyperlink>
+    </w:p>
+    <w:p>
+      <w:pPr>
+        <w:spacing w:after="40"/>
+        <w:ind w:left="369"/>
+      </w:pPr>
+      <w:hyperlink w:anchor="chapter_26" w:history="1">
+        <w:r>
+          <w:rPr>
+            <w:color w:val="426B57"/>
+          </w:rPr>
+          <w:t>第26章　开题报告与研究计划答辩</w:t>
+        </w:r>
+      </w:hyperlink>
+    </w:p>
+    <w:p>
+      <w:pPr>
+        <w:pStyle w:val="Heading2"/>
+      </w:pPr>
+      <w:hyperlink w:anchor="part_6" w:history="1">
+        <w:r>
+          <w:rPr>
+            <w:color w:val="426B57"/>
+          </w:rPr>
+          <w:t>第六编　科研实践与数据分析</w:t>
+        </w:r>
+      </w:hyperlink>
+    </w:p>
+    <w:p>
+      <w:pPr>
+        <w:spacing w:after="40"/>
+        <w:ind w:left="369"/>
+      </w:pPr>
+      <w:hyperlink w:anchor="chapter_27" w:history="1">
+        <w:r>
+          <w:rPr>
+            <w:color w:val="426B57"/>
+          </w:rPr>
+          <w:t>第27章　如何开展实验、调查与实际研究？</w:t>
+        </w:r>
+      </w:hyperlink>
+    </w:p>
+    <w:p>
+      <w:pPr>
+        <w:spacing w:after="40"/>
+        <w:ind w:left="369"/>
+      </w:pPr>
+      <w:hyperlink w:anchor="chapter_28" w:history="1">
+        <w:r>
+          <w:rPr>
+            <w:color w:val="426B57"/>
+          </w:rPr>
+          <w:t>第28章　从原始数据到可以分析的数据</w:t>
+        </w:r>
+      </w:hyperlink>
+    </w:p>
+    <w:p>
+      <w:pPr>
+        <w:spacing w:after="40"/>
+        <w:ind w:left="369"/>
+      </w:pPr>
+      <w:hyperlink w:anchor="chapter_29" w:history="1">
+        <w:r>
+          <w:rPr>
+            <w:color w:val="426B57"/>
+          </w:rPr>
+          <w:t>第29章　研究生必须掌握的统计学基础</w:t>
+        </w:r>
+      </w:hyperlink>
+    </w:p>
+    <w:p>
+      <w:pPr>
+        <w:spacing w:after="40"/>
+        <w:ind w:left="369"/>
+      </w:pPr>
+      <w:hyperlink w:anchor="chapter_30" w:history="1">
+        <w:r>
+          <w:rPr>
+            <w:color w:val="426B57"/>
+          </w:rPr>
+          <w:t>第30章　怎样选择和使用统计分析方法？</w:t>
+        </w:r>
+      </w:hyperlink>
+    </w:p>
+    <w:p>
+      <w:pPr>
+        <w:spacing w:after="40"/>
+        <w:ind w:left="369"/>
+      </w:pPr>
+      <w:hyperlink w:anchor="chapter_31" w:history="1">
+        <w:r>
+          <w:rPr>
+            <w:color w:val="426B57"/>
+          </w:rPr>
+          <w:t>第31章　机器学习与人工智能在科研中怎样使用？</w:t>
+        </w:r>
+      </w:hyperlink>
+    </w:p>
+    <w:p>
+      <w:pPr>
+        <w:spacing w:after="40"/>
+        <w:ind w:left="369"/>
+      </w:pPr>
+      <w:hyperlink w:anchor="chapter_32" w:history="1">
+        <w:r>
+          <w:rPr>
+            <w:color w:val="426B57"/>
+          </w:rPr>
+          <w:t>第32章　科研数据可视化与可重复分析</w:t>
+        </w:r>
+      </w:hyperlink>
+    </w:p>
+    <w:p>
+      <w:pPr>
+        <w:spacing w:after="40"/>
+        <w:ind w:left="369"/>
+      </w:pPr>
+      <w:hyperlink w:anchor="chapter_33" w:history="1">
+        <w:r>
+          <w:rPr>
+            <w:color w:val="426B57"/>
+          </w:rPr>
+          <w:t>第33章　如何判断自己的研究结果是否可信？</w:t>
+        </w:r>
+      </w:hyperlink>
+    </w:p>
+    <w:p>
+      <w:pPr>
+        <w:pStyle w:val="Heading2"/>
+      </w:pPr>
+      <w:hyperlink w:anchor="part_7" w:history="1">
+        <w:r>
+          <w:rPr>
+            <w:color w:val="426B57"/>
+          </w:rPr>
+          <w:t>第七编　学术写作与论文发表</w:t>
+        </w:r>
+      </w:hyperlink>
+    </w:p>
+    <w:p>
+      <w:pPr>
+        <w:spacing w:after="40"/>
+        <w:ind w:left="369"/>
+      </w:pPr>
+      <w:hyperlink w:anchor="chapter_34" w:history="1">
+        <w:r>
+          <w:rPr>
+            <w:color w:val="426B57"/>
+          </w:rPr>
+          <w:t>第34章　科研论文究竟应该怎样组织？</w:t>
+        </w:r>
+      </w:hyperlink>
+    </w:p>
+    <w:p>
+      <w:pPr>
+        <w:spacing w:after="40"/>
+        <w:ind w:left="369"/>
+      </w:pPr>
+      <w:hyperlink w:anchor="chapter_35" w:history="1">
+        <w:r>
+          <w:rPr>
+            <w:color w:val="426B57"/>
+          </w:rPr>
+          <w:t>第35章　如何写好文献综述？</w:t>
+        </w:r>
+      </w:hyperlink>
+    </w:p>
+    <w:p>
+      <w:pPr>
+        <w:spacing w:after="40"/>
+        <w:ind w:left="369"/>
+      </w:pPr>
+      <w:hyperlink w:anchor="chapter_36" w:history="1">
+        <w:r>
+          <w:rPr>
+            <w:color w:val="426B57"/>
+          </w:rPr>
+          <w:t>第36章　标题、摘要与引言应该怎样写？</w:t>
+        </w:r>
+      </w:hyperlink>
+    </w:p>
+    <w:p>
+      <w:pPr>
+        <w:spacing w:after="40"/>
+        <w:ind w:left="369"/>
+      </w:pPr>
+      <w:hyperlink w:anchor="chapter_37" w:history="1">
+        <w:r>
+          <w:rPr>
+            <w:color w:val="426B57"/>
+          </w:rPr>
+          <w:t>第37章　方法学部分如何写得严谨且可复现？</w:t>
+        </w:r>
+      </w:hyperlink>
+    </w:p>
+    <w:p>
+      <w:pPr>
+        <w:spacing w:after="40"/>
+        <w:ind w:left="369"/>
+      </w:pPr>
+      <w:hyperlink w:anchor="chapter_38" w:history="1">
+        <w:r>
+          <w:rPr>
+            <w:color w:val="426B57"/>
+          </w:rPr>
+          <w:t>第38章　Results与科研图表怎样配合？</w:t>
+        </w:r>
+      </w:hyperlink>
+    </w:p>
+    <w:p>
+      <w:pPr>
+        <w:spacing w:after="40"/>
+        <w:ind w:left="369"/>
+      </w:pPr>
+      <w:hyperlink w:anchor="chapter_39" w:history="1">
+        <w:r>
+          <w:rPr>
+            <w:color w:val="426B57"/>
+          </w:rPr>
+          <w:t>第39章　讨论、结论与论文整体修改</w:t>
+        </w:r>
+      </w:hyperlink>
+    </w:p>
+    <w:p>
+      <w:pPr>
+        <w:spacing w:after="40"/>
+        <w:ind w:left="369"/>
+      </w:pPr>
+      <w:hyperlink w:anchor="chapter_40" w:history="1">
+        <w:r>
+          <w:rPr>
+            <w:color w:val="426B57"/>
+          </w:rPr>
+          <w:t>第40章　怎样投稿、回应审稿与处理学术出版问题？</w:t>
+        </w:r>
+      </w:hyperlink>
+    </w:p>
+    <w:p>
+      <w:pPr>
+        <w:pStyle w:val="Heading2"/>
+      </w:pPr>
+      <w:hyperlink w:anchor="part_8" w:history="1">
+        <w:r>
+          <w:rPr>
+            <w:color w:val="426B57"/>
+          </w:rPr>
+          <w:t>第八编　真实科研生活：合作、伦理、AI与学术交流</w:t>
+        </w:r>
+      </w:hyperlink>
+    </w:p>
+    <w:p>
+      <w:pPr>
+        <w:spacing w:after="40"/>
+        <w:ind w:left="369"/>
+      </w:pPr>
+      <w:hyperlink w:anchor="chapter_41" w:history="1">
+        <w:r>
+          <w:rPr>
+            <w:color w:val="426B57"/>
+          </w:rPr>
+          <w:t>第41章　科研诚信与学术伦理</w:t>
+        </w:r>
+      </w:hyperlink>
+    </w:p>
+    <w:p>
+      <w:pPr>
+        <w:spacing w:after="40"/>
+        <w:ind w:left="369"/>
+      </w:pPr>
+      <w:hyperlink w:anchor="chapter_42" w:history="1">
+        <w:r>
+          <w:rPr>
+            <w:color w:val="426B57"/>
+          </w:rPr>
+          <w:t>第42章　怎样正确使用AI辅助科研？</w:t>
+        </w:r>
+      </w:hyperlink>
+    </w:p>
+    <w:p>
+      <w:pPr>
+        <w:spacing w:after="40"/>
+        <w:ind w:left="369"/>
+      </w:pPr>
+      <w:hyperlink w:anchor="chapter_43" w:history="1">
+        <w:r>
+          <w:rPr>
+            <w:color w:val="426B57"/>
+          </w:rPr>
+          <w:t>第43章　团队合作、学术署名与科研沟通</w:t>
+        </w:r>
+      </w:hyperlink>
+    </w:p>
+    <w:p>
+      <w:pPr>
+        <w:spacing w:after="40"/>
+        <w:ind w:left="369"/>
+      </w:pPr>
+      <w:hyperlink w:anchor="chapter_44" w:history="1">
+        <w:r>
+          <w:rPr>
+            <w:color w:val="426B57"/>
+          </w:rPr>
+          <w:t>第44章　学术汇报、组会与国际会议</w:t>
+        </w:r>
+      </w:hyperlink>
+    </w:p>
+    <w:p>
+      <w:pPr>
+        <w:spacing w:after="40"/>
+        <w:ind w:left="369"/>
+      </w:pPr>
+      <w:hyperlink w:anchor="chapter_45" w:history="1">
+        <w:r>
+          <w:rPr>
+            <w:color w:val="426B57"/>
+          </w:rPr>
+          <w:t>第45章　如何管理科研项目与申请研究经费？</w:t>
+        </w:r>
+      </w:hyperlink>
+    </w:p>
+    <w:p>
+      <w:pPr>
+        <w:pStyle w:val="Heading2"/>
+      </w:pPr>
+      <w:hyperlink w:anchor="part_9" w:history="1">
+        <w:r>
+          <w:rPr>
+            <w:color w:val="426B57"/>
+          </w:rPr>
+          <w:t>第九编　毕业与未来：完成学位，继续成长</w:t>
+        </w:r>
+      </w:hyperlink>
+    </w:p>
+    <w:p>
+      <w:pPr>
+        <w:spacing w:after="40"/>
+        <w:ind w:left="369"/>
+      </w:pPr>
+      <w:hyperlink w:anchor="chapter_46" w:history="1">
+        <w:r>
+          <w:rPr>
+            <w:color w:val="426B57"/>
+          </w:rPr>
+          <w:t>第46章　硕士和博士阶段的关键里程碑</w:t>
+        </w:r>
+      </w:hyperlink>
+    </w:p>
+    <w:p>
+      <w:pPr>
+        <w:spacing w:after="40"/>
+        <w:ind w:left="369"/>
+      </w:pPr>
+      <w:hyperlink w:anchor="chapter_47" w:history="1">
+        <w:r>
+          <w:rPr>
+            <w:color w:val="426B57"/>
+          </w:rPr>
+          <w:t>第47章　如何写出一篇合格的学位论文？</w:t>
+        </w:r>
+      </w:hyperlink>
+    </w:p>
+    <w:p>
+      <w:pPr>
+        <w:spacing w:after="40"/>
+        <w:ind w:left="369"/>
+      </w:pPr>
+      <w:hyperlink w:anchor="chapter_48" w:history="1">
+        <w:r>
+          <w:rPr>
+            <w:color w:val="426B57"/>
+          </w:rPr>
+          <w:t>第48章　预答辩、送审与正式答辩</w:t>
+        </w:r>
+      </w:hyperlink>
+    </w:p>
+    <w:p>
+      <w:pPr>
+        <w:spacing w:after="40"/>
+        <w:ind w:left="369"/>
+      </w:pPr>
+      <w:hyperlink w:anchor="chapter_49" w:history="1">
+        <w:r>
+          <w:rPr>
+            <w:color w:val="426B57"/>
+          </w:rPr>
+          <w:t>第49章　研究生毕业后有哪些发展方向？</w:t>
+        </w:r>
+      </w:hyperlink>
+    </w:p>
+    <w:p>
+      <w:pPr>
+        <w:spacing w:after="40"/>
+        <w:ind w:left="369"/>
+      </w:pPr>
+      <w:hyperlink w:anchor="chapter_50" w:history="1">
+        <w:r>
+          <w:rPr>
+            <w:color w:val="426B57"/>
+          </w:rPr>
+          <w:t>第50章　从研究生到独立研究者：怎样持续成长？</w:t>
+        </w:r>
+      </w:hyperlink>
+    </w:p>
+    <w:p>
+      <w:r>
+        <w:br w:type="page"/>
+      </w:r>
+    </w:p>
+    <w:p>
+      <w:pPr>
+        <w:jc w:val="both"/>
+      </w:pPr>
+      <w:r>
+        <w:t>作者：一心问道</w:t>
+      </w:r>
+    </w:p>
+    <w:p>
+      <w:pPr>
+        <w:jc w:val="both"/>
+      </w:pPr>
+      <w:r>
+        <w:t>九编五十章 · 内容深度修订版 V2.1 · 2026年10月</w:t>
+      </w:r>
+    </w:p>
+    <w:p>
+      <w:pPr>
+        <w:pStyle w:val="Quote"/>
+      </w:pPr>
+      <w:r>
+        <w:t>本书为持续编校中的系统教学书稿；并非出版社正式出版终审版。涉及招生、科研伦理、投稿及学位规则的时效性信息，应以对应年度与机构的正式文件为准。</w:t>
+      </w:r>
+    </w:p>
+    <w:p/>
+    <w:p>
+      <w:pPr>
+        <w:pStyle w:val="Heading1"/>
+      </w:pPr>
+      <w:r>
+        <w:t>前言：写给即将走进学术世界的你</w:t>
+      </w:r>
+    </w:p>
+    <w:p>
+      <w:pPr>
+        <w:jc w:val="both"/>
+      </w:pPr>
+      <w:r>
+        <w:t>每年都有许多年轻人走进研究生阶段。有人希望深入学习某个学科，有人向往科学研究，有人希望通过专业训练获得更多职业机会，也有人尚未想清楚未来究竟应该去哪里。</w:t>
+      </w:r>
+    </w:p>
+    <w:p>
+      <w:pPr>
+        <w:jc w:val="both"/>
+      </w:pPr>
+      <w:r>
+        <w:t>我们为成为研究生准备了很久，却很少有人系统地教我们，成为研究生以后应该怎样阅读文献、提出研究问题、获取证据、分析数据和表达发现。真实科研并不保证一定得到预期结果，也不是运行了程序就自动完成研究。</w:t>
+      </w:r>
+    </w:p>
+    <w:p>
+      <w:pPr>
+        <w:jc w:val="both"/>
+      </w:pPr>
+      <w:r>
+        <w:t>这本书从报考与选择专业开始，逐步介绍入学、导师沟通、文献阅读、科研设计、实验与数据分析、论文写作、学术伦理及毕业发展。它不将期刊影响因子和论文数量等同于个人学术价值，而希望帮助读者形成长期可用的研究能力。</w:t>
+      </w:r>
+    </w:p>
+    <w:p>
+      <w:pPr>
+        <w:jc w:val="both"/>
+      </w:pPr>
+      <w:r>
+        <w:t>部分研究情境为教学案例；涉及招生政策、学位标准和职业准入时，应以对应年份及机构公布的正式要求为准。</w:t>
+      </w:r>
+    </w:p>
+    <w:p>
+      <w:pPr>
+        <w:jc w:val="both"/>
+      </w:pPr>
+      <w:r>
+        <w:t>愿你保持探索未知的勇气，也保留尊重事实的耐心。</w:t>
+      </w:r>
+    </w:p>
+    <w:p>
+      <w:pPr>
+        <w:jc w:val="both"/>
+      </w:pPr>
+      <w:r>
+        <w:t>一心问道 · 2026年10月</w:t>
+      </w:r>
+    </w:p>
+    <w:p/>
+    <w:p>
+      <w:r>
+        <w:br w:type="page"/>
+      </w:r>
+    </w:p>
+    <w:p>
+      <w:bookmarkStart w:id="101" w:name="part_1"/>
+      <w:pPr>
+        <w:pStyle w:val="Heading1"/>
+      </w:pPr>
       <w:r>
         <w:t>第一编　读研之前：认识自己与学术世界</w:t>
       </w:r>
-    </w:p>
-    <w:p>
-      <w:r>
-        <w:t>第01章　研究生教育究竟在培养什么？</w:t>
-      </w:r>
-    </w:p>
-    <w:p>
-      <w:r>
-        <w:t>第02章　第一次认识学术世界</w:t>
-      </w:r>
-    </w:p>
-    <w:p>
-      <w:r>
-        <w:t>第03章　认识不同类型的研究生教育</w:t>
-      </w:r>
-    </w:p>
-    <w:p>
-      <w:r>
-        <w:t>第04章　如何找到适合自己的专业与研究方向？</w:t>
-      </w:r>
-    </w:p>
-    <w:p>
-      <w:r>
-        <w:t>第05章　读研之前，怎样制定长期发展规划？</w:t>
-      </w:r>
-    </w:p>
-    <w:p>
-      <w:pPr>
-        <w:pStyle w:val="Heading2"/>
-      </w:pPr>
-      <w:r>
-        <w:t>第二编　如何成为研究生：报考、申请与导师选择</w:t>
-      </w:r>
-    </w:p>
-    <w:p>
-      <w:r>
-        <w:t>第06章　如何获取并核实研究生招生信息？</w:t>
-      </w:r>
-    </w:p>
-    <w:p>
-      <w:r>
-        <w:t>第07章　如何合理选择学校和专业？</w:t>
-      </w:r>
-    </w:p>
-    <w:p>
-      <w:r>
-        <w:t>第08章　国内硕士研究生报考完整流程</w:t>
-      </w:r>
-    </w:p>
-    <w:p>
-      <w:r>
-        <w:t>第09章　博士申请与海外研究生申请</w:t>
-      </w:r>
-    </w:p>
-    <w:p>
-      <w:r>
-        <w:t>第10章　怎样选择适合自己的导师？</w:t>
-      </w:r>
-    </w:p>
-    <w:p>
-      <w:pPr>
-        <w:pStyle w:val="Heading2"/>
-      </w:pPr>
-      <w:r>
-        <w:t>第三编　研究生入学第一年：完成身份转变</w:t>
-      </w:r>
-    </w:p>
-    <w:p>
-      <w:r>
-        <w:t>第11章　收到录取通知书以后，应该准备什么？</w:t>
-      </w:r>
-    </w:p>
-    <w:p>
-      <w:r>
-        <w:t>第12章　入学前30天与前90天应该做什么？</w:t>
-      </w:r>
-    </w:p>
-    <w:p>
-      <w:r>
-        <w:t>第13章　怎样建立研究生必备的基础知识体系？</w:t>
-      </w:r>
-    </w:p>
-    <w:p>
-      <w:r>
-        <w:t>第14章　怎样与导师和团队有效合作？</w:t>
-      </w:r>
-    </w:p>
-    <w:p>
-      <w:r>
-        <w:t>第15章　如何管理时间、知识与个人科研任务？</w:t>
-      </w:r>
-    </w:p>
-    <w:p>
-      <w:pPr>
-        <w:pStyle w:val="Heading2"/>
-      </w:pPr>
-      <w:r>
-        <w:t>第四编　学会阅读文献：从获取知识到形成判断</w:t>
-      </w:r>
-    </w:p>
-    <w:p>
-      <w:r>
-        <w:t>第16章　学术文献从哪里来？</w:t>
-      </w:r>
-    </w:p>
-    <w:p>
-      <w:r>
-        <w:t>第17章　如何真正读懂一篇科研论文？</w:t>
-      </w:r>
-    </w:p>
-    <w:p>
-      <w:r>
-        <w:t>第18章　如何整理文献并建立自己的知识库？</w:t>
-      </w:r>
-    </w:p>
-    <w:p>
-      <w:r>
-        <w:t>第19章　如何进行批判性阅读与证据评价？</w:t>
-      </w:r>
-    </w:p>
-    <w:p>
-      <w:r>
-        <w:t>第20章　从阅读文献到撰写综述与发现研究空白</w:t>
-      </w:r>
-    </w:p>
-    <w:p>
-      <w:pPr>
-        <w:pStyle w:val="Heading2"/>
-      </w:pPr>
-      <w:r>
-        <w:t>第五编　科研选题与研究设计</w:t>
-      </w:r>
-    </w:p>
-    <w:p>
-      <w:r>
-        <w:t>第21章　一个好的科研问题从哪里来？</w:t>
-      </w:r>
-    </w:p>
-    <w:p>
-      <w:r>
-        <w:t>第22章　如何提出研究假设与建立理论框架？</w:t>
-      </w:r>
-    </w:p>
-    <w:p>
-      <w:r>
-        <w:t>第23章　科研方法应该怎样选择？</w:t>
-      </w:r>
-    </w:p>
-    <w:p>
-      <w:r>
-        <w:t>第24章　样本、变量、偏倚与研究可行性</w:t>
-      </w:r>
-    </w:p>
-    <w:p>
-      <w:r>
-        <w:t>第25章　从研究问题到完整研究方案</w:t>
-      </w:r>
-    </w:p>
-    <w:p>
-      <w:r>
-        <w:t>第26章　开题报告与研究计划答辩</w:t>
-      </w:r>
-    </w:p>
-    <w:p>
-      <w:pPr>
-        <w:pStyle w:val="Heading2"/>
-      </w:pPr>
-      <w:r>
-        <w:t>第六编　科研实践与数据分析</w:t>
-      </w:r>
-    </w:p>
-    <w:p>
-      <w:r>
-        <w:t>第27章　如何开展实验、调查与实际研究？</w:t>
-      </w:r>
-    </w:p>
-    <w:p>
-      <w:r>
-        <w:t>第28章　从原始数据到可以分析的数据</w:t>
-      </w:r>
-    </w:p>
-    <w:p>
-      <w:r>
-        <w:t>第29章　研究生必须掌握的统计学基础</w:t>
-      </w:r>
-    </w:p>
-    <w:p>
-      <w:r>
-        <w:t>第30章　怎样选择和使用统计分析方法？</w:t>
-      </w:r>
-    </w:p>
-    <w:p>
-      <w:r>
-        <w:t>第31章　机器学习与人工智能在科研中怎样使用？</w:t>
-      </w:r>
-    </w:p>
-    <w:p>
-      <w:r>
-        <w:t>第32章　科研数据可视化与可重复分析</w:t>
-      </w:r>
-    </w:p>
-    <w:p>
-      <w:r>
-        <w:t>第33章　如何判断自己的研究结果是否可信？</w:t>
-      </w:r>
-    </w:p>
-    <w:p>
-      <w:pPr>
-        <w:pStyle w:val="Heading2"/>
-      </w:pPr>
-      <w:r>
-        <w:t>第七编　学术写作与论文发表</w:t>
-      </w:r>
-    </w:p>
-    <w:p>
-      <w:r>
-        <w:t>第34章　科研论文究竟应该怎样组织？</w:t>
-      </w:r>
-    </w:p>
-    <w:p>
-      <w:r>
-        <w:t>第35章　如何写好文献综述？</w:t>
-      </w:r>
-    </w:p>
-    <w:p>
-      <w:r>
-        <w:t>第36章　标题、摘要与引言应该怎样写？</w:t>
-      </w:r>
-    </w:p>
-    <w:p>
-      <w:r>
-        <w:t>第37章　方法学部分如何写得严谨且可复现？</w:t>
-      </w:r>
-    </w:p>
-    <w:p>
-      <w:r>
-        <w:t>第38章　Results与科研图表怎样配合？</w:t>
-      </w:r>
-    </w:p>
-    <w:p>
-      <w:r>
-        <w:t>第39章　讨论、结论与论文整体修改</w:t>
-      </w:r>
-    </w:p>
-    <w:p>
-      <w:r>
-        <w:t>第40章　怎样投稿、回应审稿与处理学术出版问题？</w:t>
-      </w:r>
-    </w:p>
-    <w:p>
-      <w:pPr>
-        <w:pStyle w:val="Heading2"/>
-      </w:pPr>
-      <w:r>
-        <w:t>第八编　真实科研生活：合作、伦理、AI与学术交流</w:t>
-      </w:r>
-    </w:p>
-    <w:p>
-      <w:r>
-        <w:t>第41章　科研诚信与学术伦理</w:t>
-      </w:r>
-    </w:p>
-    <w:p>
-      <w:r>
-        <w:t>第42章　怎样正确使用AI辅助科研？</w:t>
-      </w:r>
-    </w:p>
-    <w:p>
-      <w:r>
-        <w:t>第43章　团队合作、学术署名与科研沟通</w:t>
-      </w:r>
-    </w:p>
-    <w:p>
-      <w:r>
-        <w:t>第44章　学术汇报、组会与国际会议</w:t>
-      </w:r>
-    </w:p>
-    <w:p>
-      <w:r>
-        <w:t>第45章　如何管理科研项目与申请研究经费？</w:t>
-      </w:r>
-    </w:p>
-    <w:p>
-      <w:pPr>
-        <w:pStyle w:val="Heading2"/>
-      </w:pPr>
-      <w:r>
-        <w:t>第九编　毕业与未来：完成学位，继续成长</w:t>
-      </w:r>
-    </w:p>
-    <w:p>
-      <w:r>
-        <w:t>第46章　硕士和博士阶段的关键里程碑</w:t>
-      </w:r>
-    </w:p>
-    <w:p>
-      <w:r>
-        <w:t>第47章　如何写出一篇合格的学位论文？</w:t>
-      </w:r>
-    </w:p>
-    <w:p>
-      <w:r>
-        <w:t>第48章　预答辩、送审与正式答辩</w:t>
-      </w:r>
-    </w:p>
-    <w:p>
-      <w:r>
-        <w:t>第49章　研究生毕业后有哪些发展方向？</w:t>
-      </w:r>
-    </w:p>
-    <w:p>
-      <w:r>
-        <w:t>第50章　从研究生到独立研究者：怎样持续成长？</w:t>
+      <w:bookmarkEnd w:id="101"/>
+    </w:p>
+    <w:p>
+      <w:pPr>
+        <w:pStyle w:val="Quote"/>
+      </w:pPr>
+      <w:r>
+        <w:t>认识研究工作的组织、证据与交流方式，是选择专业和理解科研训练的起点。本编从读研目标、学术生态、培养类型与方向选择出发，帮助读者形成有依据的个人判断。</w:t>
+      </w:r>
+    </w:p>
+    <w:p>
+      <w:r>
+        <w:t>01　研究生教育究竟在培养什么？</w:t>
+      </w:r>
+    </w:p>
+    <w:p>
+      <w:r>
+        <w:t>02　第一次认识学术世界</w:t>
+      </w:r>
+    </w:p>
+    <w:p>
+      <w:r>
+        <w:t>03　认识不同类型的研究生教育</w:t>
+      </w:r>
+    </w:p>
+    <w:p>
+      <w:r>
+        <w:t>04　如何找到适合自己的专业与研究方向？</w:t>
+      </w:r>
+    </w:p>
+    <w:p>
+      <w:r>
+        <w:t>05　读研之前，怎样制定长期发展规划？</w:t>
       </w:r>
     </w:p>
     <w:p>
@@ -387,145 +1017,14 @@
       </w:r>
     </w:p>
     <w:p>
-      <w:pPr>
-        <w:jc w:val="both"/>
-      </w:pPr>
-      <w:r>
-        <w:t>作者：一心问道</w:t>
-      </w:r>
-    </w:p>
-    <w:p>
-      <w:pPr>
-        <w:jc w:val="both"/>
-      </w:pPr>
-      <w:r>
-        <w:t>九编五十章 · 内容深度修订版 V2.1 · 2026年10月</w:t>
-      </w:r>
-    </w:p>
-    <w:p>
-      <w:pPr>
-        <w:pStyle w:val="Quote"/>
-      </w:pPr>
-      <w:r>
-        <w:t>本书为持续编校中的系统教学书稿；并非出版社正式出版终审版。涉及招生、科研伦理、投稿及学位规则的时效性信息，应以对应年度与机构的正式文件为准。</w:t>
-      </w:r>
-    </w:p>
-    <w:p/>
-    <w:p>
+      <w:bookmarkStart w:id="201" w:name="chapter_1"/>
       <w:pPr>
         <w:pStyle w:val="Heading1"/>
       </w:pPr>
       <w:r>
-        <w:t>前言：写给即将走进学术世界的你</w:t>
-      </w:r>
-    </w:p>
-    <w:p>
-      <w:pPr>
-        <w:jc w:val="both"/>
-      </w:pPr>
-      <w:r>
-        <w:t>每年都有许多年轻人走进研究生阶段。有人希望深入学习某个学科，有人向往科学研究，有人希望通过专业训练获得更多职业机会，也有人尚未想清楚未来究竟应该去哪里。</w:t>
-      </w:r>
-    </w:p>
-    <w:p>
-      <w:pPr>
-        <w:jc w:val="both"/>
-      </w:pPr>
-      <w:r>
-        <w:t>我们为成为研究生准备了很久，却很少有人系统地教我们，成为研究生以后应该怎样阅读文献、提出研究问题、获取证据、分析数据和表达发现。真实科研并不保证一定得到预期结果，也不是运行了程序就自动完成研究。</w:t>
-      </w:r>
-    </w:p>
-    <w:p>
-      <w:pPr>
-        <w:jc w:val="both"/>
-      </w:pPr>
-      <w:r>
-        <w:t>这本书从报考与选择专业开始，逐步介绍入学、导师沟通、文献阅读、科研设计、实验与数据分析、论文写作、学术伦理及毕业发展。它不将期刊影响因子和论文数量等同于个人学术价值，而希望帮助读者形成长期可用的研究能力。</w:t>
-      </w:r>
-    </w:p>
-    <w:p>
-      <w:pPr>
-        <w:jc w:val="both"/>
-      </w:pPr>
-      <w:r>
-        <w:t>部分研究情境为教学案例；涉及招生政策、学位标准和职业准入时，应以对应年份及机构公布的正式要求为准。</w:t>
-      </w:r>
-    </w:p>
-    <w:p>
-      <w:pPr>
-        <w:jc w:val="both"/>
-      </w:pPr>
-      <w:r>
-        <w:t>愿你保持探索未知的勇气，也保留尊重事实的耐心。</w:t>
-      </w:r>
-    </w:p>
-    <w:p>
-      <w:pPr>
-        <w:jc w:val="both"/>
-      </w:pPr>
-      <w:r>
-        <w:t>一心问道 · 2026年10月</w:t>
-      </w:r>
-    </w:p>
-    <w:p/>
-    <w:p>
-      <w:r>
-        <w:br w:type="page"/>
-      </w:r>
-    </w:p>
-    <w:p>
-      <w:pPr>
-        <w:pStyle w:val="Heading1"/>
-      </w:pPr>
-      <w:r>
-        <w:t>第一编　读研之前：认识自己与学术世界</w:t>
-      </w:r>
-    </w:p>
-    <w:p>
-      <w:pPr>
-        <w:pStyle w:val="Quote"/>
-      </w:pPr>
-      <w:r>
-        <w:t>认识研究工作的组织、证据与交流方式，是选择专业和理解科研训练的起点。本编从读研目标、学术生态、培养类型与方向选择出发，帮助读者形成有依据的个人判断。</w:t>
-      </w:r>
-    </w:p>
-    <w:p>
-      <w:r>
-        <w:t>01　研究生教育究竟在培养什么？</w:t>
-      </w:r>
-    </w:p>
-    <w:p>
-      <w:r>
-        <w:t>02　第一次认识学术世界</w:t>
-      </w:r>
-    </w:p>
-    <w:p>
-      <w:r>
-        <w:t>03　认识不同类型的研究生教育</w:t>
-      </w:r>
-    </w:p>
-    <w:p>
-      <w:r>
-        <w:t>04　如何找到适合自己的专业与研究方向？</w:t>
-      </w:r>
-    </w:p>
-    <w:p>
-      <w:r>
-        <w:t>05　读研之前，怎样制定长期发展规划？</w:t>
-      </w:r>
-    </w:p>
-    <w:p>
-      <w:r>
-        <w:br w:type="page"/>
-      </w:r>
-    </w:p>
-    <w:p>
-      <w:pPr>
-        <w:pStyle w:val="Heading1"/>
-      </w:pPr>
-      <w:r>
         <w:t>第一章　研究生教育究竟在培养什么？</w:t>
       </w:r>
+      <w:bookmarkEnd w:id="201"/>
     </w:p>
     <w:p>
       <w:pPr>
@@ -943,12 +1442,14 @@
       </w:r>
     </w:p>
     <w:p>
+      <w:bookmarkStart w:id="202" w:name="chapter_2"/>
       <w:pPr>
         <w:pStyle w:val="Heading1"/>
       </w:pPr>
       <w:r>
         <w:t>第二章　第一次认识学术世界</w:t>
       </w:r>
+      <w:bookmarkEnd w:id="202"/>
     </w:p>
     <w:p>
       <w:pPr>
@@ -1291,12 +1792,14 @@
       </w:r>
     </w:p>
     <w:p>
+      <w:bookmarkStart w:id="203" w:name="chapter_3"/>
       <w:pPr>
         <w:pStyle w:val="Heading1"/>
       </w:pPr>
       <w:r>
         <w:t>第三章　认识不同类型的研究生教育</w:t>
       </w:r>
+      <w:bookmarkEnd w:id="203"/>
     </w:p>
     <w:p>
       <w:pPr>
@@ -1748,12 +2251,14 @@
       </w:r>
     </w:p>
     <w:p>
+      <w:bookmarkStart w:id="204" w:name="chapter_4"/>
       <w:pPr>
         <w:pStyle w:val="Heading1"/>
       </w:pPr>
       <w:r>
         <w:t>第四章　如何找到适合自己的专业与研究方向？</w:t>
       </w:r>
+      <w:bookmarkEnd w:id="204"/>
     </w:p>
     <w:p>
       <w:pPr>
@@ -2189,12 +2694,14 @@
       </w:r>
     </w:p>
     <w:p>
+      <w:bookmarkStart w:id="205" w:name="chapter_5"/>
       <w:pPr>
         <w:pStyle w:val="Heading1"/>
       </w:pPr>
       <w:r>
         <w:t>第五章　读研之前，怎样制定长期发展规划？</w:t>
       </w:r>
+      <w:bookmarkEnd w:id="205"/>
     </w:p>
     <w:p>
       <w:pPr>
@@ -2272,6 +2779,9 @@
         <w:gridCol w:w="2173"/>
       </w:tblGrid>
       <w:tr>
+        <w:trPr>
+          <w:tblHeader w:val="true"/>
+        </w:trPr>
         <w:tc>
           <w:tcPr>
             <w:tcW w:type="dxa" w:w="2173"/>
@@ -2548,6 +3058,9 @@
         <w:gridCol w:w="2173"/>
       </w:tblGrid>
       <w:tr>
+        <w:trPr>
+          <w:tblHeader w:val="true"/>
+        </w:trPr>
         <w:tc>
           <w:tcPr>
             <w:tcW w:type="dxa" w:w="2173"/>
@@ -2953,12 +3466,14 @@
       </w:r>
     </w:p>
     <w:p>
+      <w:bookmarkStart w:id="102" w:name="part_2"/>
       <w:pPr>
         <w:pStyle w:val="Heading1"/>
       </w:pPr>
       <w:r>
         <w:t>第二编　如何成为研究生：报考、申请与导师选择</w:t>
       </w:r>
+      <w:bookmarkEnd w:id="102"/>
     </w:p>
     <w:p>
       <w:pPr>
@@ -2999,12 +3514,14 @@
       </w:r>
     </w:p>
     <w:p>
+      <w:bookmarkStart w:id="206" w:name="chapter_6"/>
       <w:pPr>
         <w:pStyle w:val="Heading1"/>
       </w:pPr>
       <w:r>
         <w:t>第六章　如何获取并核实研究生招生信息？</w:t>
       </w:r>
+      <w:bookmarkEnd w:id="206"/>
     </w:p>
     <w:p>
       <w:pPr>
@@ -3382,6 +3899,9 @@
         <w:gridCol w:w="2173"/>
       </w:tblGrid>
       <w:tr>
+        <w:trPr>
+          <w:tblHeader w:val="true"/>
+        </w:trPr>
         <w:tc>
           <w:tcPr>
             <w:tcW w:type="dxa" w:w="2173"/>
@@ -3716,6 +4236,9 @@
         <w:gridCol w:w="1304"/>
       </w:tblGrid>
       <w:tr>
+        <w:trPr>
+          <w:tblHeader w:val="true"/>
+        </w:trPr>
         <w:tc>
           <w:tcPr>
             <w:tcW w:type="dxa" w:w="1304"/>
@@ -4452,12 +4975,14 @@
       </w:r>
     </w:p>
     <w:p>
+      <w:bookmarkStart w:id="207" w:name="chapter_7"/>
       <w:pPr>
         <w:pStyle w:val="Heading1"/>
       </w:pPr>
       <w:r>
         <w:t>第七章　如何合理选择学校和专业？</w:t>
       </w:r>
+      <w:bookmarkEnd w:id="207"/>
     </w:p>
     <w:p>
       <w:pPr>
@@ -4999,6 +5524,9 @@
         <w:gridCol w:w="1630"/>
       </w:tblGrid>
       <w:tr>
+        <w:trPr>
+          <w:tblHeader w:val="true"/>
+        </w:trPr>
         <w:tc>
           <w:tcPr>
             <w:tcW w:type="dxa" w:w="1630"/>
@@ -5638,12 +6166,14 @@
       </w:r>
     </w:p>
     <w:p>
+      <w:bookmarkStart w:id="208" w:name="chapter_8"/>
       <w:pPr>
         <w:pStyle w:val="Heading1"/>
       </w:pPr>
       <w:r>
         <w:t>第八章　国内硕士研究生报考完整流程</w:t>
       </w:r>
+      <w:bookmarkEnd w:id="208"/>
     </w:p>
     <w:p>
       <w:pPr>
@@ -5840,6 +6370,9 @@
         <w:gridCol w:w="2173"/>
       </w:tblGrid>
       <w:tr>
+        <w:trPr>
+          <w:tblHeader w:val="true"/>
+        </w:trPr>
         <w:tc>
           <w:tcPr>
             <w:tcW w:type="dxa" w:w="2173"/>
@@ -6494,6 +7027,9 @@
         <w:gridCol w:w="2173"/>
       </w:tblGrid>
       <w:tr>
+        <w:trPr>
+          <w:tblHeader w:val="true"/>
+        </w:trPr>
         <w:tc>
           <w:tcPr>
             <w:tcW w:type="dxa" w:w="2173"/>
@@ -6912,12 +7448,14 @@
       </w:r>
     </w:p>
     <w:p>
+      <w:bookmarkStart w:id="209" w:name="chapter_9"/>
       <w:pPr>
         <w:pStyle w:val="Heading1"/>
       </w:pPr>
       <w:r>
         <w:t>第九章　博士申请与海外研究生申请</w:t>
       </w:r>
+      <w:bookmarkEnd w:id="209"/>
     </w:p>
     <w:p>
       <w:pPr>
@@ -7437,12 +7975,14 @@
       </w:r>
     </w:p>
     <w:p>
+      <w:bookmarkStart w:id="210" w:name="chapter_10"/>
       <w:pPr>
         <w:pStyle w:val="Heading1"/>
       </w:pPr>
       <w:r>
         <w:t>第十章　怎样选择适合自己的导师？</w:t>
       </w:r>
+      <w:bookmarkEnd w:id="210"/>
     </w:p>
     <w:p>
       <w:pPr>
@@ -7897,6 +8437,9 @@
         <w:gridCol w:w="2173"/>
       </w:tblGrid>
       <w:tr>
+        <w:trPr>
+          <w:tblHeader w:val="true"/>
+        </w:trPr>
         <w:tc>
           <w:tcPr>
             <w:tcW w:type="dxa" w:w="2173"/>
@@ -8414,12 +8957,14 @@
       </w:r>
     </w:p>
     <w:p>
+      <w:bookmarkStart w:id="103" w:name="part_3"/>
       <w:pPr>
         <w:pStyle w:val="Heading1"/>
       </w:pPr>
       <w:r>
         <w:t>第三编　研究生入学第一年：完成身份转变</w:t>
       </w:r>
+      <w:bookmarkEnd w:id="103"/>
     </w:p>
     <w:p>
       <w:pPr>
@@ -8460,12 +9005,14 @@
       </w:r>
     </w:p>
     <w:p>
+      <w:bookmarkStart w:id="211" w:name="chapter_11"/>
       <w:pPr>
         <w:pStyle w:val="Heading1"/>
       </w:pPr>
       <w:r>
         <w:t>第十一章　收到录取通知书以后，应该准备什么？</w:t>
       </w:r>
+      <w:bookmarkEnd w:id="211"/>
     </w:p>
     <w:p>
       <w:pPr>
@@ -8808,12 +9355,14 @@
       </w:r>
     </w:p>
     <w:p>
+      <w:bookmarkStart w:id="212" w:name="chapter_12"/>
       <w:pPr>
         <w:pStyle w:val="Heading1"/>
       </w:pPr>
       <w:r>
         <w:t>第十二章　入学前30天与前90天应该做什么？</w:t>
       </w:r>
+      <w:bookmarkEnd w:id="212"/>
     </w:p>
     <w:p>
       <w:pPr>
@@ -9095,6 +9644,9 @@
         <w:gridCol w:w="2173"/>
       </w:tblGrid>
       <w:tr>
+        <w:trPr>
+          <w:tblHeader w:val="true"/>
+        </w:trPr>
         <w:tc>
           <w:tcPr>
             <w:tcW w:type="dxa" w:w="2173"/>
@@ -9519,12 +10071,14 @@
       </w:r>
     </w:p>
     <w:p>
+      <w:bookmarkStart w:id="213" w:name="chapter_13"/>
       <w:pPr>
         <w:pStyle w:val="Heading1"/>
       </w:pPr>
       <w:r>
         <w:t>第十三章　怎样建立研究生必备的基础知识体系？</w:t>
       </w:r>
+      <w:bookmarkEnd w:id="213"/>
     </w:p>
     <w:p>
       <w:pPr>
@@ -9956,12 +10510,14 @@
       </w:r>
     </w:p>
     <w:p>
+      <w:bookmarkStart w:id="214" w:name="chapter_14"/>
       <w:pPr>
         <w:pStyle w:val="Heading1"/>
       </w:pPr>
       <w:r>
         <w:t>第十四章　怎样与导师和团队有效合作？</w:t>
       </w:r>
+      <w:bookmarkEnd w:id="214"/>
     </w:p>
     <w:p>
       <w:pPr>
@@ -10230,6 +10786,9 @@
         <w:gridCol w:w="3260"/>
       </w:tblGrid>
       <w:tr>
+        <w:trPr>
+          <w:tblHeader w:val="true"/>
+        </w:trPr>
         <w:tc>
           <w:tcPr>
             <w:tcW w:type="dxa" w:w="3260"/>
@@ -10586,12 +11145,14 @@
       </w:r>
     </w:p>
     <w:p>
+      <w:bookmarkStart w:id="215" w:name="chapter_15"/>
       <w:pPr>
         <w:pStyle w:val="Heading1"/>
       </w:pPr>
       <w:r>
         <w:t>第十五章　如何管理时间、知识与个人科研任务？</w:t>
       </w:r>
+      <w:bookmarkEnd w:id="215"/>
     </w:p>
     <w:p>
       <w:pPr>
@@ -11122,12 +11683,14 @@
       </w:r>
     </w:p>
     <w:p>
+      <w:bookmarkStart w:id="104" w:name="part_4"/>
       <w:pPr>
         <w:pStyle w:val="Heading1"/>
       </w:pPr>
       <w:r>
         <w:t>第四编　学会阅读文献：从获取知识到形成判断</w:t>
       </w:r>
+      <w:bookmarkEnd w:id="104"/>
     </w:p>
     <w:p>
       <w:pPr>
@@ -11168,12 +11731,14 @@
       </w:r>
     </w:p>
     <w:p>
+      <w:bookmarkStart w:id="216" w:name="chapter_16"/>
       <w:pPr>
         <w:pStyle w:val="Heading1"/>
       </w:pPr>
       <w:r>
         <w:t>第十六章　学术文献从哪里来？</w:t>
       </w:r>
+      <w:bookmarkEnd w:id="216"/>
     </w:p>
     <w:p>
       <w:pPr>
@@ -11299,6 +11864,9 @@
         <w:gridCol w:w="3260"/>
       </w:tblGrid>
       <w:tr>
+        <w:trPr>
+          <w:tblHeader w:val="true"/>
+        </w:trPr>
         <w:tc>
           <w:tcPr>
             <w:tcW w:type="dxa" w:w="3260"/>
@@ -11834,12 +12402,14 @@
       </w:r>
     </w:p>
     <w:p>
+      <w:bookmarkStart w:id="217" w:name="chapter_17"/>
       <w:pPr>
         <w:pStyle w:val="Heading1"/>
       </w:pPr>
       <w:r>
         <w:t>第十七章　如何真正读懂一篇科研论文？</w:t>
       </w:r>
+      <w:bookmarkEnd w:id="217"/>
     </w:p>
     <w:p>
       <w:pPr>
@@ -12248,6 +12818,9 @@
         <w:gridCol w:w="2173"/>
       </w:tblGrid>
       <w:tr>
+        <w:trPr>
+          <w:tblHeader w:val="true"/>
+        </w:trPr>
         <w:tc>
           <w:tcPr>
             <w:tcW w:type="dxa" w:w="2173"/>
@@ -12666,12 +13239,14 @@
       </w:r>
     </w:p>
     <w:p>
+      <w:bookmarkStart w:id="218" w:name="chapter_18"/>
       <w:pPr>
         <w:pStyle w:val="Heading1"/>
       </w:pPr>
       <w:r>
         <w:t>第十八章　如何整理文献并建立自己的知识库？</w:t>
       </w:r>
+      <w:bookmarkEnd w:id="218"/>
     </w:p>
     <w:p>
       <w:pPr>
@@ -13164,12 +13739,14 @@
       </w:r>
     </w:p>
     <w:p>
+      <w:bookmarkStart w:id="219" w:name="chapter_19"/>
       <w:pPr>
         <w:pStyle w:val="Heading1"/>
       </w:pPr>
       <w:r>
         <w:t>第十九章　如何进行批判性阅读与证据评价？</w:t>
       </w:r>
+      <w:bookmarkEnd w:id="219"/>
     </w:p>
     <w:p>
       <w:pPr>
@@ -13547,12 +14124,14 @@
       </w:r>
     </w:p>
     <w:p>
+      <w:bookmarkStart w:id="220" w:name="chapter_20"/>
       <w:pPr>
         <w:pStyle w:val="Heading1"/>
       </w:pPr>
       <w:r>
         <w:t>第二十章　从阅读文献到撰写综述与发现研究空白</w:t>
       </w:r>
+      <w:bookmarkEnd w:id="220"/>
     </w:p>
     <w:p>
       <w:pPr>
@@ -14085,12 +14664,14 @@
       </w:r>
     </w:p>
     <w:p>
+      <w:bookmarkStart w:id="105" w:name="part_5"/>
       <w:pPr>
         <w:pStyle w:val="Heading1"/>
       </w:pPr>
       <w:r>
         <w:t>第五编　科研选题与研究设计</w:t>
       </w:r>
+      <w:bookmarkEnd w:id="105"/>
     </w:p>
     <w:p>
       <w:pPr>
@@ -14136,12 +14717,14 @@
       </w:r>
     </w:p>
     <w:p>
+      <w:bookmarkStart w:id="221" w:name="chapter_21"/>
       <w:pPr>
         <w:pStyle w:val="Heading1"/>
       </w:pPr>
       <w:r>
         <w:t>第二十一章　一个好的科研问题从哪里来？</w:t>
       </w:r>
+      <w:bookmarkEnd w:id="221"/>
     </w:p>
     <w:p>
       <w:pPr>
@@ -14519,12 +15102,14 @@
       </w:r>
     </w:p>
     <w:p>
+      <w:bookmarkStart w:id="222" w:name="chapter_22"/>
       <w:pPr>
         <w:pStyle w:val="Heading1"/>
       </w:pPr>
       <w:r>
         <w:t>第二十二章　如何提出研究假设与建立理论框架？</w:t>
       </w:r>
+      <w:bookmarkEnd w:id="222"/>
     </w:p>
     <w:p>
       <w:pPr>
@@ -15024,12 +15609,14 @@
       </w:r>
     </w:p>
     <w:p>
+      <w:bookmarkStart w:id="223" w:name="chapter_23"/>
       <w:pPr>
         <w:pStyle w:val="Heading1"/>
       </w:pPr>
       <w:r>
         <w:t>第二十三章　科研方法应该怎样选择？</w:t>
       </w:r>
+      <w:bookmarkEnd w:id="223"/>
     </w:p>
     <w:p>
       <w:pPr>
@@ -15355,6 +15942,9 @@
         <w:gridCol w:w="2173"/>
       </w:tblGrid>
       <w:tr>
+        <w:trPr>
+          <w:tblHeader w:val="true"/>
+        </w:trPr>
         <w:tc>
           <w:tcPr>
             <w:tcW w:type="dxa" w:w="2173"/>
@@ -15659,12 +16249,14 @@
       </w:r>
     </w:p>
     <w:p>
+      <w:bookmarkStart w:id="224" w:name="chapter_24"/>
       <w:pPr>
         <w:pStyle w:val="Heading1"/>
       </w:pPr>
       <w:r>
         <w:t>第二十四章　样本、变量、偏倚与研究可行性</w:t>
       </w:r>
+      <w:bookmarkEnd w:id="224"/>
     </w:p>
     <w:p>
       <w:pPr>
@@ -16188,12 +16780,14 @@
       </w:r>
     </w:p>
     <w:p>
+      <w:bookmarkStart w:id="225" w:name="chapter_25"/>
       <w:pPr>
         <w:pStyle w:val="Heading1"/>
       </w:pPr>
       <w:r>
         <w:t>第二十五章　从研究问题到完整研究方案</w:t>
       </w:r>
+      <w:bookmarkEnd w:id="225"/>
     </w:p>
     <w:p>
       <w:pPr>
@@ -16563,12 +17157,14 @@
       </w:r>
     </w:p>
     <w:p>
+      <w:bookmarkStart w:id="226" w:name="chapter_26"/>
       <w:pPr>
         <w:pStyle w:val="Heading1"/>
       </w:pPr>
       <w:r>
         <w:t>第二十六章　开题报告与研究计划答辩</w:t>
       </w:r>
+      <w:bookmarkEnd w:id="226"/>
     </w:p>
     <w:p>
       <w:pPr>
@@ -16893,6 +17489,9 @@
         <w:gridCol w:w="3260"/>
       </w:tblGrid>
       <w:tr>
+        <w:trPr>
+          <w:tblHeader w:val="true"/>
+        </w:trPr>
         <w:tc>
           <w:tcPr>
             <w:tcW w:type="dxa" w:w="3260"/>
@@ -17209,12 +17808,14 @@
       </w:r>
     </w:p>
     <w:p>
+      <w:bookmarkStart w:id="106" w:name="part_6"/>
       <w:pPr>
         <w:pStyle w:val="Heading1"/>
       </w:pPr>
       <w:r>
         <w:t>第六编　科研实践与数据分析</w:t>
       </w:r>
+      <w:bookmarkEnd w:id="106"/>
     </w:p>
     <w:p>
       <w:pPr>
@@ -17265,12 +17866,14 @@
       </w:r>
     </w:p>
     <w:p>
+      <w:bookmarkStart w:id="227" w:name="chapter_27"/>
       <w:pPr>
         <w:pStyle w:val="Heading1"/>
       </w:pPr>
       <w:r>
         <w:t>第二十七章　如何开展实验、调查与实际研究？</w:t>
       </w:r>
+      <w:bookmarkEnd w:id="227"/>
     </w:p>
     <w:p>
       <w:pPr>
@@ -17754,12 +18357,14 @@
       </w:r>
     </w:p>
     <w:p>
+      <w:bookmarkStart w:id="228" w:name="chapter_28"/>
       <w:pPr>
         <w:pStyle w:val="Heading1"/>
       </w:pPr>
       <w:r>
         <w:t>第二十八章　从原始数据到可以分析的数据</w:t>
       </w:r>
+      <w:bookmarkEnd w:id="228"/>
     </w:p>
     <w:p>
       <w:pPr>
@@ -18049,6 +18654,9 @@
         <w:gridCol w:w="2173"/>
       </w:tblGrid>
       <w:tr>
+        <w:trPr>
+          <w:tblHeader w:val="true"/>
+        </w:trPr>
         <w:tc>
           <w:tcPr>
             <w:tcW w:type="dxa" w:w="2173"/>
@@ -18337,12 +18945,14 @@
       </w:r>
     </w:p>
     <w:p>
+      <w:bookmarkStart w:id="229" w:name="chapter_29"/>
       <w:pPr>
         <w:pStyle w:val="Heading1"/>
       </w:pPr>
       <w:r>
         <w:t>第二十九章　研究生必须掌握的统计学基础</w:t>
       </w:r>
+      <w:bookmarkEnd w:id="229"/>
     </w:p>
     <w:p>
       <w:pPr>
@@ -18971,12 +19581,14 @@
       </w:r>
     </w:p>
     <w:p>
+      <w:bookmarkStart w:id="230" w:name="chapter_30"/>
       <w:pPr>
         <w:pStyle w:val="Heading1"/>
       </w:pPr>
       <w:r>
         <w:t>第三十章　怎样选择和使用统计分析方法？</w:t>
       </w:r>
+      <w:bookmarkEnd w:id="230"/>
     </w:p>
     <w:p>
       <w:pPr>
@@ -19327,6 +19939,9 @@
         <w:gridCol w:w="2173"/>
       </w:tblGrid>
       <w:tr>
+        <w:trPr>
+          <w:tblHeader w:val="true"/>
+        </w:trPr>
         <w:tc>
           <w:tcPr>
             <w:tcW w:type="dxa" w:w="2173"/>
@@ -19753,12 +20368,14 @@
       </w:r>
     </w:p>
     <w:p>
+      <w:bookmarkStart w:id="231" w:name="chapter_31"/>
       <w:pPr>
         <w:pStyle w:val="Heading1"/>
       </w:pPr>
       <w:r>
         <w:t>第三十一章　机器学习与人工智能在科研中怎样使用？</w:t>
       </w:r>
+      <w:bookmarkEnd w:id="231"/>
     </w:p>
     <w:p>
       <w:pPr>
@@ -20240,12 +20857,14 @@
       </w:r>
     </w:p>
     <w:p>
+      <w:bookmarkStart w:id="232" w:name="chapter_32"/>
       <w:pPr>
         <w:pStyle w:val="Heading1"/>
       </w:pPr>
       <w:r>
         <w:t>第三十二章　科研数据可视化与可重复分析</w:t>
       </w:r>
+      <w:bookmarkEnd w:id="232"/>
     </w:p>
     <w:p>
       <w:pPr>
@@ -20758,12 +21377,14 @@
       </w:r>
     </w:p>
     <w:p>
+      <w:bookmarkStart w:id="233" w:name="chapter_33"/>
       <w:pPr>
         <w:pStyle w:val="Heading1"/>
       </w:pPr>
       <w:r>
         <w:t>第三十三章　如何判断自己的研究结果是否可信？</w:t>
       </w:r>
+      <w:bookmarkEnd w:id="233"/>
     </w:p>
     <w:p>
       <w:pPr>
@@ -21042,6 +21663,9 @@
         <w:gridCol w:w="1630"/>
       </w:tblGrid>
       <w:tr>
+        <w:trPr>
+          <w:tblHeader w:val="true"/>
+        </w:trPr>
         <w:tc>
           <w:tcPr>
             <w:tcW w:type="dxa" w:w="1630"/>
@@ -21412,12 +22036,14 @@
       </w:r>
     </w:p>
     <w:p>
+      <w:bookmarkStart w:id="107" w:name="part_7"/>
       <w:pPr>
         <w:pStyle w:val="Heading1"/>
       </w:pPr>
       <w:r>
         <w:t>第七编　学术写作与论文发表</w:t>
       </w:r>
+      <w:bookmarkEnd w:id="107"/>
     </w:p>
     <w:p>
       <w:pPr>
@@ -21468,12 +22094,14 @@
       </w:r>
     </w:p>
     <w:p>
+      <w:bookmarkStart w:id="234" w:name="chapter_34"/>
       <w:pPr>
         <w:pStyle w:val="Heading1"/>
       </w:pPr>
       <w:r>
         <w:t>第三十四章　科研论文究竟应该怎样组织？</w:t>
       </w:r>
+      <w:bookmarkEnd w:id="234"/>
     </w:p>
     <w:p>
       <w:pPr>
@@ -21680,6 +22308,9 @@
         <w:gridCol w:w="1630"/>
       </w:tblGrid>
       <w:tr>
+        <w:trPr>
+          <w:tblHeader w:val="true"/>
+        </w:trPr>
         <w:tc>
           <w:tcPr>
             <w:tcW w:type="dxa" w:w="1630"/>
@@ -22098,12 +22729,14 @@
       </w:r>
     </w:p>
     <w:p>
+      <w:bookmarkStart w:id="235" w:name="chapter_35"/>
       <w:pPr>
         <w:pStyle w:val="Heading1"/>
       </w:pPr>
       <w:r>
         <w:t>第三十五章　如何写好文献综述？</w:t>
       </w:r>
+      <w:bookmarkEnd w:id="235"/>
     </w:p>
     <w:p>
       <w:pPr>
@@ -22595,12 +23228,14 @@
       </w:r>
     </w:p>
     <w:p>
+      <w:bookmarkStart w:id="236" w:name="chapter_36"/>
       <w:pPr>
         <w:pStyle w:val="Heading1"/>
       </w:pPr>
       <w:r>
         <w:t>第三十六章　标题、摘要与引言应该怎样写？</w:t>
       </w:r>
+      <w:bookmarkEnd w:id="236"/>
     </w:p>
     <w:p>
       <w:pPr>
@@ -23180,12 +23815,14 @@
       </w:r>
     </w:p>
     <w:p>
+      <w:bookmarkStart w:id="237" w:name="chapter_37"/>
       <w:pPr>
         <w:pStyle w:val="Heading1"/>
       </w:pPr>
       <w:r>
         <w:t>第三十七章　方法学部分如何写得严谨且可复现？</w:t>
       </w:r>
+      <w:bookmarkEnd w:id="237"/>
     </w:p>
     <w:p>
       <w:pPr>
@@ -23761,12 +24398,14 @@
       </w:r>
     </w:p>
     <w:p>
+      <w:bookmarkStart w:id="238" w:name="chapter_38"/>
       <w:pPr>
         <w:pStyle w:val="Heading1"/>
       </w:pPr>
       <w:r>
         <w:t>第三十八章　Results与科研图表怎样配合？</w:t>
       </w:r>
+      <w:bookmarkEnd w:id="238"/>
     </w:p>
     <w:p>
       <w:pPr>
@@ -24274,12 +24913,14 @@
       </w:r>
     </w:p>
     <w:p>
+      <w:bookmarkStart w:id="239" w:name="chapter_39"/>
       <w:pPr>
         <w:pStyle w:val="Heading1"/>
       </w:pPr>
       <w:r>
         <w:t>第三十九章　讨论、结论与论文整体修改</w:t>
       </w:r>
+      <w:bookmarkEnd w:id="239"/>
     </w:p>
     <w:p>
       <w:pPr>
@@ -24590,12 +25231,14 @@
       </w:r>
     </w:p>
     <w:p>
+      <w:bookmarkStart w:id="240" w:name="chapter_40"/>
       <w:pPr>
         <w:pStyle w:val="Heading1"/>
       </w:pPr>
       <w:r>
         <w:t>第四十章　怎样投稿、回应审稿与处理学术出版问题？</w:t>
       </w:r>
+      <w:bookmarkEnd w:id="240"/>
     </w:p>
     <w:p>
       <w:pPr>
@@ -25160,6 +25803,9 @@
         <w:gridCol w:w="1304"/>
       </w:tblGrid>
       <w:tr>
+        <w:trPr>
+          <w:tblHeader w:val="true"/>
+        </w:trPr>
         <w:tc>
           <w:tcPr>
             <w:tcW w:type="dxa" w:w="1304"/>
@@ -25598,12 +26244,14 @@
       </w:r>
     </w:p>
     <w:p>
+      <w:bookmarkStart w:id="108" w:name="part_8"/>
       <w:pPr>
         <w:pStyle w:val="Heading1"/>
       </w:pPr>
       <w:r>
         <w:t>第八编　真实科研生活：合作、伦理、AI与学术交流</w:t>
       </w:r>
+      <w:bookmarkEnd w:id="108"/>
     </w:p>
     <w:p>
       <w:pPr>
@@ -25644,12 +26292,14 @@
       </w:r>
     </w:p>
     <w:p>
+      <w:bookmarkStart w:id="241" w:name="chapter_41"/>
       <w:pPr>
         <w:pStyle w:val="Heading1"/>
       </w:pPr>
       <w:r>
         <w:t>第四十一章　科研诚信与学术伦理</w:t>
       </w:r>
+      <w:bookmarkEnd w:id="241"/>
     </w:p>
     <w:p>
       <w:pPr>
@@ -26059,12 +26709,14 @@
       </w:r>
     </w:p>
     <w:p>
+      <w:bookmarkStart w:id="242" w:name="chapter_42"/>
       <w:pPr>
         <w:pStyle w:val="Heading1"/>
       </w:pPr>
       <w:r>
         <w:t>第四十二章　怎样正确使用AI辅助科研？</w:t>
       </w:r>
+      <w:bookmarkEnd w:id="242"/>
     </w:p>
     <w:p>
       <w:pPr>
@@ -26613,12 +27265,14 @@
       </w:r>
     </w:p>
     <w:p>
+      <w:bookmarkStart w:id="243" w:name="chapter_43"/>
       <w:pPr>
         <w:pStyle w:val="Heading1"/>
       </w:pPr>
       <w:r>
         <w:t>第四十三章　团队合作、学术署名与科研沟通</w:t>
       </w:r>
+      <w:bookmarkEnd w:id="243"/>
     </w:p>
     <w:p>
       <w:pPr>
@@ -27150,12 +27804,14 @@
       </w:r>
     </w:p>
     <w:p>
+      <w:bookmarkStart w:id="244" w:name="chapter_44"/>
       <w:pPr>
         <w:pStyle w:val="Heading1"/>
       </w:pPr>
       <w:r>
         <w:t>第四十四章　学术汇报、组会与国际会议</w:t>
       </w:r>
+      <w:bookmarkEnd w:id="244"/>
     </w:p>
     <w:p>
       <w:pPr>
@@ -27482,12 +28138,14 @@
       </w:r>
     </w:p>
     <w:p>
+      <w:bookmarkStart w:id="245" w:name="chapter_45"/>
       <w:pPr>
         <w:pStyle w:val="Heading1"/>
       </w:pPr>
       <w:r>
         <w:t>第四十五章　如何管理科研项目与申请研究经费？</w:t>
       </w:r>
+      <w:bookmarkEnd w:id="245"/>
     </w:p>
     <w:p>
       <w:pPr>
@@ -27812,6 +28470,9 @@
         <w:gridCol w:w="3260"/>
       </w:tblGrid>
       <w:tr>
+        <w:trPr>
+          <w:tblHeader w:val="true"/>
+        </w:trPr>
         <w:tc>
           <w:tcPr>
             <w:tcW w:type="dxa" w:w="3260"/>
@@ -28212,12 +28873,14 @@
       </w:r>
     </w:p>
     <w:p>
+      <w:bookmarkStart w:id="109" w:name="part_9"/>
       <w:pPr>
         <w:pStyle w:val="Heading1"/>
       </w:pPr>
       <w:r>
         <w:t>第九编　毕业与未来：完成学位，继续成长</w:t>
       </w:r>
+      <w:bookmarkEnd w:id="109"/>
     </w:p>
     <w:p>
       <w:pPr>
@@ -28258,12 +28921,14 @@
       </w:r>
     </w:p>
     <w:p>
+      <w:bookmarkStart w:id="246" w:name="chapter_46"/>
       <w:pPr>
         <w:pStyle w:val="Heading1"/>
       </w:pPr>
       <w:r>
         <w:t>第四十六章　硕士和博士阶段的关键里程碑</w:t>
       </w:r>
+      <w:bookmarkEnd w:id="246"/>
     </w:p>
     <w:p>
       <w:pPr>
@@ -28558,6 +29223,9 @@
         <w:gridCol w:w="1630"/>
       </w:tblGrid>
       <w:tr>
+        <w:trPr>
+          <w:tblHeader w:val="true"/>
+        </w:trPr>
         <w:tc>
           <w:tcPr>
             <w:tcW w:type="dxa" w:w="1630"/>
@@ -29054,12 +29722,14 @@
       </w:r>
     </w:p>
     <w:p>
+      <w:bookmarkStart w:id="247" w:name="chapter_47"/>
       <w:pPr>
         <w:pStyle w:val="Heading1"/>
       </w:pPr>
       <w:r>
         <w:t>第四十七章　如何写出一篇合格的学位论文？</w:t>
       </w:r>
+      <w:bookmarkEnd w:id="247"/>
     </w:p>
     <w:p>
       <w:pPr>
@@ -29445,12 +30115,14 @@
       </w:r>
     </w:p>
     <w:p>
+      <w:bookmarkStart w:id="248" w:name="chapter_48"/>
       <w:pPr>
         <w:pStyle w:val="Heading1"/>
       </w:pPr>
       <w:r>
         <w:t>第四十八章　预答辩、送审与正式答辩</w:t>
       </w:r>
+      <w:bookmarkEnd w:id="248"/>
     </w:p>
     <w:p>
       <w:pPr>
@@ -30030,12 +30702,14 @@
       </w:r>
     </w:p>
     <w:p>
+      <w:bookmarkStart w:id="249" w:name="chapter_49"/>
       <w:pPr>
         <w:pStyle w:val="Heading1"/>
       </w:pPr>
       <w:r>
         <w:t>第四十九章　研究生毕业后有哪些发展方向？</w:t>
       </w:r>
+      <w:bookmarkEnd w:id="249"/>
     </w:p>
     <w:p>
       <w:pPr>
@@ -30322,12 +30996,14 @@
       </w:r>
     </w:p>
     <w:p>
+      <w:bookmarkStart w:id="250" w:name="chapter_50"/>
       <w:pPr>
         <w:pStyle w:val="Heading1"/>
       </w:pPr>
       <w:r>
         <w:t>第五十章　从研究生到独立研究者：怎样持续成长？</w:t>
       </w:r>
+      <w:bookmarkEnd w:id="250"/>
     </w:p>
     <w:p>
       <w:pPr>
@@ -31131,6 +31807,9 @@
         <w:gridCol w:w="3260"/>
       </w:tblGrid>
       <w:tr>
+        <w:trPr>
+          <w:tblHeader w:val="true"/>
+        </w:trPr>
         <w:tc>
           <w:tcPr>
             <w:tcW w:type="dxa" w:w="3260"/>
@@ -32771,6 +33450,9 @@
         <w:gridCol w:w="2173"/>
       </w:tblGrid>
       <w:tr>
+        <w:trPr>
+          <w:tblHeader w:val="true"/>
+        </w:trPr>
         <w:tc>
           <w:tcPr>
             <w:tcW w:type="dxa" w:w="2173"/>
@@ -33362,7 +34044,8 @@
       </w:r>
     </w:p>
     <w:sectPr>
-      <w:footerReference w:type="default" r:id="rId9"/>
+      <w:headerReference w:type="default" r:id="rId9"/>
+      <w:footerReference w:type="default" r:id="rId10"/>
       <w:pgSz w:w="8391" w:h="11906"/>
       <w:pgMar w:top="1020" w:right="907" w:bottom="907" w:left="964" w:header="720" w:footer="720" w:gutter="0"/>
       <w:cols w:space="720"/>
@@ -33388,6 +34071,24 @@
     </w:r>
   </w:p>
 </w:ftr>
+</file>
+
+<file path=word/header1.xml><?xml version="1.0" encoding="utf-8"?>
+<w:hdr xmlns:m="http://schemas.openxmlformats.org/officeDocument/2006/math" xmlns:mc="http://schemas.openxmlformats.org/markup-compatibility/2006" xmlns:mo="http://schemas.microsoft.com/office/mac/office/2008/main" xmlns:mv="urn:schemas-microsoft-com:mac:vml" xmlns:o="urn:schemas-microsoft-com:office:office" xmlns:r="http://schemas.openxmlformats.org/officeDocument/2006/relationships" xmlns:v="urn:schemas-microsoft-com:vml" xmlns:w10="urn:schemas-microsoft-com:office:word" xmlns:w14="http://schemas.microsoft.com/office/word/2010/wordml" xmlns:w="http://schemas.openxmlformats.org/wordprocessingml/2006/main" xmlns:wne="http://schemas.microsoft.com/office/word/2006/wordml" xmlns:wp14="http://schemas.microsoft.com/office/word/2010/wordprocessingDrawing" xmlns:wp="http://schemas.openxmlformats.org/drawingml/2006/wordprocessingDrawing" xmlns:wpc="http://schemas.microsoft.com/office/word/2010/wordprocessingCanvas" xmlns:wpg="http://schemas.microsoft.com/office/word/2010/wordprocessingGroup" xmlns:wpi="http://schemas.microsoft.com/office/word/2010/wordprocessingInk" xmlns:wps="http://schemas.microsoft.com/office/word/2010/wordprocessingShape" mc:Ignorable="w14 wp14">
+  <w:p>
+    <w:pPr>
+      <w:pStyle w:val="Header"/>
+      <w:jc w:val="right"/>
+    </w:pPr>
+    <w:r>
+      <w:rPr>
+        <w:color w:val="647869"/>
+        <w:sz w:val="16"/>
+      </w:rPr>
+      <w:t>从读研到做研究 · 一心问道</w:t>
+    </w:r>
+  </w:p>
+</w:hdr>
 </file>
 
 <file path=word/numbering.xml><?xml version="1.0" encoding="utf-8"?>

--- a/graduate-research-handbook/downloads/complete-book.docx
+++ b/graduate-research-handbook/downloads/complete-book.docx
@@ -894,7 +894,7 @@
         <w:jc w:val="both"/>
       </w:pPr>
       <w:r>
-        <w:t>九编五十章 · 内容深度修订版 V2.1 · 2026年10月</w:t>
+        <w:t>九编五十章 · 内容深度修订版 V2.2 · 2026年10月</w:t>
       </w:r>
     </w:p>
     <w:p>

--- a/graduate-research-handbook/downloads/complete-book.docx
+++ b/graduate-research-handbook/downloads/complete-book.docx
@@ -1416,7 +1416,7 @@
         <w:t>核验要点。</w:t>
       </w:r>
       <w:r>
-        <w:t xml:space="preserve"> 交换研究备忘录，请同伴判断观察、推断与尚未检验的机制是否被清楚分开。 本项为教学训练，不代替所在单位的正式要求。</w:t>
+        <w:t xml:space="preserve"> 交换研究备忘录，请同伴判断观察、推断与尚未检验的机制是否被清楚分开。</w:t>
       </w:r>
     </w:p>
     <w:p>
@@ -2225,7 +2225,7 @@
         <w:t>核验要点。</w:t>
       </w:r>
       <w:r>
-        <w:t xml:space="preserve"> 请同伴仅根据原始招生文件复核四项分类，不能用经验帖子替代正式条件。 本项为教学训练，不代替所在单位的正式要求。</w:t>
+        <w:t xml:space="preserve"> 请同伴仅根据原始招生文件复核四项分类，不能用经验帖子替代正式条件。</w:t>
       </w:r>
     </w:p>
     <w:p>
@@ -2668,7 +2668,7 @@
         <w:t>核验要点。</w:t>
       </w:r>
       <w:r>
-        <w:t xml:space="preserve"> 检查每项专业判断是否有论文或培养方案出处，不以院校名气替代课程内容。 本项为教学训练，不代替所在单位的正式要求。</w:t>
+        <w:t xml:space="preserve"> 检查每项专业判断是否有论文或培养方案出处，不以院校名气替代课程内容。</w:t>
       </w:r>
     </w:p>
     <w:p>
@@ -4894,7 +4894,7 @@
         <w:t>核验要点。</w:t>
       </w:r>
       <w:r>
-        <w:t xml:space="preserve"> 逐条打开原始公告验证链接及有效年份，未正式公布的安排保持‘待通知’。 本项为教学训练，不代替所在单位的正式要求。</w:t>
+        <w:t xml:space="preserve"> 逐条打开原始公告验证链接及有效年份，未正式公布的安排保持‘待通知’。</w:t>
       </w:r>
     </w:p>
     <w:p>
@@ -6125,7 +6125,7 @@
         <w:t>核验要点。</w:t>
       </w:r>
       <w:r>
-        <w:t xml:space="preserve"> 对每一项排序写出真实证据和一个会改变选择的未知条件。 本项为教学训练，不代替所在单位的正式要求。</w:t>
+        <w:t xml:space="preserve"> 对每一项排序写出真实证据和一个会改变选择的未知条件。</w:t>
       </w:r>
     </w:p>
     <w:p>
@@ -7382,7 +7382,7 @@
         <w:t>核验要点。</w:t>
       </w:r>
       <w:r>
-        <w:t xml:space="preserve"> 分别核对资格、截止时间、附件版本与研究计划是否存在无依据的资源承诺。 本项为教学训练，不代替所在单位的正式要求。</w:t>
+        <w:t xml:space="preserve"> 分别核对资格、截止时间、附件版本与研究计划是否存在无依据的资源承诺。</w:t>
       </w:r>
     </w:p>
     <w:p>
@@ -7949,7 +7949,7 @@
         <w:t>核验要点。</w:t>
       </w:r>
       <w:r>
-        <w:t xml:space="preserve"> 面试准备时能为每一项重要经历指出作品、数据或正式记录的出处。 本项为教学训练，不代替所在单位的正式要求。</w:t>
+        <w:t xml:space="preserve"> 面试准备时能为每一项重要经历指出作品、数据或正式记录的出处。</w:t>
       </w:r>
     </w:p>
     <w:p>
@@ -8931,7 +8931,7 @@
         <w:t>核验要点。</w:t>
       </w:r>
       <w:r>
-        <w:t xml:space="preserve"> 所有关于招生名额、奖助及学位条件的判断均应有本年度正式来源。 本项为教学训练，不代替所在单位的正式要求。</w:t>
+        <w:t xml:space="preserve"> 所有关于招生名额、奖助及学位条件的判断均应有本年度正式来源。</w:t>
       </w:r>
     </w:p>
     <w:p>
@@ -10045,7 +10045,7 @@
         <w:t>核验要点。</w:t>
       </w:r>
       <w:r>
-        <w:t xml:space="preserve"> 让一位没有运行代码的同学说明分析实际做了什么，以及尚不能得出什么。 本项为教学训练，不代替所在单位的正式要求。</w:t>
+        <w:t xml:space="preserve"> 让一位没有运行代码的同学说明分析实际做了什么，以及尚不能得出什么。</w:t>
       </w:r>
     </w:p>
     <w:p>
@@ -10500,7 +10500,7 @@
         <w:t>核验要点。</w:t>
       </w:r>
       <w:r>
-        <w:t xml:space="preserve"> 每项能力提升都必须有精读笔记、演示脚本或独立完成的报告作证。 本项为教学训练，不代替所在单位的正式要求。</w:t>
+        <w:t xml:space="preserve"> 每项能力提升都必须有精读笔记、演示脚本或独立完成的报告作证。</w:t>
       </w:r>
     </w:p>
     <w:p/>
@@ -11119,7 +11119,7 @@
         <w:t>核验要点。</w:t>
       </w:r>
       <w:r>
-        <w:t xml:space="preserve"> 会议纪要应能解释为什么采用某个变量定义或分析方案，不能只写‘进一步讨论’。 本项为教学训练，不代替所在单位的正式要求。</w:t>
+        <w:t xml:space="preserve"> 会议纪要应能解释为什么采用某个变量定义或分析方案，不能只写‘进一步讨论’。</w:t>
       </w:r>
     </w:p>
     <w:p>
@@ -11657,7 +11657,7 @@
         <w:t>核验要点。</w:t>
       </w:r>
       <w:r>
-        <w:t xml:space="preserve"> 无需作者口头补充，也能恢复核心分析流程；受限原始资料不得进入公共仓库。 本项为教学训练，不代替所在单位的正式要求。</w:t>
+        <w:t xml:space="preserve"> 无需作者口头补充，也能恢复核心分析流程；受限原始资料不得进入公共仓库。</w:t>
       </w:r>
     </w:p>
     <w:p>
@@ -12352,7 +12352,7 @@
         <w:t>核验要点。</w:t>
       </w:r>
       <w:r>
-        <w:t xml:space="preserve"> 第二位读者应能依据你的记录复现检索，并解释五篇被纳入研究的直接相关性。 本项为教学训练，不代替所在单位的正式要求。</w:t>
+        <w:t xml:space="preserve"> 第二位读者应能依据你的记录复现检索，并解释五篇被纳入研究的直接相关性。</w:t>
       </w:r>
     </w:p>
     <w:p>
@@ -13213,7 +13213,7 @@
         <w:t>核验要点。</w:t>
       </w:r>
       <w:r>
-        <w:t xml:space="preserve"> 读者能指出一项主张在原文中具体由哪张图或哪个方法段落支持。 本项为教学训练，不代替所在单位的正式要求。</w:t>
+        <w:t xml:space="preserve"> 读者能指出一项主张在原文中具体由哪张图或哪个方法段落支持。</w:t>
       </w:r>
     </w:p>
     <w:p>
@@ -13713,7 +13713,7 @@
         <w:t>核验要点。</w:t>
       </w:r>
       <w:r>
-        <w:t xml:space="preserve"> 随机抽查五条引用必须能够定位到原文，不能只根据AI给出的题录填写。 本项为教学训练，不代替所在单位的正式要求。</w:t>
+        <w:t xml:space="preserve"> 随机抽查五条引用必须能够定位到原文，不能只根据AI给出的题录填写。</w:t>
       </w:r>
     </w:p>
     <w:p>
@@ -14114,7 +14114,7 @@
         <w:t>核验要点。</w:t>
       </w:r>
       <w:r>
-        <w:t xml:space="preserve"> 结论必须允许存在未解决的不一致，不以论文期刊指标取代证据评价。 本项为教学训练，不代替所在单位的正式要求。</w:t>
+        <w:t xml:space="preserve"> 结论必须允许存在未解决的不一致，不以论文期刊指标取代证据评价。</w:t>
       </w:r>
     </w:p>
     <w:p/>
@@ -14614,7 +14614,7 @@
         <w:t>核验要点。</w:t>
       </w:r>
       <w:r>
-        <w:t xml:space="preserve"> 随机抽查三项综述论断，确认原始论文能够直接支撑所写范围。 本项为教学训练，不代替所在单位的正式要求。</w:t>
+        <w:t xml:space="preserve"> 随机抽查三项综述论断，确认原始论文能够直接支撑所写范围。</w:t>
       </w:r>
     </w:p>
     <w:p>
@@ -15092,7 +15092,7 @@
         <w:t>核验要点。</w:t>
       </w:r>
       <w:r>
-        <w:t xml:space="preserve"> 删除‘首次’等形容词后，研究的重要性与可行性仍应能够由具体事实解释。 本项为教学训练，不代替所在单位的正式要求。</w:t>
+        <w:t xml:space="preserve"> 删除‘首次’等形容词后，研究的重要性与可行性仍应能够由具体事实解释。</w:t>
       </w:r>
     </w:p>
     <w:p/>
@@ -15583,7 +15583,7 @@
         <w:t>核验要点。</w:t>
       </w:r>
       <w:r>
-        <w:t xml:space="preserve"> 让同学指出哪些箭头只是推测，检验目标不得在看到结果后随意改变。 本项为教学训练，不代替所在单位的正式要求。</w:t>
+        <w:t xml:space="preserve"> 让同学指出哪些箭头只是推测，检验目标不得在看到结果后随意改变。</w:t>
       </w:r>
     </w:p>
     <w:p>
@@ -16239,7 +16239,7 @@
         <w:t>核验要点。</w:t>
       </w:r>
       <w:r>
-        <w:t xml:space="preserve"> 结果描述必须与所选设计相匹配，不能用观察关联直接宣称干预效果。 本项为教学训练，不代替所在单位的正式要求。</w:t>
+        <w:t xml:space="preserve"> 结果描述必须与所选设计相匹配，不能用观察关联直接宣称干预效果。</w:t>
       </w:r>
     </w:p>
     <w:p/>
@@ -16754,7 +16754,7 @@
         <w:t>核验要点。</w:t>
       </w:r>
       <w:r>
-        <w:t xml:space="preserve"> 应能解释参数依据与样本独立性，不能援引‘每组30例足够’的通用口诀。 本项为教学训练，不代替所在单位的正式要求。</w:t>
+        <w:t xml:space="preserve"> 应能解释参数依据与样本独立性，不能援引‘每组30例足够’的通用口诀。</w:t>
       </w:r>
     </w:p>
     <w:p>
@@ -17147,7 +17147,7 @@
         <w:t>核验要点。</w:t>
       </w:r>
       <w:r>
-        <w:t xml:space="preserve"> 科学问题、Methods、图表与里程碑必须存在一一对应的证据关系。 本项为教学训练，不代替所在单位的正式要求。</w:t>
+        <w:t xml:space="preserve"> 科学问题、Methods、图表与里程碑必须存在一一对应的证据关系。</w:t>
       </w:r>
     </w:p>
     <w:p/>
@@ -17782,7 +17782,7 @@
         <w:t>核验要点。</w:t>
       </w:r>
       <w:r>
-        <w:t xml:space="preserve"> 下一版开题方案需附实质修订日志，不能只把PPT重新配色。 本项为教学训练，不代替所在单位的正式要求。</w:t>
+        <w:t xml:space="preserve"> 下一版开题方案需附实质修订日志，不能只把PPT重新配色。</w:t>
       </w:r>
     </w:p>
     <w:p>
@@ -18331,7 +18331,7 @@
         <w:t>核验要点。</w:t>
       </w:r>
       <w:r>
-        <w:t xml:space="preserve"> 任何样本排除均能从原始日志追溯，不能仅为了改善P值而删除。 本项为教学训练，不代替所在单位的正式要求。</w:t>
+        <w:t xml:space="preserve"> 任何样本排除均能从原始日志追溯，不能仅为了改善P值而删除。</w:t>
       </w:r>
     </w:p>
     <w:p>
@@ -18935,7 +18935,7 @@
         <w:t>核验要点。</w:t>
       </w:r>
       <w:r>
-        <w:t xml:space="preserve"> 把清洗前后的样本流向、数据字典和脚本交给同伴重跑，确认不会重复计数。 本项为教学训练，不代替所在单位的正式要求。</w:t>
+        <w:t xml:space="preserve"> 把清洗前后的样本流向、数据字典和脚本交给同伴重跑，确认不会重复计数。</w:t>
       </w:r>
     </w:p>
     <w:p/>
@@ -19555,7 +19555,7 @@
         <w:t>核验要点。</w:t>
       </w:r>
       <w:r>
-        <w:t xml:space="preserve"> 检查是否同时报告效应量、估计不确定性及科学意义，不能只报星号。 本项为教学训练，不代替所在单位的正式要求。</w:t>
+        <w:t xml:space="preserve"> 检查是否同时报告效应量、估计不确定性及科学意义，不能只报星号。</w:t>
       </w:r>
     </w:p>
     <w:p>
@@ -20342,7 +20342,7 @@
         <w:t>核验要点。</w:t>
       </w:r>
       <w:r>
-        <w:t xml:space="preserve"> 统计模型、对象结构、报告的效应单位和方法学文字必须完全一致。 本项为教学训练，不代替所在单位的正式要求。</w:t>
+        <w:t xml:space="preserve"> 统计模型、对象结构、报告的效应单位和方法学文字必须完全一致。</w:t>
       </w:r>
     </w:p>
     <w:p>
@@ -20831,7 +20831,7 @@
         <w:t>核验要点。</w:t>
       </w:r>
       <w:r>
-        <w:t xml:space="preserve"> 说明预测是否具有外部适用性证据，并明确特征重要性不等于致病机制。 本项为教学训练，不代替所在单位的正式要求。</w:t>
+        <w:t xml:space="preserve"> 说明预测是否具有外部适用性证据，并明确特征重要性不等于致病机制。</w:t>
       </w:r>
     </w:p>
     <w:p>
@@ -21351,7 +21351,7 @@
         <w:t>核验要点。</w:t>
       </w:r>
       <w:r>
-        <w:t xml:space="preserve"> 让同学只看图与图注解释分析单位、误差条与结果边界，检查是否可重复生成。 本项为教学训练，不代替所在单位的正式要求。</w:t>
+        <w:t xml:space="preserve"> 让同学只看图与图注解释分析单位、误差条与结果边界，检查是否可重复生成。</w:t>
       </w:r>
     </w:p>
     <w:p>
@@ -22010,7 +22010,7 @@
         <w:t>核验要点。</w:t>
       </w:r>
       <w:r>
-        <w:t xml:space="preserve"> 删除任何没有直接证据支撑的机制性或普遍推广性描述。 本项为教学训练，不代替所在单位的正式要求。</w:t>
+        <w:t xml:space="preserve"> 删除任何没有直接证据支撑的机制性或普遍推广性描述。</w:t>
       </w:r>
     </w:p>
     <w:p>
@@ -22703,7 +22703,7 @@
         <w:t>核验要点。</w:t>
       </w:r>
       <w:r>
-        <w:t xml:space="preserve"> 陌生读者只看图表和小标题，应能准确复述研究问题及直接证据。 本项为教学训练，不代替所在单位的正式要求。</w:t>
+        <w:t xml:space="preserve"> 陌生读者只看图表和小标题，应能准确复述研究问题及直接证据。</w:t>
       </w:r>
     </w:p>
     <w:p>
@@ -23202,7 +23202,7 @@
         <w:t>核验要点。</w:t>
       </w:r>
       <w:r>
-        <w:t xml:space="preserve"> 每项综合论断需核查原始文献，不可把系统综述名称当作方法完成证明。 本项为教学训练，不代替所在单位的正式要求。</w:t>
+        <w:t xml:space="preserve"> 每项综合论断需核查原始文献，不可把系统综述名称当作方法完成证明。</w:t>
       </w:r>
     </w:p>
     <w:p>
@@ -23789,7 +23789,7 @@
         <w:t>核验要点。</w:t>
       </w:r>
       <w:r>
-        <w:t xml:space="preserve"> 任何样本数、AUC或P值都必须出自实际输出，删除没有依据的‘突破性’用语。 本项为教学训练，不代替所在单位的正式要求。</w:t>
+        <w:t xml:space="preserve"> 任何样本数、AUC或P值都必须出自实际输出，删除没有依据的‘突破性’用语。</w:t>
       </w:r>
     </w:p>
     <w:p>
@@ -24372,7 +24372,7 @@
         <w:t>核验要点。</w:t>
       </w:r>
       <w:r>
-        <w:t xml:space="preserve"> 无法通过实际记录核实的步骤不得为了填满报告清单而写成已执行。 本项为教学训练，不代替所在单位的正式要求。</w:t>
+        <w:t xml:space="preserve"> 无法通过实际记录核实的步骤不得为了填满报告清单而写成已执行。</w:t>
       </w:r>
     </w:p>
     <w:p>
@@ -24887,7 +24887,7 @@
         <w:t>核验要点。</w:t>
       </w:r>
       <w:r>
-        <w:t xml:space="preserve"> 不选择性隐藏重要阴性结果，图表与文字中的样本量和统计阈值相同。 本项为教学训练，不代替所在单位的正式要求。</w:t>
+        <w:t xml:space="preserve"> 不选择性隐藏重要阴性结果，图表与文字中的样本量和统计阈值相同。</w:t>
       </w:r>
     </w:p>
     <w:p>
@@ -26218,7 +26218,7 @@
         <w:t>核验要点。</w:t>
       </w:r>
       <w:r>
-        <w:t xml:space="preserve"> 审稿回应不得声称已经完成未实际执行的补充实验或分析。 本项为教学训练，不代替所在单位的正式要求。</w:t>
+        <w:t xml:space="preserve"> 审稿回应不得声称已经完成未实际执行的补充实验或分析。</w:t>
       </w:r>
     </w:p>
     <w:p>
@@ -26699,7 +26699,7 @@
         <w:t>核验要点。</w:t>
       </w:r>
       <w:r>
-        <w:t xml:space="preserve"> 重点检查真实记录、参与者权益和纠错路径，而不是用是否显著判断研究可靠性。 本项为教学训练，不代替所在单位的正式要求。</w:t>
+        <w:t xml:space="preserve"> 重点检查真实记录、参与者权益和纠错路径，而不是用是否显著判断研究可靠性。</w:t>
       </w:r>
     </w:p>
     <w:p/>
@@ -27215,7 +27215,7 @@
         <w:t>核验要点。</w:t>
       </w:r>
       <w:r>
-        <w:t xml:space="preserve"> AI输出需有人工核验日志，未获许可的资料不得输入公共服务。 本项为教学训练，不代替所在单位的正式要求。</w:t>
+        <w:t xml:space="preserve"> AI输出需有人工核验日志，未获许可的资料不得输入公共服务。</w:t>
       </w:r>
     </w:p>
     <w:p>
@@ -27778,7 +27778,7 @@
         <w:t>核验要点。</w:t>
       </w:r>
       <w:r>
-        <w:t xml:space="preserve"> 作者贡献必须能够用真实工作记录支撑，分歧应按适用机构程序处理。 本项为教学训练，不代替所在单位的正式要求。</w:t>
+        <w:t xml:space="preserve"> 作者贡献必须能够用真实工作记录支撑，分歧应按适用机构程序处理。</w:t>
       </w:r>
     </w:p>
     <w:p>
@@ -28847,7 +28847,7 @@
         <w:t>核验要点。</w:t>
       </w:r>
       <w:r>
-        <w:t xml:space="preserve"> 所有费用依据真实工作包测算，不能为了凑预算虚构样本或服务。 本项为教学训练，不代替所在单位的正式要求。</w:t>
+        <w:t xml:space="preserve"> 所有费用依据真实工作包测算，不能为了凑预算虚构样本或服务。</w:t>
       </w:r>
     </w:p>
     <w:p>
@@ -29696,7 +29696,7 @@
         <w:t>核验要点。</w:t>
       </w:r>
       <w:r>
-        <w:t xml:space="preserve"> 每一个截止日期必须可追溯到本年度正式文件，外部审稿不能当作确定可控事项。 本项为教学训练，不代替所在单位的正式要求。</w:t>
+        <w:t xml:space="preserve"> 每一个截止日期必须可追溯到本年度正式文件，外部审稿不能当作确定可控事项。</w:t>
       </w:r>
     </w:p>
     <w:p>
@@ -30105,7 +30105,7 @@
         <w:t>核验要点。</w:t>
       </w:r>
       <w:r>
-        <w:t xml:space="preserve"> 学位论文不是简单装订已发表文章；应清楚区分各章的共同贡献与矛盾。 本项为教学训练，不代替所在单位的正式要求。</w:t>
+        <w:t xml:space="preserve"> 学位论文不是简单装订已发表文章；应清楚区分各章的共同贡献与矛盾。</w:t>
       </w:r>
     </w:p>
     <w:p/>
@@ -30676,7 +30676,7 @@
         <w:t>核验要点。</w:t>
       </w:r>
       <w:r>
-        <w:t xml:space="preserve"> 答辩后检查意见落实日志，确保没有用更自信的措辞替代实际的方法修正。 本项为教学训练，不代替所在单位的正式要求。</w:t>
+        <w:t xml:space="preserve"> 答辩后检查意见落实日志，确保没有用更自信的措辞替代实际的方法修正。</w:t>
       </w:r>
     </w:p>
     <w:p>
@@ -31477,7 +31477,7 @@
         <w:t>核验要点。</w:t>
       </w:r>
       <w:r>
-        <w:t xml:space="preserve"> 成长评价不能只依赖论文或职位数量，也应检查是否能够独立识别问题并诚实修订结论。 本项为教学训练，不代替所在单位的正式要求。</w:t>
+        <w:t xml:space="preserve"> 成长评价不能只依赖论文或职位数量，也应检查是否能够独立识别问题并诚实修订结论。</w:t>
       </w:r>
     </w:p>
     <w:p>

--- a/graduate-research-handbook/downloads/complete-book.docx
+++ b/graduate-research-handbook/downloads/complete-book.docx
@@ -34806,9 +34806,6 @@
     <w:qFormat/>
     <w:rsid w:val="00FC693F"/>
     <w:pPr>
-      <w:pBdr>
-        <w:bottom w:val="single" w:sz="8" w:space="4" w:color="4F81BD" w:themeColor="accent1"/>
-      </w:pBdr>
       <w:spacing w:after="300" w:line="240" w:lineRule="auto"/>
       <w:contextualSpacing/>
     </w:pPr>

--- a/graduate-research-handbook/downloads/complete-book.docx
+++ b/graduate-research-handbook/downloads/complete-book.docx
@@ -911,55 +911,60 @@
         <w:pStyle w:val="Heading1"/>
       </w:pPr>
       <w:r>
-        <w:t>前言：写给即将走进学术世界的你</w:t>
-      </w:r>
-    </w:p>
-    <w:p>
-      <w:pPr>
-        <w:jc w:val="both"/>
-      </w:pPr>
-      <w:r>
-        <w:t>每年都有许多年轻人走进研究生阶段。有人希望深入学习某个学科，有人向往科学研究，有人希望通过专业训练获得更多职业机会，也有人尚未想清楚未来究竟应该去哪里。</w:t>
-      </w:r>
-    </w:p>
-    <w:p>
-      <w:pPr>
-        <w:jc w:val="both"/>
-      </w:pPr>
-      <w:r>
-        <w:t>我们为成为研究生准备了很久，却很少有人系统地教我们，成为研究生以后应该怎样阅读文献、提出研究问题、获取证据、分析数据和表达发现。真实科研并不保证一定得到预期结果，也不是运行了程序就自动完成研究。</w:t>
-      </w:r>
-    </w:p>
-    <w:p>
-      <w:pPr>
-        <w:jc w:val="both"/>
-      </w:pPr>
-      <w:r>
-        <w:t>这本书从报考与选择专业开始，逐步介绍入学、导师沟通、文献阅读、科研设计、实验与数据分析、论文写作、学术伦理及毕业发展。它不将期刊影响因子和论文数量等同于个人学术价值，而希望帮助读者形成长期可用的研究能力。</w:t>
-      </w:r>
-    </w:p>
-    <w:p>
-      <w:pPr>
-        <w:jc w:val="both"/>
-      </w:pPr>
-      <w:r>
-        <w:t>部分研究情境为教学案例；涉及招生政策、学位标准和职业准入时，应以对应年份及机构公布的正式要求为准。</w:t>
-      </w:r>
-    </w:p>
-    <w:p>
-      <w:pPr>
-        <w:jc w:val="both"/>
-      </w:pPr>
-      <w:r>
-        <w:t>愿你保持探索未知的勇气，也保留尊重事实的耐心。</w:t>
-      </w:r>
-    </w:p>
-    <w:p>
-      <w:pPr>
-        <w:jc w:val="both"/>
-      </w:pPr>
-      <w:r>
-        <w:t>一心问道 · 2026年10月</w:t>
+        <w:t>前言</w:t>
+      </w:r>
+    </w:p>
+    <w:p>
+      <w:pPr>
+        <w:jc w:val="both"/>
+      </w:pPr>
+      <w:r>
+        <w:t>刚入学的研究生常常遇到一种尴尬：课程表是清楚的，培养方案也写得完整，但真正坐到电脑或实验台前，却不知道一项研究该从哪里开始。读了几篇论文，仍说不清作者解决了什么问题；做出一张图，也未必知道它能支持怎样的结论。这样的困惑不能只靠多学一个软件来解决。</w:t>
+      </w:r>
+    </w:p>
+    <w:p>
+      <w:pPr>
+        <w:jc w:val="both"/>
+      </w:pPr>
+      <w:r>
+        <w:t>科研训练的核心，是逐渐学会判断。看见一个结果时，先追问数据如何产生；准备使用某种方法时，先弄清它的适用条件；写下一个结论时，分辨哪些内容已经得到证据支持，哪些仍只是有待检验的解释。这些习惯需要经过长期练习，不会随着入学或发表第一篇论文自然形成。</w:t>
+      </w:r>
+    </w:p>
+    <w:p>
+      <w:pPr>
+        <w:jc w:val="both"/>
+      </w:pPr>
+      <w:r>
+        <w:t>《从读研到做研究》从报考、专业和导师选择谈起，写到入学后的阅读、研究设计、实验和数据分析，再延伸至论文写作、学术交流、毕业及职业发展。书中保留了必要的方法解释、教学案例和实操练习，目的是让读者不仅知道一项工作应该做什么，也理解为什么这样做、做完以后怎样判断质量。</w:t>
+      </w:r>
+    </w:p>
+    <w:p>
+      <w:pPr>
+        <w:jc w:val="both"/>
+      </w:pPr>
+      <w:r>
+        <w:t>不同学科的证据形式和训练方式并不完全相同。书中举出的例子也不等于普遍适用的操作规范，尤其是招生政策、科研伦理、学位要求和期刊规则，应当以当年、当地的正式文件为准。模拟案例仅用于讲清方法，不应当作真实研究发现引用。</w:t>
+      </w:r>
+    </w:p>
+    <w:p>
+      <w:pPr>
+        <w:jc w:val="both"/>
+      </w:pPr>
+      <w:r>
+        <w:t>希望读者读完以后，面对一项陌生课题，能够独立查找资料、提出问题、安排验证，并在证据不足时坦然承认不知道。研究能力的成熟，往往就从这种审慎而诚实的习惯开始。</w:t>
+      </w:r>
+    </w:p>
+    <w:p>
+      <w:pPr>
+        <w:jc w:val="both"/>
+      </w:pPr>
+      <w:r>
+        <w:t>一心问道</w:t>
+      </w:r>
+      <w:r/>
+      <w:r>
+        <w:br/>
+        <w:t>2026年10月</w:t>
       </w:r>
     </w:p>
     <w:p/>
@@ -1025,14 +1030,6 @@
         <w:t>第一章　研究生教育究竟在培养什么？</w:t>
       </w:r>
       <w:bookmarkEnd w:id="201"/>
-    </w:p>
-    <w:p>
-      <w:pPr>
-        <w:pStyle w:val="Quote"/>
-      </w:pPr>
-      <w:r>
-        <w:t>一个人从学生成长为研究者，首先需要学会在没有标准答案的情况下作出有证据的判断。</w:t>
-      </w:r>
     </w:p>
     <w:p>
       <w:pPr>
@@ -1237,7 +1234,7 @@
         <w:pStyle w:val="Heading2"/>
       </w:pPr>
       <w:r>
-        <w:t>本章实践：七天研究体验</w:t>
+        <w:t>实践：七天研究体验</w:t>
       </w:r>
     </w:p>
     <w:p>
@@ -1261,23 +1258,23 @@
         <w:pStyle w:val="Heading2"/>
       </w:pPr>
       <w:r>
-        <w:t>深入案例：一份“结果很好”的研究为什么仍可能不可靠？</w:t>
-      </w:r>
-    </w:p>
-    <w:p>
-      <w:pPr>
-        <w:jc w:val="both"/>
-      </w:pPr>
-      <w:r>
-        <w:t>假设某研究团队希望通过学生的日常运动数据预测期末成绩。学生拿到一份几百人的数据后，使用机器学习算法建立模型，得到很高的预测准确率。他认为这足以说明运动量决定了学业表现，但真正的科研审查刚刚开始：数据中的运动量由什么设备记录？成绩来自不同年级与课程，是否具有可比性？算法是否在训练前已经利用了全部样本的信息？这些疑问涉及测量、研究设计和统计推断三个不同的层面。</w:t>
-      </w:r>
-    </w:p>
-    <w:p>
-      <w:pPr>
-        <w:jc w:val="both"/>
-      </w:pPr>
-      <w:r>
-        <w:t>进一步检查发现，研究数据包含同一学生在不同日期的多次记录。原模型按记录行随机分配训练集和测试集，使同一学生的信息同时出现在两部分数据里。模型可能学到了某些学生特有的稳定特征，而不是面对完全新学生时仍然有效的规律。更正数据分割方式后，预测性能明显下降。这个例子提醒我们：一份漂亮的研究结果，必须放回数据产生和模型验证的全过程中理解。</w:t>
+        <w:t>案例：一份“结果很好”的研究为什么仍可能不可靠？</w:t>
+      </w:r>
+    </w:p>
+    <w:p>
+      <w:pPr>
+        <w:jc w:val="both"/>
+      </w:pPr>
+      <w:r>
+        <w:t>假设某研究团队希望通过学生的日常运动数据预测期末成绩。学生拿到一份几百人的数据后，使用机器学习算法建立模型，得到很高的预测准确率。他认为这足以说明运动量决定了学业表现，但仍需进一步核查：数据中的运动量由什么设备记录？成绩来自不同年级与课程，是否具有可比性？算法是否在训练前已经利用了全部样本的信息？这些疑问涉及测量、研究设计和统计推断三个不同的层面。</w:t>
+      </w:r>
+    </w:p>
+    <w:p>
+      <w:pPr>
+        <w:jc w:val="both"/>
+      </w:pPr>
+      <w:r>
+        <w:t>进一步检查发现，研究数据包含同一学生在不同日期的多次记录。原模型按记录行随机分配训练集和测试集，使同一学生的信息同时出现在两部分数据里。模型可能学到了某些学生特有的稳定特征，而不是面对完全新学生时仍然有效的规律。更正数据分割方式后，预测性能明显下降。由此可见，一份漂亮的研究结果，必须放回数据产生和模型验证的全过程中理解。</w:t>
       </w:r>
     </w:p>
     <w:p>
@@ -1365,7 +1362,7 @@
         <w:pStyle w:val="Heading2"/>
       </w:pPr>
       <w:r>
-        <w:t>本章综合实训：从统计图到研究结论</w:t>
+        <w:t>综合练习：从统计图到研究结论</w:t>
       </w:r>
     </w:p>
     <w:p>
@@ -1453,14 +1450,6 @@
     </w:p>
     <w:p>
       <w:pPr>
-        <w:pStyle w:val="Quote"/>
-      </w:pPr>
-      <w:r>
-        <w:t>本章要回答的问题是：科研成果究竟从哪里来？大学、研究团队、学术期刊和科研项目各自承担什么功能？一个刚入门的学生，如何在不迷信评价指标的前提下判断研究工作的价值？</w:t>
-      </w:r>
-    </w:p>
-    <w:p>
-      <w:pPr>
         <w:pStyle w:val="Heading2"/>
       </w:pPr>
       <w:r>
@@ -1803,14 +1792,6 @@
     </w:p>
     <w:p>
       <w:pPr>
-        <w:pStyle w:val="Quote"/>
-      </w:pPr>
-      <w:r>
-        <w:t>学位层次、培养类型、学习方式和入学途径是四个不同的问题。</w:t>
-      </w:r>
-    </w:p>
-    <w:p>
-      <w:pPr>
         <w:pStyle w:val="Heading2"/>
       </w:pPr>
       <w:r>
@@ -2174,7 +2155,7 @@
         <w:pStyle w:val="Heading2"/>
       </w:pPr>
       <w:r>
-        <w:t>本章综合实训：四个维度比较培养路径</w:t>
+        <w:t>综合练习：四个维度比较培养路径</w:t>
       </w:r>
     </w:p>
     <w:p>
@@ -2262,14 +2243,6 @@
     </w:p>
     <w:p>
       <w:pPr>
-        <w:pStyle w:val="Quote"/>
-      </w:pPr>
-      <w:r>
-        <w:t>专业名称只是入口，研究问题、训练方法和实际工作方式才决定你未来怎样学习。</w:t>
-      </w:r>
-    </w:p>
-    <w:p>
-      <w:pPr>
         <w:pStyle w:val="Heading2"/>
       </w:pPr>
       <w:r>
@@ -2617,7 +2590,7 @@
         <w:pStyle w:val="Heading2"/>
       </w:pPr>
       <w:r>
-        <w:t>本章综合实训：兴趣转化为专业选择</w:t>
+        <w:t>综合练习：兴趣转化为专业选择</w:t>
       </w:r>
     </w:p>
     <w:p>
@@ -2702,14 +2675,6 @@
         <w:t>第五章　读研之前，怎样制定长期发展规划？</w:t>
       </w:r>
       <w:bookmarkEnd w:id="205"/>
-    </w:p>
-    <w:p>
-      <w:pPr>
-        <w:pStyle w:val="Quote"/>
-      </w:pPr>
-      <w:r>
-        <w:t>研究生阶段的规划，不是提前许诺自己一定发表多少篇论文，也不是在入学前决定一生的职业，而是根据真实的兴趣、能力、资源与机会，建立可以执行、检查和调整的成长路径。</w:t>
-      </w:r>
     </w:p>
     <w:p>
       <w:pPr>
@@ -3522,14 +3487,6 @@
         <w:t>第六章　如何获取并核实研究生招生信息？</w:t>
       </w:r>
       <w:bookmarkEnd w:id="206"/>
-    </w:p>
-    <w:p>
-      <w:pPr>
-        <w:pStyle w:val="Quote"/>
-      </w:pPr>
-      <w:r>
-        <w:t>本章目标：知道去哪里寻找真正有效的招生信息，学会阅读招生简章和专业目录，建立可追溯的信息表，并能够识别影响报考资格的关键条件。</w:t>
-      </w:r>
     </w:p>
     <w:p>
       <w:pPr>
@@ -4843,7 +4800,7 @@
         <w:pStyle w:val="Heading2"/>
       </w:pPr>
       <w:r>
-        <w:t>本章综合实训：核对2027年报考节点</w:t>
+        <w:t>综合练习：核对2027年报考节点</w:t>
       </w:r>
     </w:p>
     <w:p>
@@ -4983,14 +4940,6 @@
         <w:t>第七章　如何合理选择学校和专业？</w:t>
       </w:r>
       <w:bookmarkEnd w:id="207"/>
-    </w:p>
-    <w:p>
-      <w:pPr>
-        <w:pStyle w:val="Quote"/>
-      </w:pPr>
-      <w:r>
-        <w:t>本章目标：从学校声誉、实际培养内容、专业要求、研究条件、生活成本与未来发展等方面综合比较项目，建立能够解释理由的择校方案，而不是追逐一个孤立的排名数字。</w:t>
-      </w:r>
     </w:p>
     <w:p>
       <w:pPr>
@@ -6074,7 +6023,7 @@
         <w:pStyle w:val="Heading2"/>
       </w:pPr>
       <w:r>
-        <w:t>本章综合实训：三所院校怎么比较</w:t>
+        <w:t>综合练习：三所院校怎么比较</w:t>
       </w:r>
     </w:p>
     <w:p>
@@ -6174,14 +6123,6 @@
         <w:t>第八章　国内硕士研究生报考完整流程</w:t>
       </w:r>
       <w:bookmarkEnd w:id="208"/>
-    </w:p>
-    <w:p>
-      <w:pPr>
-        <w:pStyle w:val="Quote"/>
-      </w:pPr>
-      <w:r>
-        <w:t>本章目标：从准备报名、核对资格到参加初试、复试、调剂与录取，建立清楚的操作路径。本章以已经公布的2027年全国硕士研究生招生工作规定为现实例子，涉及日期的内容必须随招生年度更新。</w:t>
-      </w:r>
     </w:p>
     <w:p>
       <w:pPr>
@@ -7331,7 +7272,7 @@
         <w:pStyle w:val="Heading2"/>
       </w:pPr>
       <w:r>
-        <w:t>本章综合实训：博士研究计划的可行性</w:t>
+        <w:t>综合练习：博士研究计划的可行性</w:t>
       </w:r>
     </w:p>
     <w:p>
@@ -7456,14 +7397,6 @@
         <w:t>第九章　博士申请与海外研究生申请</w:t>
       </w:r>
       <w:bookmarkEnd w:id="209"/>
-    </w:p>
-    <w:p>
-      <w:pPr>
-        <w:pStyle w:val="Quote"/>
-      </w:pPr>
-      <w:r>
-        <w:t>本章将博士和海外研究生申请理解为“研究匹配与培养选择”，而不只是准备一套包装精美的申请文书。完成本章后，应能够建立项目清单、撰写初步研究计划、准备推荐材料，并对资助和培养风险作出判断。</w:t>
-      </w:r>
     </w:p>
     <w:p>
       <w:pPr>
@@ -7898,7 +7831,7 @@
         <w:pStyle w:val="Heading2"/>
       </w:pPr>
       <w:r>
-        <w:t>本章综合实训：让简历经得起核对</w:t>
+        <w:t>综合练习：让简历经得起核对</w:t>
       </w:r>
     </w:p>
     <w:p>
@@ -7983,14 +7916,6 @@
         <w:t>第十章　怎样选择适合自己的导师？</w:t>
       </w:r>
       <w:bookmarkEnd w:id="210"/>
-    </w:p>
-    <w:p>
-      <w:pPr>
-        <w:pStyle w:val="Quote"/>
-      </w:pPr>
-      <w:r>
-        <w:t>本章目标：理解导师选择中的研究匹配、培养方式和资源条件，学会通过论文、公开资料与专业交流形成判断，并建立积极、清晰、互相尊重的指导关系。</w:t>
-      </w:r>
     </w:p>
     <w:p>
       <w:pPr>
@@ -8880,7 +8805,7 @@
         <w:pStyle w:val="Heading2"/>
       </w:pPr>
       <w:r>
-        <w:t>本章综合实训：如何提问才有信息量</w:t>
+        <w:t>综合练习：如何提问才有信息量</w:t>
       </w:r>
     </w:p>
     <w:p>
@@ -9016,14 +8941,6 @@
     </w:p>
     <w:p>
       <w:pPr>
-        <w:pStyle w:val="Quote"/>
-      </w:pPr>
-      <w:r>
-        <w:t>本章目标：把入学前的材料手续、培养制度、科研安全和专业预习整理为一份可执行的准备计划，避免一开始就把所有时间用于下载软件和囤积论文。</w:t>
-      </w:r>
-    </w:p>
-    <w:p>
-      <w:pPr>
         <w:pStyle w:val="Heading2"/>
       </w:pPr>
       <w:r>
@@ -9363,14 +9280,6 @@
         <w:t>第十二章　入学前30天与前90天应该做什么？</w:t>
       </w:r>
       <w:bookmarkEnd w:id="212"/>
-    </w:p>
-    <w:p>
-      <w:pPr>
-        <w:pStyle w:val="Quote"/>
-      </w:pPr>
-      <w:r>
-        <w:t>从新生到初步能够参与研究，最重要的是理解任务、学会记录、及时反馈，并形成一份可以独立解释的小型作品。</w:t>
-      </w:r>
     </w:p>
     <w:p>
       <w:pPr>
@@ -9994,7 +9903,7 @@
         <w:pStyle w:val="Heading2"/>
       </w:pPr>
       <w:r>
-        <w:t>本章综合实训：第一次组会</w:t>
+        <w:t>综合练习：第一次组会</w:t>
       </w:r>
     </w:p>
     <w:p>
@@ -10079,14 +9988,6 @@
         <w:t>第十三章　怎样建立研究生必备的基础知识体系？</w:t>
       </w:r>
       <w:bookmarkEnd w:id="213"/>
-    </w:p>
-    <w:p>
-      <w:pPr>
-        <w:pStyle w:val="Quote"/>
-      </w:pPr>
-      <w:r>
-        <w:t>本章目标：从一项真实研究任务出发，识别必要的专业基础、研究方法与工具技能；能够制定六个月的训练计划，并通过可检查的作品证明自己真正掌握了方法。</w:t>
-      </w:r>
     </w:p>
     <w:p>
       <w:pPr>
@@ -10449,7 +10350,7 @@
         <w:pStyle w:val="Heading2"/>
       </w:pPr>
       <w:r>
-        <w:t>本章综合实训：技能树而非软件列表</w:t>
+        <w:t>综合练习：技能树而非软件列表</w:t>
       </w:r>
     </w:p>
     <w:p>
@@ -10518,14 +10419,6 @@
         <w:t>第十四章　怎样与导师和团队有效合作？</w:t>
       </w:r>
       <w:bookmarkEnd w:id="214"/>
-    </w:p>
-    <w:p>
-      <w:pPr>
-        <w:pStyle w:val="Quote"/>
-      </w:pPr>
-      <w:r>
-        <w:t>科研合作最重要的不是频繁汇报，而是让研究目标、证据、困难和下一步行动变得清楚。有效沟通也是研究生需要系统训练的专业能力。</w:t>
-      </w:r>
     </w:p>
     <w:p>
       <w:pPr>
@@ -11068,7 +10961,7 @@
         <w:pStyle w:val="Heading2"/>
       </w:pPr>
       <w:r>
-        <w:t>本章综合实训：消除跨学科误解</w:t>
+        <w:t>综合练习：消除跨学科误解</w:t>
       </w:r>
     </w:p>
     <w:p>
@@ -11153,14 +11046,6 @@
         <w:t>第十五章　如何管理时间、知识与个人科研任务？</w:t>
       </w:r>
       <w:bookmarkEnd w:id="215"/>
-    </w:p>
-    <w:p>
-      <w:pPr>
-        <w:pStyle w:val="Quote"/>
-      </w:pPr>
-      <w:r>
-        <w:t>科研项目可能持续数月甚至数年。有效管理不是让每一分钟都被任务占满，而是保证研究材料可以找到、分析过程可以追溯、重要问题能够持续推进。</w:t>
-      </w:r>
     </w:p>
     <w:p>
       <w:pPr>
@@ -11606,7 +11491,7 @@
         <w:pStyle w:val="Heading2"/>
       </w:pPr>
       <w:r>
-        <w:t>本章综合实训：一周科研工作台</w:t>
+        <w:t>综合练习：一周科研工作台</w:t>
       </w:r>
     </w:p>
     <w:p>
@@ -11739,14 +11624,6 @@
         <w:t>第十六章　学术文献从哪里来？</w:t>
       </w:r>
       <w:bookmarkEnd w:id="216"/>
-    </w:p>
-    <w:p>
-      <w:pPr>
-        <w:pStyle w:val="Quote"/>
-      </w:pPr>
-      <w:r>
-        <w:t>会检索文献，不只是知道几个数据库的网址，而是能够把自然语言中的研究问题转换为可追溯的检索策略，并清楚说明自己看过什么、遗漏风险在哪里。</w:t>
-      </w:r>
     </w:p>
     <w:p>
       <w:pPr>
@@ -12301,7 +12178,7 @@
         <w:pStyle w:val="Heading2"/>
       </w:pPr>
       <w:r>
-        <w:t>本章综合实训：两种数据库的检索差异</w:t>
+        <w:t>综合练习：两种数据库的检索差异</w:t>
       </w:r>
     </w:p>
     <w:p>
@@ -12410,14 +12287,6 @@
         <w:t>第十七章　如何真正读懂一篇科研论文？</w:t>
       </w:r>
       <w:bookmarkEnd w:id="217"/>
-    </w:p>
-    <w:p>
-      <w:pPr>
-        <w:pStyle w:val="Quote"/>
-      </w:pPr>
-      <w:r>
-        <w:t>读懂论文不是把英文翻译成中文，而是知道作者研究了什么、怎样取得证据、数据真正支持什么，以及哪些内容仍然存在不确定性。</w:t>
-      </w:r>
     </w:p>
     <w:p>
       <w:pPr>
@@ -13162,7 +13031,7 @@
         <w:pStyle w:val="Heading2"/>
       </w:pPr>
       <w:r>
-        <w:t>本章综合实训：先看证据再看作者结论</w:t>
+        <w:t>综合练习：先看证据再看作者结论</w:t>
       </w:r>
     </w:p>
     <w:p>
@@ -13250,14 +13119,6 @@
     </w:p>
     <w:p>
       <w:pPr>
-        <w:pStyle w:val="Quote"/>
-      </w:pPr>
-      <w:r>
-        <w:t>文献管理是学术研究的基础设施。它的价值不在于收藏了多少PDF，而在于能够追溯每个研究观点的来源，并在需要时重新找到正确证据。</w:t>
-      </w:r>
-    </w:p>
-    <w:p>
-      <w:pPr>
         <w:pStyle w:val="Heading2"/>
       </w:pPr>
       <w:r>
@@ -13662,7 +13523,7 @@
         <w:pStyle w:val="Heading2"/>
       </w:pPr>
       <w:r>
-        <w:t>本章综合实训：从收藏到知识库</w:t>
+        <w:t>综合练习：从收藏到知识库</w:t>
       </w:r>
     </w:p>
     <w:p>
@@ -13750,14 +13611,6 @@
     </w:p>
     <w:p>
       <w:pPr>
-        <w:pStyle w:val="Quote"/>
-      </w:pPr>
-      <w:r>
-        <w:t>本章目标：读完一项研究后，能够清楚区分研究主张、直接证据和推断边界；从研究设计、样本、测量、统计与独立验证等方面作出具体而公平的评价。</w:t>
-      </w:r>
-    </w:p>
-    <w:p>
-      <w:pPr>
         <w:pStyle w:val="Heading2"/>
       </w:pPr>
       <w:r>
@@ -14063,7 +13916,7 @@
         <w:pStyle w:val="Heading2"/>
       </w:pPr>
       <w:r>
-        <w:t>本章综合实训：三篇论文为何不一致</w:t>
+        <w:t>综合练习：三篇论文为何不一致</w:t>
       </w:r>
     </w:p>
     <w:p>
@@ -14135,14 +13988,6 @@
     </w:p>
     <w:p>
       <w:pPr>
-        <w:pStyle w:val="Quote"/>
-      </w:pPr>
-      <w:r>
-        <w:t>文献综述不应是把二十篇论文按年份排在一起，而要围绕一个问题组织证据，解释已有研究共同知道什么、存在什么争议，以及下一步为什么值得继续研究。</w:t>
-      </w:r>
-    </w:p>
-    <w:p>
-      <w:pPr>
         <w:pStyle w:val="Heading2"/>
       </w:pPr>
       <w:r>
@@ -14563,7 +14408,7 @@
         <w:pStyle w:val="Heading2"/>
       </w:pPr>
       <w:r>
-        <w:t>本章综合实训：从论文罗列到综述</w:t>
+        <w:t>综合练习：从论文罗列到综述</w:t>
       </w:r>
     </w:p>
     <w:p>
@@ -14728,14 +14573,6 @@
     </w:p>
     <w:p>
       <w:pPr>
-        <w:pStyle w:val="Quote"/>
-      </w:pPr>
-      <w:r>
-        <w:t>本章目标：学会把宽泛的研究兴趣转化为具体、重要、可以检验的问题；能够用真实文献证明知识缺口，并判断研究在现有条件下是否可行。</w:t>
-      </w:r>
-    </w:p>
-    <w:p>
-      <w:pPr>
         <w:pStyle w:val="Heading2"/>
       </w:pPr>
       <w:r>
@@ -15041,7 +14878,7 @@
         <w:pStyle w:val="Heading2"/>
       </w:pPr>
       <w:r>
-        <w:t>本章综合实训：把热门标题收窄</w:t>
+        <w:t>综合练习：把热门标题收窄</w:t>
       </w:r>
     </w:p>
     <w:p>
@@ -15113,14 +14950,6 @@
     </w:p>
     <w:p>
       <w:pPr>
-        <w:pStyle w:val="Quote"/>
-      </w:pPr>
-      <w:r>
-        <w:t>研究假设不是把预期结果写得更加肯定，而是把理论判断转化为可以用证据检验的具体命题。</w:t>
-      </w:r>
-    </w:p>
-    <w:p>
-      <w:pPr>
         <w:pStyle w:val="Heading2"/>
       </w:pPr>
       <w:r>
@@ -15532,7 +15361,7 @@
         <w:pStyle w:val="Heading2"/>
       </w:pPr>
       <w:r>
-        <w:t>本章综合实训：假设与变量定义</w:t>
+        <w:t>综合练习：假设与变量定义</w:t>
       </w:r>
     </w:p>
     <w:p>
@@ -15617,14 +15446,6 @@
         <w:t>第二十三章　科研方法应该怎样选择？</w:t>
       </w:r>
       <w:bookmarkEnd w:id="223"/>
-    </w:p>
-    <w:p>
-      <w:pPr>
-        <w:pStyle w:val="Quote"/>
-      </w:pPr>
-      <w:r>
-        <w:t>本章目标：能够根据研究问题区分描述、关联、预测与因果推断，认识实验、观察、计算和定性研究的适用条件，并写出有依据的研究设计比较报告。</w:t>
-      </w:r>
     </w:p>
     <w:p>
       <w:pPr>
@@ -16188,7 +16009,7 @@
         <w:pStyle w:val="Heading2"/>
       </w:pPr>
       <w:r>
-        <w:t>本章综合实训：观察与实验分别回答什么</w:t>
+        <w:t>综合练习：观察与实验分别回答什么</w:t>
       </w:r>
     </w:p>
     <w:p>
@@ -16260,14 +16081,6 @@
     </w:p>
     <w:p>
       <w:pPr>
-        <w:pStyle w:val="Quote"/>
-      </w:pPr>
-      <w:r>
-        <w:t>一项研究不仅要有好的问题，还要知道需要多少样本、怎样测量、可能出现什么偏差，以及真实资源能否支持计划。</w:t>
-      </w:r>
-    </w:p>
-    <w:p>
-      <w:pPr>
         <w:pStyle w:val="Heading2"/>
       </w:pPr>
       <w:r>
@@ -16703,7 +16516,7 @@
         <w:pStyle w:val="Heading2"/>
       </w:pPr>
       <w:r>
-        <w:t>本章综合实训：样本量不是口号</w:t>
+        <w:t>综合练习：样本量不是口号</w:t>
       </w:r>
     </w:p>
     <w:p>
@@ -16791,14 +16604,6 @@
     </w:p>
     <w:p>
       <w:pPr>
-        <w:pStyle w:val="Quote"/>
-      </w:pPr>
-      <w:r>
-        <w:t>本章目标：将一个明确的研究问题组织为可以实施、能够检查并允许合理修订的研究方案。重点训练研究目标、对象与材料、主要方法、质量控制、验证、进度与风险之间的逻辑关系。</w:t>
-      </w:r>
-    </w:p>
-    <w:p>
-      <w:pPr>
         <w:pStyle w:val="Heading2"/>
       </w:pPr>
       <w:r>
@@ -17096,7 +16901,7 @@
         <w:pStyle w:val="Heading2"/>
       </w:pPr>
       <w:r>
-        <w:t>本章综合实训：让技术路线对应真实证据</w:t>
+        <w:t>综合练习：让技术路线对应真实证据</w:t>
       </w:r>
     </w:p>
     <w:p>
@@ -17165,14 +16970,6 @@
         <w:t>第二十六章　开题报告与研究计划答辩</w:t>
       </w:r>
       <w:bookmarkEnd w:id="226"/>
-    </w:p>
-    <w:p>
-      <w:pPr>
-        <w:pStyle w:val="Quote"/>
-      </w:pPr>
-      <w:r>
-        <w:t>开题答辩的核心目的不是展示一个没有缺点的计划，而是让专家判断研究问题是否重要、方法是否合理，以及工作能否在现有条件下推进。</w:t>
-      </w:r>
     </w:p>
     <w:p>
       <w:pPr>
@@ -17731,7 +17528,7 @@
         <w:pStyle w:val="Heading2"/>
       </w:pPr>
       <w:r>
-        <w:t>本章综合实训：开题问答演练</w:t>
+        <w:t>综合练习：开题问答演练</w:t>
       </w:r>
     </w:p>
     <w:p>
@@ -17877,14 +17674,6 @@
     </w:p>
     <w:p>
       <w:pPr>
-        <w:pStyle w:val="Quote"/>
-      </w:pPr>
-      <w:r>
-        <w:t>实际研究最重要的不是把每一步操作都变成机械程序，而是保证操作有依据、测量有质量、过程可追溯、异常可以得到诚实解释。</w:t>
-      </w:r>
-    </w:p>
-    <w:p>
-      <w:pPr>
         <w:pStyle w:val="Heading2"/>
       </w:pPr>
       <w:r>
@@ -18280,7 +18069,7 @@
         <w:pStyle w:val="Heading2"/>
       </w:pPr>
       <w:r>
-        <w:t>本章综合实训：异常实验记录怎样处理</w:t>
+        <w:t>综合练习：异常实验记录怎样处理</w:t>
       </w:r>
     </w:p>
     <w:p>
@@ -18365,14 +18154,6 @@
         <w:t>第二十八章　从原始数据到可以分析的数据</w:t>
       </w:r>
       <w:bookmarkEnd w:id="228"/>
-    </w:p>
-    <w:p>
-      <w:pPr>
-        <w:pStyle w:val="Quote"/>
-      </w:pPr>
-      <w:r>
-        <w:t>本章目标：能够核实数据来源和分析单位，建立变量字典，正确处理缺失、重复和批次问题，并用一份可复现的清洗日志记录重要研究决策。</w:t>
-      </w:r>
     </w:p>
     <w:p>
       <w:pPr>
@@ -18884,7 +18665,7 @@
         <w:pStyle w:val="Heading2"/>
       </w:pPr>
       <w:r>
-        <w:t>本章综合实训：合并后样本数量为什么变大</w:t>
+        <w:t>综合练习：合并后样本数量为什么变大</w:t>
       </w:r>
     </w:p>
     <w:p>
@@ -18956,14 +18737,6 @@
     </w:p>
     <w:p>
       <w:pPr>
-        <w:pStyle w:val="Quote"/>
-      </w:pPr>
-      <w:r>
-        <w:t>统计学帮助研究者从有限数据理解更广泛的问题，同时诚实表达估计的不确定性。学会几个检验名称，不等于理解统计推断。</w:t>
-      </w:r>
-    </w:p>
-    <w:p>
-      <w:pPr>
         <w:pStyle w:val="Heading2"/>
       </w:pPr>
       <w:r>
@@ -19504,7 +19277,7 @@
         <w:pStyle w:val="Heading2"/>
       </w:pPr>
       <w:r>
-        <w:t>本章综合实训：从均值差到不确定性</w:t>
+        <w:t>综合练习：从均值差到不确定性</w:t>
       </w:r>
     </w:p>
     <w:p>
@@ -19589,14 +19362,6 @@
         <w:t>第三十章　怎样选择和使用统计分析方法？</w:t>
       </w:r>
       <w:bookmarkEnd w:id="230"/>
-    </w:p>
-    <w:p>
-      <w:pPr>
-        <w:pStyle w:val="Quote"/>
-      </w:pPr>
-      <w:r>
-        <w:t>统计方法应当由研究问题、数据结构和推断目标共同决定，而不是把软件中所有检验逐个尝试，最后选择最漂亮的P值。</w:t>
-      </w:r>
     </w:p>
     <w:p>
       <w:pPr>
@@ -20291,7 +20056,7 @@
         <w:pStyle w:val="Heading2"/>
       </w:pPr>
       <w:r>
-        <w:t>本章综合实训：配对与独立样本</w:t>
+        <w:t>综合练习：配对与独立样本</w:t>
       </w:r>
     </w:p>
     <w:p>
@@ -20376,14 +20141,6 @@
         <w:t>第三十一章　机器学习与人工智能在科研中怎样使用？</w:t>
       </w:r>
       <w:bookmarkEnd w:id="231"/>
-    </w:p>
-    <w:p>
-      <w:pPr>
-        <w:pStyle w:val="Quote"/>
-      </w:pPr>
-      <w:r>
-        <w:t>预测任务需要严格区分训练与评价，AI工具需要真实证据核验。复杂的模型结构并不能自动弥补研究设计中的缺陷。</w:t>
-      </w:r>
     </w:p>
     <w:p>
       <w:pPr>
@@ -20780,7 +20537,7 @@
         <w:pStyle w:val="Heading2"/>
       </w:pPr>
       <w:r>
-        <w:t>本章综合实训：高准确率的陷阱</w:t>
+        <w:t>综合练习：高准确率的陷阱</w:t>
       </w:r>
     </w:p>
     <w:p>
@@ -20865,14 +20622,6 @@
         <w:t>第三十二章　科研数据可视化与可重复分析</w:t>
       </w:r>
       <w:bookmarkEnd w:id="232"/>
-    </w:p>
-    <w:p>
-      <w:pPr>
-        <w:pStyle w:val="Quote"/>
-      </w:pPr>
-      <w:r>
-        <w:t>好的科研图不仅要美观，更要准确呈现数据结构、效应大小和不确定性。可重复分析则让图表可以追溯到真实的输入与方法。</w:t>
-      </w:r>
     </w:p>
     <w:p>
       <w:pPr>
@@ -21300,7 +21049,7 @@
         <w:pStyle w:val="Heading2"/>
       </w:pPr>
       <w:r>
-        <w:t>本章综合实训：科研图怎样忠实于数据</w:t>
+        <w:t>综合练习：科研图怎样忠实于数据</w:t>
       </w:r>
     </w:p>
     <w:p>
@@ -21385,14 +21134,6 @@
         <w:t>第三十三章　如何判断自己的研究结果是否可信？</w:t>
       </w:r>
       <w:bookmarkEnd w:id="233"/>
-    </w:p>
-    <w:p>
-      <w:pPr>
-        <w:pStyle w:val="Quote"/>
-      </w:pPr>
-      <w:r>
-        <w:t>研究完成之后最重要的问题不是“有没有显著结果”，而是“如果换一种合理的检查方式，这个判断是否仍然站得住”。</w:t>
-      </w:r>
     </w:p>
     <w:p>
       <w:pPr>
@@ -21959,7 +21700,7 @@
         <w:pStyle w:val="Heading2"/>
       </w:pPr>
       <w:r>
-        <w:t>本章综合实训：一项主要结果需要哪些证据</w:t>
+        <w:t>综合练习：一项主要结果需要哪些证据</w:t>
       </w:r>
     </w:p>
     <w:p>
@@ -22102,14 +21843,6 @@
         <w:t>第三十四章　科研论文究竟应该怎样组织？</w:t>
       </w:r>
       <w:bookmarkEnd w:id="234"/>
-    </w:p>
-    <w:p>
-      <w:pPr>
-        <w:pStyle w:val="Quote"/>
-      </w:pPr>
-      <w:r>
-        <w:t>论文写作不是把所有实验或分析按完成时间排列，而是围绕一个明确的问题，向读者展示结论如何由证据逐步支持。</w:t>
-      </w:r>
     </w:p>
     <w:p>
       <w:pPr>
@@ -22652,7 +22385,7 @@
         <w:pStyle w:val="Heading2"/>
       </w:pPr>
       <w:r>
-        <w:t>本章综合实训：四张图如何形成论文</w:t>
+        <w:t>综合练习：四张图如何形成论文</w:t>
       </w:r>
     </w:p>
     <w:p>
@@ -22740,14 +22473,6 @@
     </w:p>
     <w:p>
       <w:pPr>
-        <w:pStyle w:val="Quote"/>
-      </w:pPr>
-      <w:r>
-        <w:t>高质量综述的价值不在于收集更多引文，而在于能够系统地整理一个领域的知识结构、识别不同证据之间的关系，并提出新的综合判断。</w:t>
-      </w:r>
-    </w:p>
-    <w:p>
-      <w:pPr>
         <w:pStyle w:val="Heading2"/>
       </w:pPr>
       <w:r>
@@ -23151,7 +22876,7 @@
         <w:pStyle w:val="Heading2"/>
       </w:pPr>
       <w:r>
-        <w:t>本章综合实训：综述段落不能逐篇流水账</w:t>
+        <w:t>综合练习：综述段落不能逐篇流水账</w:t>
       </w:r>
     </w:p>
     <w:p>
@@ -23239,298 +22964,314 @@
     </w:p>
     <w:p>
       <w:pPr>
+        <w:pStyle w:val="Heading2"/>
+      </w:pPr>
+      <w:r>
+        <w:t>36.1 标题首先要准确</w:t>
+      </w:r>
+    </w:p>
+    <w:p>
+      <w:pPr>
+        <w:jc w:val="both"/>
+      </w:pPr>
+      <w:r>
+        <w:t>一个标题通常需要让读者识别研究对象、主要问题与研究类型。比如“基于机器学习的疾病预测新范式”听起来宏大，却不知道研究使用什么数据、评价了什么。</w:t>
+      </w:r>
+    </w:p>
+    <w:p>
+      <w:pPr>
+        <w:jc w:val="both"/>
+      </w:pPr>
+      <w:r>
+        <w:t>“多中心队列中某疾病风险模型的外部验证”通常更加具体。它不保证轰动，却能够使读者判断论文是否与自己的研究相关。</w:t>
+      </w:r>
+    </w:p>
+    <w:p>
+      <w:pPr>
+        <w:jc w:val="both"/>
+      </w:pPr>
+      <w:r>
+        <w:t>避免在观察性研究标题中轻率使用“导致”“决定”等因果词，也不宜在缺乏充分证据时使用“首次”“终极”“颠覆性”。</w:t>
+      </w:r>
+    </w:p>
+    <w:p>
+      <w:pPr>
+        <w:pStyle w:val="Heading2"/>
+      </w:pPr>
+      <w:r>
+        <w:t>36.2 一个可以实操的标题修改过程</w:t>
+      </w:r>
+    </w:p>
+    <w:p>
+      <w:pPr>
+        <w:jc w:val="both"/>
+      </w:pPr>
+      <w:r>
+        <w:t>先写出研究对象、核心方法和最重要结果，再尝试组合三个版本：问题导向、方法导向和发现导向。</w:t>
+      </w:r>
+    </w:p>
+    <w:p>
+      <w:pPr>
+        <w:jc w:val="both"/>
+      </w:pPr>
+      <w:r>
+        <w:t>例如：问题导向为“疾病风险模型能否跨医院推广”；方法导向为“多中心外部验证框架评价疾病风险模型”；发现导向为“多中心验证揭示某类预测模型的泛化局限”。</w:t>
+      </w:r>
+    </w:p>
+    <w:p>
+      <w:pPr>
+        <w:jc w:val="both"/>
+      </w:pPr>
+      <w:r>
+        <w:t>最后根据目标学科和实际研究证据选择。发现导向标题应确保结论足够稳健，不能把探索性关联写成已经确定的机制发现。</w:t>
+      </w:r>
+    </w:p>
+    <w:p>
+      <w:pPr>
+        <w:pStyle w:val="Heading2"/>
+      </w:pPr>
+      <w:r>
+        <w:t>36.3 摘要的基本结构</w:t>
+      </w:r>
+    </w:p>
+    <w:p>
+      <w:pPr>
+        <w:jc w:val="both"/>
+      </w:pPr>
+      <w:r>
+        <w:t>对于许多实证论文，摘要可以按背景、目的、方法、结果和结论组织。不同期刊可能要求结构式或非结构式摘要，具体应遵循投稿指南。</w:t>
+      </w:r>
+    </w:p>
+    <w:p>
+      <w:pPr>
+        <w:jc w:val="both"/>
+      </w:pPr>
+      <w:r>
+        <w:t>最常见的错误，是方法和背景占据大部分字数，却没有给出真正的研究结果。摘要不应只说“差异显著”或“性能较好”，应尽可能报告关键方向、量化指标和必要的不确定性。</w:t>
+      </w:r>
+    </w:p>
+    <w:p>
+      <w:pPr>
+        <w:jc w:val="both"/>
+      </w:pPr>
+      <w:r>
+        <w:t>如果结果来自观察性数据，结论应使用“相关”“提示”“与……一致”等与证据相称的语言。</w:t>
+      </w:r>
+    </w:p>
+    <w:p>
+      <w:pPr>
+        <w:pStyle w:val="Heading2"/>
+      </w:pPr>
+      <w:r>
+        <w:t>36.4 摘要中如何报告具体数据</w:t>
+      </w:r>
+    </w:p>
+    <w:p>
+      <w:pPr>
+        <w:jc w:val="both"/>
+      </w:pPr>
+      <w:r>
+        <w:t>例如原句为“模型在外部队列取得了优异性能”。这句话几乎无法让读者判断结果。</w:t>
+      </w:r>
+    </w:p>
+    <w:p>
+      <w:pPr>
+        <w:jc w:val="both"/>
+      </w:pPr>
+      <w:r>
+        <w:t>若真实数据允许，可以改成“模型在独立测试队列中取得AUC为0.78（95% CI 0.71—0.85）”。如果还有多个外部队列，应考虑是否需要说明它们之间的差异。</w:t>
+      </w:r>
+    </w:p>
+    <w:p>
+      <w:pPr>
+        <w:jc w:val="both"/>
+      </w:pPr>
+      <w:r>
+        <w:t>这里的数字只是写法示例，不是实际研究结果。正式写作必须从自己核查后的分析输出中获取数字，不能由AI或写作工具编造。</w:t>
+      </w:r>
+    </w:p>
+    <w:p>
+      <w:pPr>
+        <w:pStyle w:val="Heading2"/>
+      </w:pPr>
+      <w:r>
+        <w:t>36.5 引言应当回答哪些问题</w:t>
+      </w:r>
+    </w:p>
+    <w:p>
+      <w:pPr>
+        <w:jc w:val="both"/>
+      </w:pPr>
+      <w:r>
+        <w:t>引言主要承担四个任务：说明科学或现实问题的重要性；总结与其直接相关的已有证据；明确现有研究的具体不足；提出本研究目标和方法上的关键思路。</w:t>
+      </w:r>
+    </w:p>
+    <w:p>
+      <w:pPr>
+        <w:jc w:val="both"/>
+      </w:pPr>
+      <w:r>
+        <w:t>不应把引言写成一部领域发展史。某项研究只关注外部验证时，就没有必要详细介绍人工智能从早期神经网络到生成式模型的全部历史。</w:t>
+      </w:r>
+    </w:p>
+    <w:p>
+      <w:pPr>
+        <w:jc w:val="both"/>
+      </w:pPr>
+      <w:r>
+        <w:t>每个段落都应推动读者接近最终的研究问题。</w:t>
+      </w:r>
+    </w:p>
+    <w:p>
+      <w:pPr>
+        <w:pStyle w:val="Heading2"/>
+      </w:pPr>
+      <w:r>
+        <w:t>36.6 从宽到窄的四段引言结构</w:t>
+      </w:r>
+    </w:p>
+    <w:p>
+      <w:pPr>
+        <w:jc w:val="both"/>
+      </w:pPr>
+      <w:r>
+        <w:t>第一段说明研究问题为什么重要，第二段介绍已经取得的关键进展，第三段解释尚未解决的限制，第四段提出本研究准备回答什么问题。</w:t>
+      </w:r>
+    </w:p>
+    <w:p>
+      <w:pPr>
+        <w:jc w:val="both"/>
+      </w:pPr>
+      <w:r>
+        <w:t>例如研究微生物组临床预测，可以先讲预测需求，再简要介绍已有模型，随后指出跨队列稳定性不足的证据，最后说明本研究如何在多个独立队列中进行验证。</w:t>
+      </w:r>
+    </w:p>
+    <w:p>
+      <w:pPr>
+        <w:jc w:val="both"/>
+      </w:pPr>
+      <w:r>
+        <w:t>若无法清楚地写出第三段，往往说明研究空白还不够明确，需要返回文献分析。</w:t>
+      </w:r>
+    </w:p>
+    <w:p>
+      <w:pPr>
+        <w:pStyle w:val="Heading2"/>
+      </w:pPr>
+      <w:r>
+        <w:t>36.7 引用文献的原则</w:t>
+      </w:r>
+    </w:p>
+    <w:p>
+      <w:pPr>
+        <w:jc w:val="both"/>
+      </w:pPr>
+      <w:r>
+        <w:t>重要背景事实应直接得到可靠文献支持，尤其是有关疾病负担、已有方法性能和领域争议的具体判断。尽量阅读原始来源，不把其他综述的结论不加核验地转引。</w:t>
+      </w:r>
+    </w:p>
+    <w:p>
+      <w:pPr>
+        <w:jc w:val="both"/>
+      </w:pPr>
+      <w:r>
+        <w:t>引用数量不是越多越好。一个句子需要的，是最适合支撑该句的证据，而不是整页参考文献编号。</w:t>
+      </w:r>
+    </w:p>
+    <w:p>
+      <w:pPr>
+        <w:pStyle w:val="Heading2"/>
+      </w:pPr>
+      <w:r>
+        <w:t>36.8 学术英语如何减少空泛和AI式语言</w:t>
+      </w:r>
+    </w:p>
+    <w:p>
+      <w:pPr>
+        <w:jc w:val="both"/>
+      </w:pPr>
+      <w:r>
+        <w:t>英文写作可以追求准确、清楚和连贯，不需要刻意堆砌复杂形容词。像“remarkably transformative and unprecedented paradigm”这类表达如果没有具体证据支持，往往降低文章可信度。</w:t>
+      </w:r>
+    </w:p>
+    <w:p>
+      <w:pPr>
+        <w:jc w:val="both"/>
+      </w:pPr>
+      <w:r>
+        <w:t>可以优先使用研究问题和证据组织句子，例如“However, independent validation across institutions remains limited.” 简洁往往比过度修饰更有学术力量。</w:t>
+      </w:r>
+    </w:p>
+    <w:p>
+      <w:pPr>
+        <w:pStyle w:val="Heading2"/>
+      </w:pPr>
+      <w:r>
+        <w:t>36.9 本章实践：三个标题、一个摘要、四段引言</w:t>
+      </w:r>
+    </w:p>
+    <w:p>
+      <w:pPr>
+        <w:jc w:val="both"/>
+      </w:pPr>
+      <w:r>
+        <w:t>为同一项已完成研究写三个不同侧重点的标题，选择最准确的一版。再写250字左右中文摘要或符合目标期刊规定的英文摘要，报告实际数值和研究限制。</w:t>
+      </w:r>
+    </w:p>
+    <w:p>
+      <w:pPr>
+        <w:jc w:val="both"/>
+      </w:pPr>
+      <w:r>
+        <w:t>最后为引言写四段提纲，每段标注需要的直接证据文献。完成后检查：摘要中提到的主要发现，是否确实出现在Results中？</w:t>
+      </w:r>
+    </w:p>
+    <w:p>
+      <w:pPr>
+        <w:pStyle w:val="Heading2"/>
+      </w:pPr>
+      <w:r>
+        <w:t>36.10 一个完整摘要写作示例：如何避免把结果包装成结论</w:t>
+      </w:r>
+    </w:p>
+    <w:p>
+      <w:pPr>
+        <w:jc w:val="both"/>
+      </w:pPr>
+      <w:r>
+        <w:t>下面假设有一个完全虚构的多中心预测模型教学项目。研究团队使用180名受试者的数据训练模型，在两个独立来源的验证队列中分别有160名和210名受试者。内部验证的AUC为0.86，两个外部数据集的AUC分别为0.67和0.70。这些数值仅为教学模拟，不代表真实研究，也不能用于临床判断。</w:t>
+      </w:r>
+    </w:p>
+    <w:p>
+      <w:pPr>
+        <w:jc w:val="both"/>
+      </w:pPr>
+      <w:r>
+        <w:t>第一版摘要可能写成：</w:t>
+      </w:r>
+    </w:p>
+    <w:p>
+      <w:pPr>
         <w:pStyle w:val="Quote"/>
       </w:pPr>
       <w:r>
-        <w:t>标题是研究的准确入口，摘要是证据的浓缩，引言则负责把读者带到一个清楚而重要的问题面前。三者应当相互一致，不能靠夸张词语吸引注意。</w:t>
-      </w:r>
-    </w:p>
-    <w:p>
-      <w:pPr>
-        <w:pStyle w:val="Heading2"/>
-      </w:pPr>
-      <w:r>
-        <w:t>36.1 标题首先要准确</w:t>
-      </w:r>
-    </w:p>
-    <w:p>
-      <w:pPr>
-        <w:jc w:val="both"/>
-      </w:pPr>
-      <w:r>
-        <w:t>一个标题通常需要让读者识别研究对象、主要问题与研究类型。比如“基于机器学习的疾病预测新范式”听起来宏大，却不知道研究使用什么数据、评价了什么。</w:t>
-      </w:r>
-    </w:p>
-    <w:p>
-      <w:pPr>
-        <w:jc w:val="both"/>
-      </w:pPr>
-      <w:r>
-        <w:t>“多中心队列中某疾病风险模型的外部验证”通常更加具体。它不保证轰动，却能够使读者判断论文是否与自己的研究相关。</w:t>
-      </w:r>
-    </w:p>
-    <w:p>
-      <w:pPr>
-        <w:jc w:val="both"/>
-      </w:pPr>
-      <w:r>
-        <w:t>避免在观察性研究标题中轻率使用“导致”“决定”等因果词，也不宜在缺乏充分证据时使用“首次”“终极”“颠覆性”。</w:t>
-      </w:r>
-    </w:p>
-    <w:p>
-      <w:pPr>
-        <w:pStyle w:val="Heading2"/>
-      </w:pPr>
-      <w:r>
-        <w:t>36.2 一个可以实操的标题修改过程</w:t>
-      </w:r>
-    </w:p>
-    <w:p>
-      <w:pPr>
-        <w:jc w:val="both"/>
-      </w:pPr>
-      <w:r>
-        <w:t>先写出研究对象、核心方法和最重要结果，再尝试组合三个版本：问题导向、方法导向和发现导向。</w:t>
-      </w:r>
-    </w:p>
-    <w:p>
-      <w:pPr>
-        <w:jc w:val="both"/>
-      </w:pPr>
-      <w:r>
-        <w:t>例如：问题导向为“疾病风险模型能否跨医院推广”；方法导向为“多中心外部验证框架评价疾病风险模型”；发现导向为“多中心验证揭示某类预测模型的泛化局限”。</w:t>
-      </w:r>
-    </w:p>
-    <w:p>
-      <w:pPr>
-        <w:jc w:val="both"/>
-      </w:pPr>
-      <w:r>
-        <w:t>最后根据目标学科和实际研究证据选择。发现导向标题应确保结论足够稳健，不能把探索性关联写成已经确定的机制发现。</w:t>
-      </w:r>
-    </w:p>
-    <w:p>
-      <w:pPr>
-        <w:pStyle w:val="Heading2"/>
-      </w:pPr>
-      <w:r>
-        <w:t>36.3 摘要的基本结构</w:t>
-      </w:r>
-    </w:p>
-    <w:p>
-      <w:pPr>
-        <w:jc w:val="both"/>
-      </w:pPr>
-      <w:r>
-        <w:t>对于许多实证论文，摘要可以按背景、目的、方法、结果和结论组织。不同期刊可能要求结构式或非结构式摘要，具体应遵循投稿指南。</w:t>
-      </w:r>
-    </w:p>
-    <w:p>
-      <w:pPr>
-        <w:jc w:val="both"/>
-      </w:pPr>
-      <w:r>
-        <w:t>最常见的错误，是方法和背景占据大部分字数，却没有给出真正的研究结果。摘要不应只说“差异显著”或“性能较好”，应尽可能报告关键方向、量化指标和必要的不确定性。</w:t>
-      </w:r>
-    </w:p>
-    <w:p>
-      <w:pPr>
-        <w:jc w:val="both"/>
-      </w:pPr>
-      <w:r>
-        <w:t>如果结果来自观察性数据，结论应使用“相关”“提示”“与……一致”等与证据相称的语言。</w:t>
-      </w:r>
-    </w:p>
-    <w:p>
-      <w:pPr>
-        <w:pStyle w:val="Heading2"/>
-      </w:pPr>
-      <w:r>
-        <w:t>36.4 摘要中如何报告具体数据</w:t>
-      </w:r>
-    </w:p>
-    <w:p>
-      <w:pPr>
-        <w:jc w:val="both"/>
-      </w:pPr>
-      <w:r>
-        <w:t>例如原句为“模型在外部队列取得了优异性能”。这句话几乎无法让读者判断结果。</w:t>
-      </w:r>
-    </w:p>
-    <w:p>
-      <w:pPr>
-        <w:jc w:val="both"/>
-      </w:pPr>
-      <w:r>
-        <w:t>若真实数据允许，可以改成“模型在独立测试队列中取得AUC为0.78（95% CI 0.71—0.85）”。如果还有多个外部队列，应考虑是否需要说明它们之间的差异。</w:t>
-      </w:r>
-    </w:p>
-    <w:p>
-      <w:pPr>
-        <w:jc w:val="both"/>
-      </w:pPr>
-      <w:r>
-        <w:t>这里的数字只是写法示例，不是实际研究结果。正式写作必须从自己核查后的分析输出中获取数字，不能由AI或写作工具编造。</w:t>
-      </w:r>
-    </w:p>
-    <w:p>
-      <w:pPr>
-        <w:pStyle w:val="Heading2"/>
-      </w:pPr>
-      <w:r>
-        <w:t>36.5 引言应当回答哪些问题</w:t>
-      </w:r>
-    </w:p>
-    <w:p>
-      <w:pPr>
-        <w:jc w:val="both"/>
-      </w:pPr>
-      <w:r>
-        <w:t>引言主要承担四个任务：说明科学或现实问题的重要性；总结与其直接相关的已有证据；明确现有研究的具体不足；提出本研究目标和方法上的关键思路。</w:t>
-      </w:r>
-    </w:p>
-    <w:p>
-      <w:pPr>
-        <w:jc w:val="both"/>
-      </w:pPr>
-      <w:r>
-        <w:t>不应把引言写成一部领域发展史。某项研究只关注外部验证时，就没有必要详细介绍人工智能从早期神经网络到生成式模型的全部历史。</w:t>
-      </w:r>
-    </w:p>
-    <w:p>
-      <w:pPr>
-        <w:jc w:val="both"/>
-      </w:pPr>
-      <w:r>
-        <w:t>每个段落都应推动读者接近最终的研究问题。</w:t>
-      </w:r>
-    </w:p>
-    <w:p>
-      <w:pPr>
-        <w:pStyle w:val="Heading2"/>
-      </w:pPr>
-      <w:r>
-        <w:t>36.6 从宽到窄的四段引言结构</w:t>
-      </w:r>
-    </w:p>
-    <w:p>
-      <w:pPr>
-        <w:jc w:val="both"/>
-      </w:pPr>
-      <w:r>
-        <w:t>第一段说明研究问题为什么重要，第二段介绍已经取得的关键进展，第三段解释尚未解决的限制，第四段提出本研究准备回答什么问题。</w:t>
-      </w:r>
-    </w:p>
-    <w:p>
-      <w:pPr>
-        <w:jc w:val="both"/>
-      </w:pPr>
-      <w:r>
-        <w:t>例如研究微生物组临床预测，可以先讲预测需求，再简要介绍已有模型，随后指出跨队列稳定性不足的证据，最后说明本研究如何在多个独立队列中进行验证。</w:t>
-      </w:r>
-    </w:p>
-    <w:p>
-      <w:pPr>
-        <w:jc w:val="both"/>
-      </w:pPr>
-      <w:r>
-        <w:t>若无法清楚地写出第三段，往往说明研究空白还不够明确，需要返回文献分析。</w:t>
-      </w:r>
-    </w:p>
-    <w:p>
-      <w:pPr>
-        <w:pStyle w:val="Heading2"/>
-      </w:pPr>
-      <w:r>
-        <w:t>36.7 引用文献的原则</w:t>
-      </w:r>
-    </w:p>
-    <w:p>
-      <w:pPr>
-        <w:jc w:val="both"/>
-      </w:pPr>
-      <w:r>
-        <w:t>重要背景事实应直接得到可靠文献支持，尤其是有关疾病负担、已有方法性能和领域争议的具体判断。尽量阅读原始来源，不把其他综述的结论不加核验地转引。</w:t>
-      </w:r>
-    </w:p>
-    <w:p>
-      <w:pPr>
-        <w:jc w:val="both"/>
-      </w:pPr>
-      <w:r>
-        <w:t>引用数量不是越多越好。一个句子需要的，是最适合支撑该句的证据，而不是整页参考文献编号。</w:t>
-      </w:r>
-    </w:p>
-    <w:p>
-      <w:pPr>
-        <w:pStyle w:val="Heading2"/>
-      </w:pPr>
-      <w:r>
-        <w:t>36.8 学术英语如何减少空泛和AI式语言</w:t>
-      </w:r>
-    </w:p>
-    <w:p>
-      <w:pPr>
-        <w:jc w:val="both"/>
-      </w:pPr>
-      <w:r>
-        <w:t>英文写作可以追求准确、清楚和连贯，不需要刻意堆砌复杂形容词。像“remarkably transformative and unprecedented paradigm”这类表达如果没有具体证据支持，往往降低文章可信度。</w:t>
-      </w:r>
-    </w:p>
-    <w:p>
-      <w:pPr>
-        <w:jc w:val="both"/>
-      </w:pPr>
-      <w:r>
-        <w:t>可以优先使用研究问题和证据组织句子，例如“However, independent validation across institutions remains limited.” 简洁往往比过度修饰更有学术力量。</w:t>
-      </w:r>
-    </w:p>
-    <w:p>
-      <w:pPr>
-        <w:pStyle w:val="Heading2"/>
-      </w:pPr>
-      <w:r>
-        <w:t>36.9 本章实践：三个标题、一个摘要、四段引言</w:t>
-      </w:r>
-    </w:p>
-    <w:p>
-      <w:pPr>
-        <w:jc w:val="both"/>
-      </w:pPr>
-      <w:r>
-        <w:t>为同一项已完成研究写三个不同侧重点的标题，选择最准确的一版。再写250字左右中文摘要或符合目标期刊规定的英文摘要，报告实际数值和研究限制。</w:t>
-      </w:r>
-    </w:p>
-    <w:p>
-      <w:pPr>
-        <w:jc w:val="both"/>
-      </w:pPr>
-      <w:r>
-        <w:t>最后为引言写四段提纲，每段标注需要的直接证据文献。完成后检查：摘要中提到的主要发现，是否确实出现在Results中？</w:t>
-      </w:r>
-    </w:p>
-    <w:p>
-      <w:pPr>
-        <w:pStyle w:val="Heading2"/>
-      </w:pPr>
-      <w:r>
-        <w:t>36.10 一个完整摘要写作示例：如何避免把结果包装成结论</w:t>
-      </w:r>
-    </w:p>
-    <w:p>
-      <w:pPr>
-        <w:jc w:val="both"/>
-      </w:pPr>
-      <w:r>
-        <w:t>下面假设有一个完全虚构的多中心预测模型教学项目。研究团队使用180名受试者的数据训练模型，在两个独立来源的验证队列中分别有160名和210名受试者。内部验证的AUC为0.86，两个外部数据集的AUC分别为0.67和0.70。这些数值仅为教学模拟，不代表真实研究，也不能用于临床判断。</w:t>
-      </w:r>
-    </w:p>
-    <w:p>
-      <w:pPr>
-        <w:jc w:val="both"/>
-      </w:pPr>
-      <w:r>
-        <w:t>第一版摘要可能写成：</w:t>
+        <w:t>近年来，人工智能取得了前所未有的发展。我们整合先进的多组学技术与深度学习，创建革命性的疾病预测框架，显示出卓越的诊断性能，为精准医疗提供了全新范式。</w:t>
+      </w:r>
+    </w:p>
+    <w:p>
+      <w:pPr>
+        <w:jc w:val="both"/>
+      </w:pPr>
+      <w:r>
+        <w:t>它的问题不是语法，而是没有清楚说明研究对象、样本结构、验证结果及边界。更重要的是，它只突出“卓越”，却隐藏了两个外部队列中性能较低的事实。</w:t>
+      </w:r>
+    </w:p>
+    <w:p>
+      <w:pPr>
+        <w:jc w:val="both"/>
+      </w:pPr>
+      <w:r>
+        <w:t>一种较好的教学写法可以是：</w:t>
       </w:r>
     </w:p>
     <w:p>
@@ -23538,30 +23279,6 @@
         <w:pStyle w:val="Quote"/>
       </w:pPr>
       <w:r>
-        <w:t>近年来，人工智能取得了前所未有的发展。我们整合先进的多组学技术与深度学习，创建革命性的疾病预测框架，显示出卓越的诊断性能，为精准医疗提供了全新范式。</w:t>
-      </w:r>
-    </w:p>
-    <w:p>
-      <w:pPr>
-        <w:jc w:val="both"/>
-      </w:pPr>
-      <w:r>
-        <w:t>它的问题不是语法，而是没有清楚说明研究对象、样本结构、验证结果及边界。更重要的是，它只突出“卓越”，却隐藏了两个外部队列中性能较低的事实。</w:t>
-      </w:r>
-    </w:p>
-    <w:p>
-      <w:pPr>
-        <w:jc w:val="both"/>
-      </w:pPr>
-      <w:r>
-        <w:t>一种较好的教学写法可以是：</w:t>
-      </w:r>
-    </w:p>
-    <w:p>
-      <w:pPr>
-        <w:pStyle w:val="Quote"/>
-      </w:pPr>
-      <w:r>
         <w:t>背景： 疾病预测模型在开发数据中可能表现较好，但跨数据来源的泛化能力仍需验证。 方法： 本教学模拟使用180个样本进行模型开发，并在两个独立模拟队列（分别为160和210个样本）中评价判别性能。 结果： 内部评价的AUC为0.86，两个外部模拟队列分别为0.67和0.70。 结论： 在这一模拟情境中，内部性能高于外部性能，提示需要关注数据来源变化对模型表现的影响；这种教学设定不提供任何真实医学证据。</w:t>
       </w:r>
     </w:p>
@@ -23738,7 +23455,7 @@
         <w:pStyle w:val="Heading2"/>
       </w:pPr>
       <w:r>
-        <w:t>本章综合实训：摘要是否忠实于全文</w:t>
+        <w:t>综合练习：摘要是否忠实于全文</w:t>
       </w:r>
     </w:p>
     <w:p>
@@ -23826,14 +23543,6 @@
     </w:p>
     <w:p>
       <w:pPr>
-        <w:pStyle w:val="Quote"/>
-      </w:pPr>
-      <w:r>
-        <w:t>Methods是研究结果的说明书。它的目标不是把方法名称写得复杂，而是使具备必要条件的研究者能够理解并检查研究究竟怎样实施。</w:t>
-      </w:r>
-    </w:p>
-    <w:p>
-      <w:pPr>
         <w:pStyle w:val="Heading2"/>
       </w:pPr>
       <w:r>
@@ -24321,7 +24030,7 @@
         <w:pStyle w:val="Heading2"/>
       </w:pPr>
       <w:r>
-        <w:t>本章综合实训：Methods与脚本反向核验</w:t>
+        <w:t>综合练习：Methods与脚本反向核验</w:t>
       </w:r>
     </w:p>
     <w:p>
@@ -24409,14 +24118,6 @@
     </w:p>
     <w:p>
       <w:pPr>
-        <w:pStyle w:val="Quote"/>
-      </w:pPr>
-      <w:r>
-        <w:t>Results的任务是让读者看见研究实际发现了什么，而不是提前宣告未经验证的机制或应用价值。</w:t>
-      </w:r>
-    </w:p>
-    <w:p>
-      <w:pPr>
         <w:pStyle w:val="Heading2"/>
       </w:pPr>
       <w:r>
@@ -24836,7 +24537,7 @@
         <w:pStyle w:val="Heading2"/>
       </w:pPr>
       <w:r>
-        <w:t>本章综合实训：Results不能只写星号</w:t>
+        <w:t>综合练习：Results不能只写星号</w:t>
       </w:r>
     </w:p>
     <w:p>
@@ -24924,14 +24625,6 @@
     </w:p>
     <w:p>
       <w:pPr>
-        <w:pStyle w:val="Quote"/>
-      </w:pPr>
-      <w:r>
-        <w:t>本章目标：掌握Discussion与Results的分工，能够把新结果放回既有知识中进行评价，解释研究的贡献和边界，并通过结构化审查完成论文的科学与语言修订。</w:t>
-      </w:r>
-    </w:p>
-    <w:p>
-      <w:pPr>
         <w:pStyle w:val="Heading2"/>
       </w:pPr>
       <w:r>
@@ -25239,14 +24932,6 @@
         <w:t>第四十章　怎样投稿、回应审稿与处理学术出版问题？</w:t>
       </w:r>
       <w:bookmarkEnd w:id="240"/>
-    </w:p>
-    <w:p>
-      <w:pPr>
-        <w:pStyle w:val="Quote"/>
-      </w:pPr>
-      <w:r>
-        <w:t>投稿不是寻找能接受文章的任何期刊，而是将研究送到真正适合其问题、证据与读者的学术交流渠道。审稿回应则是通过专业对话改进研究。</w:t>
-      </w:r>
     </w:p>
     <w:p>
       <w:pPr>
@@ -26167,7 +25852,7 @@
         <w:pStyle w:val="Heading2"/>
       </w:pPr>
       <w:r>
-        <w:t>本章综合实训：把大修变成可追溯修订</w:t>
+        <w:t>综合练习：把大修变成可追溯修订</w:t>
       </w:r>
     </w:p>
     <w:p>
@@ -26303,14 +25988,6 @@
     </w:p>
     <w:p>
       <w:pPr>
-        <w:pStyle w:val="Quote"/>
-      </w:pPr>
-      <w:r>
-        <w:t>本章目标：理解科研诚信如何落实到数据、图表、作者贡献、研究参与者权益和错误修订中，能够区分真实发现与不当选择性报告，并知道何时需要查阅正式机构规范。</w:t>
-      </w:r>
-    </w:p>
-    <w:p>
-      <w:pPr>
         <w:pStyle w:val="Heading2"/>
       </w:pPr>
       <w:r>
@@ -26648,7 +26325,7 @@
         <w:pStyle w:val="Heading2"/>
       </w:pPr>
       <w:r>
-        <w:t>本章综合实训：删除样本后才显著怎么办</w:t>
+        <w:t>综合练习：删除样本后才显著怎么办</w:t>
       </w:r>
     </w:p>
     <w:p>
@@ -26717,14 +26394,6 @@
         <w:t>第四十二章　怎样正确使用AI辅助科研？</w:t>
       </w:r>
       <w:bookmarkEnd w:id="242"/>
-    </w:p>
-    <w:p>
-      <w:pPr>
-        <w:pStyle w:val="Quote"/>
-      </w:pPr>
-      <w:r>
-        <w:t>人工智能可以提高阅读、编程、分析和写作效率，但它产生的内容需要核验。研究者不能把判断、数据保密与学术责任交给一个并不理解研究全部背景的工具。</w:t>
-      </w:r>
     </w:p>
     <w:p>
       <w:pPr>
@@ -27164,7 +26833,7 @@
         <w:pStyle w:val="Heading2"/>
       </w:pPr>
       <w:r>
-        <w:t>本章综合实训：AI生成代码的科学核验</w:t>
+        <w:t>综合练习：AI生成代码的科学核验</w:t>
       </w:r>
     </w:p>
     <w:p>
@@ -27276,14 +26945,6 @@
     </w:p>
     <w:p>
       <w:pPr>
-        <w:pStyle w:val="Quote"/>
-      </w:pPr>
-      <w:r>
-        <w:t>现代研究越来越依赖团队协作。尊重不同贡献、提前明确责任和保存准确记录，既有利于研究质量，也有助于维护长期可信的合作关系。</w:t>
-      </w:r>
-    </w:p>
-    <w:p>
-      <w:pPr>
         <w:pStyle w:val="Heading2"/>
       </w:pPr>
       <w:r>
@@ -27727,7 +27388,7 @@
         <w:pStyle w:val="Heading2"/>
       </w:pPr>
       <w:r>
-        <w:t>本章综合实训：五人项目怎样确认贡献</w:t>
+        <w:t>综合练习：五人项目怎样确认贡献</w:t>
       </w:r>
     </w:p>
     <w:p>
@@ -27815,14 +27476,6 @@
     </w:p>
     <w:p>
       <w:pPr>
-        <w:pStyle w:val="Quote"/>
-      </w:pPr>
-      <w:r>
-        <w:t>本章目标：能够针对不同听众和时间限制选择核心研究内容，制作可独立理解的科研图表，处理专业提问，并完成一次包含反馈与修订记录的模拟学术报告。</w:t>
-      </w:r>
-    </w:p>
-    <w:p>
-      <w:pPr>
         <w:pStyle w:val="Heading2"/>
       </w:pPr>
       <w:r>
@@ -28146,14 +27799,6 @@
         <w:t>第四十五章　如何管理科研项目与申请研究经费？</w:t>
       </w:r>
       <w:bookmarkEnd w:id="245"/>
-    </w:p>
-    <w:p>
-      <w:pPr>
-        <w:pStyle w:val="Quote"/>
-      </w:pPr>
-      <w:r>
-        <w:t>科研项目管理关注目标、资源、时间、责任和风险。基金申请则要求研究者把值得研究的问题转化为具有科学依据与现实可行性的方案。</w:t>
-      </w:r>
     </w:p>
     <w:p>
       <w:pPr>
@@ -28796,7 +28441,7 @@
         <w:pStyle w:val="Heading2"/>
       </w:pPr>
       <w:r>
-        <w:t>本章综合实训：基金申请如何证明可行</w:t>
+        <w:t>综合练习：基金申请如何证明可行</w:t>
       </w:r>
     </w:p>
     <w:p>
@@ -28929,14 +28574,6 @@
         <w:t>第四十六章　硕士和博士阶段的关键里程碑</w:t>
       </w:r>
       <w:bookmarkEnd w:id="246"/>
-    </w:p>
-    <w:p>
-      <w:pPr>
-        <w:pStyle w:val="Quote"/>
-      </w:pPr>
-      <w:r>
-        <w:t>研究生培养不是一场只看论文数量的竞赛。明确课程、开题、研究训练、阶段考核和学位论文的真实要求，才能建立稳健的毕业计划。</w:t>
-      </w:r>
     </w:p>
     <w:p>
       <w:pPr>
@@ -29645,7 +29282,7 @@
         <w:pStyle w:val="Heading2"/>
       </w:pPr>
       <w:r>
-        <w:t>本章综合实训：毕业前一年从哪里开始</w:t>
+        <w:t>综合练习：毕业前一年从哪里开始</w:t>
       </w:r>
     </w:p>
     <w:p>
@@ -29733,14 +29370,6 @@
     </w:p>
     <w:p>
       <w:pPr>
-        <w:pStyle w:val="Quote"/>
-      </w:pPr>
-      <w:r>
-        <w:t>本章目标：理解学位论文与期刊论文的不同任务，将分散研究组织为统一的学术问题，完成章节设计、证据核验、总体讨论和提交前审查。</w:t>
-      </w:r>
-    </w:p>
-    <w:p>
-      <w:pPr>
         <w:pStyle w:val="Heading2"/>
       </w:pPr>
       <w:r>
@@ -30054,7 +29683,7 @@
         <w:pStyle w:val="Heading2"/>
       </w:pPr>
       <w:r>
-        <w:t>本章综合实训：多项目整合为学位论文</w:t>
+        <w:t>综合练习：多项目整合为学位论文</w:t>
       </w:r>
     </w:p>
     <w:p>
@@ -30126,14 +29755,6 @@
     </w:p>
     <w:p>
       <w:pPr>
-        <w:pStyle w:val="Quote"/>
-      </w:pPr>
-      <w:r>
-        <w:t>学位答辩不是把论文内容全部背诵出来，而是清楚展示研究问题、证据、贡献和局限，并能够对专业提问作出有依据的回应。</w:t>
-      </w:r>
-    </w:p>
-    <w:p>
-      <w:pPr>
         <w:pStyle w:val="Heading2"/>
       </w:pPr>
       <w:r>
@@ -30625,7 +30246,7 @@
         <w:pStyle w:val="Heading2"/>
       </w:pPr>
       <w:r>
-        <w:t>本章综合实训：答辩中的三类质疑</w:t>
+        <w:t>综合练习：答辩中的三类质疑</w:t>
       </w:r>
     </w:p>
     <w:p>
@@ -30713,14 +30334,6 @@
     </w:p>
     <w:p>
       <w:pPr>
-        <w:pStyle w:val="Quote"/>
-      </w:pPr>
-      <w:r>
-        <w:t>本章目标：理解研究生训练可以服务哪些不同职业，学会用真实工作和作品展示能力，区分学术简历与岗位简历，并为未来六个月制定可核验的职业探索计划。</w:t>
-      </w:r>
-    </w:p>
-    <w:p>
-      <w:pPr>
         <w:pStyle w:val="Heading2"/>
       </w:pPr>
       <w:r>
@@ -31007,14 +30620,6 @@
     </w:p>
     <w:p>
       <w:pPr>
-        <w:pStyle w:val="Quote"/>
-      </w:pPr>
-      <w:r>
-        <w:t>学位会有完成的一天，学习和求证却不会停止。一个成熟研究者的重要特征，不是永远正确，而是能够独立思考、公开面对证据并持续修正自己的认识。</w:t>
-      </w:r>
-    </w:p>
-    <w:p>
-      <w:pPr>
         <w:pStyle w:val="Heading2"/>
       </w:pPr>
       <w:r>
@@ -31426,7 +31031,7 @@
         <w:pStyle w:val="Heading2"/>
       </w:pPr>
       <w:r>
-        <w:t>本章综合实训：给五年后的自己一个可检验的目标</w:t>
+        <w:t>综合练习：给五年后的自己一个可检验的目标</w:t>
       </w:r>
     </w:p>
     <w:p>

--- a/graduate-research-handbook/downloads/complete-book.docx
+++ b/graduate-research-handbook/downloads/complete-book.docx
@@ -31158,15 +31158,15 @@
         <w:jc w:val="both"/>
       </w:pPr>
       <w:r>
-        <w:t>从实际问题或证据冲突出发，写出研究对象、现有认识与最重要的不确定性。不要把使用某个先进工具本身当作研究贡献。 研究者应同时讨论当前方案能够支持哪些推断，以及哪些结果仍需额外证据。对于首次参与研究的学生，可以先在公开教学材料上练习流程，再逐步承担具有实际安全和伦理要求的工作。</w:t>
-      </w:r>
-    </w:p>
-    <w:p>
-      <w:pPr>
-        <w:jc w:val="both"/>
-      </w:pPr>
-      <w:r>
-        <w:t>**本阶段交付：**一页研究问题卡；两至五项直接文献；仍需查证的事实清单。 合作时标注负责人、核查日期和必要的正式来源。不能以研究成果的外观代替内容审查。</w:t>
+        <w:t>从实际问题或证据冲突出发，写出研究对象、现有认识与最重要的不确定性。不要把使用某个先进工具本身当作研究贡献。</w:t>
+      </w:r>
+    </w:p>
+    <w:p>
+      <w:pPr>
+        <w:jc w:val="both"/>
+      </w:pPr>
+      <w:r>
+        <w:t>**本阶段交付：**一页研究问题卡；两至五项直接文献；仍需查证的事实清单。</w:t>
       </w:r>
     </w:p>
     <w:p>
@@ -31182,15 +31182,15 @@
         <w:jc w:val="both"/>
       </w:pPr>
       <w:r>
-        <w:t>拆分概念，选择学科适用的数据库；保存检索日期、完整表达式、筛选依据和来源版本。检查重要论文是否已经有更正或后续独立验证。 研究者应同时讨论当前方案能够支持哪些推断，以及哪些结果仍需额外证据。对于首次参与研究的学生，可以先在公开教学材料上练习流程，再逐步承担具有实际安全和伦理要求的工作。</w:t>
-      </w:r>
-    </w:p>
-    <w:p>
-      <w:pPr>
-        <w:jc w:val="both"/>
-      </w:pPr>
-      <w:r>
-        <w:t>**本阶段交付：**可重复的检索日志、文献证据矩阵与核心术语表。 合作时标注负责人、核查日期和必要的正式来源。不能以研究成果的外观代替内容审查。</w:t>
+        <w:t>拆分概念，选择学科适用的数据库；保存检索日期、完整表达式、筛选依据和来源版本。检查重要论文是否已经有更正或后续独立验证。</w:t>
+      </w:r>
+    </w:p>
+    <w:p>
+      <w:pPr>
+        <w:jc w:val="both"/>
+      </w:pPr>
+      <w:r>
+        <w:t>**本阶段交付：**可重复的检索日志、文献证据矩阵与核心术语表。</w:t>
       </w:r>
     </w:p>
     <w:p>
@@ -31206,15 +31206,15 @@
         <w:jc w:val="both"/>
       </w:pPr>
       <w:r>
-        <w:t>确定样本单位、对照或比较策略、主要测量、可能的偏倚与资源条件。需要伦理审批或数据许可的工作，在取得必要权限前不得正式开展。 研究者应同时讨论当前方案能够支持哪些推断，以及哪些结果仍需额外证据。对于首次参与研究的学生，可以先在公开教学材料上练习流程，再逐步承担具有实际安全和伦理要求的工作。</w:t>
-      </w:r>
-    </w:p>
-    <w:p>
-      <w:pPr>
-        <w:jc w:val="both"/>
-      </w:pPr>
-      <w:r>
-        <w:t>**本阶段交付：**研究设计书、变量字典、伦理与安全清单、风险备选计划。 合作时标注负责人、核查日期和必要的正式来源。不能以研究成果的外观代替内容审查。</w:t>
+        <w:t>确定样本单位、对照或比较策略、主要测量、可能的偏倚与资源条件。需要伦理审批或数据许可的工作，在取得必要权限前不得正式开展。</w:t>
+      </w:r>
+    </w:p>
+    <w:p>
+      <w:pPr>
+        <w:jc w:val="both"/>
+      </w:pPr>
+      <w:r>
+        <w:t>**本阶段交付：**研究设计书、变量字典、伦理与安全清单、风险备选计划。</w:t>
       </w:r>
     </w:p>
     <w:p>
@@ -31230,15 +31230,15 @@
         <w:jc w:val="both"/>
       </w:pPr>
       <w:r>
-        <w:t>用必要的预实验或公开教学数据确认关键测量和分析流程能否实现；记录不稳定因素，不以积极结果为唯一的可行性标准。 研究者应同时讨论当前方案能够支持哪些推断，以及哪些结果仍需额外证据。对于首次参与研究的学生，可以先在公开教学材料上练习流程，再逐步承担具有实际安全和伦理要求的工作。</w:t>
-      </w:r>
-    </w:p>
-    <w:p>
-      <w:pPr>
-        <w:jc w:val="both"/>
-      </w:pPr>
-      <w:r>
-        <w:t>**本阶段交付：**预实验记录、质控条件和正式实施前检查表。 合作时标注负责人、核查日期和必要的正式来源。不能以研究成果的外观代替内容审查。</w:t>
+        <w:t>用必要的预实验或公开教学数据确认关键测量和分析流程能否实现；记录不稳定因素，不以积极结果为唯一的可行性标准。</w:t>
+      </w:r>
+    </w:p>
+    <w:p>
+      <w:pPr>
+        <w:jc w:val="both"/>
+      </w:pPr>
+      <w:r>
+        <w:t>**本阶段交付：**预实验记录、质控条件和正式实施前检查表。</w:t>
       </w:r>
     </w:p>
     <w:p>
@@ -31254,15 +31254,15 @@
         <w:jc w:val="both"/>
       </w:pPr>
       <w:r>
-        <w:t>保留原始记录和操作时间线，清楚区分实验单位、技术重复、受试者与多次测量。重要偏离按规定记录，不因结果不符合预期而自行删除。 研究者应同时讨论当前方案能够支持哪些推断，以及哪些结果仍需额外证据。对于首次参与研究的学生，可以先在公开教学材料上练习流程，再逐步承担具有实际安全和伦理要求的工作。</w:t>
-      </w:r>
-    </w:p>
-    <w:p>
-      <w:pPr>
-        <w:jc w:val="both"/>
-      </w:pPr>
-      <w:r>
-        <w:t>**本阶段交付：**可追溯的原始资料、操作日志和样本流程图。 合作时标注负责人、核查日期和必要的正式来源。不能以研究成果的外观代替内容审查。</w:t>
+        <w:t>保留原始记录和操作时间线，清楚区分实验单位、技术重复、受试者与多次测量。重要偏离按规定记录，不因结果不符合预期而自行删除。</w:t>
+      </w:r>
+    </w:p>
+    <w:p>
+      <w:pPr>
+        <w:jc w:val="both"/>
+      </w:pPr>
+      <w:r>
+        <w:t>**本阶段交付：**可追溯的原始资料、操作日志和样本流程图。</w:t>
       </w:r>
     </w:p>
     <w:p>
@@ -31278,15 +31278,15 @@
         <w:jc w:val="both"/>
       </w:pPr>
       <w:r>
-        <w:t>依据研究问题选择分析方法，检查变量类型、缺失、批次和模型假设；训练、调参与独立评价之间保持合理分离。 研究者应同时讨论当前方案能够支持哪些推断，以及哪些结果仍需额外证据。对于首次参与研究的学生，可以先在公开教学材料上练习流程，再逐步承担具有实际安全和伦理要求的工作。</w:t>
-      </w:r>
-    </w:p>
-    <w:p>
-      <w:pPr>
-        <w:jc w:val="both"/>
-      </w:pPr>
-      <w:r>
-        <w:t>**本阶段交付：**完整脚本、统计分析计划、主要估计及质量报告。 合作时标注负责人、核查日期和必要的正式来源。不能以研究成果的外观代替内容审查。</w:t>
+        <w:t>依据研究问题选择分析方法，检查变量类型、缺失、批次和模型假设；训练、调参与独立评价之间保持合理分离。</w:t>
+      </w:r>
+    </w:p>
+    <w:p>
+      <w:pPr>
+        <w:jc w:val="both"/>
+      </w:pPr>
+      <w:r>
+        <w:t>**本阶段交付：**完整脚本、统计分析计划、主要估计及质量报告。</w:t>
       </w:r>
     </w:p>
     <w:p>
@@ -31302,15 +31302,15 @@
         <w:jc w:val="both"/>
       </w:pPr>
       <w:r>
-        <w:t>对预先明确的主要结果报告效应大小与不确定性，开展必要的敏感性检查，适当情况下使用真正独立的数据或定向实验。 研究者应同时讨论当前方案能够支持哪些推断，以及哪些结果仍需额外证据。对于首次参与研究的学生，可以先在公开教学材料上练习流程，再逐步承担具有实际安全和伦理要求的工作。</w:t>
-      </w:r>
-    </w:p>
-    <w:p>
-      <w:pPr>
-        <w:jc w:val="both"/>
-      </w:pPr>
-      <w:r>
-        <w:t>**本阶段交付：**证据—检查—局限对照表和验证记录。 合作时标注负责人、核查日期和必要的正式来源。不能以研究成果的外观代替内容审查。</w:t>
+        <w:t>对预先明确的主要结果报告效应大小与不确定性，开展必要的敏感性检查，适当情况下使用真正独立的数据或定向实验。</w:t>
+      </w:r>
+    </w:p>
+    <w:p>
+      <w:pPr>
+        <w:jc w:val="both"/>
+      </w:pPr>
+      <w:r>
+        <w:t>**本阶段交付：**证据—检查—局限对照表和验证记录。</w:t>
       </w:r>
     </w:p>
     <w:p>
@@ -31326,15 +31326,15 @@
         <w:jc w:val="both"/>
       </w:pPr>
       <w:r>
-        <w:t>将研究问题与直接证据一一对应，Methods忠实反映执行过程，Results报告主要观察，Discussion再讨论解释、意义和限制。 研究者应同时讨论当前方案能够支持哪些推断，以及哪些结果仍需额外证据。对于首次参与研究的学生，可以先在公开教学材料上练习流程，再逐步承担具有实际安全和伦理要求的工作。</w:t>
-      </w:r>
-    </w:p>
-    <w:p>
-      <w:pPr>
-        <w:jc w:val="both"/>
-      </w:pPr>
-      <w:r>
-        <w:t>**本阶段交付：**论文初稿、图表与图注、方法一致性核查表。 合作时标注负责人、核查日期和必要的正式来源。不能以研究成果的外观代替内容审查。</w:t>
+        <w:t>将研究问题与直接证据一一对应，Methods忠实反映执行过程，Results报告主要观察，Discussion再讨论解释、意义和限制。</w:t>
+      </w:r>
+    </w:p>
+    <w:p>
+      <w:pPr>
+        <w:jc w:val="both"/>
+      </w:pPr>
+      <w:r>
+        <w:t>**本阶段交付：**论文初稿、图表与图注、方法一致性核查表。</w:t>
       </w:r>
     </w:p>
     <w:p>
@@ -31350,15 +31350,15 @@
         <w:jc w:val="both"/>
       </w:pPr>
       <w:r>
-        <w:t>按研究主题和期刊规范选择投稿渠道，准确填写作者贡献和伦理声明；对审稿意见逐条回应，不声称已完成实际未执行的研究。 研究者应同时讨论当前方案能够支持哪些推断，以及哪些结果仍需额外证据。对于首次参与研究的学生，可以先在公开教学材料上练习流程，再逐步承担具有实际安全和伦理要求的工作。</w:t>
-      </w:r>
-    </w:p>
-    <w:p>
-      <w:pPr>
-        <w:jc w:val="both"/>
-      </w:pPr>
-      <w:r>
-        <w:t>**本阶段交付：**投稿材料、修订记录、可核查的审稿回复。 合作时标注负责人、核查日期和必要的正式来源。不能以研究成果的外观代替内容审查。</w:t>
+        <w:t>按研究主题和期刊规范选择投稿渠道，准确填写作者贡献和伦理声明；对审稿意见逐条回应，不声称已完成实际未执行的研究。</w:t>
+      </w:r>
+    </w:p>
+    <w:p>
+      <w:pPr>
+        <w:jc w:val="both"/>
+      </w:pPr>
+      <w:r>
+        <w:t>**本阶段交付：**投稿材料、修订记录、可核查的审稿回复。</w:t>
       </w:r>
     </w:p>
     <w:p>
@@ -31374,15 +31374,15 @@
         <w:jc w:val="both"/>
       </w:pPr>
       <w:r>
-        <w:t>依据正式培养要求组织学位论文，说明各研究章节如何共同回答总体问题；妥善保存资料、代码和必要记录。 研究者应同时讨论当前方案能够支持哪些推断，以及哪些结果仍需额外证据。对于首次参与研究的学生，可以先在公开教学材料上练习流程，再逐步承担具有实际安全和伦理要求的工作。</w:t>
-      </w:r>
-    </w:p>
-    <w:p>
-      <w:pPr>
-        <w:jc w:val="both"/>
-      </w:pPr>
-      <w:r>
-        <w:t>**本阶段交付：**学位论文、答辩材料、最终研究档案和职业作品集。 合作时标注负责人、核查日期和必要的正式来源。不能以研究成果的外观代替内容审查。</w:t>
+        <w:t>依据正式培养要求组织学位论文，说明各研究章节如何共同回答总体问题；妥善保存资料、代码和必要记录。</w:t>
+      </w:r>
+    </w:p>
+    <w:p>
+      <w:pPr>
+        <w:jc w:val="both"/>
+      </w:pPr>
+      <w:r>
+        <w:t>**本阶段交付：**学位论文、答辩材料、最终研究档案和职业作品集。</w:t>
       </w:r>
     </w:p>
     <w:p>

--- a/graduate-research-handbook/downloads/complete-book.docx
+++ b/graduate-research-handbook/downloads/complete-book.docx
@@ -25,7 +25,7 @@
       <w:r>
         <w:t>研究生学术入门手册</w:t>
         <w:br/>
-        <w:t>九编五十章 · 内容深化编辑版 V2.2</w:t>
+        <w:t>九编五十章 · 2026年10月修订版</w:t>
       </w:r>
     </w:p>
     <w:p>
